--- a/джава кино.docx
+++ b/джава кино.docx
@@ -1067,8 +1067,8 @@
         <w:gridCol w:w="1834"/>
         <w:gridCol w:w="2136"/>
         <w:gridCol w:w="853"/>
-        <w:gridCol w:w="3389"/>
-        <w:gridCol w:w="854"/>
+        <w:gridCol w:w="3388"/>
+        <w:gridCol w:w="855"/>
       </w:tblGrid>
       <w:tr>
         <w:trPr>
@@ -1158,7 +1158,7 @@
         </w:tc>
         <w:tc>
           <w:tcPr>
-            <w:tcW w:w="3389" w:type="dxa"/>
+            <w:tcW w:w="3388" w:type="dxa"/>
             <w:tcBorders>
               <w:top w:val="single" w:sz="6" w:space="0" w:color="000000"/>
               <w:bottom w:val="single" w:sz="6" w:space="0" w:color="000000"/>
@@ -1216,7 +1216,7 @@
         </w:tc>
         <w:tc>
           <w:tcPr>
-            <w:tcW w:w="854" w:type="dxa"/>
+            <w:tcW w:w="855" w:type="dxa"/>
             <w:tcBorders>
               <w:top w:val="single" w:sz="6" w:space="0" w:color="000000"/>
               <w:bottom w:val="single" w:sz="6" w:space="0" w:color="000000"/>
@@ -1325,7 +1325,7 @@
         </w:tc>
         <w:tc>
           <w:tcPr>
-            <w:tcW w:w="3389" w:type="dxa"/>
+            <w:tcW w:w="3388" w:type="dxa"/>
             <w:tcBorders>
               <w:top w:val="single" w:sz="6" w:space="0" w:color="000000"/>
             </w:tcBorders>
@@ -1354,7 +1354,7 @@
         </w:tc>
         <w:tc>
           <w:tcPr>
-            <w:tcW w:w="854" w:type="dxa"/>
+            <w:tcW w:w="855" w:type="dxa"/>
             <w:tcBorders>
               <w:top w:val="single" w:sz="6" w:space="0" w:color="000000"/>
             </w:tcBorders>
@@ -1449,251 +1449,6 @@
     <w:p>
       <w:pPr>
         <w:pStyle w:val="Title"/>
-        <w:rPr/>
-      </w:pPr>
-      <w:r>
-        <w:rPr/>
-      </w:r>
-    </w:p>
-    <w:p>
-      <w:pPr>
-        <w:pStyle w:val="BodyText"/>
-        <w:tabs>
-          <w:tab w:val="clear" w:pos="709"/>
-          <w:tab w:val="left" w:pos="2550" w:leader="none"/>
-          <w:tab w:val="left" w:pos="2834" w:leader="none"/>
-          <w:tab w:val="left" w:pos="4111" w:leader="none"/>
-          <w:tab w:val="left" w:pos="8789" w:leader="none"/>
-        </w:tabs>
-        <w:ind w:left="1134" w:right="1556"/>
-        <w:rPr/>
-      </w:pPr>
-      <w:r>
-        <w:rPr/>
-      </w:r>
-    </w:p>
-    <w:p>
-      <w:pPr>
-        <w:pStyle w:val="Normal"/>
-        <w:rPr>
-          <w:lang w:val="ru-RU"/>
-        </w:rPr>
-      </w:pPr>
-      <w:r>
-        <w:rPr>
-          <w:lang w:val="ru-RU"/>
-        </w:rPr>
-      </w:r>
-    </w:p>
-    <w:p>
-      <w:pPr>
-        <w:pStyle w:val="Normal"/>
-        <w:rPr>
-          <w:lang w:val="ru-RU"/>
-        </w:rPr>
-      </w:pPr>
-      <w:r>
-        <w:rPr>
-          <w:lang w:val="ru-RU"/>
-        </w:rPr>
-      </w:r>
-    </w:p>
-    <w:p>
-      <w:pPr>
-        <w:pStyle w:val="Normal"/>
-        <w:rPr>
-          <w:lang w:val="ru-RU"/>
-        </w:rPr>
-      </w:pPr>
-      <w:r>
-        <w:rPr>
-          <w:lang w:val="ru-RU"/>
-        </w:rPr>
-      </w:r>
-    </w:p>
-    <w:p>
-      <w:pPr>
-        <w:pStyle w:val="Normal"/>
-        <w:ind w:left="-7"/>
-        <w:rPr>
-          <w:lang w:val="ru-RU"/>
-        </w:rPr>
-      </w:pPr>
-      <w:r>
-        <w:rPr>
-          <w:lang w:val="ru-RU"/>
-        </w:rPr>
-      </w:r>
-    </w:p>
-    <w:p>
-      <w:pPr>
-        <w:pStyle w:val="Normal"/>
-        <w:spacing w:before="0" w:after="188"/>
-        <w:ind w:left="-7"/>
-        <w:rPr>
-          <w:lang w:val="ru-RU"/>
-        </w:rPr>
-      </w:pPr>
-      <w:r>
-        <w:rPr>
-          <w:lang w:val="ru-RU"/>
-        </w:rPr>
-      </w:r>
-    </w:p>
-    <w:p>
-      <w:pPr>
-        <w:pStyle w:val="Normal"/>
-        <w:rPr>
-          <w:sz w:val="36"/>
-          <w:lang w:val="ru-RU"/>
-        </w:rPr>
-      </w:pPr>
-      <w:r>
-        <w:rPr>
-          <w:sz w:val="36"/>
-          <w:lang w:val="ru-RU"/>
-        </w:rPr>
-      </w:r>
-    </w:p>
-    <w:p>
-      <w:pPr>
-        <w:pStyle w:val="Normal"/>
-        <w:rPr>
-          <w:sz w:val="36"/>
-          <w:lang w:val="ru-RU"/>
-        </w:rPr>
-      </w:pPr>
-      <w:r>
-        <w:rPr>
-          <w:sz w:val="36"/>
-          <w:lang w:val="ru-RU"/>
-        </w:rPr>
-      </w:r>
-    </w:p>
-    <w:p>
-      <w:pPr>
-        <w:pStyle w:val="Normal"/>
-        <w:rPr>
-          <w:sz w:val="36"/>
-          <w:lang w:val="ru-RU"/>
-        </w:rPr>
-      </w:pPr>
-      <w:r>
-        <w:rPr>
-          <w:sz w:val="36"/>
-          <w:lang w:val="ru-RU"/>
-        </w:rPr>
-      </w:r>
-    </w:p>
-    <w:p>
-      <w:pPr>
-        <w:pStyle w:val="Normal"/>
-        <w:rPr>
-          <w:sz w:val="36"/>
-          <w:lang w:val="ru-RU"/>
-        </w:rPr>
-      </w:pPr>
-      <w:r>
-        <w:rPr>
-          <w:sz w:val="36"/>
-          <w:lang w:val="ru-RU"/>
-        </w:rPr>
-      </w:r>
-    </w:p>
-    <w:p>
-      <w:pPr>
-        <w:pStyle w:val="Normal"/>
-        <w:rPr>
-          <w:sz w:val="36"/>
-          <w:lang w:val="ru-RU"/>
-        </w:rPr>
-      </w:pPr>
-      <w:r>
-        <w:rPr>
-          <w:sz w:val="36"/>
-          <w:lang w:val="ru-RU"/>
-        </w:rPr>
-      </w:r>
-    </w:p>
-    <w:p>
-      <w:pPr>
-        <w:pStyle w:val="Normal"/>
-        <w:rPr>
-          <w:sz w:val="36"/>
-          <w:lang w:val="ru-RU"/>
-        </w:rPr>
-      </w:pPr>
-      <w:r>
-        <w:rPr>
-          <w:sz w:val="36"/>
-          <w:lang w:val="ru-RU"/>
-        </w:rPr>
-      </w:r>
-    </w:p>
-    <w:p>
-      <w:pPr>
-        <w:pStyle w:val="Normal"/>
-        <w:rPr>
-          <w:sz w:val="36"/>
-          <w:lang w:val="ru-RU"/>
-        </w:rPr>
-      </w:pPr>
-      <w:r>
-        <w:rPr>
-          <w:sz w:val="36"/>
-          <w:lang w:val="ru-RU"/>
-        </w:rPr>
-      </w:r>
-    </w:p>
-    <w:p>
-      <w:pPr>
-        <w:pStyle w:val="Normal"/>
-        <w:rPr>
-          <w:sz w:val="36"/>
-          <w:lang w:val="ru-RU"/>
-        </w:rPr>
-      </w:pPr>
-      <w:r>
-        <w:rPr>
-          <w:sz w:val="36"/>
-          <w:lang w:val="ru-RU"/>
-        </w:rPr>
-      </w:r>
-    </w:p>
-    <w:p>
-      <w:pPr>
-        <w:pStyle w:val="Normal"/>
-        <w:rPr>
-          <w:sz w:val="36"/>
-          <w:lang w:val="ru-RU"/>
-        </w:rPr>
-      </w:pPr>
-      <w:r>
-        <w:rPr>
-          <w:sz w:val="36"/>
-          <w:lang w:val="ru-RU"/>
-        </w:rPr>
-      </w:r>
-    </w:p>
-    <w:p>
-      <w:pPr>
-        <w:pStyle w:val="Normal"/>
-        <w:rPr>
-          <w:sz w:val="36"/>
-          <w:lang w:val="ru-RU"/>
-        </w:rPr>
-      </w:pPr>
-      <w:r>
-        <w:rPr>
-          <w:sz w:val="36"/>
-          <w:lang w:val="ru-RU"/>
-        </w:rPr>
-      </w:r>
-    </w:p>
-    <w:p>
-      <w:pPr>
-        <w:pStyle w:val="Normal"/>
-        <w:jc w:val="left"/>
         <w:rPr>
           <w:sz w:val="36"/>
           <w:lang w:val="ru-RU"/>
@@ -1830,111 +1585,6 @@
       <w:r>
         <w:rPr/>
         <w:t>Корректность работы ключевых модулей подтверждена модульными тестами (JUnit 5 + Mockito + AssertJ). Разработанный сервис представляет собой готовый инструмент для организации локального медиа-каталога и может быть использован в образовательных и домашних сценариях.</w:t>
-      </w:r>
-    </w:p>
-    <w:p>
-      <w:pPr>
-        <w:pStyle w:val="Normal"/>
-        <w:spacing w:lineRule="auto" w:line="360"/>
-        <w:ind w:firstLine="851" w:left="284" w:right="170"/>
-        <w:rPr>
-          <w:b/>
-          <w:sz w:val="32"/>
-          <w:szCs w:val="32"/>
-          <w:lang w:val="ru-RU"/>
-        </w:rPr>
-      </w:pPr>
-      <w:r>
-        <w:rPr>
-          <w:b/>
-          <w:sz w:val="32"/>
-          <w:szCs w:val="32"/>
-          <w:lang w:val="ru-RU"/>
-        </w:rPr>
-      </w:r>
-    </w:p>
-    <w:p>
-      <w:pPr>
-        <w:pStyle w:val="Normal"/>
-        <w:spacing w:lineRule="auto" w:line="360"/>
-        <w:ind w:firstLine="851" w:left="284" w:right="170"/>
-        <w:rPr>
-          <w:b/>
-          <w:sz w:val="32"/>
-          <w:szCs w:val="32"/>
-          <w:lang w:val="ru-RU"/>
-        </w:rPr>
-      </w:pPr>
-      <w:r>
-        <w:rPr>
-          <w:b/>
-          <w:sz w:val="32"/>
-          <w:szCs w:val="32"/>
-          <w:lang w:val="ru-RU"/>
-        </w:rPr>
-      </w:r>
-    </w:p>
-    <w:p>
-      <w:pPr>
-        <w:pStyle w:val="Normal"/>
-        <w:spacing w:lineRule="auto" w:line="360"/>
-        <w:ind w:firstLine="851" w:left="284" w:right="170"/>
-        <w:rPr>
-          <w:b/>
-          <w:sz w:val="32"/>
-          <w:szCs w:val="32"/>
-          <w:lang w:val="ru-RU"/>
-        </w:rPr>
-      </w:pPr>
-      <w:r>
-        <w:rPr>
-          <w:b/>
-          <w:sz w:val="32"/>
-          <w:szCs w:val="32"/>
-          <w:lang w:val="ru-RU"/>
-        </w:rPr>
-      </w:r>
-    </w:p>
-    <w:p>
-      <w:pPr>
-        <w:pStyle w:val="Normal"/>
-        <w:spacing w:lineRule="auto" w:line="360"/>
-        <w:ind w:firstLine="851" w:left="284" w:right="170"/>
-        <w:rPr>
-          <w:b/>
-          <w:sz w:val="32"/>
-          <w:szCs w:val="32"/>
-          <w:lang w:val="ru-RU"/>
-        </w:rPr>
-      </w:pPr>
-      <w:r>
-        <w:rPr>
-          <w:b/>
-          <w:sz w:val="32"/>
-          <w:szCs w:val="32"/>
-          <w:lang w:val="ru-RU"/>
-        </w:rPr>
-      </w:r>
-    </w:p>
-    <w:p>
-      <w:pPr>
-        <w:pStyle w:val="Normal"/>
-        <w:spacing w:lineRule="auto" w:line="360"/>
-        <w:ind w:firstLine="851" w:left="284" w:right="170"/>
-        <w:rPr>
-          <w:b/>
-          <w:sz w:val="32"/>
-          <w:szCs w:val="32"/>
-          <w:lang w:val="ru-RU"/>
-        </w:rPr>
-      </w:pPr>
-      <w:r>
-        <w:rPr>
-          <w:b/>
-          <w:sz w:val="32"/>
-          <w:szCs w:val="32"/>
-          <w:lang w:val="ru-RU"/>
-        </w:rPr>
       </w:r>
     </w:p>
     <w:p>
@@ -2016,26 +1666,29 @@
           <w:docGrid w:type="default" w:linePitch="381" w:charSpace="0"/>
         </w:sectPr>
         <w:pStyle w:val="Normal"/>
-        <w:spacing w:lineRule="auto" w:line="360" w:before="0" w:after="907"/>
-        <w:ind w:right="170"/>
-        <w:rPr>
-          <w:szCs w:val="28"/>
+        <w:spacing w:lineRule="auto" w:line="360"/>
+        <w:ind w:firstLine="851" w:left="284" w:right="170"/>
+        <w:rPr>
+          <w:b/>
+          <w:sz w:val="32"/>
+          <w:szCs w:val="32"/>
           <w:lang w:val="ru-RU"/>
         </w:rPr>
       </w:pPr>
       <w:r>
         <w:rPr>
-          <w:szCs w:val="28"/>
+          <w:b/>
+          <w:sz w:val="32"/>
+          <w:szCs w:val="32"/>
           <w:lang w:val="ru-RU"/>
         </w:rPr>
-        <w:t xml:space="preserve"> </w:t>
       </w:r>
     </w:p>
     <w:p>
       <w:pPr>
         <w:pStyle w:val="Normal"/>
         <w:spacing w:lineRule="auto" w:line="360"/>
-        <w:ind w:right="170"/>
+        <w:ind w:right="0"/>
         <w:rPr>
           <w:b/>
           <w:sz w:val="32"/>
@@ -3113,10 +2766,9 @@
     <w:p>
       <w:pPr>
         <w:pStyle w:val="Subtitle"/>
-        <w:spacing w:before="0" w:after="960"/>
-        <w:rPr>
-          <w:b w:val="false"/>
-        </w:rPr>
+        <w:spacing w:before="0" w:after="567"/>
+        <w:ind w:hanging="0" w:left="0" w:right="0"/>
+        <w:rPr/>
       </w:pPr>
       <w:bookmarkStart w:id="3" w:name="ведать"/>
       <w:r>
@@ -3247,7 +2899,7 @@
           <w:ilvl w:val="0"/>
           <w:numId w:val="2"/>
         </w:numPr>
-        <w:spacing w:before="0" w:after="0"/>
+        <w:spacing w:before="0" w:after="567"/>
         <w:ind w:hanging="0" w:left="992" w:right="170"/>
         <w:contextualSpacing/>
         <w:rPr/>
@@ -3268,7 +2920,7 @@
           <w:ilvl w:val="1"/>
           <w:numId w:val="2"/>
         </w:numPr>
-        <w:spacing w:before="0" w:after="960"/>
+        <w:spacing w:before="0" w:after="567"/>
         <w:ind w:firstLine="709" w:left="284" w:right="170"/>
         <w:contextualSpacing/>
         <w:rPr/>
@@ -4304,17 +3956,6 @@
         </w:tc>
       </w:tr>
     </w:tbl>
-    <w:p>
-      <w:pPr>
-        <w:pStyle w:val="12341"/>
-        <w:spacing w:lineRule="auto" w:line="240"/>
-        <w:ind w:hanging="0" w:left="0" w:right="0"/>
-        <w:rPr/>
-      </w:pPr>
-      <w:r>
-        <w:rPr/>
-      </w:r>
-    </w:p>
     <w:p>
       <w:pPr>
         <w:pStyle w:val="12341"/>
@@ -5523,26 +5164,14 @@
     </w:tbl>
     <w:p>
       <w:pPr>
-        <w:pStyle w:val="Normal"/>
-        <w:jc w:val="both"/>
-        <w:rPr>
-          <w:lang w:val="ru-RU"/>
-        </w:rPr>
-      </w:pPr>
-      <w:r>
-        <w:rPr>
-          <w:lang w:val="ru-RU"/>
-        </w:rPr>
-      </w:r>
-    </w:p>
-    <w:p>
-      <w:pPr>
         <w:pStyle w:val="Caption"/>
         <w:numPr>
           <w:ilvl w:val="1"/>
           <w:numId w:val="2"/>
         </w:numPr>
+        <w:spacing w:before="567" w:after="567"/>
         <w:ind w:firstLine="709" w:left="284" w:right="170"/>
+        <w:contextualSpacing/>
         <w:rPr/>
       </w:pPr>
       <w:r>
@@ -5738,7 +5367,7 @@
       </w:pPr>
       <w:r>
         <w:drawing>
-          <wp:anchor behindDoc="0" distT="0" distB="0" distL="0" distR="0" simplePos="0" locked="0" layoutInCell="0" allowOverlap="1" relativeHeight="279">
+          <wp:anchor behindDoc="0" distT="0" distB="0" distL="0" distR="0" simplePos="0" locked="0" layoutInCell="0" allowOverlap="1" relativeHeight="4">
             <wp:simplePos x="0" y="0"/>
             <wp:positionH relativeFrom="column">
               <wp:align>center</wp:align>
@@ -5904,7 +5533,7 @@
           <w:ilvl w:val="1"/>
           <w:numId w:val="2"/>
         </w:numPr>
-        <w:spacing w:before="958" w:after="958"/>
+        <w:spacing w:before="567" w:after="567"/>
         <w:ind w:firstLine="709" w:left="284" w:right="170"/>
         <w:contextualSpacing/>
         <w:rPr/>
@@ -6168,7 +5797,9 @@
           <w:ilvl w:val="1"/>
           <w:numId w:val="2"/>
         </w:numPr>
+        <w:spacing w:before="567" w:after="567"/>
         <w:ind w:firstLine="709" w:left="284" w:right="170"/>
+        <w:contextualSpacing/>
         <w:rPr/>
       </w:pPr>
       <w:bookmarkStart w:id="11" w:name="попуск14"/>
@@ -6414,9 +6045,9 @@
           <w:ilvl w:val="0"/>
           <w:numId w:val="2"/>
         </w:numPr>
-        <w:spacing w:before="0" w:after="0"/>
+        <w:spacing w:before="0" w:after="567"/>
         <w:ind w:hanging="0" w:left="992" w:right="170"/>
-        <w:contextualSpacing/>
+        <w:contextualSpacing w:val="false"/>
         <w:rPr/>
       </w:pPr>
       <w:bookmarkStart w:id="13" w:name="_Проектирование_программы"/>
@@ -6433,9 +6064,9 @@
           <w:ilvl w:val="1"/>
           <w:numId w:val="2"/>
         </w:numPr>
-        <w:spacing w:before="0" w:after="960"/>
+        <w:spacing w:before="0" w:after="567"/>
         <w:ind w:firstLine="709" w:left="284" w:right="170"/>
-        <w:contextualSpacing/>
+        <w:contextualSpacing w:val="false"/>
         <w:rPr/>
       </w:pPr>
       <w:bookmarkStart w:id="14" w:name="попуск21"/>
@@ -6744,7 +6375,7 @@
       </w:pPr>
       <w:r>
         <w:drawing>
-          <wp:anchor behindDoc="0" distT="0" distB="0" distL="0" distR="0" simplePos="0" locked="0" layoutInCell="0" allowOverlap="1" relativeHeight="280">
+          <wp:anchor behindDoc="0" distT="0" distB="0" distL="0" distR="0" simplePos="0" locked="0" layoutInCell="0" allowOverlap="1" relativeHeight="5">
             <wp:simplePos x="0" y="0"/>
             <wp:positionH relativeFrom="column">
               <wp:align>center</wp:align>
@@ -6811,7 +6442,9 @@
           <w:ilvl w:val="1"/>
           <w:numId w:val="2"/>
         </w:numPr>
+        <w:spacing w:before="567" w:after="567"/>
         <w:ind w:firstLine="709" w:left="284" w:right="170"/>
+        <w:contextualSpacing/>
         <w:rPr/>
       </w:pPr>
       <w:bookmarkStart w:id="15" w:name="попуск22"/>
@@ -7160,7 +6793,7 @@
       <w:bookmarkEnd w:id="16"/>
       <w:r>
         <w:drawing>
-          <wp:anchor behindDoc="0" distT="0" distB="0" distL="0" distR="0" simplePos="0" locked="0" layoutInCell="0" allowOverlap="1" relativeHeight="281">
+          <wp:anchor behindDoc="0" distT="0" distB="0" distL="0" distR="0" simplePos="0" locked="0" layoutInCell="0" allowOverlap="1" relativeHeight="6">
             <wp:simplePos x="0" y="0"/>
             <wp:positionH relativeFrom="column">
               <wp:align>center</wp:align>
@@ -7254,9 +6887,9 @@
           <w:ilvl w:val="0"/>
           <w:numId w:val="2"/>
         </w:numPr>
-        <w:spacing w:before="0" w:after="0"/>
+        <w:spacing w:before="0" w:after="567"/>
         <w:ind w:hanging="0" w:left="992" w:right="170"/>
-        <w:contextualSpacing/>
+        <w:contextualSpacing w:val="false"/>
         <w:rPr/>
       </w:pPr>
       <w:bookmarkStart w:id="17" w:name="_Разработка_приложения"/>
@@ -7273,9 +6906,9 @@
           <w:ilvl w:val="1"/>
           <w:numId w:val="2"/>
         </w:numPr>
-        <w:spacing w:before="0" w:after="958"/>
+        <w:spacing w:before="567" w:after="567"/>
         <w:ind w:firstLine="709" w:left="284" w:right="170"/>
-        <w:contextualSpacing/>
+        <w:contextualSpacing w:val="false"/>
         <w:rPr/>
       </w:pPr>
       <w:bookmarkStart w:id="18" w:name="Выбор_и_обоснование_технологического_сте"/>
@@ -7374,7 +7007,9 @@
           <w:ilvl w:val="1"/>
           <w:numId w:val="2"/>
         </w:numPr>
+        <w:spacing w:before="567" w:after="567"/>
         <w:ind w:firstLine="709" w:left="284" w:right="170"/>
+        <w:contextualSpacing/>
         <w:rPr/>
       </w:pPr>
       <w:bookmarkStart w:id="20" w:name="_toc721"/>
@@ -8923,7 +8558,9 @@
           <w:ilvl w:val="1"/>
           <w:numId w:val="2"/>
         </w:numPr>
+        <w:spacing w:before="567" w:after="567"/>
         <w:ind w:firstLine="709" w:left="284" w:right="170"/>
+        <w:contextualSpacing/>
         <w:rPr/>
       </w:pPr>
       <w:bookmarkStart w:id="21" w:name="_toc770"/>
@@ -9494,7 +9131,9 @@
           <w:ilvl w:val="1"/>
           <w:numId w:val="2"/>
         </w:numPr>
+        <w:spacing w:before="567" w:after="567"/>
         <w:ind w:firstLine="709" w:left="284" w:right="170"/>
+        <w:contextualSpacing/>
         <w:rPr/>
       </w:pPr>
       <w:bookmarkStart w:id="22" w:name="_toc788"/>
@@ -10818,7 +10457,9 @@
           <w:ilvl w:val="1"/>
           <w:numId w:val="2"/>
         </w:numPr>
+        <w:spacing w:before="567" w:after="567"/>
         <w:ind w:firstLine="709" w:left="284" w:right="170"/>
+        <w:contextualSpacing/>
         <w:rPr/>
       </w:pPr>
       <w:bookmarkStart w:id="23" w:name="_toc825"/>
@@ -10980,7 +10621,9 @@
           <w:ilvl w:val="1"/>
           <w:numId w:val="2"/>
         </w:numPr>
+        <w:spacing w:before="567" w:after="567"/>
         <w:ind w:firstLine="709" w:left="284" w:right="170"/>
+        <w:contextualSpacing/>
         <w:rPr/>
       </w:pPr>
       <w:bookmarkStart w:id="24" w:name="_toc834"/>
@@ -11834,7 +11477,7 @@
       <w:hyperlink w:anchor="рисунок9">
         <w:r>
           <w:rPr>
-            <w:rStyle w:val="ListLabel212"/>
+            <w:rStyle w:val="ListLabel203"/>
             <w:color w:val="auto"/>
             <w:sz w:val="28"/>
             <w:szCs w:val="32"/>
@@ -11951,7 +11594,9 @@
           <w:ilvl w:val="1"/>
           <w:numId w:val="2"/>
         </w:numPr>
+        <w:spacing w:before="567" w:after="567"/>
         <w:ind w:firstLine="709" w:left="284" w:right="170"/>
+        <w:contextualSpacing/>
         <w:rPr/>
       </w:pPr>
       <w:bookmarkStart w:id="25" w:name="попуск37"/>
@@ -12264,7 +11909,7 @@
           <w:ilvl w:val="0"/>
           <w:numId w:val="2"/>
         </w:numPr>
-        <w:spacing w:before="0" w:after="960"/>
+        <w:spacing w:before="0" w:after="567"/>
         <w:ind w:hanging="0" w:left="992" w:right="170"/>
         <w:contextualSpacing/>
         <w:rPr/>
@@ -12319,7 +11964,7 @@
           <w:ilvl w:val="0"/>
           <w:numId w:val="20"/>
         </w:numPr>
-        <w:ind w:firstLine="709" w:left="283"/>
+        <w:ind w:firstLine="709" w:left="283" w:right="170"/>
         <w:rPr/>
       </w:pPr>
       <w:r>
@@ -12336,7 +11981,7 @@
           <w:ilvl w:val="0"/>
           <w:numId w:val="20"/>
         </w:numPr>
-        <w:ind w:firstLine="709" w:left="283"/>
+        <w:ind w:firstLine="709" w:left="283" w:right="170"/>
         <w:rPr/>
       </w:pPr>
       <w:r>
@@ -12353,7 +11998,7 @@
           <w:ilvl w:val="0"/>
           <w:numId w:val="20"/>
         </w:numPr>
-        <w:ind w:firstLine="709" w:left="283"/>
+        <w:ind w:firstLine="709" w:left="283" w:right="170"/>
         <w:rPr/>
       </w:pPr>
       <w:r>
@@ -12366,7 +12011,7 @@
     <w:p>
       <w:pPr>
         <w:pStyle w:val="12341"/>
-        <w:ind w:firstLine="709" w:left="283"/>
+        <w:ind w:firstLine="709" w:left="283" w:right="170"/>
         <w:rPr/>
       </w:pPr>
       <w:r>
@@ -12379,26 +12024,14 @@
     <w:p>
       <w:pPr>
         <w:pStyle w:val="12341"/>
-        <w:ind w:firstLine="709" w:left="283"/>
+        <w:ind w:firstLine="709" w:left="283" w:right="170"/>
         <w:rPr/>
       </w:pPr>
       <w:r>
         <w:rPr>
           <w:color w:val="auto"/>
         </w:rPr>
-        <w:t>Таблица 3 — Инструм</w:t>
-      </w:r>
-      <w:r>
-        <w:rPr>
-          <w:color w:val="auto"/>
-        </w:rPr>
-        <w:t>е</w:t>
-      </w:r>
-      <w:r>
-        <w:rPr>
-          <w:color w:val="auto"/>
-        </w:rPr>
-        <w:t>нтарий автоматизированных тестов</w:t>
+        <w:t>Таблица 3 — Инструментарий автоматизированных тестов</w:t>
       </w:r>
     </w:p>
     <w:tbl>
@@ -12415,15 +12048,15 @@
         </w:tblCellMar>
       </w:tblPr>
       <w:tblGrid>
-        <w:gridCol w:w="2200"/>
+        <w:gridCol w:w="2198"/>
         <w:gridCol w:w="2217"/>
-        <w:gridCol w:w="5929"/>
+        <w:gridCol w:w="5931"/>
       </w:tblGrid>
       <w:tr>
         <w:trPr/>
         <w:tc>
           <w:tcPr>
-            <w:tcW w:w="2200" w:type="dxa"/>
+            <w:tcW w:w="2198" w:type="dxa"/>
             <w:tcBorders>
               <w:top w:val="single" w:sz="4" w:space="0" w:color="000000"/>
               <w:left w:val="single" w:sz="4" w:space="0" w:color="000000"/>
@@ -12463,7 +12096,7 @@
         </w:tc>
         <w:tc>
           <w:tcPr>
-            <w:tcW w:w="5929" w:type="dxa"/>
+            <w:tcW w:w="5931" w:type="dxa"/>
             <w:tcBorders>
               <w:top w:val="single" w:sz="4" w:space="0" w:color="000000"/>
               <w:left w:val="single" w:sz="4" w:space="0" w:color="000000"/>
@@ -12487,7 +12120,7 @@
         <w:trPr/>
         <w:tc>
           <w:tcPr>
-            <w:tcW w:w="2200" w:type="dxa"/>
+            <w:tcW w:w="2198" w:type="dxa"/>
             <w:tcBorders>
               <w:left w:val="single" w:sz="4" w:space="0" w:color="000000"/>
               <w:bottom w:val="single" w:sz="4" w:space="0" w:color="000000"/>
@@ -12525,7 +12158,7 @@
         </w:tc>
         <w:tc>
           <w:tcPr>
-            <w:tcW w:w="5929" w:type="dxa"/>
+            <w:tcW w:w="5931" w:type="dxa"/>
             <w:tcBorders>
               <w:left w:val="single" w:sz="4" w:space="0" w:color="000000"/>
               <w:bottom w:val="single" w:sz="4" w:space="0" w:color="000000"/>
@@ -12548,7 +12181,7 @@
         <w:trPr/>
         <w:tc>
           <w:tcPr>
-            <w:tcW w:w="2200" w:type="dxa"/>
+            <w:tcW w:w="2198" w:type="dxa"/>
             <w:tcBorders>
               <w:left w:val="single" w:sz="4" w:space="0" w:color="000000"/>
               <w:bottom w:val="single" w:sz="4" w:space="0" w:color="000000"/>
@@ -12586,7 +12219,7 @@
         </w:tc>
         <w:tc>
           <w:tcPr>
-            <w:tcW w:w="5929" w:type="dxa"/>
+            <w:tcW w:w="5931" w:type="dxa"/>
             <w:tcBorders>
               <w:left w:val="single" w:sz="4" w:space="0" w:color="000000"/>
               <w:bottom w:val="single" w:sz="4" w:space="0" w:color="000000"/>
@@ -12609,14 +12242,61 @@
     <w:p>
       <w:pPr>
         <w:pStyle w:val="12341"/>
-        <w:ind w:firstLine="709" w:left="283"/>
-        <w:rPr/>
-      </w:pPr>
-      <w:r>
+        <w:ind w:firstLine="709" w:left="283" w:right="170"/>
         <w:rPr>
           <w:color w:val="auto"/>
         </w:rPr>
-        <w:t>Т</w:t>
+      </w:pPr>
+      <w:r>
+        <w:rPr/>
+      </w:r>
+    </w:p>
+    <w:p>
+      <w:pPr>
+        <w:pStyle w:val="12341"/>
+        <w:ind w:firstLine="709" w:left="283" w:right="170"/>
+        <w:rPr>
+          <w:color w:val="auto"/>
+        </w:rPr>
+      </w:pPr>
+      <w:r>
+        <w:rPr/>
+      </w:r>
+    </w:p>
+    <w:p>
+      <w:pPr>
+        <w:pStyle w:val="12341"/>
+        <w:ind w:firstLine="709" w:left="283" w:right="170"/>
+        <w:rPr>
+          <w:color w:val="auto"/>
+        </w:rPr>
+      </w:pPr>
+      <w:r>
+        <w:rPr/>
+      </w:r>
+    </w:p>
+    <w:p>
+      <w:pPr>
+        <w:pStyle w:val="12341"/>
+        <w:ind w:firstLine="709" w:left="283" w:right="170"/>
+        <w:rPr>
+          <w:color w:val="auto"/>
+        </w:rPr>
+      </w:pPr>
+      <w:r>
+        <w:rPr/>
+      </w:r>
+    </w:p>
+    <w:p>
+      <w:pPr>
+        <w:pStyle w:val="12341"/>
+        <w:ind w:firstLine="709" w:left="283" w:right="170"/>
+        <w:rPr>
+          <w:color w:val="auto"/>
+        </w:rPr>
+      </w:pPr>
+      <w:r>
+        <w:rPr/>
       </w:r>
       <w:r>
         <w:br w:type="page"/>
@@ -12625,7 +12305,7 @@
     <w:p>
       <w:pPr>
         <w:pStyle w:val="Subtitle"/>
-        <w:spacing w:before="0" w:after="960"/>
+        <w:spacing w:before="0" w:after="567"/>
         <w:jc w:val="both"/>
         <w:rPr/>
       </w:pPr>
@@ -12691,7 +12371,7 @@
           <w:ilvl w:val="0"/>
           <w:numId w:val="21"/>
         </w:numPr>
-        <w:ind w:firstLine="709" w:left="283"/>
+        <w:ind w:firstLine="709" w:left="283" w:right="170"/>
         <w:rPr/>
       </w:pPr>
       <w:r>
@@ -12709,7 +12389,7 @@
           <w:ilvl w:val="0"/>
           <w:numId w:val="21"/>
         </w:numPr>
-        <w:ind w:firstLine="709" w:left="283"/>
+        <w:ind w:firstLine="709" w:left="283" w:right="170"/>
         <w:rPr/>
       </w:pPr>
       <w:r>
@@ -12727,7 +12407,7 @@
           <w:ilvl w:val="0"/>
           <w:numId w:val="21"/>
         </w:numPr>
-        <w:ind w:firstLine="709" w:left="283"/>
+        <w:ind w:firstLine="709" w:left="283" w:right="170"/>
         <w:rPr/>
       </w:pPr>
       <w:r>
@@ -12745,7 +12425,7 @@
           <w:ilvl w:val="0"/>
           <w:numId w:val="21"/>
         </w:numPr>
-        <w:ind w:firstLine="709" w:left="283"/>
+        <w:ind w:firstLine="709" w:left="283" w:right="170"/>
         <w:rPr/>
       </w:pPr>
       <w:r>
@@ -12763,7 +12443,7 @@
           <w:ilvl w:val="0"/>
           <w:numId w:val="21"/>
         </w:numPr>
-        <w:ind w:firstLine="709" w:left="283"/>
+        <w:ind w:firstLine="709" w:left="283" w:right="170"/>
         <w:rPr/>
       </w:pPr>
       <w:r>
@@ -12781,7 +12461,7 @@
           <w:ilvl w:val="0"/>
           <w:numId w:val="21"/>
         </w:numPr>
-        <w:ind w:firstLine="709" w:left="283"/>
+        <w:ind w:firstLine="709" w:left="283" w:right="170"/>
         <w:rPr/>
       </w:pPr>
       <w:r>
@@ -12799,7 +12479,7 @@
           <w:ilvl w:val="0"/>
           <w:numId w:val="21"/>
         </w:numPr>
-        <w:ind w:firstLine="709" w:left="283"/>
+        <w:ind w:firstLine="709" w:left="283" w:right="170"/>
         <w:rPr/>
       </w:pPr>
       <w:r>
@@ -12817,7 +12497,7 @@
           <w:ilvl w:val="0"/>
           <w:numId w:val="21"/>
         </w:numPr>
-        <w:ind w:firstLine="709" w:left="283"/>
+        <w:ind w:firstLine="709" w:left="283" w:right="170"/>
         <w:rPr/>
       </w:pPr>
       <w:r>
@@ -12835,7 +12515,7 @@
           <w:ilvl w:val="0"/>
           <w:numId w:val="21"/>
         </w:numPr>
-        <w:ind w:firstLine="709" w:left="283"/>
+        <w:ind w:firstLine="709" w:left="283" w:right="170"/>
         <w:rPr/>
       </w:pPr>
       <w:r>
@@ -12853,7 +12533,7 @@
           <w:ilvl w:val="0"/>
           <w:numId w:val="21"/>
         </w:numPr>
-        <w:ind w:firstLine="709" w:left="283"/>
+        <w:ind w:firstLine="709" w:left="283" w:right="170"/>
         <w:rPr/>
       </w:pPr>
       <w:r>
@@ -13134,7 +12814,7 @@
       <mc:AlternateContent>
         <mc:Choice Requires="wps">
           <w:drawing>
-            <wp:anchor behindDoc="1" distT="13335" distB="12065" distL="12700" distR="12700" simplePos="0" locked="0" layoutInCell="1" allowOverlap="1" relativeHeight="4">
+            <wp:anchor behindDoc="1" distT="13335" distB="12065" distL="12700" distR="12700" simplePos="0" locked="0" layoutInCell="1" allowOverlap="1" relativeHeight="3">
               <wp:simplePos x="0" y="0"/>
               <wp:positionH relativeFrom="column">
                 <wp:posOffset>-38735</wp:posOffset>
@@ -13206,7 +12886,7 @@
       <mc:AlternateContent>
         <mc:Choice Requires="wps">
           <w:drawing>
-            <wp:anchor behindDoc="1" distT="13335" distB="12065" distL="12700" distR="12700" simplePos="0" locked="0" layoutInCell="1" allowOverlap="1" relativeHeight="5">
+            <wp:anchor behindDoc="1" distT="13335" distB="12065" distL="12700" distR="12700" simplePos="0" locked="0" layoutInCell="1" allowOverlap="1" relativeHeight="223">
               <wp:simplePos x="0" y="0"/>
               <wp:positionH relativeFrom="column">
                 <wp:posOffset>-38735</wp:posOffset>
@@ -13292,7 +12972,7 @@
       <mc:AlternateContent>
         <mc:Choice Requires="wpg">
           <w:drawing>
-            <wp:anchor behindDoc="1" distT="13335" distB="12065" distL="13335" distR="12065" simplePos="0" locked="0" layoutInCell="0" allowOverlap="1" relativeHeight="30">
+            <wp:anchor behindDoc="1" distT="13335" distB="12065" distL="13335" distR="12065" simplePos="0" locked="0" layoutInCell="0" allowOverlap="1" relativeHeight="248">
               <wp:simplePos x="0" y="0"/>
               <wp:positionH relativeFrom="page">
                 <wp:posOffset>779145</wp:posOffset>
@@ -13300,7 +12980,7 @@
               <wp:positionV relativeFrom="page">
                 <wp:posOffset>190500</wp:posOffset>
               </wp:positionV>
-              <wp:extent cx="6586220" cy="10186670"/>
+              <wp:extent cx="6584950" cy="10185400"/>
               <wp:effectExtent l="13335" t="13335" r="12065" b="12065"/>
               <wp:wrapNone/>
               <wp:docPr id="3" name="Группа 201"/>
@@ -13311,9 +12991,9 @@
                     <wpg:grpSpPr>
                       <a:xfrm>
                         <a:off x="0" y="0"/>
-                        <a:ext cx="6586200" cy="10186560"/>
+                        <a:ext cx="6585120" cy="10185480"/>
                         <a:chOff x="0" y="0"/>
-                        <a:chExt cx="6586200" cy="10186560"/>
+                        <a:chExt cx="6585120" cy="10185480"/>
                       </a:xfrm>
                     </wpg:grpSpPr>
                     <wps:wsp>
@@ -13322,7 +13002,7 @@
                       <wps:spPr>
                         <a:xfrm>
                           <a:off x="0" y="0"/>
-                          <a:ext cx="6586200" cy="10186560"/>
+                          <a:ext cx="6585120" cy="10185480"/>
                         </a:xfrm>
                         <a:prstGeom prst="rect">
                           <a:avLst/>
@@ -13574,7 +13254,7 @@
                       <wps:spPr>
                         <a:xfrm>
                           <a:off x="17640" y="9125640"/>
-                          <a:ext cx="288360" cy="154800"/>
+                          <a:ext cx="286920" cy="153720"/>
                         </a:xfrm>
                         <a:prstGeom prst="rect">
                           <a:avLst/>
@@ -13628,7 +13308,7 @@
                       <wps:spPr>
                         <a:xfrm>
                           <a:off x="345960" y="9125640"/>
-                          <a:ext cx="360000" cy="154800"/>
+                          <a:ext cx="358920" cy="153720"/>
                         </a:xfrm>
                         <a:prstGeom prst="rect">
                           <a:avLst/>
@@ -13676,7 +13356,7 @@
                       <wps:spPr>
                         <a:xfrm>
                           <a:off x="746640" y="9125640"/>
-                          <a:ext cx="845280" cy="154800"/>
+                          <a:ext cx="843840" cy="153720"/>
                         </a:xfrm>
                         <a:prstGeom prst="rect">
                           <a:avLst/>
@@ -13737,7 +13417,7 @@
                       <wps:spPr>
                         <a:xfrm>
                           <a:off x="1641600" y="9125640"/>
-                          <a:ext cx="502920" cy="154800"/>
+                          <a:ext cx="501480" cy="153720"/>
                         </a:xfrm>
                         <a:prstGeom prst="rect">
                           <a:avLst/>
@@ -13789,7 +13469,7 @@
                       <wps:spPr>
                         <a:xfrm>
                           <a:off x="2175480" y="9125640"/>
-                          <a:ext cx="326880" cy="154800"/>
+                          <a:ext cx="325800" cy="153720"/>
                         </a:xfrm>
                         <a:prstGeom prst="rect">
                           <a:avLst/>
@@ -13841,7 +13521,7 @@
                       <wps:spPr>
                         <a:xfrm>
                           <a:off x="5247720" y="9301320"/>
-                          <a:ext cx="483120" cy="154800"/>
+                          <a:ext cx="482040" cy="153720"/>
                         </a:xfrm>
                         <a:prstGeom prst="rect">
                           <a:avLst/>
@@ -13893,7 +13573,7 @@
                       <wps:spPr>
                         <a:xfrm>
                           <a:off x="5247720" y="9487440"/>
-                          <a:ext cx="483120" cy="155520"/>
+                          <a:ext cx="482040" cy="154440"/>
                         </a:xfrm>
                         <a:prstGeom prst="rect">
                           <a:avLst/>
@@ -13970,7 +13650,7 @@
                       <wps:spPr>
                         <a:xfrm>
                           <a:off x="2556360" y="8906040"/>
-                          <a:ext cx="4003200" cy="240840"/>
+                          <a:ext cx="4001760" cy="239400"/>
                         </a:xfrm>
                         <a:prstGeom prst="rect">
                           <a:avLst/>
@@ -14194,7 +13874,7 @@
                       <wpg:grpSpPr>
                         <a:xfrm>
                           <a:off x="12600" y="9306720"/>
-                          <a:ext cx="1661040" cy="208440"/>
+                          <a:ext cx="1659960" cy="207000"/>
                         </a:xfrm>
                       </wpg:grpSpPr>
                       <wps:wsp>
@@ -14203,7 +13883,7 @@
                         <wps:spPr>
                           <a:xfrm>
                             <a:off x="0" y="0"/>
-                            <a:ext cx="698040" cy="155520"/>
+                            <a:ext cx="696600" cy="154440"/>
                           </a:xfrm>
                           <a:prstGeom prst="rect">
                             <a:avLst/>
@@ -14263,7 +13943,7 @@
                         <wps:spPr>
                           <a:xfrm>
                             <a:off x="734040" y="0"/>
-                            <a:ext cx="927000" cy="208440"/>
+                            <a:ext cx="925920" cy="207000"/>
                           </a:xfrm>
                           <a:prstGeom prst="rect">
                             <a:avLst/>
@@ -14319,7 +13999,7 @@
                       <wpg:grpSpPr>
                         <a:xfrm>
                           <a:off x="12600" y="9483120"/>
-                          <a:ext cx="1579320" cy="154800"/>
+                          <a:ext cx="1577880" cy="153720"/>
                         </a:xfrm>
                       </wpg:grpSpPr>
                       <wps:wsp>
@@ -14328,7 +14008,7 @@
                         <wps:spPr>
                           <a:xfrm>
                             <a:off x="0" y="0"/>
-                            <a:ext cx="698040" cy="154800"/>
+                            <a:ext cx="696600" cy="153720"/>
                           </a:xfrm>
                           <a:prstGeom prst="rect">
                             <a:avLst/>
@@ -14388,7 +14068,7 @@
                         <wps:spPr>
                           <a:xfrm>
                             <a:off x="734040" y="0"/>
-                            <a:ext cx="845280" cy="154800"/>
+                            <a:ext cx="843840" cy="153720"/>
                           </a:xfrm>
                           <a:prstGeom prst="rect">
                             <a:avLst/>
@@ -14463,7 +14143,7 @@
                       <wpg:grpSpPr>
                         <a:xfrm>
                           <a:off x="12600" y="9664200"/>
-                          <a:ext cx="1579320" cy="154800"/>
+                          <a:ext cx="1577880" cy="153720"/>
                         </a:xfrm>
                       </wpg:grpSpPr>
                       <wps:wsp>
@@ -14472,7 +14152,7 @@
                         <wps:spPr>
                           <a:xfrm>
                             <a:off x="0" y="0"/>
-                            <a:ext cx="698040" cy="154800"/>
+                            <a:ext cx="696600" cy="153720"/>
                           </a:xfrm>
                           <a:prstGeom prst="rect">
                             <a:avLst/>
@@ -14532,7 +14212,7 @@
                         <wps:spPr>
                           <a:xfrm>
                             <a:off x="734040" y="0"/>
-                            <a:ext cx="845280" cy="154800"/>
+                            <a:ext cx="843840" cy="153720"/>
                           </a:xfrm>
                           <a:prstGeom prst="rect">
                             <a:avLst/>
@@ -14571,7 +14251,7 @@
                       <wpg:grpSpPr>
                         <a:xfrm>
                           <a:off x="12600" y="9839880"/>
-                          <a:ext cx="1579320" cy="155520"/>
+                          <a:ext cx="1577880" cy="154440"/>
                         </a:xfrm>
                       </wpg:grpSpPr>
                       <wps:wsp>
@@ -14580,7 +14260,7 @@
                         <wps:spPr>
                           <a:xfrm>
                             <a:off x="0" y="0"/>
-                            <a:ext cx="698040" cy="155520"/>
+                            <a:ext cx="696600" cy="154440"/>
                           </a:xfrm>
                           <a:prstGeom prst="rect">
                             <a:avLst/>
@@ -14640,7 +14320,7 @@
                         <wps:spPr>
                           <a:xfrm>
                             <a:off x="734040" y="0"/>
-                            <a:ext cx="845280" cy="155520"/>
+                            <a:ext cx="843840" cy="154440"/>
                           </a:xfrm>
                           <a:prstGeom prst="rect">
                             <a:avLst/>
@@ -14679,7 +14359,7 @@
                       <wpg:grpSpPr>
                         <a:xfrm>
                           <a:off x="12600" y="10015920"/>
-                          <a:ext cx="1579320" cy="154800"/>
+                          <a:ext cx="1577880" cy="153720"/>
                         </a:xfrm>
                       </wpg:grpSpPr>
                       <wps:wsp>
@@ -14688,7 +14368,7 @@
                         <wps:spPr>
                           <a:xfrm>
                             <a:off x="0" y="0"/>
-                            <a:ext cx="698040" cy="154800"/>
+                            <a:ext cx="696600" cy="153720"/>
                           </a:xfrm>
                           <a:prstGeom prst="rect">
                             <a:avLst/>
@@ -14748,7 +14428,7 @@
                         <wps:spPr>
                           <a:xfrm>
                             <a:off x="734040" y="0"/>
-                            <a:ext cx="845280" cy="154800"/>
+                            <a:ext cx="843840" cy="153720"/>
                           </a:xfrm>
                           <a:prstGeom prst="rect">
                             <a:avLst/>
@@ -14813,7 +14493,7 @@
                       <wps:spPr>
                         <a:xfrm>
                           <a:off x="2565360" y="9330120"/>
-                          <a:ext cx="2070000" cy="817200"/>
+                          <a:ext cx="2068920" cy="816120"/>
                         </a:xfrm>
                         <a:prstGeom prst="rect">
                           <a:avLst/>
@@ -14953,7 +14633,7 @@
                       <wps:spPr>
                         <a:xfrm>
                           <a:off x="4709160" y="9301320"/>
-                          <a:ext cx="483120" cy="154800"/>
+                          <a:ext cx="482040" cy="153720"/>
                         </a:xfrm>
                         <a:prstGeom prst="rect">
                           <a:avLst/>
@@ -15005,7 +14685,7 @@
                       <wps:spPr>
                         <a:xfrm>
                           <a:off x="5790600" y="9301320"/>
-                          <a:ext cx="763920" cy="154800"/>
+                          <a:ext cx="762480" cy="153720"/>
                         </a:xfrm>
                         <a:prstGeom prst="rect">
                           <a:avLst/>
@@ -15050,7 +14730,7 @@
                       <wps:spPr>
                         <a:xfrm>
                           <a:off x="5794920" y="9482400"/>
-                          <a:ext cx="763920" cy="154800"/>
+                          <a:ext cx="762480" cy="153720"/>
                         </a:xfrm>
                         <a:prstGeom prst="rect">
                           <a:avLst/>
@@ -15153,7 +14833,7 @@
                       <wps:spPr>
                         <a:xfrm>
                           <a:off x="4709160" y="9792360"/>
-                          <a:ext cx="1845360" cy="221760"/>
+                          <a:ext cx="1843920" cy="220320"/>
                         </a:xfrm>
                         <a:prstGeom prst="rect">
                           <a:avLst/>
@@ -15211,8 +14891,8 @@
         </mc:Choice>
         <mc:Fallback>
           <w:pict>
-            <v:group id="shape_0" alt="Группа 201" style="position:absolute;margin-left:61.35pt;margin-top:15pt;width:518.6pt;height:802.1pt" coordorigin="1227,300" coordsize="10372,16042">
-              <v:rect id="shape_0" ID="Rectangle 152" path="m0,0l-2147483645,0l-2147483645,-2147483646l0,-2147483646xe" stroked="t" o:allowincell="f" style="position:absolute;left:1227;top:300;width:10371;height:16041;mso-wrap-style:none;v-text-anchor:middle;mso-position-horizontal-relative:page;mso-position-vertical-relative:page">
+            <v:group id="shape_0" alt="Группа 201" style="position:absolute;margin-left:61.35pt;margin-top:15pt;width:518.5pt;height:802pt" coordorigin="1227,300" coordsize="10370,16040">
+              <v:rect id="shape_0" ID="Rectangle 152" path="m0,0l-2147483645,0l-2147483645,-2147483646l0,-2147483646xe" stroked="t" o:allowincell="f" style="position:absolute;left:1227;top:300;width:10369;height:16039;mso-wrap-style:none;v-text-anchor:middle;mso-position-horizontal-relative:page;mso-position-vertical-relative:page">
                 <v:fill o:detectmouseclick="t" on="false"/>
                 <v:stroke color="black" weight="25560" joinstyle="miter" endcap="flat"/>
                 <w10:wrap type="none"/>
@@ -15262,7 +14942,7 @@
                 <v:fill o:detectmouseclick="t" on="false"/>
                 <w10:wrap type="none"/>
               </v:line>
-              <v:rect id="shape_0" ID="Rectangle 162" path="m0,0l-2147483645,0l-2147483645,-2147483646l0,-2147483646xe" stroked="f" o:allowincell="f" style="position:absolute;left:1255;top:14671;width:453;height:243;mso-wrap-style:square;v-text-anchor:top;mso-position-horizontal-relative:page;mso-position-vertical-relative:page">
+              <v:rect id="shape_0" ID="Rectangle 162" path="m0,0l-2147483645,0l-2147483645,-2147483646l0,-2147483646xe" stroked="f" o:allowincell="f" style="position:absolute;left:1255;top:14671;width:451;height:241;mso-wrap-style:square;v-text-anchor:top;mso-position-horizontal-relative:page;mso-position-vertical-relative:page">
                 <v:fill o:detectmouseclick="t" on="false"/>
                 <v:stroke color="#3465a4" joinstyle="round" endcap="flat"/>
                 <v:textbox>
@@ -15295,7 +14975,7 @@
                 </v:textbox>
                 <w10:wrap type="none"/>
               </v:rect>
-              <v:rect id="shape_0" ID="Rectangle 163" path="m0,0l-2147483645,0l-2147483645,-2147483646l0,-2147483646xe" stroked="f" o:allowincell="f" style="position:absolute;left:1772;top:14671;width:566;height:243;mso-wrap-style:square;v-text-anchor:top;mso-position-horizontal-relative:page;mso-position-vertical-relative:page">
+              <v:rect id="shape_0" ID="Rectangle 163" path="m0,0l-2147483645,0l-2147483645,-2147483646l0,-2147483646xe" stroked="f" o:allowincell="f" style="position:absolute;left:1772;top:14671;width:564;height:241;mso-wrap-style:square;v-text-anchor:top;mso-position-horizontal-relative:page;mso-position-vertical-relative:page">
                 <v:fill o:detectmouseclick="t" on="false"/>
                 <v:stroke color="#3465a4" joinstyle="round" endcap="flat"/>
                 <v:textbox>
@@ -15322,7 +15002,7 @@
                 </v:textbox>
                 <w10:wrap type="none"/>
               </v:rect>
-              <v:rect id="shape_0" ID="Rectangle 164" path="m0,0l-2147483645,0l-2147483645,-2147483646l0,-2147483646xe" stroked="f" o:allowincell="f" style="position:absolute;left:2403;top:14671;width:1330;height:243;mso-wrap-style:square;v-text-anchor:top;mso-position-horizontal-relative:page;mso-position-vertical-relative:page">
+              <v:rect id="shape_0" ID="Rectangle 164" path="m0,0l-2147483645,0l-2147483645,-2147483646l0,-2147483646xe" stroked="f" o:allowincell="f" style="position:absolute;left:2403;top:14671;width:1328;height:241;mso-wrap-style:square;v-text-anchor:top;mso-position-horizontal-relative:page;mso-position-vertical-relative:page">
                 <v:fill o:detectmouseclick="t" on="false"/>
                 <v:stroke color="#3465a4" joinstyle="round" endcap="flat"/>
                 <v:textbox>
@@ -15362,7 +15042,7 @@
                 </v:textbox>
                 <w10:wrap type="none"/>
               </v:rect>
-              <v:rect id="shape_0" ID="Rectangle 165" path="m0,0l-2147483645,0l-2147483645,-2147483646l0,-2147483646xe" stroked="f" o:allowincell="f" style="position:absolute;left:3812;top:14671;width:791;height:243;mso-wrap-style:square;v-text-anchor:top;mso-position-horizontal-relative:page;mso-position-vertical-relative:page">
+              <v:rect id="shape_0" ID="Rectangle 165" path="m0,0l-2147483645,0l-2147483645,-2147483646l0,-2147483646xe" stroked="f" o:allowincell="f" style="position:absolute;left:3812;top:14671;width:789;height:241;mso-wrap-style:square;v-text-anchor:top;mso-position-horizontal-relative:page;mso-position-vertical-relative:page">
                 <v:fill o:detectmouseclick="t" on="false"/>
                 <v:stroke color="#3465a4" joinstyle="round" endcap="flat"/>
                 <v:textbox>
@@ -15393,7 +15073,7 @@
                 </v:textbox>
                 <w10:wrap type="none"/>
               </v:rect>
-              <v:rect id="shape_0" ID="Rectangle 166" path="m0,0l-2147483645,0l-2147483645,-2147483646l0,-2147483646xe" stroked="f" o:allowincell="f" style="position:absolute;left:4653;top:14671;width:514;height:243;mso-wrap-style:square;v-text-anchor:top;mso-position-horizontal-relative:page;mso-position-vertical-relative:page">
+              <v:rect id="shape_0" ID="Rectangle 166" path="m0,0l-2147483645,0l-2147483645,-2147483646l0,-2147483646xe" stroked="f" o:allowincell="f" style="position:absolute;left:4653;top:14671;width:512;height:241;mso-wrap-style:square;v-text-anchor:top;mso-position-horizontal-relative:page;mso-position-vertical-relative:page">
                 <v:fill o:detectmouseclick="t" on="false"/>
                 <v:stroke color="#3465a4" joinstyle="round" endcap="flat"/>
                 <v:textbox>
@@ -15424,7 +15104,7 @@
                 </v:textbox>
                 <w10:wrap type="none"/>
               </v:rect>
-              <v:rect id="shape_0" ID="Rectangle 167" path="m0,0l-2147483645,0l-2147483645,-2147483646l0,-2147483646xe" stroked="f" o:allowincell="f" style="position:absolute;left:9491;top:14948;width:760;height:243;mso-wrap-style:square;v-text-anchor:top;mso-position-horizontal-relative:page;mso-position-vertical-relative:page">
+              <v:rect id="shape_0" ID="Rectangle 167" path="m0,0l-2147483645,0l-2147483645,-2147483646l0,-2147483646xe" stroked="f" o:allowincell="f" style="position:absolute;left:9491;top:14948;width:758;height:241;mso-wrap-style:square;v-text-anchor:top;mso-position-horizontal-relative:page;mso-position-vertical-relative:page">
                 <v:fill o:detectmouseclick="t" on="false"/>
                 <v:stroke color="#3465a4" joinstyle="round" endcap="flat"/>
                 <v:textbox>
@@ -15455,7 +15135,7 @@
                 </v:textbox>
                 <w10:wrap type="none"/>
               </v:rect>
-              <v:rect id="shape_0" ID="Rectangle 168" path="m0,0l-2147483645,0l-2147483645,-2147483646l0,-2147483646xe" stroked="f" o:allowincell="f" style="position:absolute;left:9491;top:15241;width:760;height:244;mso-wrap-style:square;v-text-anchor:top;mso-position-horizontal-relative:page;mso-position-vertical-relative:page">
+              <v:rect id="shape_0" ID="Rectangle 168" path="m0,0l-2147483645,0l-2147483645,-2147483646l0,-2147483646xe" stroked="f" o:allowincell="f" style="position:absolute;left:9491;top:15241;width:758;height:242;mso-wrap-style:square;v-text-anchor:top;mso-position-horizontal-relative:page;mso-position-vertical-relative:page">
                 <v:fill o:detectmouseclick="t" on="false"/>
                 <v:stroke color="#3465a4" joinstyle="round" endcap="flat"/>
                 <v:textbox>
@@ -15511,7 +15191,7 @@
                 </v:textbox>
                 <w10:wrap type="none"/>
               </v:rect>
-              <v:rect id="shape_0" ID="Rectangle 169" path="m0,0l-2147483645,0l-2147483645,-2147483646l0,-2147483646xe" stroked="f" o:allowincell="f" style="position:absolute;left:5253;top:14325;width:6303;height:378;mso-wrap-style:square;v-text-anchor:middle;mso-position-horizontal-relative:page;mso-position-vertical-relative:page">
+              <v:rect id="shape_0" ID="Rectangle 169" path="m0,0l-2147483645,0l-2147483645,-2147483646l0,-2147483646xe" stroked="f" o:allowincell="f" style="position:absolute;left:5253;top:14325;width:6301;height:376;mso-wrap-style:square;v-text-anchor:middle;mso-position-horizontal-relative:page;mso-position-vertical-relative:page">
                 <v:fill o:detectmouseclick="t" on="false"/>
                 <v:stroke color="#3465a4" joinstyle="round" endcap="flat"/>
                 <v:textbox>
@@ -15615,8 +15295,8 @@
                 <v:fill o:detectmouseclick="t" on="false"/>
                 <w10:wrap type="none"/>
               </v:line>
-              <v:group id="shape_0" style="position:absolute;left:1247;top:14956;width:2616;height:328">
-                <v:rect id="shape_0" ID="Rectangle 176" path="m0,0l-2147483645,0l-2147483645,-2147483646l0,-2147483646xe" stroked="f" o:allowincell="f" style="position:absolute;left:1247;top:14956;width:1098;height:244;mso-wrap-style:square;v-text-anchor:top;mso-position-horizontal-relative:page;mso-position-vertical-relative:page">
+              <v:group id="shape_0" style="position:absolute;left:1247;top:14956;width:2614;height:326">
+                <v:rect id="shape_0" ID="Rectangle 176" path="m0,0l-2147483645,0l-2147483645,-2147483646l0,-2147483646xe" stroked="f" o:allowincell="f" style="position:absolute;left:1247;top:14956;width:1096;height:242;mso-wrap-style:square;v-text-anchor:top;mso-position-horizontal-relative:page;mso-position-vertical-relative:page">
                   <v:fill o:detectmouseclick="t" on="false"/>
                   <v:stroke color="#3465a4" joinstyle="round" endcap="flat"/>
                   <v:textbox>
@@ -15655,7 +15335,7 @@
                   </v:textbox>
                   <w10:wrap type="none"/>
                 </v:rect>
-                <v:rect id="shape_0" ID="Rectangle 177" path="m0,0l-2147483645,0l-2147483645,-2147483646l0,-2147483646xe" stroked="f" o:allowincell="f" style="position:absolute;left:2403;top:14956;width:1459;height:327;mso-wrap-style:square;v-text-anchor:top;mso-position-horizontal-relative:page;mso-position-vertical-relative:page">
+                <v:rect id="shape_0" ID="Rectangle 177" path="m0,0l-2147483645,0l-2147483645,-2147483646l0,-2147483646xe" stroked="f" o:allowincell="f" style="position:absolute;left:2403;top:14956;width:1457;height:325;mso-wrap-style:square;v-text-anchor:top;mso-position-horizontal-relative:page;mso-position-vertical-relative:page">
                   <v:fill o:detectmouseclick="t" on="false"/>
                   <v:stroke color="#3465a4" joinstyle="round" endcap="flat"/>
                   <v:textbox>
@@ -15691,8 +15371,8 @@
                   <w10:wrap type="none"/>
                 </v:rect>
               </v:group>
-              <v:group id="shape_0" style="position:absolute;left:1247;top:15234;width:2487;height:244">
-                <v:rect id="shape_0" ID="Rectangle 179" path="m0,0l-2147483645,0l-2147483645,-2147483646l0,-2147483646xe" stroked="f" o:allowincell="f" style="position:absolute;left:1247;top:15234;width:1098;height:243;mso-wrap-style:square;v-text-anchor:top;mso-position-horizontal-relative:page;mso-position-vertical-relative:page">
+              <v:group id="shape_0" style="position:absolute;left:1247;top:15234;width:2485;height:242">
+                <v:rect id="shape_0" ID="Rectangle 179" path="m0,0l-2147483645,0l-2147483645,-2147483646l0,-2147483646xe" stroked="f" o:allowincell="f" style="position:absolute;left:1247;top:15234;width:1096;height:241;mso-wrap-style:square;v-text-anchor:top;mso-position-horizontal-relative:page;mso-position-vertical-relative:page">
                   <v:fill o:detectmouseclick="t" on="false"/>
                   <v:stroke color="#3465a4" joinstyle="round" endcap="flat"/>
                   <v:textbox>
@@ -15731,7 +15411,7 @@
                   </v:textbox>
                   <w10:wrap type="none"/>
                 </v:rect>
-                <v:rect id="shape_0" ID="Rectangle 180" path="m0,0l-2147483645,0l-2147483645,-2147483646l0,-2147483646xe" stroked="f" o:allowincell="f" style="position:absolute;left:2403;top:15234;width:1330;height:243;mso-wrap-style:square;v-text-anchor:top;mso-position-horizontal-relative:page;mso-position-vertical-relative:page">
+                <v:rect id="shape_0" ID="Rectangle 180" path="m0,0l-2147483645,0l-2147483645,-2147483646l0,-2147483646xe" stroked="f" o:allowincell="f" style="position:absolute;left:2403;top:15234;width:1328;height:241;mso-wrap-style:square;v-text-anchor:top;mso-position-horizontal-relative:page;mso-position-vertical-relative:page">
                   <v:fill o:detectmouseclick="t" on="false"/>
                   <v:stroke color="#3465a4" joinstyle="round" endcap="flat"/>
                   <v:textbox>
@@ -15786,8 +15466,8 @@
                   <w10:wrap type="none"/>
                 </v:rect>
               </v:group>
-              <v:group id="shape_0" style="position:absolute;left:1247;top:15519;width:2487;height:244">
-                <v:rect id="shape_0" ID="Rectangle 182" path="m0,0l-2147483645,0l-2147483645,-2147483646l0,-2147483646xe" stroked="f" o:allowincell="f" style="position:absolute;left:1247;top:15519;width:1098;height:243;mso-wrap-style:square;v-text-anchor:top;mso-position-horizontal-relative:page;mso-position-vertical-relative:page">
+              <v:group id="shape_0" style="position:absolute;left:1247;top:15519;width:2485;height:242">
+                <v:rect id="shape_0" ID="Rectangle 182" path="m0,0l-2147483645,0l-2147483645,-2147483646l0,-2147483646xe" stroked="f" o:allowincell="f" style="position:absolute;left:1247;top:15519;width:1096;height:241;mso-wrap-style:square;v-text-anchor:top;mso-position-horizontal-relative:page;mso-position-vertical-relative:page">
                   <v:fill o:detectmouseclick="t" on="false"/>
                   <v:stroke color="#3465a4" joinstyle="round" endcap="flat"/>
                   <v:textbox>
@@ -15826,7 +15506,7 @@
                   </v:textbox>
                   <w10:wrap type="none"/>
                 </v:rect>
-                <v:rect id="shape_0" ID="Rectangle 183" path="m0,0l-2147483645,0l-2147483645,-2147483646l0,-2147483646xe" stroked="f" o:allowincell="f" style="position:absolute;left:2403;top:15519;width:1330;height:243;mso-wrap-style:none;v-text-anchor:middle;mso-position-horizontal-relative:page;mso-position-vertical-relative:page">
+                <v:rect id="shape_0" ID="Rectangle 183" path="m0,0l-2147483645,0l-2147483645,-2147483646l0,-2147483646xe" stroked="f" o:allowincell="f" style="position:absolute;left:2403;top:15519;width:1328;height:241;mso-wrap-style:none;v-text-anchor:middle;mso-position-horizontal-relative:page;mso-position-vertical-relative:page">
                   <v:fill o:detectmouseclick="t" on="false"/>
                   <v:stroke color="#3465a4" joinstyle="round" endcap="flat"/>
                   <v:textbox>
@@ -15845,8 +15525,8 @@
                   <w10:wrap type="none"/>
                 </v:rect>
               </v:group>
-              <v:group id="shape_0" style="position:absolute;left:1247;top:15796;width:2487;height:245">
-                <v:rect id="shape_0" ID="Rectangle 185" path="m0,0l-2147483645,0l-2147483645,-2147483646l0,-2147483646xe" stroked="f" o:allowincell="f" style="position:absolute;left:1247;top:15796;width:1098;height:244;mso-wrap-style:square;v-text-anchor:top;mso-position-horizontal-relative:page;mso-position-vertical-relative:page">
+              <v:group id="shape_0" style="position:absolute;left:1247;top:15796;width:2485;height:243">
+                <v:rect id="shape_0" ID="Rectangle 185" path="m0,0l-2147483645,0l-2147483645,-2147483646l0,-2147483646xe" stroked="f" o:allowincell="f" style="position:absolute;left:1247;top:15796;width:1096;height:242;mso-wrap-style:square;v-text-anchor:top;mso-position-horizontal-relative:page;mso-position-vertical-relative:page">
                   <v:fill o:detectmouseclick="t" on="false"/>
                   <v:stroke color="#3465a4" joinstyle="round" endcap="flat"/>
                   <v:textbox>
@@ -15885,7 +15565,7 @@
                   </v:textbox>
                   <w10:wrap type="none"/>
                 </v:rect>
-                <v:rect id="shape_0" ID="Rectangle 186" path="m0,0l-2147483645,0l-2147483645,-2147483646l0,-2147483646xe" stroked="f" o:allowincell="f" style="position:absolute;left:2403;top:15796;width:1330;height:244;mso-wrap-style:none;v-text-anchor:middle;mso-position-horizontal-relative:page;mso-position-vertical-relative:page">
+                <v:rect id="shape_0" ID="Rectangle 186" path="m0,0l-2147483645,0l-2147483645,-2147483646l0,-2147483646xe" stroked="f" o:allowincell="f" style="position:absolute;left:2403;top:15796;width:1328;height:242;mso-wrap-style:none;v-text-anchor:middle;mso-position-horizontal-relative:page;mso-position-vertical-relative:page">
                   <v:fill o:detectmouseclick="t" on="false"/>
                   <v:stroke color="#3465a4" joinstyle="round" endcap="flat"/>
                   <v:textbox>
@@ -15904,8 +15584,8 @@
                   <w10:wrap type="none"/>
                 </v:rect>
               </v:group>
-              <v:group id="shape_0" style="position:absolute;left:1247;top:16073;width:2487;height:244">
-                <v:rect id="shape_0" ID="Rectangle 188" path="m0,0l-2147483645,0l-2147483645,-2147483646l0,-2147483646xe" stroked="f" o:allowincell="f" style="position:absolute;left:1247;top:16073;width:1098;height:243;mso-wrap-style:square;v-text-anchor:top;mso-position-horizontal-relative:page;mso-position-vertical-relative:page">
+              <v:group id="shape_0" style="position:absolute;left:1247;top:16073;width:2485;height:242">
+                <v:rect id="shape_0" ID="Rectangle 188" path="m0,0l-2147483645,0l-2147483645,-2147483646l0,-2147483646xe" stroked="f" o:allowincell="f" style="position:absolute;left:1247;top:16073;width:1096;height:241;mso-wrap-style:square;v-text-anchor:top;mso-position-horizontal-relative:page;mso-position-vertical-relative:page">
                   <v:fill o:detectmouseclick="t" on="false"/>
                   <v:stroke color="#3465a4" joinstyle="round" endcap="flat"/>
                   <v:textbox>
@@ -15944,7 +15624,7 @@
                   </v:textbox>
                   <w10:wrap type="none"/>
                 </v:rect>
-                <v:rect id="shape_0" ID="Rectangle 189" path="m0,0l-2147483645,0l-2147483645,-2147483646l0,-2147483646xe" stroked="f" o:allowincell="f" style="position:absolute;left:2403;top:16073;width:1330;height:243;mso-wrap-style:none;v-text-anchor:middle;mso-position-horizontal-relative:page;mso-position-vertical-relative:page">
+                <v:rect id="shape_0" ID="Rectangle 189" path="m0,0l-2147483645,0l-2147483645,-2147483646l0,-2147483646xe" stroked="f" o:allowincell="f" style="position:absolute;left:2403;top:16073;width:1328;height:241;mso-wrap-style:none;v-text-anchor:middle;mso-position-horizontal-relative:page;mso-position-vertical-relative:page">
                   <v:fill o:detectmouseclick="t" on="false"/>
                   <v:stroke color="#3465a4" joinstyle="round" endcap="flat"/>
                   <v:textbox>
@@ -15968,7 +15648,7 @@
                 <v:fill o:detectmouseclick="t" on="false"/>
                 <w10:wrap type="none"/>
               </v:line>
-              <v:rect id="shape_0" ID="Rectangle 191" path="m0,0l-2147483645,0l-2147483645,-2147483646l0,-2147483646xe" stroked="f" o:allowincell="f" style="position:absolute;left:5267;top:14993;width:3259;height:1286;mso-wrap-style:square;v-text-anchor:middle;mso-position-horizontal-relative:page;mso-position-vertical-relative:page">
+              <v:rect id="shape_0" ID="Rectangle 191" path="m0,0l-2147483645,0l-2147483645,-2147483646l0,-2147483646xe" stroked="f" o:allowincell="f" style="position:absolute;left:5267;top:14993;width:3257;height:1284;mso-wrap-style:square;v-text-anchor:middle;mso-position-horizontal-relative:page;mso-position-vertical-relative:page">
                 <v:fill o:detectmouseclick="t" on="false"/>
                 <v:stroke color="#3465a4" joinstyle="round" endcap="flat"/>
                 <v:textbox>
@@ -16027,7 +15707,7 @@
                 <v:fill o:detectmouseclick="t" on="false"/>
                 <w10:wrap type="none"/>
               </v:line>
-              <v:rect id="shape_0" ID="Rectangle 195" path="m0,0l-2147483645,0l-2147483645,-2147483646l0,-2147483646xe" stroked="f" o:allowincell="f" style="position:absolute;left:8643;top:14948;width:760;height:243;mso-wrap-style:square;v-text-anchor:top;mso-position-horizontal-relative:page;mso-position-vertical-relative:page">
+              <v:rect id="shape_0" ID="Rectangle 195" path="m0,0l-2147483645,0l-2147483645,-2147483646l0,-2147483646xe" stroked="f" o:allowincell="f" style="position:absolute;left:8643;top:14948;width:758;height:241;mso-wrap-style:square;v-text-anchor:top;mso-position-horizontal-relative:page;mso-position-vertical-relative:page">
                 <v:fill o:detectmouseclick="t" on="false"/>
                 <v:stroke color="#3465a4" joinstyle="round" endcap="flat"/>
                 <v:textbox>
@@ -16058,7 +15738,7 @@
                 </v:textbox>
                 <w10:wrap type="none"/>
               </v:rect>
-              <v:rect id="shape_0" ID="Rectangle 196" path="m0,0l-2147483645,0l-2147483645,-2147483646l0,-2147483646xe" stroked="f" o:allowincell="f" style="position:absolute;left:10346;top:14948;width:1202;height:243;mso-wrap-style:square;v-text-anchor:top;mso-position-horizontal-relative:page;mso-position-vertical-relative:page">
+              <v:rect id="shape_0" ID="Rectangle 196" path="m0,0l-2147483645,0l-2147483645,-2147483646l0,-2147483646xe" stroked="f" o:allowincell="f" style="position:absolute;left:10346;top:14948;width:1200;height:241;mso-wrap-style:square;v-text-anchor:top;mso-position-horizontal-relative:page;mso-position-vertical-relative:page">
                 <v:fill o:detectmouseclick="t" on="false"/>
                 <v:stroke color="#3465a4" joinstyle="round" endcap="flat"/>
                 <v:textbox>
@@ -16082,7 +15762,7 @@
                 </v:textbox>
                 <w10:wrap type="none"/>
               </v:rect>
-              <v:rect id="shape_0" ID="Rectangle 197" path="m0,0l-2147483645,0l-2147483645,-2147483646l0,-2147483646xe" stroked="f" o:allowincell="f" style="position:absolute;left:10353;top:15233;width:1202;height:243;mso-wrap-style:none;v-text-anchor:middle;mso-position-horizontal-relative:page;mso-position-vertical-relative:page">
+              <v:rect id="shape_0" ID="Rectangle 197" path="m0,0l-2147483645,0l-2147483645,-2147483646l0,-2147483646xe" stroked="f" o:allowincell="f" style="position:absolute;left:10353;top:15233;width:1200;height:241;mso-wrap-style:none;v-text-anchor:middle;mso-position-horizontal-relative:page;mso-position-vertical-relative:page">
                 <v:fill o:detectmouseclick="t" on="false"/>
                 <v:stroke color="#3465a4" joinstyle="round" endcap="flat"/>
                 <v:textbox>
@@ -16124,7 +15804,7 @@
                 <v:fill o:detectmouseclick="t" on="false"/>
                 <w10:wrap type="none"/>
               </v:line>
-              <v:rect id="shape_0" ID="Rectangle 200" path="m0,0l-2147483645,0l-2147483645,-2147483646l0,-2147483646xe" stroked="f" o:allowincell="f" style="position:absolute;left:8643;top:15721;width:2905;height:348;mso-wrap-style:square;v-text-anchor:middle;mso-position-horizontal-relative:page;mso-position-vertical-relative:page">
+              <v:rect id="shape_0" ID="Rectangle 200" path="m0,0l-2147483645,0l-2147483645,-2147483646l0,-2147483646xe" stroked="f" o:allowincell="f" style="position:absolute;left:8643;top:15721;width:2903;height:346;mso-wrap-style:square;v-text-anchor:middle;mso-position-horizontal-relative:page;mso-position-vertical-relative:page">
                 <v:fill o:detectmouseclick="t" on="false"/>
                 <v:stroke color="#3465a4" joinstyle="round" endcap="flat"/>
                 <v:textbox>
@@ -16180,7 +15860,7 @@
       <mc:AlternateContent>
         <mc:Choice Requires="wpg">
           <w:drawing>
-            <wp:anchor behindDoc="1" distT="13335" distB="12065" distL="13335" distR="12065" simplePos="0" locked="0" layoutInCell="0" allowOverlap="1" relativeHeight="30">
+            <wp:anchor behindDoc="1" distT="13335" distB="12065" distL="13335" distR="12065" simplePos="0" locked="0" layoutInCell="0" allowOverlap="1" relativeHeight="248">
               <wp:simplePos x="0" y="0"/>
               <wp:positionH relativeFrom="page">
                 <wp:posOffset>779145</wp:posOffset>
@@ -16188,7 +15868,7 @@
               <wp:positionV relativeFrom="page">
                 <wp:posOffset>190500</wp:posOffset>
               </wp:positionV>
-              <wp:extent cx="6586220" cy="10186670"/>
+              <wp:extent cx="6584950" cy="10185400"/>
               <wp:effectExtent l="13335" t="13335" r="12065" b="12065"/>
               <wp:wrapNone/>
               <wp:docPr id="28" name="Группа 201"/>
@@ -16199,9 +15879,9 @@
                     <wpg:grpSpPr>
                       <a:xfrm>
                         <a:off x="0" y="0"/>
-                        <a:ext cx="6586200" cy="10186560"/>
+                        <a:ext cx="6585120" cy="10185480"/>
                         <a:chOff x="0" y="0"/>
-                        <a:chExt cx="6586200" cy="10186560"/>
+                        <a:chExt cx="6585120" cy="10185480"/>
                       </a:xfrm>
                     </wpg:grpSpPr>
                     <wps:wsp>
@@ -16210,7 +15890,7 @@
                       <wps:spPr>
                         <a:xfrm>
                           <a:off x="0" y="0"/>
-                          <a:ext cx="6586200" cy="10186560"/>
+                          <a:ext cx="6585120" cy="10185480"/>
                         </a:xfrm>
                         <a:prstGeom prst="rect">
                           <a:avLst/>
@@ -16462,7 +16142,7 @@
                       <wps:spPr>
                         <a:xfrm>
                           <a:off x="17640" y="9125640"/>
-                          <a:ext cx="288360" cy="154800"/>
+                          <a:ext cx="286920" cy="153720"/>
                         </a:xfrm>
                         <a:prstGeom prst="rect">
                           <a:avLst/>
@@ -16516,7 +16196,7 @@
                       <wps:spPr>
                         <a:xfrm>
                           <a:off x="345960" y="9125640"/>
-                          <a:ext cx="360000" cy="154800"/>
+                          <a:ext cx="358920" cy="153720"/>
                         </a:xfrm>
                         <a:prstGeom prst="rect">
                           <a:avLst/>
@@ -16564,7 +16244,7 @@
                       <wps:spPr>
                         <a:xfrm>
                           <a:off x="746640" y="9125640"/>
-                          <a:ext cx="845280" cy="154800"/>
+                          <a:ext cx="843840" cy="153720"/>
                         </a:xfrm>
                         <a:prstGeom prst="rect">
                           <a:avLst/>
@@ -16625,7 +16305,7 @@
                       <wps:spPr>
                         <a:xfrm>
                           <a:off x="1641600" y="9125640"/>
-                          <a:ext cx="502920" cy="154800"/>
+                          <a:ext cx="501480" cy="153720"/>
                         </a:xfrm>
                         <a:prstGeom prst="rect">
                           <a:avLst/>
@@ -16677,7 +16357,7 @@
                       <wps:spPr>
                         <a:xfrm>
                           <a:off x="2175480" y="9125640"/>
-                          <a:ext cx="326880" cy="154800"/>
+                          <a:ext cx="325800" cy="153720"/>
                         </a:xfrm>
                         <a:prstGeom prst="rect">
                           <a:avLst/>
@@ -16729,7 +16409,7 @@
                       <wps:spPr>
                         <a:xfrm>
                           <a:off x="5247720" y="9301320"/>
-                          <a:ext cx="483120" cy="154800"/>
+                          <a:ext cx="482040" cy="153720"/>
                         </a:xfrm>
                         <a:prstGeom prst="rect">
                           <a:avLst/>
@@ -16781,7 +16461,7 @@
                       <wps:spPr>
                         <a:xfrm>
                           <a:off x="5247720" y="9487440"/>
-                          <a:ext cx="483120" cy="155520"/>
+                          <a:ext cx="482040" cy="154440"/>
                         </a:xfrm>
                         <a:prstGeom prst="rect">
                           <a:avLst/>
@@ -16858,7 +16538,7 @@
                       <wps:spPr>
                         <a:xfrm>
                           <a:off x="2556360" y="8906040"/>
-                          <a:ext cx="4003200" cy="240840"/>
+                          <a:ext cx="4001760" cy="239400"/>
                         </a:xfrm>
                         <a:prstGeom prst="rect">
                           <a:avLst/>
@@ -17082,7 +16762,7 @@
                       <wpg:grpSpPr>
                         <a:xfrm>
                           <a:off x="12600" y="9306720"/>
-                          <a:ext cx="1661040" cy="208440"/>
+                          <a:ext cx="1659960" cy="207000"/>
                         </a:xfrm>
                       </wpg:grpSpPr>
                       <wps:wsp>
@@ -17091,7 +16771,7 @@
                         <wps:spPr>
                           <a:xfrm>
                             <a:off x="0" y="0"/>
-                            <a:ext cx="698040" cy="155520"/>
+                            <a:ext cx="696600" cy="154440"/>
                           </a:xfrm>
                           <a:prstGeom prst="rect">
                             <a:avLst/>
@@ -17151,7 +16831,7 @@
                         <wps:spPr>
                           <a:xfrm>
                             <a:off x="734040" y="0"/>
-                            <a:ext cx="927000" cy="208440"/>
+                            <a:ext cx="925920" cy="207000"/>
                           </a:xfrm>
                           <a:prstGeom prst="rect">
                             <a:avLst/>
@@ -17207,7 +16887,7 @@
                       <wpg:grpSpPr>
                         <a:xfrm>
                           <a:off x="12600" y="9483120"/>
-                          <a:ext cx="1579320" cy="154800"/>
+                          <a:ext cx="1577880" cy="153720"/>
                         </a:xfrm>
                       </wpg:grpSpPr>
                       <wps:wsp>
@@ -17216,7 +16896,7 @@
                         <wps:spPr>
                           <a:xfrm>
                             <a:off x="0" y="0"/>
-                            <a:ext cx="698040" cy="154800"/>
+                            <a:ext cx="696600" cy="153720"/>
                           </a:xfrm>
                           <a:prstGeom prst="rect">
                             <a:avLst/>
@@ -17276,7 +16956,7 @@
                         <wps:spPr>
                           <a:xfrm>
                             <a:off x="734040" y="0"/>
-                            <a:ext cx="845280" cy="154800"/>
+                            <a:ext cx="843840" cy="153720"/>
                           </a:xfrm>
                           <a:prstGeom prst="rect">
                             <a:avLst/>
@@ -17351,7 +17031,7 @@
                       <wpg:grpSpPr>
                         <a:xfrm>
                           <a:off x="12600" y="9664200"/>
-                          <a:ext cx="1579320" cy="154800"/>
+                          <a:ext cx="1577880" cy="153720"/>
                         </a:xfrm>
                       </wpg:grpSpPr>
                       <wps:wsp>
@@ -17360,7 +17040,7 @@
                         <wps:spPr>
                           <a:xfrm>
                             <a:off x="0" y="0"/>
-                            <a:ext cx="698040" cy="154800"/>
+                            <a:ext cx="696600" cy="153720"/>
                           </a:xfrm>
                           <a:prstGeom prst="rect">
                             <a:avLst/>
@@ -17420,7 +17100,7 @@
                         <wps:spPr>
                           <a:xfrm>
                             <a:off x="734040" y="0"/>
-                            <a:ext cx="845280" cy="154800"/>
+                            <a:ext cx="843840" cy="153720"/>
                           </a:xfrm>
                           <a:prstGeom prst="rect">
                             <a:avLst/>
@@ -17459,7 +17139,7 @@
                       <wpg:grpSpPr>
                         <a:xfrm>
                           <a:off x="12600" y="9839880"/>
-                          <a:ext cx="1579320" cy="155520"/>
+                          <a:ext cx="1577880" cy="154440"/>
                         </a:xfrm>
                       </wpg:grpSpPr>
                       <wps:wsp>
@@ -17468,7 +17148,7 @@
                         <wps:spPr>
                           <a:xfrm>
                             <a:off x="0" y="0"/>
-                            <a:ext cx="698040" cy="155520"/>
+                            <a:ext cx="696600" cy="154440"/>
                           </a:xfrm>
                           <a:prstGeom prst="rect">
                             <a:avLst/>
@@ -17528,7 +17208,7 @@
                         <wps:spPr>
                           <a:xfrm>
                             <a:off x="734040" y="0"/>
-                            <a:ext cx="845280" cy="155520"/>
+                            <a:ext cx="843840" cy="154440"/>
                           </a:xfrm>
                           <a:prstGeom prst="rect">
                             <a:avLst/>
@@ -17567,7 +17247,7 @@
                       <wpg:grpSpPr>
                         <a:xfrm>
                           <a:off x="12600" y="10015920"/>
-                          <a:ext cx="1579320" cy="154800"/>
+                          <a:ext cx="1577880" cy="153720"/>
                         </a:xfrm>
                       </wpg:grpSpPr>
                       <wps:wsp>
@@ -17576,7 +17256,7 @@
                         <wps:spPr>
                           <a:xfrm>
                             <a:off x="0" y="0"/>
-                            <a:ext cx="698040" cy="154800"/>
+                            <a:ext cx="696600" cy="153720"/>
                           </a:xfrm>
                           <a:prstGeom prst="rect">
                             <a:avLst/>
@@ -17636,7 +17316,7 @@
                         <wps:spPr>
                           <a:xfrm>
                             <a:off x="734040" y="0"/>
-                            <a:ext cx="845280" cy="154800"/>
+                            <a:ext cx="843840" cy="153720"/>
                           </a:xfrm>
                           <a:prstGeom prst="rect">
                             <a:avLst/>
@@ -17701,7 +17381,7 @@
                       <wps:spPr>
                         <a:xfrm>
                           <a:off x="2565360" y="9330120"/>
-                          <a:ext cx="2070000" cy="817200"/>
+                          <a:ext cx="2068920" cy="816120"/>
                         </a:xfrm>
                         <a:prstGeom prst="rect">
                           <a:avLst/>
@@ -17841,7 +17521,7 @@
                       <wps:spPr>
                         <a:xfrm>
                           <a:off x="4709160" y="9301320"/>
-                          <a:ext cx="483120" cy="154800"/>
+                          <a:ext cx="482040" cy="153720"/>
                         </a:xfrm>
                         <a:prstGeom prst="rect">
                           <a:avLst/>
@@ -17893,7 +17573,7 @@
                       <wps:spPr>
                         <a:xfrm>
                           <a:off x="5790600" y="9301320"/>
-                          <a:ext cx="763920" cy="154800"/>
+                          <a:ext cx="762480" cy="153720"/>
                         </a:xfrm>
                         <a:prstGeom prst="rect">
                           <a:avLst/>
@@ -17938,7 +17618,7 @@
                       <wps:spPr>
                         <a:xfrm>
                           <a:off x="5794920" y="9482400"/>
-                          <a:ext cx="763920" cy="154800"/>
+                          <a:ext cx="762480" cy="153720"/>
                         </a:xfrm>
                         <a:prstGeom prst="rect">
                           <a:avLst/>
@@ -18041,7 +17721,7 @@
                       <wps:spPr>
                         <a:xfrm>
                           <a:off x="4709160" y="9792360"/>
-                          <a:ext cx="1845360" cy="221760"/>
+                          <a:ext cx="1843920" cy="220320"/>
                         </a:xfrm>
                         <a:prstGeom prst="rect">
                           <a:avLst/>
@@ -18099,8 +17779,8 @@
         </mc:Choice>
         <mc:Fallback>
           <w:pict>
-            <v:group id="shape_0" alt="Группа 201" style="position:absolute;margin-left:61.35pt;margin-top:15pt;width:518.6pt;height:802.1pt" coordorigin="1227,300" coordsize="10372,16042">
-              <v:rect id="shape_0" ID="Rectangle 152" path="m0,0l-2147483645,0l-2147483645,-2147483646l0,-2147483646xe" stroked="t" o:allowincell="f" style="position:absolute;left:1227;top:300;width:10371;height:16041;mso-wrap-style:none;v-text-anchor:middle;mso-position-horizontal-relative:page;mso-position-vertical-relative:page">
+            <v:group id="shape_0" alt="Группа 201" style="position:absolute;margin-left:61.35pt;margin-top:15pt;width:518.5pt;height:802pt" coordorigin="1227,300" coordsize="10370,16040">
+              <v:rect id="shape_0" ID="Rectangle 152" path="m0,0l-2147483645,0l-2147483645,-2147483646l0,-2147483646xe" stroked="t" o:allowincell="f" style="position:absolute;left:1227;top:300;width:10369;height:16039;mso-wrap-style:none;v-text-anchor:middle;mso-position-horizontal-relative:page;mso-position-vertical-relative:page">
                 <v:fill o:detectmouseclick="t" on="false"/>
                 <v:stroke color="black" weight="25560" joinstyle="miter" endcap="flat"/>
                 <w10:wrap type="none"/>
@@ -18150,7 +17830,7 @@
                 <v:fill o:detectmouseclick="t" on="false"/>
                 <w10:wrap type="none"/>
               </v:line>
-              <v:rect id="shape_0" ID="Rectangle 162" path="m0,0l-2147483645,0l-2147483645,-2147483646l0,-2147483646xe" stroked="f" o:allowincell="f" style="position:absolute;left:1255;top:14671;width:453;height:243;mso-wrap-style:square;v-text-anchor:top;mso-position-horizontal-relative:page;mso-position-vertical-relative:page">
+              <v:rect id="shape_0" ID="Rectangle 162" path="m0,0l-2147483645,0l-2147483645,-2147483646l0,-2147483646xe" stroked="f" o:allowincell="f" style="position:absolute;left:1255;top:14671;width:451;height:241;mso-wrap-style:square;v-text-anchor:top;mso-position-horizontal-relative:page;mso-position-vertical-relative:page">
                 <v:fill o:detectmouseclick="t" on="false"/>
                 <v:stroke color="#3465a4" joinstyle="round" endcap="flat"/>
                 <v:textbox>
@@ -18183,7 +17863,7 @@
                 </v:textbox>
                 <w10:wrap type="none"/>
               </v:rect>
-              <v:rect id="shape_0" ID="Rectangle 163" path="m0,0l-2147483645,0l-2147483645,-2147483646l0,-2147483646xe" stroked="f" o:allowincell="f" style="position:absolute;left:1772;top:14671;width:566;height:243;mso-wrap-style:square;v-text-anchor:top;mso-position-horizontal-relative:page;mso-position-vertical-relative:page">
+              <v:rect id="shape_0" ID="Rectangle 163" path="m0,0l-2147483645,0l-2147483645,-2147483646l0,-2147483646xe" stroked="f" o:allowincell="f" style="position:absolute;left:1772;top:14671;width:564;height:241;mso-wrap-style:square;v-text-anchor:top;mso-position-horizontal-relative:page;mso-position-vertical-relative:page">
                 <v:fill o:detectmouseclick="t" on="false"/>
                 <v:stroke color="#3465a4" joinstyle="round" endcap="flat"/>
                 <v:textbox>
@@ -18210,7 +17890,7 @@
                 </v:textbox>
                 <w10:wrap type="none"/>
               </v:rect>
-              <v:rect id="shape_0" ID="Rectangle 164" path="m0,0l-2147483645,0l-2147483645,-2147483646l0,-2147483646xe" stroked="f" o:allowincell="f" style="position:absolute;left:2403;top:14671;width:1330;height:243;mso-wrap-style:square;v-text-anchor:top;mso-position-horizontal-relative:page;mso-position-vertical-relative:page">
+              <v:rect id="shape_0" ID="Rectangle 164" path="m0,0l-2147483645,0l-2147483645,-2147483646l0,-2147483646xe" stroked="f" o:allowincell="f" style="position:absolute;left:2403;top:14671;width:1328;height:241;mso-wrap-style:square;v-text-anchor:top;mso-position-horizontal-relative:page;mso-position-vertical-relative:page">
                 <v:fill o:detectmouseclick="t" on="false"/>
                 <v:stroke color="#3465a4" joinstyle="round" endcap="flat"/>
                 <v:textbox>
@@ -18250,7 +17930,7 @@
                 </v:textbox>
                 <w10:wrap type="none"/>
               </v:rect>
-              <v:rect id="shape_0" ID="Rectangle 165" path="m0,0l-2147483645,0l-2147483645,-2147483646l0,-2147483646xe" stroked="f" o:allowincell="f" style="position:absolute;left:3812;top:14671;width:791;height:243;mso-wrap-style:square;v-text-anchor:top;mso-position-horizontal-relative:page;mso-position-vertical-relative:page">
+              <v:rect id="shape_0" ID="Rectangle 165" path="m0,0l-2147483645,0l-2147483645,-2147483646l0,-2147483646xe" stroked="f" o:allowincell="f" style="position:absolute;left:3812;top:14671;width:789;height:241;mso-wrap-style:square;v-text-anchor:top;mso-position-horizontal-relative:page;mso-position-vertical-relative:page">
                 <v:fill o:detectmouseclick="t" on="false"/>
                 <v:stroke color="#3465a4" joinstyle="round" endcap="flat"/>
                 <v:textbox>
@@ -18281,7 +17961,7 @@
                 </v:textbox>
                 <w10:wrap type="none"/>
               </v:rect>
-              <v:rect id="shape_0" ID="Rectangle 166" path="m0,0l-2147483645,0l-2147483645,-2147483646l0,-2147483646xe" stroked="f" o:allowincell="f" style="position:absolute;left:4653;top:14671;width:514;height:243;mso-wrap-style:square;v-text-anchor:top;mso-position-horizontal-relative:page;mso-position-vertical-relative:page">
+              <v:rect id="shape_0" ID="Rectangle 166" path="m0,0l-2147483645,0l-2147483645,-2147483646l0,-2147483646xe" stroked="f" o:allowincell="f" style="position:absolute;left:4653;top:14671;width:512;height:241;mso-wrap-style:square;v-text-anchor:top;mso-position-horizontal-relative:page;mso-position-vertical-relative:page">
                 <v:fill o:detectmouseclick="t" on="false"/>
                 <v:stroke color="#3465a4" joinstyle="round" endcap="flat"/>
                 <v:textbox>
@@ -18312,7 +17992,7 @@
                 </v:textbox>
                 <w10:wrap type="none"/>
               </v:rect>
-              <v:rect id="shape_0" ID="Rectangle 167" path="m0,0l-2147483645,0l-2147483645,-2147483646l0,-2147483646xe" stroked="f" o:allowincell="f" style="position:absolute;left:9491;top:14948;width:760;height:243;mso-wrap-style:square;v-text-anchor:top;mso-position-horizontal-relative:page;mso-position-vertical-relative:page">
+              <v:rect id="shape_0" ID="Rectangle 167" path="m0,0l-2147483645,0l-2147483645,-2147483646l0,-2147483646xe" stroked="f" o:allowincell="f" style="position:absolute;left:9491;top:14948;width:758;height:241;mso-wrap-style:square;v-text-anchor:top;mso-position-horizontal-relative:page;mso-position-vertical-relative:page">
                 <v:fill o:detectmouseclick="t" on="false"/>
                 <v:stroke color="#3465a4" joinstyle="round" endcap="flat"/>
                 <v:textbox>
@@ -18343,7 +18023,7 @@
                 </v:textbox>
                 <w10:wrap type="none"/>
               </v:rect>
-              <v:rect id="shape_0" ID="Rectangle 168" path="m0,0l-2147483645,0l-2147483645,-2147483646l0,-2147483646xe" stroked="f" o:allowincell="f" style="position:absolute;left:9491;top:15241;width:760;height:244;mso-wrap-style:square;v-text-anchor:top;mso-position-horizontal-relative:page;mso-position-vertical-relative:page">
+              <v:rect id="shape_0" ID="Rectangle 168" path="m0,0l-2147483645,0l-2147483645,-2147483646l0,-2147483646xe" stroked="f" o:allowincell="f" style="position:absolute;left:9491;top:15241;width:758;height:242;mso-wrap-style:square;v-text-anchor:top;mso-position-horizontal-relative:page;mso-position-vertical-relative:page">
                 <v:fill o:detectmouseclick="t" on="false"/>
                 <v:stroke color="#3465a4" joinstyle="round" endcap="flat"/>
                 <v:textbox>
@@ -18399,7 +18079,7 @@
                 </v:textbox>
                 <w10:wrap type="none"/>
               </v:rect>
-              <v:rect id="shape_0" ID="Rectangle 169" path="m0,0l-2147483645,0l-2147483645,-2147483646l0,-2147483646xe" stroked="f" o:allowincell="f" style="position:absolute;left:5253;top:14325;width:6303;height:378;mso-wrap-style:square;v-text-anchor:middle;mso-position-horizontal-relative:page;mso-position-vertical-relative:page">
+              <v:rect id="shape_0" ID="Rectangle 169" path="m0,0l-2147483645,0l-2147483645,-2147483646l0,-2147483646xe" stroked="f" o:allowincell="f" style="position:absolute;left:5253;top:14325;width:6301;height:376;mso-wrap-style:square;v-text-anchor:middle;mso-position-horizontal-relative:page;mso-position-vertical-relative:page">
                 <v:fill o:detectmouseclick="t" on="false"/>
                 <v:stroke color="#3465a4" joinstyle="round" endcap="flat"/>
                 <v:textbox>
@@ -18503,8 +18183,8 @@
                 <v:fill o:detectmouseclick="t" on="false"/>
                 <w10:wrap type="none"/>
               </v:line>
-              <v:group id="shape_0" style="position:absolute;left:1247;top:14956;width:2616;height:328">
-                <v:rect id="shape_0" ID="Rectangle 176" path="m0,0l-2147483645,0l-2147483645,-2147483646l0,-2147483646xe" stroked="f" o:allowincell="f" style="position:absolute;left:1247;top:14956;width:1098;height:244;mso-wrap-style:square;v-text-anchor:top;mso-position-horizontal-relative:page;mso-position-vertical-relative:page">
+              <v:group id="shape_0" style="position:absolute;left:1247;top:14956;width:2614;height:326">
+                <v:rect id="shape_0" ID="Rectangle 176" path="m0,0l-2147483645,0l-2147483645,-2147483646l0,-2147483646xe" stroked="f" o:allowincell="f" style="position:absolute;left:1247;top:14956;width:1096;height:242;mso-wrap-style:square;v-text-anchor:top;mso-position-horizontal-relative:page;mso-position-vertical-relative:page">
                   <v:fill o:detectmouseclick="t" on="false"/>
                   <v:stroke color="#3465a4" joinstyle="round" endcap="flat"/>
                   <v:textbox>
@@ -18543,7 +18223,7 @@
                   </v:textbox>
                   <w10:wrap type="none"/>
                 </v:rect>
-                <v:rect id="shape_0" ID="Rectangle 177" path="m0,0l-2147483645,0l-2147483645,-2147483646l0,-2147483646xe" stroked="f" o:allowincell="f" style="position:absolute;left:2403;top:14956;width:1459;height:327;mso-wrap-style:square;v-text-anchor:top;mso-position-horizontal-relative:page;mso-position-vertical-relative:page">
+                <v:rect id="shape_0" ID="Rectangle 177" path="m0,0l-2147483645,0l-2147483645,-2147483646l0,-2147483646xe" stroked="f" o:allowincell="f" style="position:absolute;left:2403;top:14956;width:1457;height:325;mso-wrap-style:square;v-text-anchor:top;mso-position-horizontal-relative:page;mso-position-vertical-relative:page">
                   <v:fill o:detectmouseclick="t" on="false"/>
                   <v:stroke color="#3465a4" joinstyle="round" endcap="flat"/>
                   <v:textbox>
@@ -18579,8 +18259,8 @@
                   <w10:wrap type="none"/>
                 </v:rect>
               </v:group>
-              <v:group id="shape_0" style="position:absolute;left:1247;top:15234;width:2487;height:244">
-                <v:rect id="shape_0" ID="Rectangle 179" path="m0,0l-2147483645,0l-2147483645,-2147483646l0,-2147483646xe" stroked="f" o:allowincell="f" style="position:absolute;left:1247;top:15234;width:1098;height:243;mso-wrap-style:square;v-text-anchor:top;mso-position-horizontal-relative:page;mso-position-vertical-relative:page">
+              <v:group id="shape_0" style="position:absolute;left:1247;top:15234;width:2485;height:242">
+                <v:rect id="shape_0" ID="Rectangle 179" path="m0,0l-2147483645,0l-2147483645,-2147483646l0,-2147483646xe" stroked="f" o:allowincell="f" style="position:absolute;left:1247;top:15234;width:1096;height:241;mso-wrap-style:square;v-text-anchor:top;mso-position-horizontal-relative:page;mso-position-vertical-relative:page">
                   <v:fill o:detectmouseclick="t" on="false"/>
                   <v:stroke color="#3465a4" joinstyle="round" endcap="flat"/>
                   <v:textbox>
@@ -18619,7 +18299,7 @@
                   </v:textbox>
                   <w10:wrap type="none"/>
                 </v:rect>
-                <v:rect id="shape_0" ID="Rectangle 180" path="m0,0l-2147483645,0l-2147483645,-2147483646l0,-2147483646xe" stroked="f" o:allowincell="f" style="position:absolute;left:2403;top:15234;width:1330;height:243;mso-wrap-style:square;v-text-anchor:top;mso-position-horizontal-relative:page;mso-position-vertical-relative:page">
+                <v:rect id="shape_0" ID="Rectangle 180" path="m0,0l-2147483645,0l-2147483645,-2147483646l0,-2147483646xe" stroked="f" o:allowincell="f" style="position:absolute;left:2403;top:15234;width:1328;height:241;mso-wrap-style:square;v-text-anchor:top;mso-position-horizontal-relative:page;mso-position-vertical-relative:page">
                   <v:fill o:detectmouseclick="t" on="false"/>
                   <v:stroke color="#3465a4" joinstyle="round" endcap="flat"/>
                   <v:textbox>
@@ -18674,8 +18354,8 @@
                   <w10:wrap type="none"/>
                 </v:rect>
               </v:group>
-              <v:group id="shape_0" style="position:absolute;left:1247;top:15519;width:2487;height:244">
-                <v:rect id="shape_0" ID="Rectangle 182" path="m0,0l-2147483645,0l-2147483645,-2147483646l0,-2147483646xe" stroked="f" o:allowincell="f" style="position:absolute;left:1247;top:15519;width:1098;height:243;mso-wrap-style:square;v-text-anchor:top;mso-position-horizontal-relative:page;mso-position-vertical-relative:page">
+              <v:group id="shape_0" style="position:absolute;left:1247;top:15519;width:2485;height:242">
+                <v:rect id="shape_0" ID="Rectangle 182" path="m0,0l-2147483645,0l-2147483645,-2147483646l0,-2147483646xe" stroked="f" o:allowincell="f" style="position:absolute;left:1247;top:15519;width:1096;height:241;mso-wrap-style:square;v-text-anchor:top;mso-position-horizontal-relative:page;mso-position-vertical-relative:page">
                   <v:fill o:detectmouseclick="t" on="false"/>
                   <v:stroke color="#3465a4" joinstyle="round" endcap="flat"/>
                   <v:textbox>
@@ -18714,7 +18394,7 @@
                   </v:textbox>
                   <w10:wrap type="none"/>
                 </v:rect>
-                <v:rect id="shape_0" ID="Rectangle 183" path="m0,0l-2147483645,0l-2147483645,-2147483646l0,-2147483646xe" stroked="f" o:allowincell="f" style="position:absolute;left:2403;top:15519;width:1330;height:243;mso-wrap-style:none;v-text-anchor:middle;mso-position-horizontal-relative:page;mso-position-vertical-relative:page">
+                <v:rect id="shape_0" ID="Rectangle 183" path="m0,0l-2147483645,0l-2147483645,-2147483646l0,-2147483646xe" stroked="f" o:allowincell="f" style="position:absolute;left:2403;top:15519;width:1328;height:241;mso-wrap-style:none;v-text-anchor:middle;mso-position-horizontal-relative:page;mso-position-vertical-relative:page">
                   <v:fill o:detectmouseclick="t" on="false"/>
                   <v:stroke color="#3465a4" joinstyle="round" endcap="flat"/>
                   <v:textbox>
@@ -18733,8 +18413,8 @@
                   <w10:wrap type="none"/>
                 </v:rect>
               </v:group>
-              <v:group id="shape_0" style="position:absolute;left:1247;top:15796;width:2487;height:245">
-                <v:rect id="shape_0" ID="Rectangle 185" path="m0,0l-2147483645,0l-2147483645,-2147483646l0,-2147483646xe" stroked="f" o:allowincell="f" style="position:absolute;left:1247;top:15796;width:1098;height:244;mso-wrap-style:square;v-text-anchor:top;mso-position-horizontal-relative:page;mso-position-vertical-relative:page">
+              <v:group id="shape_0" style="position:absolute;left:1247;top:15796;width:2485;height:243">
+                <v:rect id="shape_0" ID="Rectangle 185" path="m0,0l-2147483645,0l-2147483645,-2147483646l0,-2147483646xe" stroked="f" o:allowincell="f" style="position:absolute;left:1247;top:15796;width:1096;height:242;mso-wrap-style:square;v-text-anchor:top;mso-position-horizontal-relative:page;mso-position-vertical-relative:page">
                   <v:fill o:detectmouseclick="t" on="false"/>
                   <v:stroke color="#3465a4" joinstyle="round" endcap="flat"/>
                   <v:textbox>
@@ -18773,7 +18453,7 @@
                   </v:textbox>
                   <w10:wrap type="none"/>
                 </v:rect>
-                <v:rect id="shape_0" ID="Rectangle 186" path="m0,0l-2147483645,0l-2147483645,-2147483646l0,-2147483646xe" stroked="f" o:allowincell="f" style="position:absolute;left:2403;top:15796;width:1330;height:244;mso-wrap-style:none;v-text-anchor:middle;mso-position-horizontal-relative:page;mso-position-vertical-relative:page">
+                <v:rect id="shape_0" ID="Rectangle 186" path="m0,0l-2147483645,0l-2147483645,-2147483646l0,-2147483646xe" stroked="f" o:allowincell="f" style="position:absolute;left:2403;top:15796;width:1328;height:242;mso-wrap-style:none;v-text-anchor:middle;mso-position-horizontal-relative:page;mso-position-vertical-relative:page">
                   <v:fill o:detectmouseclick="t" on="false"/>
                   <v:stroke color="#3465a4" joinstyle="round" endcap="flat"/>
                   <v:textbox>
@@ -18792,8 +18472,8 @@
                   <w10:wrap type="none"/>
                 </v:rect>
               </v:group>
-              <v:group id="shape_0" style="position:absolute;left:1247;top:16073;width:2487;height:244">
-                <v:rect id="shape_0" ID="Rectangle 188" path="m0,0l-2147483645,0l-2147483645,-2147483646l0,-2147483646xe" stroked="f" o:allowincell="f" style="position:absolute;left:1247;top:16073;width:1098;height:243;mso-wrap-style:square;v-text-anchor:top;mso-position-horizontal-relative:page;mso-position-vertical-relative:page">
+              <v:group id="shape_0" style="position:absolute;left:1247;top:16073;width:2485;height:242">
+                <v:rect id="shape_0" ID="Rectangle 188" path="m0,0l-2147483645,0l-2147483645,-2147483646l0,-2147483646xe" stroked="f" o:allowincell="f" style="position:absolute;left:1247;top:16073;width:1096;height:241;mso-wrap-style:square;v-text-anchor:top;mso-position-horizontal-relative:page;mso-position-vertical-relative:page">
                   <v:fill o:detectmouseclick="t" on="false"/>
                   <v:stroke color="#3465a4" joinstyle="round" endcap="flat"/>
                   <v:textbox>
@@ -18832,7 +18512,7 @@
                   </v:textbox>
                   <w10:wrap type="none"/>
                 </v:rect>
-                <v:rect id="shape_0" ID="Rectangle 189" path="m0,0l-2147483645,0l-2147483645,-2147483646l0,-2147483646xe" stroked="f" o:allowincell="f" style="position:absolute;left:2403;top:16073;width:1330;height:243;mso-wrap-style:none;v-text-anchor:middle;mso-position-horizontal-relative:page;mso-position-vertical-relative:page">
+                <v:rect id="shape_0" ID="Rectangle 189" path="m0,0l-2147483645,0l-2147483645,-2147483646l0,-2147483646xe" stroked="f" o:allowincell="f" style="position:absolute;left:2403;top:16073;width:1328;height:241;mso-wrap-style:none;v-text-anchor:middle;mso-position-horizontal-relative:page;mso-position-vertical-relative:page">
                   <v:fill o:detectmouseclick="t" on="false"/>
                   <v:stroke color="#3465a4" joinstyle="round" endcap="flat"/>
                   <v:textbox>
@@ -18856,7 +18536,7 @@
                 <v:fill o:detectmouseclick="t" on="false"/>
                 <w10:wrap type="none"/>
               </v:line>
-              <v:rect id="shape_0" ID="Rectangle 191" path="m0,0l-2147483645,0l-2147483645,-2147483646l0,-2147483646xe" stroked="f" o:allowincell="f" style="position:absolute;left:5267;top:14993;width:3259;height:1286;mso-wrap-style:square;v-text-anchor:middle;mso-position-horizontal-relative:page;mso-position-vertical-relative:page">
+              <v:rect id="shape_0" ID="Rectangle 191" path="m0,0l-2147483645,0l-2147483645,-2147483646l0,-2147483646xe" stroked="f" o:allowincell="f" style="position:absolute;left:5267;top:14993;width:3257;height:1284;mso-wrap-style:square;v-text-anchor:middle;mso-position-horizontal-relative:page;mso-position-vertical-relative:page">
                 <v:fill o:detectmouseclick="t" on="false"/>
                 <v:stroke color="#3465a4" joinstyle="round" endcap="flat"/>
                 <v:textbox>
@@ -18915,7 +18595,7 @@
                 <v:fill o:detectmouseclick="t" on="false"/>
                 <w10:wrap type="none"/>
               </v:line>
-              <v:rect id="shape_0" ID="Rectangle 195" path="m0,0l-2147483645,0l-2147483645,-2147483646l0,-2147483646xe" stroked="f" o:allowincell="f" style="position:absolute;left:8643;top:14948;width:760;height:243;mso-wrap-style:square;v-text-anchor:top;mso-position-horizontal-relative:page;mso-position-vertical-relative:page">
+              <v:rect id="shape_0" ID="Rectangle 195" path="m0,0l-2147483645,0l-2147483645,-2147483646l0,-2147483646xe" stroked="f" o:allowincell="f" style="position:absolute;left:8643;top:14948;width:758;height:241;mso-wrap-style:square;v-text-anchor:top;mso-position-horizontal-relative:page;mso-position-vertical-relative:page">
                 <v:fill o:detectmouseclick="t" on="false"/>
                 <v:stroke color="#3465a4" joinstyle="round" endcap="flat"/>
                 <v:textbox>
@@ -18946,7 +18626,7 @@
                 </v:textbox>
                 <w10:wrap type="none"/>
               </v:rect>
-              <v:rect id="shape_0" ID="Rectangle 196" path="m0,0l-2147483645,0l-2147483645,-2147483646l0,-2147483646xe" stroked="f" o:allowincell="f" style="position:absolute;left:10346;top:14948;width:1202;height:243;mso-wrap-style:square;v-text-anchor:top;mso-position-horizontal-relative:page;mso-position-vertical-relative:page">
+              <v:rect id="shape_0" ID="Rectangle 196" path="m0,0l-2147483645,0l-2147483645,-2147483646l0,-2147483646xe" stroked="f" o:allowincell="f" style="position:absolute;left:10346;top:14948;width:1200;height:241;mso-wrap-style:square;v-text-anchor:top;mso-position-horizontal-relative:page;mso-position-vertical-relative:page">
                 <v:fill o:detectmouseclick="t" on="false"/>
                 <v:stroke color="#3465a4" joinstyle="round" endcap="flat"/>
                 <v:textbox>
@@ -18970,7 +18650,7 @@
                 </v:textbox>
                 <w10:wrap type="none"/>
               </v:rect>
-              <v:rect id="shape_0" ID="Rectangle 197" path="m0,0l-2147483645,0l-2147483645,-2147483646l0,-2147483646xe" stroked="f" o:allowincell="f" style="position:absolute;left:10353;top:15233;width:1202;height:243;mso-wrap-style:none;v-text-anchor:middle;mso-position-horizontal-relative:page;mso-position-vertical-relative:page">
+              <v:rect id="shape_0" ID="Rectangle 197" path="m0,0l-2147483645,0l-2147483645,-2147483646l0,-2147483646xe" stroked="f" o:allowincell="f" style="position:absolute;left:10353;top:15233;width:1200;height:241;mso-wrap-style:none;v-text-anchor:middle;mso-position-horizontal-relative:page;mso-position-vertical-relative:page">
                 <v:fill o:detectmouseclick="t" on="false"/>
                 <v:stroke color="#3465a4" joinstyle="round" endcap="flat"/>
                 <v:textbox>
@@ -19012,7 +18692,7 @@
                 <v:fill o:detectmouseclick="t" on="false"/>
                 <w10:wrap type="none"/>
               </v:line>
-              <v:rect id="shape_0" ID="Rectangle 200" path="m0,0l-2147483645,0l-2147483645,-2147483646l0,-2147483646xe" stroked="f" o:allowincell="f" style="position:absolute;left:8643;top:15721;width:2905;height:348;mso-wrap-style:square;v-text-anchor:middle;mso-position-horizontal-relative:page;mso-position-vertical-relative:page">
+              <v:rect id="shape_0" ID="Rectangle 200" path="m0,0l-2147483645,0l-2147483645,-2147483646l0,-2147483646xe" stroked="f" o:allowincell="f" style="position:absolute;left:8643;top:15721;width:2903;height:346;mso-wrap-style:square;v-text-anchor:middle;mso-position-horizontal-relative:page;mso-position-vertical-relative:page">
                 <v:fill o:detectmouseclick="t" on="false"/>
                 <v:stroke color="#3465a4" joinstyle="round" endcap="flat"/>
                 <v:textbox>
@@ -19082,7 +18762,7 @@
       <mc:AlternateContent>
         <mc:Choice Requires="wpg">
           <w:drawing>
-            <wp:anchor behindDoc="1" distT="12700" distB="12700" distL="13335" distR="12065" simplePos="0" locked="0" layoutInCell="0" allowOverlap="1" relativeHeight="270">
+            <wp:anchor behindDoc="1" distT="12700" distB="12700" distL="13335" distR="12065" simplePos="0" locked="0" layoutInCell="0" allowOverlap="1" relativeHeight="214">
               <wp:simplePos x="0" y="0"/>
               <wp:positionH relativeFrom="page">
                 <wp:posOffset>767715</wp:posOffset>
@@ -19090,7 +18770,7 @@
               <wp:positionV relativeFrom="page">
                 <wp:posOffset>185420</wp:posOffset>
               </wp:positionV>
-              <wp:extent cx="6586220" cy="10260965"/>
+              <wp:extent cx="6586220" cy="10259695"/>
               <wp:effectExtent l="13335" t="12700" r="12065" b="12700"/>
               <wp:wrapNone/>
               <wp:docPr id="56" name="Group 1"/>
@@ -19101,9 +18781,9 @@
                     <wpg:grpSpPr>
                       <a:xfrm>
                         <a:off x="0" y="0"/>
-                        <a:ext cx="6586200" cy="10261080"/>
+                        <a:ext cx="6586200" cy="10259640"/>
                         <a:chOff x="0" y="0"/>
-                        <a:chExt cx="6586200" cy="10261080"/>
+                        <a:chExt cx="6586200" cy="10259640"/>
                       </a:xfrm>
                     </wpg:grpSpPr>
                     <wps:wsp>
@@ -19112,7 +18792,7 @@
                       <wps:spPr>
                         <a:xfrm>
                           <a:off x="0" y="0"/>
-                          <a:ext cx="6586200" cy="10261080"/>
+                          <a:ext cx="6585120" cy="10259640"/>
                         </a:xfrm>
                         <a:prstGeom prst="rect">
                           <a:avLst/>
@@ -19389,7 +19069,7 @@
                       <wps:spPr>
                         <a:xfrm>
                           <a:off x="17640" y="10089000"/>
-                          <a:ext cx="326880" cy="156240"/>
+                          <a:ext cx="325800" cy="154800"/>
                         </a:xfrm>
                         <a:prstGeom prst="rect">
                           <a:avLst/>
@@ -19443,7 +19123,7 @@
                       <wps:spPr>
                         <a:xfrm>
                           <a:off x="375120" y="10089000"/>
-                          <a:ext cx="326880" cy="156240"/>
+                          <a:ext cx="325800" cy="154800"/>
                         </a:xfrm>
                         <a:prstGeom prst="rect">
                           <a:avLst/>
@@ -19497,7 +19177,7 @@
                       <wps:spPr>
                         <a:xfrm>
                           <a:off x="746640" y="10089000"/>
-                          <a:ext cx="845280" cy="156240"/>
+                          <a:ext cx="843840" cy="154800"/>
                         </a:xfrm>
                         <a:prstGeom prst="rect">
                           <a:avLst/>
@@ -19561,7 +19241,7 @@
                       <wps:spPr>
                         <a:xfrm>
                           <a:off x="1641600" y="10089000"/>
-                          <a:ext cx="502920" cy="156240"/>
+                          <a:ext cx="501480" cy="154800"/>
                         </a:xfrm>
                         <a:prstGeom prst="rect">
                           <a:avLst/>
@@ -19615,7 +19295,7 @@
                       <wps:spPr>
                         <a:xfrm>
                           <a:off x="2175480" y="10089000"/>
-                          <a:ext cx="326880" cy="156240"/>
+                          <a:ext cx="325800" cy="154800"/>
                         </a:xfrm>
                         <a:prstGeom prst="rect">
                           <a:avLst/>
@@ -19669,7 +19349,7 @@
                       <wps:spPr>
                         <a:xfrm>
                           <a:off x="6242760" y="9738360"/>
-                          <a:ext cx="326880" cy="156240"/>
+                          <a:ext cx="325800" cy="154800"/>
                         </a:xfrm>
                         <a:prstGeom prst="rect">
                           <a:avLst/>
@@ -19721,7 +19401,7 @@
                       <wps:spPr>
                         <a:xfrm>
                           <a:off x="6242760" y="9973440"/>
-                          <a:ext cx="326880" cy="214560"/>
+                          <a:ext cx="325800" cy="213480"/>
                         </a:xfrm>
                         <a:prstGeom prst="rect">
                           <a:avLst/>
@@ -19778,7 +19458,7 @@
                                 <w:szCs w:val="24"/>
                                 <w:lang w:val="ru-RU"/>
                               </w:rPr>
-                              <w:t>28</w:t>
+                              <w:t>25</w:t>
                             </w:r>
                             <w:r>
                               <w:rPr>
@@ -19801,7 +19481,7 @@
                       <wps:spPr>
                         <a:xfrm>
                           <a:off x="2551320" y="9863280"/>
-                          <a:ext cx="3646080" cy="241920"/>
+                          <a:ext cx="3645000" cy="240840"/>
                         </a:xfrm>
                         <a:prstGeom prst="rect">
                           <a:avLst/>
@@ -19851,8 +19531,8 @@
         </mc:Choice>
         <mc:Fallback>
           <w:pict>
-            <v:group id="shape_0" alt="Group 1" style="position:absolute;margin-left:60.45pt;margin-top:14.6pt;width:518.6pt;height:807.95pt" coordorigin="1209,292" coordsize="10372,16159">
-              <v:rect id="shape_0" ID="Rectangle 2" path="m0,0l-2147483645,0l-2147483645,-2147483646l0,-2147483646xe" stroked="t" o:allowincell="f" style="position:absolute;left:1209;top:292;width:10371;height:16158;mso-wrap-style:none;v-text-anchor:middle;mso-position-horizontal-relative:page;mso-position-vertical-relative:page">
+            <v:group id="shape_0" alt="Group 1" style="position:absolute;margin-left:60.45pt;margin-top:14.6pt;width:518.55pt;height:807.85pt" coordorigin="1209,292" coordsize="10371,16157">
+              <v:rect id="shape_0" ID="Rectangle 2" path="m0,0l-2147483645,0l-2147483645,-2147483646l0,-2147483646xe" stroked="t" o:allowincell="f" style="position:absolute;left:1209;top:292;width:10369;height:16156;mso-wrap-style:none;v-text-anchor:middle;mso-position-horizontal-relative:page;mso-position-vertical-relative:page">
                 <v:fill o:detectmouseclick="t" on="false"/>
                 <v:stroke color="black" weight="25560" joinstyle="miter" endcap="flat"/>
                 <w10:wrap type="none"/>
@@ -19907,7 +19587,7 @@
                 <v:fill o:detectmouseclick="t" on="false"/>
                 <w10:wrap type="none"/>
               </v:line>
-              <v:rect id="shape_0" ID="Rectangle 13" path="m0,0l-2147483645,0l-2147483645,-2147483646l0,-2147483646xe" stroked="f" o:allowincell="f" style="position:absolute;left:1237;top:16180;width:514;height:245;mso-wrap-style:square;v-text-anchor:top;mso-position-horizontal-relative:page;mso-position-vertical-relative:page">
+              <v:rect id="shape_0" ID="Rectangle 13" path="m0,0l-2147483645,0l-2147483645,-2147483646l0,-2147483646xe" stroked="f" o:allowincell="f" style="position:absolute;left:1237;top:16180;width:512;height:243;mso-wrap-style:square;v-text-anchor:top;mso-position-horizontal-relative:page;mso-position-vertical-relative:page">
                 <v:fill o:detectmouseclick="t" on="false"/>
                 <v:stroke color="#3465a4" joinstyle="round" endcap="flat"/>
                 <v:textbox>
@@ -19940,7 +19620,7 @@
                 </v:textbox>
                 <w10:wrap type="none"/>
               </v:rect>
-              <v:rect id="shape_0" ID="Rectangle 14" path="m0,0l-2147483645,0l-2147483645,-2147483646l0,-2147483646xe" stroked="f" o:allowincell="f" style="position:absolute;left:1800;top:16180;width:514;height:245;mso-wrap-style:square;v-text-anchor:top;mso-position-horizontal-relative:page;mso-position-vertical-relative:page">
+              <v:rect id="shape_0" ID="Rectangle 14" path="m0,0l-2147483645,0l-2147483645,-2147483646l0,-2147483646xe" stroked="f" o:allowincell="f" style="position:absolute;left:1800;top:16180;width:512;height:243;mso-wrap-style:square;v-text-anchor:top;mso-position-horizontal-relative:page;mso-position-vertical-relative:page">
                 <v:fill o:detectmouseclick="t" on="false"/>
                 <v:stroke color="#3465a4" joinstyle="round" endcap="flat"/>
                 <v:textbox>
@@ -19973,7 +19653,7 @@
                 </v:textbox>
                 <w10:wrap type="none"/>
               </v:rect>
-              <v:rect id="shape_0" ID="Rectangle 15" path="m0,0l-2147483645,0l-2147483645,-2147483646l0,-2147483646xe" stroked="f" o:allowincell="f" style="position:absolute;left:2385;top:16180;width:1330;height:245;mso-wrap-style:square;v-text-anchor:top;mso-position-horizontal-relative:page;mso-position-vertical-relative:page">
+              <v:rect id="shape_0" ID="Rectangle 15" path="m0,0l-2147483645,0l-2147483645,-2147483646l0,-2147483646xe" stroked="f" o:allowincell="f" style="position:absolute;left:2385;top:16180;width:1328;height:243;mso-wrap-style:square;v-text-anchor:top;mso-position-horizontal-relative:page;mso-position-vertical-relative:page">
                 <v:fill o:detectmouseclick="t" on="false"/>
                 <v:stroke color="#3465a4" joinstyle="round" endcap="flat"/>
                 <v:textbox>
@@ -20016,7 +19696,7 @@
                 </v:textbox>
                 <w10:wrap type="none"/>
               </v:rect>
-              <v:rect id="shape_0" ID="Rectangle 16" path="m0,0l-2147483645,0l-2147483645,-2147483646l0,-2147483646xe" stroked="f" o:allowincell="f" style="position:absolute;left:3794;top:16180;width:791;height:245;mso-wrap-style:square;v-text-anchor:top;mso-position-horizontal-relative:page;mso-position-vertical-relative:page">
+              <v:rect id="shape_0" ID="Rectangle 16" path="m0,0l-2147483645,0l-2147483645,-2147483646l0,-2147483646xe" stroked="f" o:allowincell="f" style="position:absolute;left:3794;top:16180;width:789;height:243;mso-wrap-style:square;v-text-anchor:top;mso-position-horizontal-relative:page;mso-position-vertical-relative:page">
                 <v:fill o:detectmouseclick="t" on="false"/>
                 <v:stroke color="#3465a4" joinstyle="round" endcap="flat"/>
                 <v:textbox>
@@ -20049,7 +19729,7 @@
                 </v:textbox>
                 <w10:wrap type="none"/>
               </v:rect>
-              <v:rect id="shape_0" ID="Rectangle 17" path="m0,0l-2147483645,0l-2147483645,-2147483646l0,-2147483646xe" stroked="f" o:allowincell="f" style="position:absolute;left:4635;top:16180;width:514;height:245;mso-wrap-style:square;v-text-anchor:top;mso-position-horizontal-relative:page;mso-position-vertical-relative:page">
+              <v:rect id="shape_0" ID="Rectangle 17" path="m0,0l-2147483645,0l-2147483645,-2147483646l0,-2147483646xe" stroked="f" o:allowincell="f" style="position:absolute;left:4635;top:16180;width:512;height:243;mso-wrap-style:square;v-text-anchor:top;mso-position-horizontal-relative:page;mso-position-vertical-relative:page">
                 <v:fill o:detectmouseclick="t" on="false"/>
                 <v:stroke color="#3465a4" joinstyle="round" endcap="flat"/>
                 <v:textbox>
@@ -20082,7 +19762,7 @@
                 </v:textbox>
                 <w10:wrap type="none"/>
               </v:rect>
-              <v:rect id="shape_0" ID="Rectangle 18" path="m0,0l-2147483645,0l-2147483645,-2147483646l0,-2147483646xe" stroked="f" o:allowincell="f" style="position:absolute;left:11040;top:15628;width:514;height:245;mso-wrap-style:square;v-text-anchor:top;mso-position-horizontal-relative:page;mso-position-vertical-relative:page">
+              <v:rect id="shape_0" ID="Rectangle 18" path="m0,0l-2147483645,0l-2147483645,-2147483646l0,-2147483646xe" stroked="f" o:allowincell="f" style="position:absolute;left:11040;top:15628;width:512;height:243;mso-wrap-style:square;v-text-anchor:top;mso-position-horizontal-relative:page;mso-position-vertical-relative:page">
                 <v:fill o:detectmouseclick="t" on="false"/>
                 <v:stroke color="#3465a4" joinstyle="round" endcap="flat"/>
                 <v:textbox>
@@ -20113,7 +19793,7 @@
                 </v:textbox>
                 <w10:wrap type="none"/>
               </v:rect>
-              <v:rect id="shape_0" ID="Rectangle 19" path="m0,0l-2147483645,0l-2147483645,-2147483646l0,-2147483646xe" stroked="f" o:allowincell="f" style="position:absolute;left:11040;top:15998;width:514;height:337;mso-wrap-style:square;v-text-anchor:middle;mso-position-horizontal-relative:page;mso-position-vertical-relative:page">
+              <v:rect id="shape_0" ID="Rectangle 19" path="m0,0l-2147483645,0l-2147483645,-2147483646l0,-2147483646xe" stroked="f" o:allowincell="f" style="position:absolute;left:11040;top:15998;width:512;height:335;mso-wrap-style:square;v-text-anchor:middle;mso-position-horizontal-relative:page;mso-position-vertical-relative:page">
                 <v:fill o:detectmouseclick="t" on="false"/>
                 <v:stroke color="#3465a4" joinstyle="round" endcap="flat"/>
                 <v:textbox>
@@ -20157,7 +19837,7 @@
                           <w:szCs w:val="24"/>
                           <w:lang w:val="ru-RU"/>
                         </w:rPr>
-                        <w:t>28</w:t>
+                        <w:t>25</w:t>
                       </w:r>
                       <w:r>
                         <w:rPr>
@@ -20172,7 +19852,7 @@
                 </v:textbox>
                 <w10:wrap type="none"/>
               </v:rect>
-              <v:rect id="shape_0" ID="Rectangle 20" path="m0,0l-2147483645,0l-2147483645,-2147483646l0,-2147483646xe" stroked="f" o:allowincell="f" style="position:absolute;left:5227;top:15825;width:5741;height:380;mso-wrap-style:square;v-text-anchor:middle;mso-position-horizontal-relative:page;mso-position-vertical-relative:page">
+              <v:rect id="shape_0" ID="Rectangle 20" path="m0,0l-2147483645,0l-2147483645,-2147483646l0,-2147483646xe" stroked="f" o:allowincell="f" style="position:absolute;left:5227;top:15825;width:5739;height:378;mso-wrap-style:square;v-text-anchor:middle;mso-position-horizontal-relative:page;mso-position-vertical-relative:page">
                 <v:fill o:detectmouseclick="t" on="false"/>
                 <v:stroke color="#3465a4" joinstyle="round" endcap="flat"/>
                 <v:textbox>
@@ -20220,7 +19900,7 @@
       <mc:AlternateContent>
         <mc:Choice Requires="wpg">
           <w:drawing>
-            <wp:anchor behindDoc="1" distT="12700" distB="12700" distL="13335" distR="12065" simplePos="0" locked="0" layoutInCell="0" allowOverlap="1" relativeHeight="270">
+            <wp:anchor behindDoc="1" distT="12700" distB="12700" distL="13335" distR="12065" simplePos="0" locked="0" layoutInCell="0" allowOverlap="1" relativeHeight="214">
               <wp:simplePos x="0" y="0"/>
               <wp:positionH relativeFrom="page">
                 <wp:posOffset>767715</wp:posOffset>
@@ -20228,7 +19908,7 @@
               <wp:positionV relativeFrom="page">
                 <wp:posOffset>185420</wp:posOffset>
               </wp:positionV>
-              <wp:extent cx="6586220" cy="10260965"/>
+              <wp:extent cx="6586220" cy="10259695"/>
               <wp:effectExtent l="13335" t="12700" r="12065" b="12700"/>
               <wp:wrapNone/>
               <wp:docPr id="66" name="Group 1"/>
@@ -20239,9 +19919,9 @@
                     <wpg:grpSpPr>
                       <a:xfrm>
                         <a:off x="0" y="0"/>
-                        <a:ext cx="6586200" cy="10261080"/>
+                        <a:ext cx="6586200" cy="10259640"/>
                         <a:chOff x="0" y="0"/>
-                        <a:chExt cx="6586200" cy="10261080"/>
+                        <a:chExt cx="6586200" cy="10259640"/>
                       </a:xfrm>
                     </wpg:grpSpPr>
                     <wps:wsp>
@@ -20250,7 +19930,7 @@
                       <wps:spPr>
                         <a:xfrm>
                           <a:off x="0" y="0"/>
-                          <a:ext cx="6586200" cy="10261080"/>
+                          <a:ext cx="6585120" cy="10259640"/>
                         </a:xfrm>
                         <a:prstGeom prst="rect">
                           <a:avLst/>
@@ -20527,7 +20207,7 @@
                       <wps:spPr>
                         <a:xfrm>
                           <a:off x="17640" y="10089000"/>
-                          <a:ext cx="326880" cy="156240"/>
+                          <a:ext cx="325800" cy="154800"/>
                         </a:xfrm>
                         <a:prstGeom prst="rect">
                           <a:avLst/>
@@ -20581,7 +20261,7 @@
                       <wps:spPr>
                         <a:xfrm>
                           <a:off x="375120" y="10089000"/>
-                          <a:ext cx="326880" cy="156240"/>
+                          <a:ext cx="325800" cy="154800"/>
                         </a:xfrm>
                         <a:prstGeom prst="rect">
                           <a:avLst/>
@@ -20635,7 +20315,7 @@
                       <wps:spPr>
                         <a:xfrm>
                           <a:off x="746640" y="10089000"/>
-                          <a:ext cx="845280" cy="156240"/>
+                          <a:ext cx="843840" cy="154800"/>
                         </a:xfrm>
                         <a:prstGeom prst="rect">
                           <a:avLst/>
@@ -20699,7 +20379,7 @@
                       <wps:spPr>
                         <a:xfrm>
                           <a:off x="1641600" y="10089000"/>
-                          <a:ext cx="502920" cy="156240"/>
+                          <a:ext cx="501480" cy="154800"/>
                         </a:xfrm>
                         <a:prstGeom prst="rect">
                           <a:avLst/>
@@ -20753,7 +20433,7 @@
                       <wps:spPr>
                         <a:xfrm>
                           <a:off x="2175480" y="10089000"/>
-                          <a:ext cx="326880" cy="156240"/>
+                          <a:ext cx="325800" cy="154800"/>
                         </a:xfrm>
                         <a:prstGeom prst="rect">
                           <a:avLst/>
@@ -20807,7 +20487,7 @@
                       <wps:spPr>
                         <a:xfrm>
                           <a:off x="6242760" y="9738360"/>
-                          <a:ext cx="326880" cy="156240"/>
+                          <a:ext cx="325800" cy="154800"/>
                         </a:xfrm>
                         <a:prstGeom prst="rect">
                           <a:avLst/>
@@ -20859,7 +20539,7 @@
                       <wps:spPr>
                         <a:xfrm>
                           <a:off x="6242760" y="9973440"/>
-                          <a:ext cx="326880" cy="214560"/>
+                          <a:ext cx="325800" cy="213480"/>
                         </a:xfrm>
                         <a:prstGeom prst="rect">
                           <a:avLst/>
@@ -20916,7 +20596,7 @@
                                 <w:szCs w:val="24"/>
                                 <w:lang w:val="ru-RU"/>
                               </w:rPr>
-                              <w:t>28</w:t>
+                              <w:t>25</w:t>
                             </w:r>
                             <w:r>
                               <w:rPr>
@@ -20939,7 +20619,7 @@
                       <wps:spPr>
                         <a:xfrm>
                           <a:off x="2551320" y="9863280"/>
-                          <a:ext cx="3646080" cy="241920"/>
+                          <a:ext cx="3645000" cy="240840"/>
                         </a:xfrm>
                         <a:prstGeom prst="rect">
                           <a:avLst/>
@@ -20989,8 +20669,8 @@
         </mc:Choice>
         <mc:Fallback>
           <w:pict>
-            <v:group id="shape_0" alt="Group 1" style="position:absolute;margin-left:60.45pt;margin-top:14.6pt;width:518.6pt;height:807.95pt" coordorigin="1209,292" coordsize="10372,16159">
-              <v:rect id="shape_0" ID="Rectangle 2" path="m0,0l-2147483645,0l-2147483645,-2147483646l0,-2147483646xe" stroked="t" o:allowincell="f" style="position:absolute;left:1209;top:292;width:10371;height:16158;mso-wrap-style:none;v-text-anchor:middle;mso-position-horizontal-relative:page;mso-position-vertical-relative:page">
+            <v:group id="shape_0" alt="Group 1" style="position:absolute;margin-left:60.45pt;margin-top:14.6pt;width:518.55pt;height:807.85pt" coordorigin="1209,292" coordsize="10371,16157">
+              <v:rect id="shape_0" ID="Rectangle 2" path="m0,0l-2147483645,0l-2147483645,-2147483646l0,-2147483646xe" stroked="t" o:allowincell="f" style="position:absolute;left:1209;top:292;width:10369;height:16156;mso-wrap-style:none;v-text-anchor:middle;mso-position-horizontal-relative:page;mso-position-vertical-relative:page">
                 <v:fill o:detectmouseclick="t" on="false"/>
                 <v:stroke color="black" weight="25560" joinstyle="miter" endcap="flat"/>
                 <w10:wrap type="none"/>
@@ -21045,7 +20725,7 @@
                 <v:fill o:detectmouseclick="t" on="false"/>
                 <w10:wrap type="none"/>
               </v:line>
-              <v:rect id="shape_0" ID="Rectangle 13" path="m0,0l-2147483645,0l-2147483645,-2147483646l0,-2147483646xe" stroked="f" o:allowincell="f" style="position:absolute;left:1237;top:16180;width:514;height:245;mso-wrap-style:square;v-text-anchor:top;mso-position-horizontal-relative:page;mso-position-vertical-relative:page">
+              <v:rect id="shape_0" ID="Rectangle 13" path="m0,0l-2147483645,0l-2147483645,-2147483646l0,-2147483646xe" stroked="f" o:allowincell="f" style="position:absolute;left:1237;top:16180;width:512;height:243;mso-wrap-style:square;v-text-anchor:top;mso-position-horizontal-relative:page;mso-position-vertical-relative:page">
                 <v:fill o:detectmouseclick="t" on="false"/>
                 <v:stroke color="#3465a4" joinstyle="round" endcap="flat"/>
                 <v:textbox>
@@ -21078,7 +20758,7 @@
                 </v:textbox>
                 <w10:wrap type="none"/>
               </v:rect>
-              <v:rect id="shape_0" ID="Rectangle 14" path="m0,0l-2147483645,0l-2147483645,-2147483646l0,-2147483646xe" stroked="f" o:allowincell="f" style="position:absolute;left:1800;top:16180;width:514;height:245;mso-wrap-style:square;v-text-anchor:top;mso-position-horizontal-relative:page;mso-position-vertical-relative:page">
+              <v:rect id="shape_0" ID="Rectangle 14" path="m0,0l-2147483645,0l-2147483645,-2147483646l0,-2147483646xe" stroked="f" o:allowincell="f" style="position:absolute;left:1800;top:16180;width:512;height:243;mso-wrap-style:square;v-text-anchor:top;mso-position-horizontal-relative:page;mso-position-vertical-relative:page">
                 <v:fill o:detectmouseclick="t" on="false"/>
                 <v:stroke color="#3465a4" joinstyle="round" endcap="flat"/>
                 <v:textbox>
@@ -21111,7 +20791,7 @@
                 </v:textbox>
                 <w10:wrap type="none"/>
               </v:rect>
-              <v:rect id="shape_0" ID="Rectangle 15" path="m0,0l-2147483645,0l-2147483645,-2147483646l0,-2147483646xe" stroked="f" o:allowincell="f" style="position:absolute;left:2385;top:16180;width:1330;height:245;mso-wrap-style:square;v-text-anchor:top;mso-position-horizontal-relative:page;mso-position-vertical-relative:page">
+              <v:rect id="shape_0" ID="Rectangle 15" path="m0,0l-2147483645,0l-2147483645,-2147483646l0,-2147483646xe" stroked="f" o:allowincell="f" style="position:absolute;left:2385;top:16180;width:1328;height:243;mso-wrap-style:square;v-text-anchor:top;mso-position-horizontal-relative:page;mso-position-vertical-relative:page">
                 <v:fill o:detectmouseclick="t" on="false"/>
                 <v:stroke color="#3465a4" joinstyle="round" endcap="flat"/>
                 <v:textbox>
@@ -21154,7 +20834,7 @@
                 </v:textbox>
                 <w10:wrap type="none"/>
               </v:rect>
-              <v:rect id="shape_0" ID="Rectangle 16" path="m0,0l-2147483645,0l-2147483645,-2147483646l0,-2147483646xe" stroked="f" o:allowincell="f" style="position:absolute;left:3794;top:16180;width:791;height:245;mso-wrap-style:square;v-text-anchor:top;mso-position-horizontal-relative:page;mso-position-vertical-relative:page">
+              <v:rect id="shape_0" ID="Rectangle 16" path="m0,0l-2147483645,0l-2147483645,-2147483646l0,-2147483646xe" stroked="f" o:allowincell="f" style="position:absolute;left:3794;top:16180;width:789;height:243;mso-wrap-style:square;v-text-anchor:top;mso-position-horizontal-relative:page;mso-position-vertical-relative:page">
                 <v:fill o:detectmouseclick="t" on="false"/>
                 <v:stroke color="#3465a4" joinstyle="round" endcap="flat"/>
                 <v:textbox>
@@ -21187,7 +20867,7 @@
                 </v:textbox>
                 <w10:wrap type="none"/>
               </v:rect>
-              <v:rect id="shape_0" ID="Rectangle 17" path="m0,0l-2147483645,0l-2147483645,-2147483646l0,-2147483646xe" stroked="f" o:allowincell="f" style="position:absolute;left:4635;top:16180;width:514;height:245;mso-wrap-style:square;v-text-anchor:top;mso-position-horizontal-relative:page;mso-position-vertical-relative:page">
+              <v:rect id="shape_0" ID="Rectangle 17" path="m0,0l-2147483645,0l-2147483645,-2147483646l0,-2147483646xe" stroked="f" o:allowincell="f" style="position:absolute;left:4635;top:16180;width:512;height:243;mso-wrap-style:square;v-text-anchor:top;mso-position-horizontal-relative:page;mso-position-vertical-relative:page">
                 <v:fill o:detectmouseclick="t" on="false"/>
                 <v:stroke color="#3465a4" joinstyle="round" endcap="flat"/>
                 <v:textbox>
@@ -21220,7 +20900,7 @@
                 </v:textbox>
                 <w10:wrap type="none"/>
               </v:rect>
-              <v:rect id="shape_0" ID="Rectangle 18" path="m0,0l-2147483645,0l-2147483645,-2147483646l0,-2147483646xe" stroked="f" o:allowincell="f" style="position:absolute;left:11040;top:15628;width:514;height:245;mso-wrap-style:square;v-text-anchor:top;mso-position-horizontal-relative:page;mso-position-vertical-relative:page">
+              <v:rect id="shape_0" ID="Rectangle 18" path="m0,0l-2147483645,0l-2147483645,-2147483646l0,-2147483646xe" stroked="f" o:allowincell="f" style="position:absolute;left:11040;top:15628;width:512;height:243;mso-wrap-style:square;v-text-anchor:top;mso-position-horizontal-relative:page;mso-position-vertical-relative:page">
                 <v:fill o:detectmouseclick="t" on="false"/>
                 <v:stroke color="#3465a4" joinstyle="round" endcap="flat"/>
                 <v:textbox>
@@ -21251,7 +20931,7 @@
                 </v:textbox>
                 <w10:wrap type="none"/>
               </v:rect>
-              <v:rect id="shape_0" ID="Rectangle 19" path="m0,0l-2147483645,0l-2147483645,-2147483646l0,-2147483646xe" stroked="f" o:allowincell="f" style="position:absolute;left:11040;top:15998;width:514;height:337;mso-wrap-style:square;v-text-anchor:middle;mso-position-horizontal-relative:page;mso-position-vertical-relative:page">
+              <v:rect id="shape_0" ID="Rectangle 19" path="m0,0l-2147483645,0l-2147483645,-2147483646l0,-2147483646xe" stroked="f" o:allowincell="f" style="position:absolute;left:11040;top:15998;width:512;height:335;mso-wrap-style:square;v-text-anchor:middle;mso-position-horizontal-relative:page;mso-position-vertical-relative:page">
                 <v:fill o:detectmouseclick="t" on="false"/>
                 <v:stroke color="#3465a4" joinstyle="round" endcap="flat"/>
                 <v:textbox>
@@ -21295,7 +20975,7 @@
                           <w:szCs w:val="24"/>
                           <w:lang w:val="ru-RU"/>
                         </w:rPr>
-                        <w:t>28</w:t>
+                        <w:t>25</w:t>
                       </w:r>
                       <w:r>
                         <w:rPr>
@@ -21310,7 +20990,7 @@
                 </v:textbox>
                 <w10:wrap type="none"/>
               </v:rect>
-              <v:rect id="shape_0" ID="Rectangle 20" path="m0,0l-2147483645,0l-2147483645,-2147483646l0,-2147483646xe" stroked="f" o:allowincell="f" style="position:absolute;left:5227;top:15825;width:5741;height:380;mso-wrap-style:square;v-text-anchor:middle;mso-position-horizontal-relative:page;mso-position-vertical-relative:page">
+              <v:rect id="shape_0" ID="Rectangle 20" path="m0,0l-2147483645,0l-2147483645,-2147483646l0,-2147483646xe" stroked="f" o:allowincell="f" style="position:absolute;left:5227;top:15825;width:5739;height:378;mso-wrap-style:square;v-text-anchor:middle;mso-position-horizontal-relative:page;mso-position-vertical-relative:page">
                 <v:fill o:detectmouseclick="t" on="false"/>
                 <v:stroke color="#3465a4" joinstyle="round" endcap="flat"/>
                 <v:textbox>
@@ -24796,6 +24476,20 @@
   </w:style>
   <w:style w:type="character" w:styleId="FootnoteCharacters111">
     <w:name w:val="Footnote Characters111"/>
+    <w:qFormat/>
+    <w:rPr>
+      <w:vertAlign w:val="superscript"/>
+    </w:rPr>
+  </w:style>
+  <w:style w:type="character" w:styleId="FootnoteCharacters1111">
+    <w:name w:val="Footnote Characters1111"/>
+    <w:qFormat/>
+    <w:rPr>
+      <w:vertAlign w:val="superscript"/>
+    </w:rPr>
+  </w:style>
+  <w:style w:type="character" w:styleId="FootnoteCharacters11111">
+    <w:name w:val="Footnote Characters11111"/>
     <w:basedOn w:val="DefaultParagraphFont"/>
     <w:qFormat/>
     <w:rPr>
@@ -24908,6 +24602,22 @@
   </w:style>
   <w:style w:type="character" w:styleId="InternetLink3">
     <w:name w:val="Internet Link3"/>
+    <w:qFormat/>
+    <w:rPr>
+      <w:color w:val="000080"/>
+      <w:u w:val="single"/>
+    </w:rPr>
+  </w:style>
+  <w:style w:type="character" w:styleId="InternetLink4">
+    <w:name w:val="Internet Link4"/>
+    <w:qFormat/>
+    <w:rPr>
+      <w:color w:val="000080"/>
+      <w:u w:val="single"/>
+    </w:rPr>
+  </w:style>
+  <w:style w:type="character" w:styleId="InternetLink5">
+    <w:name w:val="Internet Link5"/>
     <w:qFormat/>
     <w:rPr>
       <w:color w:val="000080"/>

--- a/джава кино.docx
+++ b/джава кино.docx
@@ -587,7 +587,7 @@
         <w:pStyle w:val="Title"/>
         <w:widowControl w:val="false"/>
         <w:suppressAutoHyphens w:val="true"/>
-        <w:overflowPunct w:val="true"/>
+        <w:overflowPunct w:val="false"/>
         <w:bidi w:val="0"/>
         <w:spacing w:lineRule="auto" w:line="240" w:before="828" w:after="0"/>
         <w:ind w:hanging="0" w:left="1871" w:right="2438"/>
@@ -782,7 +782,7 @@
           <w:tab w:val="left" w:pos="6012" w:leader="none"/>
         </w:tabs>
         <w:suppressAutoHyphens w:val="true"/>
-        <w:overflowPunct w:val="true"/>
+        <w:overflowPunct w:val="false"/>
         <w:bidi w:val="0"/>
         <w:spacing w:before="0" w:after="0"/>
         <w:ind w:hanging="0" w:left="0" w:right="1757"/>
@@ -1110,7 +1110,7 @@
               <w:pStyle w:val="TableParagraph"/>
               <w:widowControl w:val="false"/>
               <w:suppressAutoHyphens w:val="true"/>
-              <w:overflowPunct w:val="true"/>
+              <w:overflowPunct w:val="false"/>
               <w:bidi w:val="0"/>
               <w:spacing w:lineRule="exact" w:line="223" w:before="0" w:after="0"/>
               <w:ind w:hanging="0" w:left="0" w:right="0"/>
@@ -1144,7 +1144,7 @@
               <w:pStyle w:val="TableParagraph"/>
               <w:widowControl w:val="false"/>
               <w:suppressAutoHyphens w:val="true"/>
-              <w:overflowPunct w:val="true"/>
+              <w:overflowPunct w:val="false"/>
               <w:bidi w:val="0"/>
               <w:spacing w:lineRule="exact" w:line="223" w:before="0" w:after="0"/>
               <w:ind w:hanging="0" w:left="0" w:right="0"/>
@@ -1199,7 +1199,7 @@
               <w:pStyle w:val="TableParagraph"/>
               <w:widowControl w:val="false"/>
               <w:suppressAutoHyphens w:val="true"/>
-              <w:overflowPunct w:val="true"/>
+              <w:overflowPunct w:val="false"/>
               <w:bidi w:val="0"/>
               <w:spacing w:lineRule="exact" w:line="223" w:before="0" w:after="0"/>
               <w:ind w:hanging="0" w:left="0" w:right="0"/>
@@ -1241,7 +1241,7 @@
               <w:pStyle w:val="TableParagraph"/>
               <w:widowControl w:val="false"/>
               <w:suppressAutoHyphens w:val="true"/>
-              <w:overflowPunct w:val="true"/>
+              <w:overflowPunct w:val="false"/>
               <w:bidi w:val="0"/>
               <w:spacing w:lineRule="exact" w:line="223" w:before="0" w:after="0"/>
               <w:ind w:hanging="0" w:left="0" w:right="0"/>
@@ -1279,7 +1279,7 @@
               <w:pStyle w:val="TableParagraph"/>
               <w:widowControl w:val="false"/>
               <w:suppressAutoHyphens w:val="true"/>
-              <w:overflowPunct w:val="true"/>
+              <w:overflowPunct w:val="false"/>
               <w:bidi w:val="0"/>
               <w:spacing w:lineRule="exact" w:line="223" w:before="0" w:after="0"/>
               <w:ind w:hanging="0" w:left="0" w:right="0"/>
@@ -1312,7 +1312,7 @@
               <w:pStyle w:val="TableParagraph"/>
               <w:widowControl w:val="false"/>
               <w:suppressAutoHyphens w:val="true"/>
-              <w:overflowPunct w:val="true"/>
+              <w:overflowPunct w:val="false"/>
               <w:bidi w:val="0"/>
               <w:spacing w:lineRule="exact" w:line="223" w:before="0" w:after="0"/>
               <w:ind w:hanging="0" w:left="0" w:right="0"/>
@@ -1366,7 +1366,7 @@
               <w:pStyle w:val="TableParagraph"/>
               <w:widowControl w:val="false"/>
               <w:suppressAutoHyphens w:val="true"/>
-              <w:overflowPunct w:val="true"/>
+              <w:overflowPunct w:val="false"/>
               <w:bidi w:val="0"/>
               <w:spacing w:lineRule="exact" w:line="223" w:before="0" w:after="0"/>
               <w:ind w:hanging="0" w:left="1020" w:right="0"/>
@@ -1399,7 +1399,7 @@
               <w:pStyle w:val="TableParagraph"/>
               <w:widowControl w:val="false"/>
               <w:suppressAutoHyphens w:val="true"/>
-              <w:overflowPunct w:val="true"/>
+              <w:overflowPunct w:val="false"/>
               <w:bidi w:val="0"/>
               <w:spacing w:lineRule="exact" w:line="223" w:before="0" w:after="0"/>
               <w:ind w:hanging="0" w:left="0" w:right="0"/>
@@ -2235,7 +2235,7 @@
         <w:pStyle w:val="ListParagraph"/>
         <w:numPr>
           <w:ilvl w:val="0"/>
-          <w:numId w:val="1"/>
+          <w:numId w:val="2"/>
         </w:numPr>
         <w:tabs>
           <w:tab w:val="clear" w:pos="720"/>
@@ -2275,7 +2275,7 @@
         <w:pStyle w:val="ListParagraph"/>
         <w:numPr>
           <w:ilvl w:val="1"/>
-          <w:numId w:val="1"/>
+          <w:numId w:val="2"/>
         </w:numPr>
         <w:tabs>
           <w:tab w:val="clear" w:pos="720"/>
@@ -2315,7 +2315,7 @@
         <w:pStyle w:val="ListParagraph"/>
         <w:numPr>
           <w:ilvl w:val="1"/>
-          <w:numId w:val="1"/>
+          <w:numId w:val="2"/>
         </w:numPr>
         <w:tabs>
           <w:tab w:val="clear" w:pos="720"/>
@@ -2355,7 +2355,7 @@
         <w:pStyle w:val="ListParagraph"/>
         <w:numPr>
           <w:ilvl w:val="1"/>
-          <w:numId w:val="1"/>
+          <w:numId w:val="2"/>
         </w:numPr>
         <w:tabs>
           <w:tab w:val="clear" w:pos="720"/>
@@ -2393,7 +2393,7 @@
         <w:pStyle w:val="ListParagraph"/>
         <w:numPr>
           <w:ilvl w:val="1"/>
-          <w:numId w:val="1"/>
+          <w:numId w:val="2"/>
         </w:numPr>
         <w:tabs>
           <w:tab w:val="clear" w:pos="720"/>
@@ -2433,7 +2433,7 @@
         <w:pStyle w:val="ListParagraph"/>
         <w:numPr>
           <w:ilvl w:val="1"/>
-          <w:numId w:val="1"/>
+          <w:numId w:val="2"/>
         </w:numPr>
         <w:tabs>
           <w:tab w:val="clear" w:pos="720"/>
@@ -2473,7 +2473,7 @@
         <w:pStyle w:val="ListParagraph"/>
         <w:numPr>
           <w:ilvl w:val="0"/>
-          <w:numId w:val="1"/>
+          <w:numId w:val="2"/>
         </w:numPr>
         <w:tabs>
           <w:tab w:val="clear" w:pos="720"/>
@@ -2520,7 +2520,7 @@
         <w:pStyle w:val="ListParagraph"/>
         <w:numPr>
           <w:ilvl w:val="1"/>
-          <w:numId w:val="1"/>
+          <w:numId w:val="2"/>
         </w:numPr>
         <w:tabs>
           <w:tab w:val="clear" w:pos="720"/>
@@ -2558,7 +2558,7 @@
         <w:pStyle w:val="ListParagraph"/>
         <w:numPr>
           <w:ilvl w:val="1"/>
-          <w:numId w:val="1"/>
+          <w:numId w:val="2"/>
         </w:numPr>
         <w:tabs>
           <w:tab w:val="clear" w:pos="720"/>
@@ -2596,7 +2596,7 @@
         <w:pStyle w:val="ListParagraph"/>
         <w:numPr>
           <w:ilvl w:val="0"/>
-          <w:numId w:val="1"/>
+          <w:numId w:val="2"/>
         </w:numPr>
         <w:tabs>
           <w:tab w:val="clear" w:pos="720"/>
@@ -2636,7 +2636,7 @@
         <w:pStyle w:val="ListParagraph"/>
         <w:numPr>
           <w:ilvl w:val="1"/>
-          <w:numId w:val="1"/>
+          <w:numId w:val="2"/>
         </w:numPr>
         <w:tabs>
           <w:tab w:val="clear" w:pos="720"/>
@@ -2674,7 +2674,7 @@
         <w:pStyle w:val="ListParagraph"/>
         <w:numPr>
           <w:ilvl w:val="1"/>
-          <w:numId w:val="1"/>
+          <w:numId w:val="2"/>
         </w:numPr>
         <w:tabs>
           <w:tab w:val="clear" w:pos="720"/>
@@ -2712,7 +2712,7 @@
         <w:pStyle w:val="ListParagraph"/>
         <w:numPr>
           <w:ilvl w:val="1"/>
-          <w:numId w:val="1"/>
+          <w:numId w:val="2"/>
         </w:numPr>
         <w:tabs>
           <w:tab w:val="clear" w:pos="720"/>
@@ -2750,7 +2750,7 @@
         <w:pStyle w:val="ListParagraph"/>
         <w:numPr>
           <w:ilvl w:val="1"/>
-          <w:numId w:val="1"/>
+          <w:numId w:val="2"/>
         </w:numPr>
         <w:tabs>
           <w:tab w:val="clear" w:pos="720"/>
@@ -2788,7 +2788,7 @@
         <w:pStyle w:val="ListParagraph"/>
         <w:numPr>
           <w:ilvl w:val="1"/>
-          <w:numId w:val="1"/>
+          <w:numId w:val="2"/>
         </w:numPr>
         <w:tabs>
           <w:tab w:val="clear" w:pos="720"/>
@@ -2826,7 +2826,7 @@
         <w:pStyle w:val="ListParagraph"/>
         <w:numPr>
           <w:ilvl w:val="1"/>
-          <w:numId w:val="1"/>
+          <w:numId w:val="2"/>
         </w:numPr>
         <w:tabs>
           <w:tab w:val="clear" w:pos="720"/>
@@ -2864,7 +2864,7 @@
         <w:pStyle w:val="ListParagraph"/>
         <w:numPr>
           <w:ilvl w:val="0"/>
-          <w:numId w:val="1"/>
+          <w:numId w:val="2"/>
         </w:numPr>
         <w:tabs>
           <w:tab w:val="clear" w:pos="720"/>
@@ -3165,12 +3165,15 @@
                           <w:p>
                             <w:pPr>
                               <w:pStyle w:val="Style27"/>
-                              <w:overflowPunct w:val="true"/>
+                              <w:overflowPunct w:val="false"/>
                               <w:jc w:val="left"/>
-                              <w:rPr/>
+                              <w:rPr>
+                                <w:color w:val="000000"/>
+                              </w:rPr>
                             </w:pPr>
                             <w:r>
                               <w:rPr>
+                                <w:color w:val="000000"/>
                                 <w:sz w:val="20"/>
                                 <w:lang w:val="ru-RU"/>
                               </w:rPr>
@@ -3198,12 +3201,15 @@
                     <w:p>
                       <w:pPr>
                         <w:pStyle w:val="Style27"/>
-                        <w:overflowPunct w:val="true"/>
+                        <w:overflowPunct w:val="false"/>
                         <w:jc w:val="left"/>
-                        <w:rPr/>
+                        <w:rPr>
+                          <w:color w:val="000000"/>
+                        </w:rPr>
                       </w:pPr>
                       <w:r>
                         <w:rPr>
+                          <w:color w:val="000000"/>
                           <w:sz w:val="20"/>
                           <w:lang w:val="ru-RU"/>
                         </w:rPr>
@@ -3323,8 +3329,8 @@
         <w:ind w:hanging="0" w:left="0" w:right="0"/>
         <w:rPr/>
       </w:pPr>
-      <w:bookmarkStart w:id="5" w:name="ВВЕДЕНИЕ"/>
-      <w:bookmarkStart w:id="6" w:name="ведать"/>
+      <w:bookmarkStart w:id="5" w:name="ведать"/>
+      <w:bookmarkStart w:id="6" w:name="ВВЕДЕНИЕ"/>
       <w:r>
         <w:rPr>
           <w:b w:val="false"/>
@@ -3397,7 +3403,7 @@
         <w:pStyle w:val="24"/>
         <w:numPr>
           <w:ilvl w:val="0"/>
-          <w:numId w:val="5"/>
+          <w:numId w:val="6"/>
         </w:numPr>
         <w:ind w:firstLine="709" w:left="283" w:right="284"/>
         <w:jc w:val="both"/>
@@ -3413,7 +3419,7 @@
         <w:pStyle w:val="24"/>
         <w:numPr>
           <w:ilvl w:val="0"/>
-          <w:numId w:val="5"/>
+          <w:numId w:val="6"/>
         </w:numPr>
         <w:ind w:firstLine="709" w:left="283" w:right="284"/>
         <w:jc w:val="both"/>
@@ -3429,7 +3435,7 @@
         <w:pStyle w:val="24"/>
         <w:numPr>
           <w:ilvl w:val="0"/>
-          <w:numId w:val="5"/>
+          <w:numId w:val="6"/>
         </w:numPr>
         <w:ind w:firstLine="709" w:left="283" w:right="284"/>
         <w:jc w:val="both"/>
@@ -3445,7 +3451,7 @@
         <w:pStyle w:val="24"/>
         <w:numPr>
           <w:ilvl w:val="0"/>
-          <w:numId w:val="5"/>
+          <w:numId w:val="6"/>
         </w:numPr>
         <w:ind w:firstLine="709" w:left="283" w:right="284"/>
         <w:jc w:val="both"/>
@@ -3461,7 +3467,7 @@
         <w:pStyle w:val="24"/>
         <w:numPr>
           <w:ilvl w:val="0"/>
-          <w:numId w:val="5"/>
+          <w:numId w:val="6"/>
         </w:numPr>
         <w:ind w:firstLine="709" w:left="283" w:right="284"/>
         <w:jc w:val="both"/>
@@ -3477,7 +3483,7 @@
         <w:pStyle w:val="24"/>
         <w:numPr>
           <w:ilvl w:val="0"/>
-          <w:numId w:val="5"/>
+          <w:numId w:val="6"/>
         </w:numPr>
         <w:ind w:firstLine="709" w:left="283" w:right="284"/>
         <w:jc w:val="both"/>
@@ -3507,7 +3513,7 @@
         <w:pStyle w:val="Heading1"/>
         <w:numPr>
           <w:ilvl w:val="0"/>
-          <w:numId w:val="2"/>
+          <w:numId w:val="3"/>
         </w:numPr>
         <w:spacing w:before="0" w:after="0"/>
         <w:ind w:hanging="0" w:left="992" w:right="170"/>
@@ -3517,8 +3523,8 @@
           <w:szCs w:val="28"/>
         </w:rPr>
       </w:pPr>
-      <w:bookmarkStart w:id="7" w:name="_Hlk216109612"/>
-      <w:bookmarkStart w:id="8" w:name="_Анализ_технического_задания"/>
+      <w:bookmarkStart w:id="7" w:name="_Анализ_технического_задания"/>
+      <w:bookmarkStart w:id="8" w:name="_Hlk216109612"/>
       <w:bookmarkEnd w:id="7"/>
       <w:bookmarkEnd w:id="8"/>
       <w:r>
@@ -3534,7 +3540,7 @@
         <w:pStyle w:val="Caption"/>
         <w:numPr>
           <w:ilvl w:val="1"/>
-          <w:numId w:val="2"/>
+          <w:numId w:val="3"/>
         </w:numPr>
         <w:ind w:firstLine="709" w:left="284" w:right="170"/>
         <w:rPr/>
@@ -3597,7 +3603,7 @@
         <w:pStyle w:val="12341"/>
         <w:numPr>
           <w:ilvl w:val="0"/>
-          <w:numId w:val="5"/>
+          <w:numId w:val="6"/>
         </w:numPr>
         <w:ind w:firstLine="709" w:left="283" w:right="170"/>
         <w:jc w:val="both"/>
@@ -3613,7 +3619,7 @@
         <w:pStyle w:val="12341"/>
         <w:numPr>
           <w:ilvl w:val="0"/>
-          <w:numId w:val="5"/>
+          <w:numId w:val="6"/>
         </w:numPr>
         <w:ind w:firstLine="709" w:left="283" w:right="170"/>
         <w:jc w:val="both"/>
@@ -3629,7 +3635,7 @@
         <w:pStyle w:val="12341"/>
         <w:numPr>
           <w:ilvl w:val="0"/>
-          <w:numId w:val="5"/>
+          <w:numId w:val="6"/>
         </w:numPr>
         <w:ind w:firstLine="709" w:left="283" w:right="170"/>
         <w:jc w:val="both"/>
@@ -3645,7 +3651,7 @@
         <w:pStyle w:val="12341"/>
         <w:numPr>
           <w:ilvl w:val="0"/>
-          <w:numId w:val="5"/>
+          <w:numId w:val="6"/>
         </w:numPr>
         <w:ind w:firstLine="709" w:left="283" w:right="170"/>
         <w:jc w:val="both"/>
@@ -3661,7 +3667,7 @@
         <w:pStyle w:val="12341"/>
         <w:numPr>
           <w:ilvl w:val="0"/>
-          <w:numId w:val="5"/>
+          <w:numId w:val="6"/>
         </w:numPr>
         <w:ind w:firstLine="709" w:left="283" w:right="170"/>
         <w:jc w:val="both"/>
@@ -3677,7 +3683,7 @@
         <w:pStyle w:val="12341"/>
         <w:numPr>
           <w:ilvl w:val="0"/>
-          <w:numId w:val="5"/>
+          <w:numId w:val="6"/>
         </w:numPr>
         <w:ind w:firstLine="709" w:left="283" w:right="170"/>
         <w:jc w:val="both"/>
@@ -3693,7 +3699,7 @@
         <w:pStyle w:val="12341"/>
         <w:numPr>
           <w:ilvl w:val="0"/>
-          <w:numId w:val="5"/>
+          <w:numId w:val="6"/>
         </w:numPr>
         <w:ind w:firstLine="709" w:left="283" w:right="170"/>
         <w:jc w:val="both"/>
@@ -3706,16 +3712,31 @@
     </w:p>
     <w:p>
       <w:pPr>
+        <w:pStyle w:val="12341"/>
+        <w:numPr>
+          <w:ilvl w:val="0"/>
+          <w:numId w:val="0"/>
+        </w:numPr>
+        <w:ind w:hanging="0" w:left="283" w:right="170"/>
+        <w:jc w:val="both"/>
+        <w:rPr/>
+      </w:pPr>
+      <w:r>
+        <w:rPr/>
+      </w:r>
+    </w:p>
+    <w:p>
+      <w:pPr>
         <w:pStyle w:val="Caption"/>
         <w:numPr>
           <w:ilvl w:val="1"/>
-          <w:numId w:val="2"/>
+          <w:numId w:val="3"/>
         </w:numPr>
         <w:ind w:firstLine="709" w:left="284" w:right="170"/>
         <w:rPr/>
       </w:pPr>
-      <w:bookmarkStart w:id="12" w:name="_toc339"/>
-      <w:bookmarkStart w:id="13" w:name="попуск2"/>
+      <w:bookmarkStart w:id="12" w:name="попуск2"/>
+      <w:bookmarkStart w:id="13" w:name="_toc339"/>
       <w:bookmarkEnd w:id="12"/>
       <w:bookmarkEnd w:id="13"/>
       <w:r>
@@ -3822,8 +3843,8 @@
         </w:tblCellMar>
       </w:tblPr>
       <w:tblGrid>
-        <w:gridCol w:w="1865"/>
-        <w:gridCol w:w="1941"/>
+        <w:gridCol w:w="1864"/>
+        <w:gridCol w:w="1942"/>
         <w:gridCol w:w="1678"/>
         <w:gridCol w:w="2157"/>
         <w:gridCol w:w="1997"/>
@@ -3832,7 +3853,7 @@
         <w:trPr/>
         <w:tc>
           <w:tcPr>
-            <w:tcW w:w="1865" w:type="dxa"/>
+            <w:tcW w:w="1864" w:type="dxa"/>
             <w:tcBorders>
               <w:top w:val="single" w:sz="4" w:space="0" w:color="000000"/>
               <w:left w:val="single" w:sz="4" w:space="0" w:color="000000"/>
@@ -3843,7 +3864,7 @@
             <w:pPr>
               <w:pStyle w:val="TableParagraph"/>
               <w:suppressAutoHyphens w:val="true"/>
-              <w:overflowPunct w:val="false"/>
+              <w:overflowPunct w:val="true"/>
               <w:bidi w:val="0"/>
               <w:spacing w:before="0" w:after="0"/>
               <w:rPr>
@@ -3872,7 +3893,7 @@
         </w:tc>
         <w:tc>
           <w:tcPr>
-            <w:tcW w:w="1941" w:type="dxa"/>
+            <w:tcW w:w="1942" w:type="dxa"/>
             <w:tcBorders>
               <w:top w:val="single" w:sz="4" w:space="0" w:color="000000"/>
               <w:left w:val="single" w:sz="4" w:space="0" w:color="000000"/>
@@ -3883,7 +3904,7 @@
             <w:pPr>
               <w:pStyle w:val="TableParagraph"/>
               <w:suppressAutoHyphens w:val="true"/>
-              <w:overflowPunct w:val="false"/>
+              <w:overflowPunct w:val="true"/>
               <w:bidi w:val="0"/>
               <w:spacing w:before="0" w:after="0"/>
               <w:rPr>
@@ -3921,7 +3942,7 @@
             <w:pPr>
               <w:pStyle w:val="TableParagraph"/>
               <w:suppressAutoHyphens w:val="true"/>
-              <w:overflowPunct w:val="false"/>
+              <w:overflowPunct w:val="true"/>
               <w:bidi w:val="0"/>
               <w:spacing w:before="0" w:after="0"/>
               <w:rPr>
@@ -3959,7 +3980,7 @@
             <w:pPr>
               <w:pStyle w:val="TableParagraph"/>
               <w:suppressAutoHyphens w:val="true"/>
-              <w:overflowPunct w:val="false"/>
+              <w:overflowPunct w:val="true"/>
               <w:bidi w:val="0"/>
               <w:spacing w:before="0" w:after="0"/>
               <w:rPr>
@@ -3998,7 +4019,7 @@
             <w:pPr>
               <w:pStyle w:val="TableParagraph"/>
               <w:suppressAutoHyphens w:val="true"/>
-              <w:overflowPunct w:val="false"/>
+              <w:overflowPunct w:val="true"/>
               <w:bidi w:val="0"/>
               <w:spacing w:before="0" w:after="0"/>
               <w:rPr>
@@ -4028,7 +4049,7 @@
         <w:trPr/>
         <w:tc>
           <w:tcPr>
-            <w:tcW w:w="1865" w:type="dxa"/>
+            <w:tcW w:w="1864" w:type="dxa"/>
             <w:tcBorders>
               <w:left w:val="single" w:sz="4" w:space="0" w:color="000000"/>
               <w:bottom w:val="single" w:sz="4" w:space="0" w:color="000000"/>
@@ -4038,7 +4059,7 @@
             <w:pPr>
               <w:pStyle w:val="TableParagraph"/>
               <w:suppressAutoHyphens w:val="true"/>
-              <w:overflowPunct w:val="false"/>
+              <w:overflowPunct w:val="true"/>
               <w:bidi w:val="0"/>
               <w:spacing w:before="0" w:after="0"/>
               <w:rPr>
@@ -4065,7 +4086,7 @@
         </w:tc>
         <w:tc>
           <w:tcPr>
-            <w:tcW w:w="1941" w:type="dxa"/>
+            <w:tcW w:w="1942" w:type="dxa"/>
             <w:tcBorders>
               <w:left w:val="single" w:sz="4" w:space="0" w:color="000000"/>
               <w:bottom w:val="single" w:sz="4" w:space="0" w:color="000000"/>
@@ -4075,7 +4096,7 @@
             <w:pPr>
               <w:pStyle w:val="TableParagraph"/>
               <w:suppressAutoHyphens w:val="true"/>
-              <w:overflowPunct w:val="false"/>
+              <w:overflowPunct w:val="true"/>
               <w:bidi w:val="0"/>
               <w:spacing w:before="0" w:after="0"/>
               <w:rPr>
@@ -4112,7 +4133,7 @@
             <w:pPr>
               <w:pStyle w:val="TableParagraph"/>
               <w:suppressAutoHyphens w:val="true"/>
-              <w:overflowPunct w:val="false"/>
+              <w:overflowPunct w:val="true"/>
               <w:bidi w:val="0"/>
               <w:spacing w:before="0" w:after="0"/>
               <w:rPr>
@@ -4149,7 +4170,7 @@
             <w:pPr>
               <w:pStyle w:val="TableParagraph"/>
               <w:suppressAutoHyphens w:val="true"/>
-              <w:overflowPunct w:val="false"/>
+              <w:overflowPunct w:val="true"/>
               <w:bidi w:val="0"/>
               <w:spacing w:before="0" w:after="0"/>
               <w:rPr>
@@ -4187,7 +4208,7 @@
             <w:pPr>
               <w:pStyle w:val="TableParagraph"/>
               <w:suppressAutoHyphens w:val="true"/>
-              <w:overflowPunct w:val="false"/>
+              <w:overflowPunct w:val="true"/>
               <w:bidi w:val="0"/>
               <w:spacing w:before="0" w:after="0"/>
               <w:rPr>
@@ -4217,7 +4238,7 @@
         <w:trPr/>
         <w:tc>
           <w:tcPr>
-            <w:tcW w:w="1865" w:type="dxa"/>
+            <w:tcW w:w="1864" w:type="dxa"/>
             <w:tcBorders>
               <w:left w:val="single" w:sz="4" w:space="0" w:color="000000"/>
               <w:bottom w:val="single" w:sz="4" w:space="0" w:color="000000"/>
@@ -4227,7 +4248,7 @@
             <w:pPr>
               <w:pStyle w:val="TableParagraph"/>
               <w:suppressAutoHyphens w:val="true"/>
-              <w:overflowPunct w:val="false"/>
+              <w:overflowPunct w:val="true"/>
               <w:bidi w:val="0"/>
               <w:spacing w:before="0" w:after="0"/>
               <w:rPr>
@@ -4254,7 +4275,7 @@
         </w:tc>
         <w:tc>
           <w:tcPr>
-            <w:tcW w:w="1941" w:type="dxa"/>
+            <w:tcW w:w="1942" w:type="dxa"/>
             <w:tcBorders>
               <w:left w:val="single" w:sz="4" w:space="0" w:color="000000"/>
               <w:bottom w:val="single" w:sz="4" w:space="0" w:color="000000"/>
@@ -4264,7 +4285,7 @@
             <w:pPr>
               <w:pStyle w:val="TableParagraph"/>
               <w:suppressAutoHyphens w:val="true"/>
-              <w:overflowPunct w:val="false"/>
+              <w:overflowPunct w:val="true"/>
               <w:bidi w:val="0"/>
               <w:spacing w:before="0" w:after="0"/>
               <w:rPr>
@@ -4301,7 +4322,7 @@
             <w:pPr>
               <w:pStyle w:val="TableParagraph"/>
               <w:suppressAutoHyphens w:val="true"/>
-              <w:overflowPunct w:val="false"/>
+              <w:overflowPunct w:val="true"/>
               <w:bidi w:val="0"/>
               <w:spacing w:before="0" w:after="0"/>
               <w:rPr>
@@ -4338,7 +4359,7 @@
             <w:pPr>
               <w:pStyle w:val="TableParagraph"/>
               <w:suppressAutoHyphens w:val="true"/>
-              <w:overflowPunct w:val="false"/>
+              <w:overflowPunct w:val="true"/>
               <w:bidi w:val="0"/>
               <w:spacing w:before="0" w:after="0"/>
               <w:rPr>
@@ -4376,7 +4397,7 @@
             <w:pPr>
               <w:pStyle w:val="TableParagraph"/>
               <w:suppressAutoHyphens w:val="true"/>
-              <w:overflowPunct w:val="false"/>
+              <w:overflowPunct w:val="true"/>
               <w:bidi w:val="0"/>
               <w:spacing w:before="0" w:after="0"/>
               <w:rPr>
@@ -4406,7 +4427,7 @@
         <w:trPr/>
         <w:tc>
           <w:tcPr>
-            <w:tcW w:w="1865" w:type="dxa"/>
+            <w:tcW w:w="1864" w:type="dxa"/>
             <w:tcBorders>
               <w:left w:val="single" w:sz="4" w:space="0" w:color="000000"/>
               <w:bottom w:val="single" w:sz="4" w:space="0" w:color="000000"/>
@@ -4416,7 +4437,7 @@
             <w:pPr>
               <w:pStyle w:val="TableParagraph"/>
               <w:suppressAutoHyphens w:val="true"/>
-              <w:overflowPunct w:val="false"/>
+              <w:overflowPunct w:val="true"/>
               <w:bidi w:val="0"/>
               <w:spacing w:before="0" w:after="0"/>
               <w:rPr>
@@ -4443,7 +4464,7 @@
         </w:tc>
         <w:tc>
           <w:tcPr>
-            <w:tcW w:w="1941" w:type="dxa"/>
+            <w:tcW w:w="1942" w:type="dxa"/>
             <w:tcBorders>
               <w:left w:val="single" w:sz="4" w:space="0" w:color="000000"/>
               <w:bottom w:val="single" w:sz="4" w:space="0" w:color="000000"/>
@@ -4453,7 +4474,7 @@
             <w:pPr>
               <w:pStyle w:val="TableParagraph"/>
               <w:suppressAutoHyphens w:val="true"/>
-              <w:overflowPunct w:val="false"/>
+              <w:overflowPunct w:val="true"/>
               <w:bidi w:val="0"/>
               <w:spacing w:before="0" w:after="0"/>
               <w:rPr>
@@ -4490,7 +4511,7 @@
             <w:pPr>
               <w:pStyle w:val="TableParagraph"/>
               <w:suppressAutoHyphens w:val="true"/>
-              <w:overflowPunct w:val="false"/>
+              <w:overflowPunct w:val="true"/>
               <w:bidi w:val="0"/>
               <w:spacing w:before="0" w:after="0"/>
               <w:rPr>
@@ -4527,7 +4548,7 @@
             <w:pPr>
               <w:pStyle w:val="TableParagraph"/>
               <w:suppressAutoHyphens w:val="true"/>
-              <w:overflowPunct w:val="false"/>
+              <w:overflowPunct w:val="true"/>
               <w:bidi w:val="0"/>
               <w:spacing w:before="0" w:after="0"/>
               <w:rPr>
@@ -4565,7 +4586,7 @@
             <w:pPr>
               <w:pStyle w:val="TableParagraph"/>
               <w:suppressAutoHyphens w:val="true"/>
-              <w:overflowPunct w:val="false"/>
+              <w:overflowPunct w:val="true"/>
               <w:bidi w:val="0"/>
               <w:spacing w:before="0" w:after="0"/>
               <w:rPr>
@@ -4591,202 +4612,34 @@
           </w:p>
         </w:tc>
       </w:tr>
-      <w:tr>
-        <w:trPr/>
-        <w:tc>
-          <w:tcPr>
-            <w:tcW w:w="1865" w:type="dxa"/>
-            <w:tcBorders>
-              <w:left w:val="single" w:sz="4" w:space="0" w:color="000000"/>
-              <w:bottom w:val="single" w:sz="4" w:space="0" w:color="000000"/>
-            </w:tcBorders>
-          </w:tcPr>
-          <w:p>
-            <w:pPr>
-              <w:pStyle w:val="TableParagraph"/>
-              <w:suppressAutoHyphens w:val="true"/>
-              <w:overflowPunct w:val="false"/>
-              <w:bidi w:val="0"/>
-              <w:spacing w:before="0" w:after="0"/>
-              <w:rPr>
-                <w:rFonts w:ascii="Times New Roman" w:hAnsi="Times New Roman" w:eastAsia="Times New Roman" w:cs="Times New Roman"/>
-                <w:color w:val="auto"/>
-                <w:kern w:val="0"/>
-                <w:sz w:val="24"/>
-                <w:szCs w:val="24"/>
-                <w:lang w:bidi="ar-SA"/>
-              </w:rPr>
-            </w:pPr>
-            <w:r>
-              <w:rPr>
-                <w:rFonts w:eastAsia="Times New Roman" w:cs="Times New Roman"/>
-                <w:color w:val="auto"/>
-                <w:kern w:val="0"/>
-                <w:sz w:val="24"/>
-                <w:szCs w:val="24"/>
-                <w:lang w:bidi="ar-SA"/>
-              </w:rPr>
-              <w:t>Стоимость использования</w:t>
-            </w:r>
-          </w:p>
-        </w:tc>
-        <w:tc>
-          <w:tcPr>
-            <w:tcW w:w="1941" w:type="dxa"/>
-            <w:tcBorders>
-              <w:left w:val="single" w:sz="4" w:space="0" w:color="000000"/>
-              <w:bottom w:val="single" w:sz="4" w:space="0" w:color="000000"/>
-            </w:tcBorders>
-          </w:tcPr>
-          <w:p>
-            <w:pPr>
-              <w:pStyle w:val="TableParagraph"/>
-              <w:suppressAutoHyphens w:val="true"/>
-              <w:overflowPunct w:val="false"/>
-              <w:bidi w:val="0"/>
-              <w:spacing w:before="0" w:after="0"/>
-              <w:rPr>
-                <w:rFonts w:ascii="Times New Roman" w:hAnsi="Times New Roman" w:eastAsia="Times New Roman" w:cs="Times New Roman"/>
-                <w:color w:val="auto"/>
-                <w:kern w:val="0"/>
-                <w:sz w:val="24"/>
-                <w:szCs w:val="24"/>
-                <w:lang w:bidi="ar-SA"/>
-              </w:rPr>
-            </w:pPr>
-            <w:r>
-              <w:rPr>
-                <w:rFonts w:eastAsia="Times New Roman" w:cs="Times New Roman"/>
-                <w:color w:val="auto"/>
-                <w:kern w:val="0"/>
-                <w:sz w:val="24"/>
-                <w:szCs w:val="24"/>
-                <w:lang w:bidi="ar-SA"/>
-              </w:rPr>
-              <w:t>Freemium</w:t>
-            </w:r>
-          </w:p>
-        </w:tc>
-        <w:tc>
-          <w:tcPr>
-            <w:tcW w:w="1678" w:type="dxa"/>
-            <w:tcBorders>
-              <w:left w:val="single" w:sz="4" w:space="0" w:color="000000"/>
-              <w:bottom w:val="single" w:sz="4" w:space="0" w:color="000000"/>
-            </w:tcBorders>
-          </w:tcPr>
-          <w:p>
-            <w:pPr>
-              <w:pStyle w:val="TableParagraph"/>
-              <w:suppressAutoHyphens w:val="true"/>
-              <w:overflowPunct w:val="false"/>
-              <w:bidi w:val="0"/>
-              <w:spacing w:before="0" w:after="0"/>
-              <w:rPr>
-                <w:rFonts w:ascii="Times New Roman" w:hAnsi="Times New Roman" w:eastAsia="Times New Roman" w:cs="Times New Roman"/>
-                <w:color w:val="auto"/>
-                <w:kern w:val="0"/>
-                <w:sz w:val="24"/>
-                <w:szCs w:val="24"/>
-                <w:lang w:bidi="ar-SA"/>
-              </w:rPr>
-            </w:pPr>
-            <w:r>
-              <w:rPr>
-                <w:rFonts w:eastAsia="Times New Roman" w:cs="Times New Roman"/>
-                <w:color w:val="auto"/>
-                <w:kern w:val="0"/>
-                <w:sz w:val="24"/>
-                <w:szCs w:val="24"/>
-                <w:lang w:bidi="ar-SA"/>
-              </w:rPr>
-              <w:t>Бесплатно</w:t>
-            </w:r>
-          </w:p>
-        </w:tc>
-        <w:tc>
-          <w:tcPr>
-            <w:tcW w:w="2157" w:type="dxa"/>
-            <w:tcBorders>
-              <w:left w:val="single" w:sz="4" w:space="0" w:color="000000"/>
-              <w:bottom w:val="single" w:sz="4" w:space="0" w:color="000000"/>
-            </w:tcBorders>
-          </w:tcPr>
-          <w:p>
-            <w:pPr>
-              <w:pStyle w:val="TableParagraph"/>
-              <w:suppressAutoHyphens w:val="true"/>
-              <w:overflowPunct w:val="false"/>
-              <w:bidi w:val="0"/>
-              <w:spacing w:before="0" w:after="0"/>
-              <w:rPr>
-                <w:rFonts w:ascii="Times New Roman" w:hAnsi="Times New Roman" w:eastAsia="Times New Roman" w:cs="Times New Roman"/>
-                <w:color w:val="auto"/>
-                <w:kern w:val="0"/>
-                <w:sz w:val="24"/>
-                <w:szCs w:val="24"/>
-                <w:lang w:bidi="ar-SA"/>
-              </w:rPr>
-            </w:pPr>
-            <w:r>
-              <w:rPr>
-                <w:rFonts w:eastAsia="Times New Roman" w:cs="Times New Roman"/>
-                <w:color w:val="auto"/>
-                <w:kern w:val="0"/>
-                <w:sz w:val="24"/>
-                <w:szCs w:val="24"/>
-                <w:lang w:bidi="ar-SA"/>
-              </w:rPr>
-              <w:t>Freemium</w:t>
-            </w:r>
-          </w:p>
-        </w:tc>
-        <w:tc>
-          <w:tcPr>
-            <w:tcW w:w="1997" w:type="dxa"/>
-            <w:tcBorders>
-              <w:left w:val="single" w:sz="4" w:space="0" w:color="000000"/>
-              <w:bottom w:val="single" w:sz="4" w:space="0" w:color="000000"/>
-              <w:right w:val="single" w:sz="4" w:space="0" w:color="000000"/>
-            </w:tcBorders>
-          </w:tcPr>
-          <w:p>
-            <w:pPr>
-              <w:pStyle w:val="TableParagraph"/>
-              <w:suppressAutoHyphens w:val="true"/>
-              <w:overflowPunct w:val="false"/>
-              <w:bidi w:val="0"/>
-              <w:spacing w:before="0" w:after="0"/>
-              <w:rPr>
-                <w:rFonts w:ascii="Times New Roman" w:hAnsi="Times New Roman" w:eastAsia="Times New Roman" w:cs="Times New Roman"/>
-                <w:color w:val="auto"/>
-                <w:kern w:val="0"/>
-                <w:sz w:val="24"/>
-                <w:szCs w:val="24"/>
-                <w:lang w:bidi="ar-SA"/>
-              </w:rPr>
-            </w:pPr>
-            <w:r>
-              <w:rPr>
-                <w:rFonts w:eastAsia="Times New Roman" w:cs="Times New Roman"/>
-                <w:color w:val="auto"/>
-                <w:kern w:val="0"/>
-                <w:sz w:val="24"/>
-                <w:szCs w:val="24"/>
-                <w:lang w:bidi="ar-SA"/>
-              </w:rPr>
-              <w:t>Бесплатно</w:t>
-            </w:r>
-          </w:p>
-        </w:tc>
-      </w:tr>
     </w:tbl>
     <w:p>
       <w:pPr>
         <w:pStyle w:val="12341"/>
         <w:widowControl/>
         <w:suppressAutoHyphens w:val="true"/>
-        <w:overflowPunct w:val="false"/>
+        <w:overflowPunct w:val="true"/>
+        <w:bidi w:val="0"/>
+        <w:spacing w:before="0" w:after="0"/>
+        <w:ind w:hanging="0" w:left="284" w:right="170"/>
+        <w:contextualSpacing/>
+        <w:rPr>
+          <w:rFonts w:ascii="Times New Roman" w:hAnsi="Times New Roman" w:eastAsia="Times New Roman" w:cs="Times New Roman"/>
+          <w:kern w:val="0"/>
+          <w:sz w:val="28"/>
+          <w:lang w:eastAsia="ru-RU" w:bidi="ar-SA"/>
+        </w:rPr>
+      </w:pPr>
+      <w:r>
+        <w:rPr/>
+      </w:r>
+    </w:p>
+    <w:p>
+      <w:pPr>
+        <w:pStyle w:val="12341"/>
+        <w:widowControl/>
+        <w:suppressAutoHyphens w:val="true"/>
+        <w:overflowPunct w:val="true"/>
         <w:bidi w:val="0"/>
         <w:spacing w:before="0" w:after="0"/>
         <w:ind w:hanging="0" w:left="284" w:right="170"/>
@@ -4825,9 +4678,9 @@
       <w:tblGrid>
         <w:gridCol w:w="1931"/>
         <w:gridCol w:w="1929"/>
-        <w:gridCol w:w="1680"/>
+        <w:gridCol w:w="1679"/>
         <w:gridCol w:w="2156"/>
-        <w:gridCol w:w="1942"/>
+        <w:gridCol w:w="1943"/>
       </w:tblGrid>
       <w:tr>
         <w:trPr/>
@@ -4844,7 +4697,7 @@
             <w:pPr>
               <w:pStyle w:val="TableParagraph"/>
               <w:suppressAutoHyphens w:val="true"/>
-              <w:overflowPunct w:val="false"/>
+              <w:overflowPunct w:val="true"/>
               <w:bidi w:val="0"/>
               <w:spacing w:before="0" w:after="0"/>
               <w:rPr>
@@ -4884,7 +4737,7 @@
             <w:pPr>
               <w:pStyle w:val="TableParagraph"/>
               <w:suppressAutoHyphens w:val="true"/>
-              <w:overflowPunct w:val="false"/>
+              <w:overflowPunct w:val="true"/>
               <w:bidi w:val="0"/>
               <w:spacing w:before="0" w:after="0"/>
               <w:rPr>
@@ -4911,7 +4764,7 @@
         </w:tc>
         <w:tc>
           <w:tcPr>
-            <w:tcW w:w="1680" w:type="dxa"/>
+            <w:tcW w:w="1679" w:type="dxa"/>
             <w:tcBorders>
               <w:top w:val="single" w:sz="4" w:space="0" w:color="000000"/>
               <w:left w:val="single" w:sz="4" w:space="0" w:color="000000"/>
@@ -4922,7 +4775,7 @@
             <w:pPr>
               <w:pStyle w:val="TableParagraph"/>
               <w:suppressAutoHyphens w:val="true"/>
-              <w:overflowPunct w:val="false"/>
+              <w:overflowPunct w:val="true"/>
               <w:bidi w:val="0"/>
               <w:spacing w:before="0" w:after="0"/>
               <w:rPr>
@@ -4960,7 +4813,7 @@
             <w:pPr>
               <w:pStyle w:val="TableParagraph"/>
               <w:suppressAutoHyphens w:val="true"/>
-              <w:overflowPunct w:val="false"/>
+              <w:overflowPunct w:val="true"/>
               <w:bidi w:val="0"/>
               <w:spacing w:before="0" w:after="0"/>
               <w:rPr>
@@ -4987,7 +4840,7 @@
         </w:tc>
         <w:tc>
           <w:tcPr>
-            <w:tcW w:w="1942" w:type="dxa"/>
+            <w:tcW w:w="1943" w:type="dxa"/>
             <w:tcBorders>
               <w:top w:val="single" w:sz="4" w:space="0" w:color="000000"/>
               <w:left w:val="single" w:sz="4" w:space="0" w:color="000000"/>
@@ -4999,7 +4852,7 @@
             <w:pPr>
               <w:pStyle w:val="TableParagraph"/>
               <w:suppressAutoHyphens w:val="true"/>
-              <w:overflowPunct w:val="false"/>
+              <w:overflowPunct w:val="true"/>
               <w:bidi w:val="0"/>
               <w:spacing w:before="0" w:after="0"/>
               <w:rPr>
@@ -5039,7 +4892,196 @@
             <w:pPr>
               <w:pStyle w:val="TableParagraph"/>
               <w:suppressAutoHyphens w:val="true"/>
-              <w:overflowPunct w:val="false"/>
+              <w:overflowPunct w:val="true"/>
+              <w:bidi w:val="0"/>
+              <w:spacing w:before="0" w:after="0"/>
+              <w:rPr>
+                <w:rFonts w:ascii="Times New Roman" w:hAnsi="Times New Roman" w:eastAsia="Times New Roman" w:cs="Times New Roman"/>
+                <w:color w:val="auto"/>
+                <w:kern w:val="0"/>
+                <w:sz w:val="24"/>
+                <w:szCs w:val="24"/>
+                <w:lang w:bidi="ar-SA"/>
+              </w:rPr>
+            </w:pPr>
+            <w:r>
+              <w:rPr>
+                <w:rFonts w:eastAsia="Times New Roman" w:cs="Times New Roman"/>
+                <w:color w:val="auto"/>
+                <w:kern w:val="0"/>
+                <w:sz w:val="24"/>
+                <w:szCs w:val="24"/>
+                <w:lang w:bidi="ar-SA"/>
+              </w:rPr>
+              <w:t>Стоимость использования</w:t>
+            </w:r>
+          </w:p>
+        </w:tc>
+        <w:tc>
+          <w:tcPr>
+            <w:tcW w:w="1929" w:type="dxa"/>
+            <w:tcBorders>
+              <w:left w:val="single" w:sz="4" w:space="0" w:color="000000"/>
+              <w:bottom w:val="single" w:sz="4" w:space="0" w:color="000000"/>
+            </w:tcBorders>
+          </w:tcPr>
+          <w:p>
+            <w:pPr>
+              <w:pStyle w:val="TableParagraph"/>
+              <w:suppressAutoHyphens w:val="true"/>
+              <w:overflowPunct w:val="true"/>
+              <w:bidi w:val="0"/>
+              <w:spacing w:before="0" w:after="0"/>
+              <w:rPr>
+                <w:rFonts w:ascii="Times New Roman" w:hAnsi="Times New Roman" w:eastAsia="Times New Roman" w:cs="Times New Roman"/>
+                <w:color w:val="auto"/>
+                <w:kern w:val="0"/>
+                <w:sz w:val="24"/>
+                <w:szCs w:val="24"/>
+                <w:lang w:bidi="ar-SA"/>
+              </w:rPr>
+            </w:pPr>
+            <w:r>
+              <w:rPr>
+                <w:rFonts w:eastAsia="Times New Roman" w:cs="Times New Roman"/>
+                <w:color w:val="auto"/>
+                <w:kern w:val="0"/>
+                <w:sz w:val="24"/>
+                <w:szCs w:val="24"/>
+                <w:lang w:bidi="ar-SA"/>
+              </w:rPr>
+              <w:t>Freemium</w:t>
+            </w:r>
+          </w:p>
+        </w:tc>
+        <w:tc>
+          <w:tcPr>
+            <w:tcW w:w="1679" w:type="dxa"/>
+            <w:tcBorders>
+              <w:left w:val="single" w:sz="4" w:space="0" w:color="000000"/>
+              <w:bottom w:val="single" w:sz="4" w:space="0" w:color="000000"/>
+            </w:tcBorders>
+          </w:tcPr>
+          <w:p>
+            <w:pPr>
+              <w:pStyle w:val="TableParagraph"/>
+              <w:suppressAutoHyphens w:val="true"/>
+              <w:overflowPunct w:val="true"/>
+              <w:bidi w:val="0"/>
+              <w:spacing w:before="0" w:after="0"/>
+              <w:rPr>
+                <w:rFonts w:ascii="Times New Roman" w:hAnsi="Times New Roman" w:eastAsia="Times New Roman" w:cs="Times New Roman"/>
+                <w:color w:val="auto"/>
+                <w:kern w:val="0"/>
+                <w:sz w:val="24"/>
+                <w:szCs w:val="24"/>
+                <w:lang w:bidi="ar-SA"/>
+              </w:rPr>
+            </w:pPr>
+            <w:r>
+              <w:rPr>
+                <w:rFonts w:eastAsia="Times New Roman" w:cs="Times New Roman"/>
+                <w:color w:val="auto"/>
+                <w:kern w:val="0"/>
+                <w:sz w:val="24"/>
+                <w:szCs w:val="24"/>
+                <w:lang w:bidi="ar-SA"/>
+              </w:rPr>
+              <w:t>Бесплатно</w:t>
+            </w:r>
+          </w:p>
+        </w:tc>
+        <w:tc>
+          <w:tcPr>
+            <w:tcW w:w="2156" w:type="dxa"/>
+            <w:tcBorders>
+              <w:left w:val="single" w:sz="4" w:space="0" w:color="000000"/>
+              <w:bottom w:val="single" w:sz="4" w:space="0" w:color="000000"/>
+            </w:tcBorders>
+          </w:tcPr>
+          <w:p>
+            <w:pPr>
+              <w:pStyle w:val="TableParagraph"/>
+              <w:suppressAutoHyphens w:val="true"/>
+              <w:overflowPunct w:val="true"/>
+              <w:bidi w:val="0"/>
+              <w:spacing w:before="0" w:after="0"/>
+              <w:rPr>
+                <w:rFonts w:ascii="Times New Roman" w:hAnsi="Times New Roman" w:eastAsia="Times New Roman" w:cs="Times New Roman"/>
+                <w:color w:val="auto"/>
+                <w:kern w:val="0"/>
+                <w:sz w:val="24"/>
+                <w:szCs w:val="24"/>
+                <w:lang w:bidi="ar-SA"/>
+              </w:rPr>
+            </w:pPr>
+            <w:r>
+              <w:rPr>
+                <w:rFonts w:eastAsia="Times New Roman" w:cs="Times New Roman"/>
+                <w:color w:val="auto"/>
+                <w:kern w:val="0"/>
+                <w:sz w:val="24"/>
+                <w:szCs w:val="24"/>
+                <w:lang w:bidi="ar-SA"/>
+              </w:rPr>
+              <w:t>Freemium</w:t>
+            </w:r>
+          </w:p>
+        </w:tc>
+        <w:tc>
+          <w:tcPr>
+            <w:tcW w:w="1943" w:type="dxa"/>
+            <w:tcBorders>
+              <w:left w:val="single" w:sz="4" w:space="0" w:color="000000"/>
+              <w:bottom w:val="single" w:sz="4" w:space="0" w:color="000000"/>
+              <w:right w:val="single" w:sz="4" w:space="0" w:color="000000"/>
+            </w:tcBorders>
+          </w:tcPr>
+          <w:p>
+            <w:pPr>
+              <w:pStyle w:val="TableParagraph"/>
+              <w:suppressAutoHyphens w:val="true"/>
+              <w:overflowPunct w:val="true"/>
+              <w:bidi w:val="0"/>
+              <w:spacing w:before="0" w:after="0"/>
+              <w:rPr>
+                <w:rFonts w:ascii="Times New Roman" w:hAnsi="Times New Roman" w:eastAsia="Times New Roman" w:cs="Times New Roman"/>
+                <w:color w:val="auto"/>
+                <w:kern w:val="0"/>
+                <w:sz w:val="24"/>
+                <w:szCs w:val="24"/>
+                <w:lang w:bidi="ar-SA"/>
+              </w:rPr>
+            </w:pPr>
+            <w:r>
+              <w:rPr>
+                <w:rFonts w:eastAsia="Times New Roman" w:cs="Times New Roman"/>
+                <w:color w:val="auto"/>
+                <w:kern w:val="0"/>
+                <w:sz w:val="24"/>
+                <w:szCs w:val="24"/>
+                <w:lang w:bidi="ar-SA"/>
+              </w:rPr>
+              <w:t>Бесплатно</w:t>
+            </w:r>
+          </w:p>
+        </w:tc>
+      </w:tr>
+      <w:tr>
+        <w:trPr/>
+        <w:tc>
+          <w:tcPr>
+            <w:tcW w:w="1931" w:type="dxa"/>
+            <w:tcBorders>
+              <w:left w:val="single" w:sz="4" w:space="0" w:color="000000"/>
+              <w:bottom w:val="single" w:sz="4" w:space="0" w:color="000000"/>
+            </w:tcBorders>
+          </w:tcPr>
+          <w:p>
+            <w:pPr>
+              <w:pStyle w:val="TableParagraph"/>
+              <w:suppressAutoHyphens w:val="true"/>
+              <w:overflowPunct w:val="true"/>
               <w:bidi w:val="0"/>
               <w:spacing w:before="0" w:after="0"/>
               <w:rPr>
@@ -5076,7 +5118,7 @@
             <w:pPr>
               <w:pStyle w:val="TableParagraph"/>
               <w:suppressAutoHyphens w:val="true"/>
-              <w:overflowPunct w:val="false"/>
+              <w:overflowPunct w:val="true"/>
               <w:bidi w:val="0"/>
               <w:spacing w:before="0" w:after="0"/>
               <w:rPr>
@@ -5103,7 +5145,7 @@
         </w:tc>
         <w:tc>
           <w:tcPr>
-            <w:tcW w:w="1680" w:type="dxa"/>
+            <w:tcW w:w="1679" w:type="dxa"/>
             <w:tcBorders>
               <w:left w:val="single" w:sz="4" w:space="0" w:color="000000"/>
               <w:bottom w:val="single" w:sz="4" w:space="0" w:color="000000"/>
@@ -5113,7 +5155,7 @@
             <w:pPr>
               <w:pStyle w:val="TableParagraph"/>
               <w:suppressAutoHyphens w:val="true"/>
-              <w:overflowPunct w:val="false"/>
+              <w:overflowPunct w:val="true"/>
               <w:bidi w:val="0"/>
               <w:spacing w:before="0" w:after="0"/>
               <w:rPr>
@@ -5150,7 +5192,7 @@
             <w:pPr>
               <w:pStyle w:val="TableParagraph"/>
               <w:suppressAutoHyphens w:val="true"/>
-              <w:overflowPunct w:val="false"/>
+              <w:overflowPunct w:val="true"/>
               <w:bidi w:val="0"/>
               <w:spacing w:before="0" w:after="0"/>
               <w:rPr>
@@ -5177,7 +5219,7 @@
         </w:tc>
         <w:tc>
           <w:tcPr>
-            <w:tcW w:w="1942" w:type="dxa"/>
+            <w:tcW w:w="1943" w:type="dxa"/>
             <w:tcBorders>
               <w:left w:val="single" w:sz="4" w:space="0" w:color="000000"/>
               <w:bottom w:val="single" w:sz="4" w:space="0" w:color="000000"/>
@@ -5188,7 +5230,7 @@
             <w:pPr>
               <w:pStyle w:val="TableParagraph"/>
               <w:suppressAutoHyphens w:val="true"/>
-              <w:overflowPunct w:val="false"/>
+              <w:overflowPunct w:val="true"/>
               <w:bidi w:val="0"/>
               <w:spacing w:before="0" w:after="0"/>
               <w:rPr>
@@ -5228,7 +5270,7 @@
             <w:pPr>
               <w:pStyle w:val="TableParagraph"/>
               <w:suppressAutoHyphens w:val="true"/>
-              <w:overflowPunct w:val="false"/>
+              <w:overflowPunct w:val="true"/>
               <w:bidi w:val="0"/>
               <w:spacing w:before="0" w:after="0"/>
               <w:rPr>
@@ -5265,7 +5307,7 @@
             <w:pPr>
               <w:pStyle w:val="TableParagraph"/>
               <w:suppressAutoHyphens w:val="true"/>
-              <w:overflowPunct w:val="false"/>
+              <w:overflowPunct w:val="true"/>
               <w:bidi w:val="0"/>
               <w:spacing w:before="0" w:after="0"/>
               <w:rPr>
@@ -5292,7 +5334,7 @@
         </w:tc>
         <w:tc>
           <w:tcPr>
-            <w:tcW w:w="1680" w:type="dxa"/>
+            <w:tcW w:w="1679" w:type="dxa"/>
             <w:tcBorders>
               <w:left w:val="single" w:sz="4" w:space="0" w:color="000000"/>
               <w:bottom w:val="single" w:sz="4" w:space="0" w:color="000000"/>
@@ -5302,7 +5344,7 @@
             <w:pPr>
               <w:pStyle w:val="TableParagraph"/>
               <w:suppressAutoHyphens w:val="true"/>
-              <w:overflowPunct w:val="false"/>
+              <w:overflowPunct w:val="true"/>
               <w:bidi w:val="0"/>
               <w:spacing w:before="0" w:after="0"/>
               <w:rPr>
@@ -5339,7 +5381,7 @@
             <w:pPr>
               <w:pStyle w:val="TableParagraph"/>
               <w:suppressAutoHyphens w:val="true"/>
-              <w:overflowPunct w:val="false"/>
+              <w:overflowPunct w:val="true"/>
               <w:bidi w:val="0"/>
               <w:spacing w:before="0" w:after="0"/>
               <w:rPr>
@@ -5366,7 +5408,7 @@
         </w:tc>
         <w:tc>
           <w:tcPr>
-            <w:tcW w:w="1942" w:type="dxa"/>
+            <w:tcW w:w="1943" w:type="dxa"/>
             <w:tcBorders>
               <w:left w:val="single" w:sz="4" w:space="0" w:color="000000"/>
               <w:bottom w:val="single" w:sz="4" w:space="0" w:color="000000"/>
@@ -5377,7 +5419,7 @@
             <w:pPr>
               <w:pStyle w:val="TableParagraph"/>
               <w:suppressAutoHyphens w:val="true"/>
-              <w:overflowPunct w:val="false"/>
+              <w:overflowPunct w:val="true"/>
               <w:bidi w:val="0"/>
               <w:spacing w:before="0" w:after="0"/>
               <w:rPr>
@@ -5417,7 +5459,7 @@
             <w:pPr>
               <w:pStyle w:val="TableParagraph"/>
               <w:suppressAutoHyphens w:val="true"/>
-              <w:overflowPunct w:val="false"/>
+              <w:overflowPunct w:val="true"/>
               <w:bidi w:val="0"/>
               <w:spacing w:before="0" w:after="0"/>
               <w:rPr>
@@ -5456,7 +5498,7 @@
             <w:pPr>
               <w:pStyle w:val="TableParagraph"/>
               <w:suppressAutoHyphens w:val="true"/>
-              <w:overflowPunct w:val="false"/>
+              <w:overflowPunct w:val="true"/>
               <w:bidi w:val="0"/>
               <w:spacing w:before="0" w:after="0"/>
               <w:rPr>
@@ -5483,7 +5525,7 @@
         </w:tc>
         <w:tc>
           <w:tcPr>
-            <w:tcW w:w="1680" w:type="dxa"/>
+            <w:tcW w:w="1679" w:type="dxa"/>
             <w:tcBorders>
               <w:left w:val="single" w:sz="4" w:space="0" w:color="000000"/>
               <w:bottom w:val="single" w:sz="4" w:space="0" w:color="000000"/>
@@ -5493,7 +5535,7 @@
             <w:pPr>
               <w:pStyle w:val="TableParagraph"/>
               <w:suppressAutoHyphens w:val="true"/>
-              <w:overflowPunct w:val="false"/>
+              <w:overflowPunct w:val="true"/>
               <w:bidi w:val="0"/>
               <w:spacing w:before="0" w:after="0"/>
               <w:rPr>
@@ -5530,7 +5572,7 @@
             <w:pPr>
               <w:pStyle w:val="TableParagraph"/>
               <w:suppressAutoHyphens w:val="true"/>
-              <w:overflowPunct w:val="false"/>
+              <w:overflowPunct w:val="true"/>
               <w:bidi w:val="0"/>
               <w:spacing w:before="0" w:after="0"/>
               <w:rPr>
@@ -5557,7 +5599,7 @@
         </w:tc>
         <w:tc>
           <w:tcPr>
-            <w:tcW w:w="1942" w:type="dxa"/>
+            <w:tcW w:w="1943" w:type="dxa"/>
             <w:tcBorders>
               <w:left w:val="single" w:sz="4" w:space="0" w:color="000000"/>
               <w:bottom w:val="single" w:sz="4" w:space="0" w:color="000000"/>
@@ -5568,7 +5610,7 @@
             <w:pPr>
               <w:pStyle w:val="TableParagraph"/>
               <w:suppressAutoHyphens w:val="true"/>
-              <w:overflowPunct w:val="false"/>
+              <w:overflowPunct w:val="true"/>
               <w:bidi w:val="0"/>
               <w:spacing w:before="0" w:after="0"/>
               <w:rPr>
@@ -5608,7 +5650,7 @@
             <w:pPr>
               <w:pStyle w:val="TableParagraph"/>
               <w:suppressAutoHyphens w:val="true"/>
-              <w:overflowPunct w:val="false"/>
+              <w:overflowPunct w:val="true"/>
               <w:bidi w:val="0"/>
               <w:spacing w:before="0" w:after="0"/>
               <w:rPr>
@@ -5645,7 +5687,7 @@
             <w:pPr>
               <w:pStyle w:val="TableParagraph"/>
               <w:suppressAutoHyphens w:val="true"/>
-              <w:overflowPunct w:val="false"/>
+              <w:overflowPunct w:val="true"/>
               <w:bidi w:val="0"/>
               <w:spacing w:before="0" w:after="0"/>
               <w:rPr>
@@ -5672,7 +5714,7 @@
         </w:tc>
         <w:tc>
           <w:tcPr>
-            <w:tcW w:w="1680" w:type="dxa"/>
+            <w:tcW w:w="1679" w:type="dxa"/>
             <w:tcBorders>
               <w:left w:val="single" w:sz="4" w:space="0" w:color="000000"/>
               <w:bottom w:val="single" w:sz="4" w:space="0" w:color="000000"/>
@@ -5682,7 +5724,7 @@
             <w:pPr>
               <w:pStyle w:val="TableParagraph"/>
               <w:suppressAutoHyphens w:val="true"/>
-              <w:overflowPunct w:val="false"/>
+              <w:overflowPunct w:val="true"/>
               <w:bidi w:val="0"/>
               <w:spacing w:before="0" w:after="0"/>
               <w:rPr>
@@ -5719,7 +5761,7 @@
             <w:pPr>
               <w:pStyle w:val="TableParagraph"/>
               <w:suppressAutoHyphens w:val="true"/>
-              <w:overflowPunct w:val="false"/>
+              <w:overflowPunct w:val="true"/>
               <w:bidi w:val="0"/>
               <w:spacing w:before="0" w:after="0"/>
               <w:rPr>
@@ -5746,7 +5788,7 @@
         </w:tc>
         <w:tc>
           <w:tcPr>
-            <w:tcW w:w="1942" w:type="dxa"/>
+            <w:tcW w:w="1943" w:type="dxa"/>
             <w:tcBorders>
               <w:left w:val="single" w:sz="4" w:space="0" w:color="000000"/>
               <w:bottom w:val="single" w:sz="4" w:space="0" w:color="000000"/>
@@ -5757,7 +5799,7 @@
             <w:pPr>
               <w:pStyle w:val="TableParagraph"/>
               <w:suppressAutoHyphens w:val="true"/>
-              <w:overflowPunct w:val="false"/>
+              <w:overflowPunct w:val="true"/>
               <w:bidi w:val="0"/>
               <w:spacing w:before="0" w:after="0"/>
               <w:rPr>
@@ -5797,7 +5839,7 @@
             <w:pPr>
               <w:pStyle w:val="TableParagraph"/>
               <w:suppressAutoHyphens w:val="true"/>
-              <w:overflowPunct w:val="false"/>
+              <w:overflowPunct w:val="true"/>
               <w:bidi w:val="0"/>
               <w:spacing w:before="0" w:after="0"/>
               <w:rPr>
@@ -5834,7 +5876,7 @@
             <w:pPr>
               <w:pStyle w:val="TableParagraph"/>
               <w:suppressAutoHyphens w:val="true"/>
-              <w:overflowPunct w:val="false"/>
+              <w:overflowPunct w:val="true"/>
               <w:bidi w:val="0"/>
               <w:spacing w:before="0" w:after="0"/>
               <w:rPr>
@@ -5861,7 +5903,7 @@
         </w:tc>
         <w:tc>
           <w:tcPr>
-            <w:tcW w:w="1680" w:type="dxa"/>
+            <w:tcW w:w="1679" w:type="dxa"/>
             <w:tcBorders>
               <w:left w:val="single" w:sz="4" w:space="0" w:color="000000"/>
               <w:bottom w:val="single" w:sz="4" w:space="0" w:color="000000"/>
@@ -5871,7 +5913,7 @@
             <w:pPr>
               <w:pStyle w:val="TableParagraph"/>
               <w:suppressAutoHyphens w:val="true"/>
-              <w:overflowPunct w:val="false"/>
+              <w:overflowPunct w:val="true"/>
               <w:bidi w:val="0"/>
               <w:spacing w:before="0" w:after="0"/>
               <w:rPr>
@@ -5908,7 +5950,7 @@
             <w:pPr>
               <w:pStyle w:val="TableParagraph"/>
               <w:suppressAutoHyphens w:val="true"/>
-              <w:overflowPunct w:val="false"/>
+              <w:overflowPunct w:val="true"/>
               <w:bidi w:val="0"/>
               <w:spacing w:before="0" w:after="0"/>
               <w:rPr>
@@ -5935,7 +5977,7 @@
         </w:tc>
         <w:tc>
           <w:tcPr>
-            <w:tcW w:w="1942" w:type="dxa"/>
+            <w:tcW w:w="1943" w:type="dxa"/>
             <w:tcBorders>
               <w:left w:val="single" w:sz="4" w:space="0" w:color="000000"/>
               <w:bottom w:val="single" w:sz="4" w:space="0" w:color="000000"/>
@@ -5946,7 +5988,7 @@
             <w:pPr>
               <w:pStyle w:val="TableParagraph"/>
               <w:suppressAutoHyphens w:val="true"/>
-              <w:overflowPunct w:val="false"/>
+              <w:overflowPunct w:val="true"/>
               <w:bidi w:val="0"/>
               <w:spacing w:before="0" w:after="0"/>
               <w:rPr>
@@ -5986,7 +6028,7 @@
             <w:pPr>
               <w:pStyle w:val="TableParagraph"/>
               <w:suppressAutoHyphens w:val="true"/>
-              <w:overflowPunct w:val="false"/>
+              <w:overflowPunct w:val="true"/>
               <w:bidi w:val="0"/>
               <w:spacing w:before="0" w:after="0"/>
               <w:rPr>
@@ -6023,7 +6065,7 @@
             <w:pPr>
               <w:pStyle w:val="TableParagraph"/>
               <w:suppressAutoHyphens w:val="true"/>
-              <w:overflowPunct w:val="false"/>
+              <w:overflowPunct w:val="true"/>
               <w:bidi w:val="0"/>
               <w:spacing w:before="0" w:after="0"/>
               <w:rPr>
@@ -6050,7 +6092,7 @@
         </w:tc>
         <w:tc>
           <w:tcPr>
-            <w:tcW w:w="1680" w:type="dxa"/>
+            <w:tcW w:w="1679" w:type="dxa"/>
             <w:tcBorders>
               <w:left w:val="single" w:sz="4" w:space="0" w:color="000000"/>
               <w:bottom w:val="single" w:sz="4" w:space="0" w:color="000000"/>
@@ -6060,7 +6102,7 @@
             <w:pPr>
               <w:pStyle w:val="TableParagraph"/>
               <w:suppressAutoHyphens w:val="true"/>
-              <w:overflowPunct w:val="false"/>
+              <w:overflowPunct w:val="true"/>
               <w:bidi w:val="0"/>
               <w:spacing w:before="0" w:after="0"/>
               <w:rPr>
@@ -6097,7 +6139,7 @@
             <w:pPr>
               <w:pStyle w:val="TableParagraph"/>
               <w:suppressAutoHyphens w:val="true"/>
-              <w:overflowPunct w:val="false"/>
+              <w:overflowPunct w:val="true"/>
               <w:bidi w:val="0"/>
               <w:spacing w:before="0" w:after="0"/>
               <w:rPr>
@@ -6124,7 +6166,7 @@
         </w:tc>
         <w:tc>
           <w:tcPr>
-            <w:tcW w:w="1942" w:type="dxa"/>
+            <w:tcW w:w="1943" w:type="dxa"/>
             <w:tcBorders>
               <w:left w:val="single" w:sz="4" w:space="0" w:color="000000"/>
               <w:bottom w:val="single" w:sz="4" w:space="0" w:color="000000"/>
@@ -6135,7 +6177,7 @@
             <w:pPr>
               <w:pStyle w:val="TableParagraph"/>
               <w:suppressAutoHyphens w:val="true"/>
-              <w:overflowPunct w:val="false"/>
+              <w:overflowPunct w:val="true"/>
               <w:bidi w:val="0"/>
               <w:spacing w:before="0" w:after="0"/>
               <w:rPr>
@@ -6195,7 +6237,7 @@
         <w:pStyle w:val="Caption"/>
         <w:numPr>
           <w:ilvl w:val="1"/>
-          <w:numId w:val="2"/>
+          <w:numId w:val="3"/>
         </w:numPr>
         <w:ind w:firstLine="709" w:left="284" w:right="170"/>
         <w:rPr/>
@@ -6263,7 +6305,7 @@
         <w:widowControl w:val="false"/>
         <w:numPr>
           <w:ilvl w:val="0"/>
-          <w:numId w:val="5"/>
+          <w:numId w:val="6"/>
         </w:numPr>
         <w:bidi w:val="0"/>
         <w:spacing w:lineRule="auto" w:line="360" w:before="0" w:after="0"/>
@@ -6284,7 +6326,7 @@
         <w:widowControl w:val="false"/>
         <w:numPr>
           <w:ilvl w:val="0"/>
-          <w:numId w:val="5"/>
+          <w:numId w:val="6"/>
         </w:numPr>
         <w:bidi w:val="0"/>
         <w:spacing w:lineRule="auto" w:line="360" w:before="0" w:after="0"/>
@@ -6305,7 +6347,7 @@
         <w:widowControl w:val="false"/>
         <w:numPr>
           <w:ilvl w:val="0"/>
-          <w:numId w:val="5"/>
+          <w:numId w:val="6"/>
         </w:numPr>
         <w:bidi w:val="0"/>
         <w:spacing w:lineRule="auto" w:line="360" w:before="0" w:after="0"/>
@@ -6326,7 +6368,7 @@
         <w:widowControl w:val="false"/>
         <w:numPr>
           <w:ilvl w:val="0"/>
-          <w:numId w:val="5"/>
+          <w:numId w:val="6"/>
         </w:numPr>
         <w:bidi w:val="0"/>
         <w:spacing w:lineRule="auto" w:line="360" w:before="0" w:after="0"/>
@@ -6347,7 +6389,7 @@
         <w:widowControl w:val="false"/>
         <w:numPr>
           <w:ilvl w:val="0"/>
-          <w:numId w:val="5"/>
+          <w:numId w:val="6"/>
         </w:numPr>
         <w:bidi w:val="0"/>
         <w:spacing w:lineRule="auto" w:line="360" w:before="0" w:after="0"/>
@@ -6376,7 +6418,7 @@
         <w:pStyle w:val="Caption"/>
         <w:numPr>
           <w:ilvl w:val="1"/>
-          <w:numId w:val="2"/>
+          <w:numId w:val="3"/>
         </w:numPr>
         <w:ind w:firstLine="709" w:left="284" w:right="170"/>
         <w:rPr/>
@@ -6400,10 +6442,10 @@
           <w:lang w:val="ru-RU"/>
         </w:rPr>
       </w:r>
-      <w:bookmarkStart w:id="26" w:name="_Hlk117774364_Копия_1_Копия_1"/>
-      <w:bookmarkStart w:id="27" w:name="попуск13_Копия_1"/>
-      <w:bookmarkStart w:id="28" w:name="_Hlk117774364_Копия_1_Копия_1"/>
-      <w:bookmarkStart w:id="29" w:name="попуск13_Копия_1"/>
+      <w:bookmarkStart w:id="26" w:name="попуск13_Копия_1"/>
+      <w:bookmarkStart w:id="27" w:name="_Hlk117774364_Копия_1_Копия_1"/>
+      <w:bookmarkStart w:id="28" w:name="попуск13_Копия_1"/>
+      <w:bookmarkStart w:id="29" w:name="_Hlk117774364_Копия_1_Копия_1"/>
       <w:bookmarkEnd w:id="28"/>
       <w:bookmarkEnd w:id="29"/>
     </w:p>
@@ -6511,7 +6553,7 @@
           <w:color w:val="auto"/>
           <w:sz w:val="28"/>
         </w:rPr>
-        <w:t>Рисунок 1 – Общая архитектурная схема</w:t>
+        <w:t>Рисунок 1 — Общая архитектурная схема</w:t>
       </w:r>
     </w:p>
     <w:p>
@@ -6538,7 +6580,7 @@
         <w:pStyle w:val="12341"/>
         <w:numPr>
           <w:ilvl w:val="0"/>
-          <w:numId w:val="5"/>
+          <w:numId w:val="6"/>
         </w:numPr>
         <w:ind w:firstLine="709" w:left="283" w:right="170"/>
         <w:rPr/>
@@ -6553,7 +6595,7 @@
         <w:pStyle w:val="12341"/>
         <w:numPr>
           <w:ilvl w:val="0"/>
-          <w:numId w:val="5"/>
+          <w:numId w:val="6"/>
         </w:numPr>
         <w:ind w:firstLine="709" w:left="283" w:right="170"/>
         <w:rPr/>
@@ -6568,7 +6610,7 @@
         <w:pStyle w:val="12341"/>
         <w:numPr>
           <w:ilvl w:val="0"/>
-          <w:numId w:val="5"/>
+          <w:numId w:val="6"/>
         </w:numPr>
         <w:ind w:firstLine="709" w:left="283" w:right="170"/>
         <w:rPr/>
@@ -6583,7 +6625,7 @@
         <w:pStyle w:val="12341"/>
         <w:numPr>
           <w:ilvl w:val="0"/>
-          <w:numId w:val="5"/>
+          <w:numId w:val="6"/>
         </w:numPr>
         <w:ind w:firstLine="709" w:left="283" w:right="170"/>
         <w:rPr/>
@@ -6607,13 +6649,13 @@
         <w:pStyle w:val="Caption"/>
         <w:numPr>
           <w:ilvl w:val="1"/>
-          <w:numId w:val="2"/>
+          <w:numId w:val="3"/>
         </w:numPr>
         <w:ind w:firstLine="709" w:left="284" w:right="170"/>
         <w:rPr/>
       </w:pPr>
-      <w:bookmarkStart w:id="30" w:name="_toc560"/>
-      <w:bookmarkStart w:id="31" w:name="попуск14"/>
+      <w:bookmarkStart w:id="30" w:name="попуск14"/>
+      <w:bookmarkStart w:id="31" w:name="_toc560"/>
       <w:bookmarkEnd w:id="30"/>
       <w:bookmarkEnd w:id="31"/>
       <w:r>
@@ -6709,7 +6751,7 @@
         <w:pStyle w:val="12341"/>
         <w:numPr>
           <w:ilvl w:val="0"/>
-          <w:numId w:val="5"/>
+          <w:numId w:val="6"/>
         </w:numPr>
         <w:ind w:firstLine="709" w:left="283" w:right="170"/>
         <w:jc w:val="both"/>
@@ -6719,7 +6761,13 @@
         <w:rPr>
           <w:szCs w:val="28"/>
         </w:rPr>
-        <w:t>Фильм (Movie): базовая сущность с названием, описанием, путем к файлу, годом выпуска и связями с жанрами и актерами.</w:t>
+        <w:t>ф</w:t>
+      </w:r>
+      <w:r>
+        <w:rPr>
+          <w:szCs w:val="28"/>
+        </w:rPr>
+        <w:t>ильм (Movie): базовая сущность с названием, описанием, путем к файлу, годом выпуска и связями с жанрами и актерами.</w:t>
       </w:r>
     </w:p>
     <w:p>
@@ -6727,7 +6775,7 @@
         <w:pStyle w:val="12341"/>
         <w:numPr>
           <w:ilvl w:val="0"/>
-          <w:numId w:val="5"/>
+          <w:numId w:val="6"/>
         </w:numPr>
         <w:ind w:firstLine="709" w:left="283" w:right="170"/>
         <w:jc w:val="both"/>
@@ -6737,7 +6785,13 @@
         <w:rPr>
           <w:szCs w:val="28"/>
         </w:rPr>
-        <w:t>Сериал (Series): сущность для многосерийного контента, содержащая метаданные о количестве сезонов и эпизодов.</w:t>
+        <w:t>с</w:t>
+      </w:r>
+      <w:r>
+        <w:rPr>
+          <w:szCs w:val="28"/>
+        </w:rPr>
+        <w:t>ериал (Series): сущность для многосерийного контента, содержащая метаданные о количестве сезонов и эпизодов.</w:t>
       </w:r>
     </w:p>
     <w:p>
@@ -6745,7 +6799,7 @@
         <w:pStyle w:val="12341"/>
         <w:numPr>
           <w:ilvl w:val="0"/>
-          <w:numId w:val="5"/>
+          <w:numId w:val="6"/>
         </w:numPr>
         <w:ind w:firstLine="709" w:left="283" w:right="170"/>
         <w:jc w:val="both"/>
@@ -6755,7 +6809,13 @@
         <w:rPr>
           <w:szCs w:val="28"/>
         </w:rPr>
-        <w:t>Сезон (Season) и Эпизод (Episode): реализуют иерархию сериала со связями ON DELETE CASCADE.</w:t>
+        <w:t>с</w:t>
+      </w:r>
+      <w:r>
+        <w:rPr>
+          <w:szCs w:val="28"/>
+        </w:rPr>
+        <w:t>езон (Season) и Эпизод (Episode): реализуют иерархию сериала со связями ON DELETE CASCADE.</w:t>
       </w:r>
     </w:p>
     <w:p>
@@ -6763,7 +6823,7 @@
         <w:pStyle w:val="12341"/>
         <w:numPr>
           <w:ilvl w:val="0"/>
-          <w:numId w:val="5"/>
+          <w:numId w:val="6"/>
         </w:numPr>
         <w:ind w:firstLine="709" w:left="283" w:right="170"/>
         <w:jc w:val="both"/>
@@ -6773,7 +6833,13 @@
         <w:rPr>
           <w:szCs w:val="28"/>
         </w:rPr>
-        <w:t>Справочники: Жанры (Genre), Актеры (Actor), Режиссеры (Director).</w:t>
+        <w:t>с</w:t>
+      </w:r>
+      <w:r>
+        <w:rPr>
+          <w:szCs w:val="28"/>
+        </w:rPr>
+        <w:t>правочники: Жанры (Genre), Актеры (Actor), Режиссеры (Director).</w:t>
       </w:r>
     </w:p>
     <w:p>
@@ -6781,7 +6847,7 @@
         <w:pStyle w:val="12341"/>
         <w:numPr>
           <w:ilvl w:val="0"/>
-          <w:numId w:val="5"/>
+          <w:numId w:val="6"/>
         </w:numPr>
         <w:ind w:firstLine="709" w:left="283" w:right="170"/>
         <w:jc w:val="both"/>
@@ -6791,7 +6857,13 @@
         <w:rPr>
           <w:szCs w:val="28"/>
         </w:rPr>
-        <w:t>Пользователь (User): сущность системы безопасности с хешированным паролем и ролью.</w:t>
+        <w:t>п</w:t>
+      </w:r>
+      <w:r>
+        <w:rPr>
+          <w:szCs w:val="28"/>
+        </w:rPr>
+        <w:t>ользователь (User): сущность системы безопасности с хешированным паролем и ролью.</w:t>
       </w:r>
       <w:r>
         <w:br w:type="page"/>
@@ -6802,7 +6874,7 @@
         <w:pStyle w:val="Heading1"/>
         <w:numPr>
           <w:ilvl w:val="0"/>
-          <w:numId w:val="2"/>
+          <w:numId w:val="3"/>
         </w:numPr>
         <w:spacing w:before="0" w:after="0"/>
         <w:ind w:hanging="0" w:left="992" w:right="170"/>
@@ -6827,7 +6899,7 @@
         <w:pStyle w:val="Caption"/>
         <w:numPr>
           <w:ilvl w:val="1"/>
-          <w:numId w:val="2"/>
+          <w:numId w:val="3"/>
         </w:numPr>
         <w:ind w:firstLine="709" w:left="284" w:right="170"/>
         <w:rPr/>
@@ -6880,7 +6952,7 @@
         <w:pStyle w:val="12341"/>
         <w:numPr>
           <w:ilvl w:val="0"/>
-          <w:numId w:val="5"/>
+          <w:numId w:val="6"/>
         </w:numPr>
         <w:ind w:firstLine="709" w:left="283" w:right="170"/>
         <w:rPr/>
@@ -6895,7 +6967,7 @@
         <w:pStyle w:val="12341"/>
         <w:numPr>
           <w:ilvl w:val="0"/>
-          <w:numId w:val="5"/>
+          <w:numId w:val="6"/>
         </w:numPr>
         <w:ind w:firstLine="709" w:left="283" w:right="170"/>
         <w:rPr/>
@@ -6910,7 +6982,7 @@
         <w:pStyle w:val="12341"/>
         <w:numPr>
           <w:ilvl w:val="0"/>
-          <w:numId w:val="5"/>
+          <w:numId w:val="6"/>
         </w:numPr>
         <w:ind w:firstLine="709" w:left="283" w:right="170"/>
         <w:rPr/>
@@ -6925,7 +6997,7 @@
         <w:pStyle w:val="12341"/>
         <w:numPr>
           <w:ilvl w:val="0"/>
-          <w:numId w:val="5"/>
+          <w:numId w:val="6"/>
         </w:numPr>
         <w:ind w:firstLine="709" w:left="283" w:right="170"/>
         <w:rPr/>
@@ -6940,7 +7012,7 @@
         <w:pStyle w:val="12341"/>
         <w:numPr>
           <w:ilvl w:val="0"/>
-          <w:numId w:val="5"/>
+          <w:numId w:val="6"/>
         </w:numPr>
         <w:ind w:firstLine="709" w:left="283" w:right="170"/>
         <w:rPr/>
@@ -6984,7 +7056,7 @@
         <w:pStyle w:val="Caption"/>
         <w:numPr>
           <w:ilvl w:val="1"/>
-          <w:numId w:val="2"/>
+          <w:numId w:val="3"/>
         </w:numPr>
         <w:ind w:firstLine="709" w:left="284" w:right="170"/>
         <w:rPr/>
@@ -7041,7 +7113,7 @@
         <w:pStyle w:val="12341"/>
         <w:numPr>
           <w:ilvl w:val="0"/>
-          <w:numId w:val="5"/>
+          <w:numId w:val="6"/>
         </w:numPr>
         <w:ind w:firstLine="709" w:left="283" w:right="170"/>
         <w:jc w:val="both"/>
@@ -7059,7 +7131,7 @@
         <w:pStyle w:val="12341"/>
         <w:numPr>
           <w:ilvl w:val="0"/>
-          <w:numId w:val="5"/>
+          <w:numId w:val="6"/>
         </w:numPr>
         <w:ind w:firstLine="709" w:left="283" w:right="170"/>
         <w:jc w:val="both"/>
@@ -7077,7 +7149,7 @@
         <w:pStyle w:val="12341"/>
         <w:numPr>
           <w:ilvl w:val="0"/>
-          <w:numId w:val="5"/>
+          <w:numId w:val="6"/>
         </w:numPr>
         <w:ind w:firstLine="709" w:left="283" w:right="170"/>
         <w:jc w:val="both"/>
@@ -7095,7 +7167,7 @@
         <w:pStyle w:val="12341"/>
         <w:numPr>
           <w:ilvl w:val="0"/>
-          <w:numId w:val="5"/>
+          <w:numId w:val="6"/>
         </w:numPr>
         <w:ind w:firstLine="709" w:left="283" w:right="170"/>
         <w:jc w:val="both"/>
@@ -7113,7 +7185,7 @@
         <w:pStyle w:val="12341"/>
         <w:numPr>
           <w:ilvl w:val="0"/>
-          <w:numId w:val="5"/>
+          <w:numId w:val="6"/>
         </w:numPr>
         <w:ind w:firstLine="709" w:left="283" w:right="170"/>
         <w:jc w:val="both"/>
@@ -7213,7 +7285,7 @@
           <w:color w:val="auto"/>
           <w:sz w:val="28"/>
         </w:rPr>
-        <w:t>Рисунок 2  ER-диаграмма</w:t>
+        <w:t>Рисунок 2 — ER-диаграмма</w:t>
       </w:r>
       <w:r>
         <w:br w:type="page"/>
@@ -7224,7 +7296,7 @@
         <w:pStyle w:val="Heading1"/>
         <w:numPr>
           <w:ilvl w:val="0"/>
-          <w:numId w:val="2"/>
+          <w:numId w:val="3"/>
         </w:numPr>
         <w:spacing w:before="0" w:after="0"/>
         <w:ind w:hanging="0" w:left="992" w:right="170"/>
@@ -7249,7 +7321,7 @@
         <w:pStyle w:val="Caption"/>
         <w:numPr>
           <w:ilvl w:val="1"/>
-          <w:numId w:val="2"/>
+          <w:numId w:val="3"/>
         </w:numPr>
         <w:ind w:firstLine="709" w:left="284" w:right="170"/>
         <w:rPr/>
@@ -7341,7 +7413,7 @@
         <w:pStyle w:val="Caption"/>
         <w:numPr>
           <w:ilvl w:val="1"/>
-          <w:numId w:val="2"/>
+          <w:numId w:val="3"/>
         </w:numPr>
         <w:spacing w:before="0" w:after="0"/>
         <w:ind w:firstLine="709" w:left="284" w:right="170"/>
@@ -7472,7 +7544,7 @@
         <w:pStyle w:val="Caption"/>
         <w:numPr>
           <w:ilvl w:val="1"/>
-          <w:numId w:val="2"/>
+          <w:numId w:val="3"/>
         </w:numPr>
         <w:ind w:firstLine="709" w:left="284" w:right="170"/>
         <w:rPr/>
@@ -7752,7 +7824,7 @@
         <w:pStyle w:val="Caption"/>
         <w:numPr>
           <w:ilvl w:val="1"/>
-          <w:numId w:val="2"/>
+          <w:numId w:val="3"/>
         </w:numPr>
         <w:ind w:firstLine="709" w:left="284" w:right="170"/>
         <w:rPr/>
@@ -7841,7 +7913,7 @@
         <w:pStyle w:val="Caption"/>
         <w:numPr>
           <w:ilvl w:val="1"/>
-          <w:numId w:val="2"/>
+          <w:numId w:val="3"/>
         </w:numPr>
         <w:ind w:firstLine="709" w:left="284" w:right="170"/>
         <w:rPr/>
@@ -7972,7 +8044,7 @@
         <w:pStyle w:val="Caption"/>
         <w:numPr>
           <w:ilvl w:val="1"/>
-          <w:numId w:val="2"/>
+          <w:numId w:val="3"/>
         </w:numPr>
         <w:spacing w:before="0" w:after="0"/>
         <w:ind w:firstLine="709" w:left="284" w:right="170"/>
@@ -8069,7 +8141,7 @@
         <w:pStyle w:val="TableParagraph"/>
         <w:numPr>
           <w:ilvl w:val="0"/>
-          <w:numId w:val="5"/>
+          <w:numId w:val="6"/>
         </w:numPr>
         <w:tabs>
           <w:tab w:val="clear" w:pos="720"/>
@@ -8092,7 +8164,7 @@
         <w:pStyle w:val="TableParagraph"/>
         <w:numPr>
           <w:ilvl w:val="0"/>
-          <w:numId w:val="5"/>
+          <w:numId w:val="6"/>
         </w:numPr>
         <w:tabs>
           <w:tab w:val="clear" w:pos="720"/>
@@ -8115,7 +8187,7 @@
         <w:pStyle w:val="TableParagraph"/>
         <w:numPr>
           <w:ilvl w:val="0"/>
-          <w:numId w:val="5"/>
+          <w:numId w:val="6"/>
         </w:numPr>
         <w:tabs>
           <w:tab w:val="clear" w:pos="720"/>
@@ -8162,7 +8234,7 @@
         <w:pStyle w:val="Heading1"/>
         <w:numPr>
           <w:ilvl w:val="0"/>
-          <w:numId w:val="2"/>
+          <w:numId w:val="3"/>
         </w:numPr>
         <w:spacing w:beforeAutospacing="0" w:before="0" w:afterAutospacing="0" w:after="0"/>
         <w:ind w:hanging="0" w:left="992" w:right="170"/>
@@ -8233,7 +8305,7 @@
         <w:pStyle w:val="Caption"/>
         <w:numPr>
           <w:ilvl w:val="1"/>
-          <w:numId w:val="2"/>
+          <w:numId w:val="3"/>
         </w:numPr>
         <w:ind w:firstLine="709" w:left="284" w:right="170"/>
         <w:rPr>
@@ -8333,7 +8405,7 @@
         <w:pStyle w:val="Caption"/>
         <w:numPr>
           <w:ilvl w:val="1"/>
-          <w:numId w:val="2"/>
+          <w:numId w:val="3"/>
         </w:numPr>
         <w:ind w:firstLine="709" w:left="284" w:right="170"/>
         <w:rPr>
@@ -8432,8 +8504,8 @@
       <w:tblGrid>
         <w:gridCol w:w="741"/>
         <w:gridCol w:w="1959"/>
-        <w:gridCol w:w="2713"/>
-        <w:gridCol w:w="2964"/>
+        <w:gridCol w:w="2712"/>
+        <w:gridCol w:w="2965"/>
         <w:gridCol w:w="1399"/>
       </w:tblGrid>
       <w:tr>
@@ -8451,7 +8523,7 @@
             <w:pPr>
               <w:pStyle w:val="TableParagraph"/>
               <w:suppressAutoHyphens w:val="true"/>
-              <w:overflowPunct w:val="false"/>
+              <w:overflowPunct w:val="true"/>
               <w:bidi w:val="0"/>
               <w:spacing w:before="0" w:after="0"/>
               <w:rPr>
@@ -8488,7 +8560,7 @@
             <w:pPr>
               <w:pStyle w:val="TableParagraph"/>
               <w:suppressAutoHyphens w:val="true"/>
-              <w:overflowPunct w:val="false"/>
+              <w:overflowPunct w:val="true"/>
               <w:bidi w:val="0"/>
               <w:spacing w:before="0" w:after="0"/>
               <w:rPr>
@@ -8512,7 +8584,7 @@
         </w:tc>
         <w:tc>
           <w:tcPr>
-            <w:tcW w:w="2713" w:type="dxa"/>
+            <w:tcW w:w="2712" w:type="dxa"/>
             <w:tcBorders>
               <w:top w:val="single" w:sz="4" w:space="0" w:color="000000"/>
               <w:left w:val="single" w:sz="4" w:space="0" w:color="000000"/>
@@ -8523,7 +8595,7 @@
             <w:pPr>
               <w:pStyle w:val="TableParagraph"/>
               <w:suppressAutoHyphens w:val="true"/>
-              <w:overflowPunct w:val="false"/>
+              <w:overflowPunct w:val="true"/>
               <w:bidi w:val="0"/>
               <w:spacing w:before="0" w:after="0"/>
               <w:rPr>
@@ -8547,7 +8619,7 @@
         </w:tc>
         <w:tc>
           <w:tcPr>
-            <w:tcW w:w="2964" w:type="dxa"/>
+            <w:tcW w:w="2965" w:type="dxa"/>
             <w:tcBorders>
               <w:top w:val="single" w:sz="4" w:space="0" w:color="000000"/>
               <w:left w:val="single" w:sz="4" w:space="0" w:color="000000"/>
@@ -8558,7 +8630,7 @@
             <w:pPr>
               <w:pStyle w:val="TableParagraph"/>
               <w:suppressAutoHyphens w:val="true"/>
-              <w:overflowPunct w:val="false"/>
+              <w:overflowPunct w:val="true"/>
               <w:bidi w:val="0"/>
               <w:spacing w:before="0" w:after="0"/>
               <w:rPr>
@@ -8594,7 +8666,7 @@
             <w:pPr>
               <w:pStyle w:val="TableParagraph"/>
               <w:suppressAutoHyphens w:val="true"/>
-              <w:overflowPunct w:val="false"/>
+              <w:overflowPunct w:val="true"/>
               <w:bidi w:val="0"/>
               <w:spacing w:before="0" w:after="0"/>
               <w:rPr>
@@ -8633,7 +8705,7 @@
               <w:widowControl w:val="false"/>
               <w:numPr>
                 <w:ilvl w:val="0"/>
-                <w:numId w:val="6"/>
+                <w:numId w:val="7"/>
               </w:numPr>
               <w:suppressLineNumbers/>
               <w:bidi w:val="0"/>
@@ -8663,7 +8735,7 @@
             <w:pPr>
               <w:pStyle w:val="TableParagraph"/>
               <w:suppressAutoHyphens w:val="true"/>
-              <w:overflowPunct w:val="false"/>
+              <w:overflowPunct w:val="true"/>
               <w:bidi w:val="0"/>
               <w:spacing w:before="0" w:after="0"/>
               <w:rPr>
@@ -8687,7 +8759,7 @@
         </w:tc>
         <w:tc>
           <w:tcPr>
-            <w:tcW w:w="2713" w:type="dxa"/>
+            <w:tcW w:w="2712" w:type="dxa"/>
             <w:tcBorders>
               <w:left w:val="single" w:sz="4" w:space="0" w:color="000000"/>
               <w:bottom w:val="single" w:sz="4" w:space="0" w:color="000000"/>
@@ -8697,7 +8769,7 @@
             <w:pPr>
               <w:pStyle w:val="TableParagraph"/>
               <w:suppressAutoHyphens w:val="true"/>
-              <w:overflowPunct w:val="false"/>
+              <w:overflowPunct w:val="true"/>
               <w:bidi w:val="0"/>
               <w:spacing w:before="0" w:after="0"/>
               <w:rPr>
@@ -8721,7 +8793,7 @@
         </w:tc>
         <w:tc>
           <w:tcPr>
-            <w:tcW w:w="2964" w:type="dxa"/>
+            <w:tcW w:w="2965" w:type="dxa"/>
             <w:tcBorders>
               <w:left w:val="single" w:sz="4" w:space="0" w:color="000000"/>
               <w:bottom w:val="single" w:sz="4" w:space="0" w:color="000000"/>
@@ -8731,7 +8803,7 @@
             <w:pPr>
               <w:pStyle w:val="TableParagraph"/>
               <w:suppressAutoHyphens w:val="true"/>
-              <w:overflowPunct w:val="false"/>
+              <w:overflowPunct w:val="true"/>
               <w:bidi w:val="0"/>
               <w:spacing w:before="0" w:after="0"/>
               <w:rPr>
@@ -8766,7 +8838,7 @@
             <w:pPr>
               <w:pStyle w:val="TableParagraph"/>
               <w:suppressAutoHyphens w:val="true"/>
-              <w:overflowPunct w:val="false"/>
+              <w:overflowPunct w:val="true"/>
               <w:bidi w:val="0"/>
               <w:spacing w:before="0" w:after="0"/>
               <w:rPr>
@@ -8805,7 +8877,7 @@
               <w:widowControl w:val="false"/>
               <w:numPr>
                 <w:ilvl w:val="0"/>
-                <w:numId w:val="6"/>
+                <w:numId w:val="7"/>
               </w:numPr>
               <w:suppressLineNumbers/>
               <w:bidi w:val="0"/>
@@ -8835,7 +8907,7 @@
             <w:pPr>
               <w:pStyle w:val="TableParagraph"/>
               <w:suppressAutoHyphens w:val="true"/>
-              <w:overflowPunct w:val="false"/>
+              <w:overflowPunct w:val="true"/>
               <w:bidi w:val="0"/>
               <w:spacing w:before="0" w:after="0"/>
               <w:rPr>
@@ -8859,7 +8931,7 @@
         </w:tc>
         <w:tc>
           <w:tcPr>
-            <w:tcW w:w="2713" w:type="dxa"/>
+            <w:tcW w:w="2712" w:type="dxa"/>
             <w:tcBorders>
               <w:left w:val="single" w:sz="4" w:space="0" w:color="000000"/>
               <w:bottom w:val="single" w:sz="4" w:space="0" w:color="000000"/>
@@ -8869,7 +8941,7 @@
             <w:pPr>
               <w:pStyle w:val="TableParagraph"/>
               <w:suppressAutoHyphens w:val="true"/>
-              <w:overflowPunct w:val="false"/>
+              <w:overflowPunct w:val="true"/>
               <w:bidi w:val="0"/>
               <w:spacing w:before="0" w:after="0"/>
               <w:rPr>
@@ -8893,7 +8965,7 @@
         </w:tc>
         <w:tc>
           <w:tcPr>
-            <w:tcW w:w="2964" w:type="dxa"/>
+            <w:tcW w:w="2965" w:type="dxa"/>
             <w:tcBorders>
               <w:left w:val="single" w:sz="4" w:space="0" w:color="000000"/>
               <w:bottom w:val="single" w:sz="4" w:space="0" w:color="000000"/>
@@ -8903,7 +8975,7 @@
             <w:pPr>
               <w:pStyle w:val="TableParagraph"/>
               <w:suppressAutoHyphens w:val="true"/>
-              <w:overflowPunct w:val="false"/>
+              <w:overflowPunct w:val="true"/>
               <w:bidi w:val="0"/>
               <w:spacing w:before="0" w:after="0"/>
               <w:rPr>
@@ -8938,7 +9010,7 @@
             <w:pPr>
               <w:pStyle w:val="TableParagraph"/>
               <w:suppressAutoHyphens w:val="true"/>
-              <w:overflowPunct w:val="false"/>
+              <w:overflowPunct w:val="true"/>
               <w:bidi w:val="0"/>
               <w:spacing w:before="0" w:after="0"/>
               <w:rPr>
@@ -8977,7 +9049,7 @@
               <w:widowControl w:val="false"/>
               <w:numPr>
                 <w:ilvl w:val="0"/>
-                <w:numId w:val="6"/>
+                <w:numId w:val="7"/>
               </w:numPr>
               <w:suppressLineNumbers/>
               <w:bidi w:val="0"/>
@@ -9007,7 +9079,7 @@
             <w:pPr>
               <w:pStyle w:val="TableParagraph"/>
               <w:suppressAutoHyphens w:val="true"/>
-              <w:overflowPunct w:val="false"/>
+              <w:overflowPunct w:val="true"/>
               <w:bidi w:val="0"/>
               <w:spacing w:before="0" w:after="0"/>
               <w:rPr>
@@ -9031,7 +9103,7 @@
         </w:tc>
         <w:tc>
           <w:tcPr>
-            <w:tcW w:w="2713" w:type="dxa"/>
+            <w:tcW w:w="2712" w:type="dxa"/>
             <w:tcBorders>
               <w:left w:val="single" w:sz="4" w:space="0" w:color="000000"/>
               <w:bottom w:val="single" w:sz="4" w:space="0" w:color="000000"/>
@@ -9041,7 +9113,7 @@
             <w:pPr>
               <w:pStyle w:val="TableParagraph"/>
               <w:suppressAutoHyphens w:val="true"/>
-              <w:overflowPunct w:val="false"/>
+              <w:overflowPunct w:val="true"/>
               <w:bidi w:val="0"/>
               <w:spacing w:before="0" w:after="0"/>
               <w:rPr>
@@ -9065,7 +9137,7 @@
         </w:tc>
         <w:tc>
           <w:tcPr>
-            <w:tcW w:w="2964" w:type="dxa"/>
+            <w:tcW w:w="2965" w:type="dxa"/>
             <w:tcBorders>
               <w:left w:val="single" w:sz="4" w:space="0" w:color="000000"/>
               <w:bottom w:val="single" w:sz="4" w:space="0" w:color="000000"/>
@@ -9075,7 +9147,7 @@
             <w:pPr>
               <w:pStyle w:val="TableParagraph"/>
               <w:suppressAutoHyphens w:val="true"/>
-              <w:overflowPunct w:val="false"/>
+              <w:overflowPunct w:val="true"/>
               <w:bidi w:val="0"/>
               <w:spacing w:before="0" w:after="0"/>
               <w:rPr>
@@ -9110,7 +9182,7 @@
             <w:pPr>
               <w:pStyle w:val="TableParagraph"/>
               <w:suppressAutoHyphens w:val="true"/>
-              <w:overflowPunct w:val="false"/>
+              <w:overflowPunct w:val="true"/>
               <w:bidi w:val="0"/>
               <w:spacing w:before="0" w:after="0"/>
               <w:rPr>
@@ -9149,7 +9221,7 @@
               <w:widowControl w:val="false"/>
               <w:numPr>
                 <w:ilvl w:val="0"/>
-                <w:numId w:val="6"/>
+                <w:numId w:val="7"/>
               </w:numPr>
               <w:suppressLineNumbers/>
               <w:bidi w:val="0"/>
@@ -9179,7 +9251,7 @@
             <w:pPr>
               <w:pStyle w:val="TableParagraph"/>
               <w:suppressAutoHyphens w:val="true"/>
-              <w:overflowPunct w:val="false"/>
+              <w:overflowPunct w:val="true"/>
               <w:bidi w:val="0"/>
               <w:spacing w:before="0" w:after="0"/>
               <w:rPr>
@@ -9203,7 +9275,7 @@
         </w:tc>
         <w:tc>
           <w:tcPr>
-            <w:tcW w:w="2713" w:type="dxa"/>
+            <w:tcW w:w="2712" w:type="dxa"/>
             <w:tcBorders>
               <w:left w:val="single" w:sz="4" w:space="0" w:color="000000"/>
               <w:bottom w:val="single" w:sz="4" w:space="0" w:color="000000"/>
@@ -9213,7 +9285,7 @@
             <w:pPr>
               <w:pStyle w:val="TableParagraph"/>
               <w:suppressAutoHyphens w:val="true"/>
-              <w:overflowPunct w:val="false"/>
+              <w:overflowPunct w:val="true"/>
               <w:bidi w:val="0"/>
               <w:spacing w:before="0" w:after="0"/>
               <w:rPr>
@@ -9237,7 +9309,7 @@
         </w:tc>
         <w:tc>
           <w:tcPr>
-            <w:tcW w:w="2964" w:type="dxa"/>
+            <w:tcW w:w="2965" w:type="dxa"/>
             <w:tcBorders>
               <w:left w:val="single" w:sz="4" w:space="0" w:color="000000"/>
               <w:bottom w:val="single" w:sz="4" w:space="0" w:color="000000"/>
@@ -9247,7 +9319,7 @@
             <w:pPr>
               <w:pStyle w:val="TableParagraph"/>
               <w:suppressAutoHyphens w:val="true"/>
-              <w:overflowPunct w:val="false"/>
+              <w:overflowPunct w:val="true"/>
               <w:bidi w:val="0"/>
               <w:spacing w:before="0" w:after="0"/>
               <w:rPr>
@@ -9282,7 +9354,7 @@
             <w:pPr>
               <w:pStyle w:val="TableParagraph"/>
               <w:suppressAutoHyphens w:val="true"/>
-              <w:overflowPunct w:val="false"/>
+              <w:overflowPunct w:val="true"/>
               <w:bidi w:val="0"/>
               <w:spacing w:before="0" w:after="0"/>
               <w:rPr>
@@ -9321,7 +9393,7 @@
               <w:widowControl w:val="false"/>
               <w:numPr>
                 <w:ilvl w:val="0"/>
-                <w:numId w:val="6"/>
+                <w:numId w:val="7"/>
               </w:numPr>
               <w:suppressLineNumbers/>
               <w:bidi w:val="0"/>
@@ -9351,7 +9423,7 @@
             <w:pPr>
               <w:pStyle w:val="TableParagraph"/>
               <w:suppressAutoHyphens w:val="true"/>
-              <w:overflowPunct w:val="false"/>
+              <w:overflowPunct w:val="true"/>
               <w:bidi w:val="0"/>
               <w:spacing w:before="0" w:after="0"/>
               <w:rPr>
@@ -9375,7 +9447,7 @@
         </w:tc>
         <w:tc>
           <w:tcPr>
-            <w:tcW w:w="2713" w:type="dxa"/>
+            <w:tcW w:w="2712" w:type="dxa"/>
             <w:tcBorders>
               <w:left w:val="single" w:sz="4" w:space="0" w:color="000000"/>
               <w:bottom w:val="single" w:sz="4" w:space="0" w:color="000000"/>
@@ -9385,7 +9457,7 @@
             <w:pPr>
               <w:pStyle w:val="TableParagraph"/>
               <w:suppressAutoHyphens w:val="true"/>
-              <w:overflowPunct w:val="false"/>
+              <w:overflowPunct w:val="true"/>
               <w:bidi w:val="0"/>
               <w:spacing w:before="0" w:after="0"/>
               <w:rPr>
@@ -9409,7 +9481,7 @@
         </w:tc>
         <w:tc>
           <w:tcPr>
-            <w:tcW w:w="2964" w:type="dxa"/>
+            <w:tcW w:w="2965" w:type="dxa"/>
             <w:tcBorders>
               <w:left w:val="single" w:sz="4" w:space="0" w:color="000000"/>
               <w:bottom w:val="single" w:sz="4" w:space="0" w:color="000000"/>
@@ -9419,7 +9491,7 @@
             <w:pPr>
               <w:pStyle w:val="TableParagraph"/>
               <w:suppressAutoHyphens w:val="true"/>
-              <w:overflowPunct w:val="false"/>
+              <w:overflowPunct w:val="true"/>
               <w:bidi w:val="0"/>
               <w:spacing w:before="0" w:after="0"/>
               <w:rPr>
@@ -9454,7 +9526,7 @@
             <w:pPr>
               <w:pStyle w:val="TableParagraph"/>
               <w:suppressAutoHyphens w:val="true"/>
-              <w:overflowPunct w:val="false"/>
+              <w:overflowPunct w:val="true"/>
               <w:bidi w:val="0"/>
               <w:spacing w:before="0" w:after="0"/>
               <w:rPr>
@@ -9493,7 +9565,7 @@
               <w:widowControl w:val="false"/>
               <w:numPr>
                 <w:ilvl w:val="0"/>
-                <w:numId w:val="6"/>
+                <w:numId w:val="7"/>
               </w:numPr>
               <w:suppressLineNumbers/>
               <w:bidi w:val="0"/>
@@ -9523,7 +9595,7 @@
             <w:pPr>
               <w:pStyle w:val="TableParagraph"/>
               <w:suppressAutoHyphens w:val="true"/>
-              <w:overflowPunct w:val="false"/>
+              <w:overflowPunct w:val="true"/>
               <w:bidi w:val="0"/>
               <w:spacing w:before="0" w:after="0"/>
               <w:rPr>
@@ -9547,7 +9619,7 @@
         </w:tc>
         <w:tc>
           <w:tcPr>
-            <w:tcW w:w="2713" w:type="dxa"/>
+            <w:tcW w:w="2712" w:type="dxa"/>
             <w:tcBorders>
               <w:left w:val="single" w:sz="4" w:space="0" w:color="000000"/>
               <w:bottom w:val="single" w:sz="4" w:space="0" w:color="000000"/>
@@ -9557,7 +9629,7 @@
             <w:pPr>
               <w:pStyle w:val="TableParagraph"/>
               <w:suppressAutoHyphens w:val="true"/>
-              <w:overflowPunct w:val="false"/>
+              <w:overflowPunct w:val="true"/>
               <w:bidi w:val="0"/>
               <w:spacing w:before="0" w:after="0"/>
               <w:rPr>
@@ -9581,7 +9653,7 @@
         </w:tc>
         <w:tc>
           <w:tcPr>
-            <w:tcW w:w="2964" w:type="dxa"/>
+            <w:tcW w:w="2965" w:type="dxa"/>
             <w:tcBorders>
               <w:left w:val="single" w:sz="4" w:space="0" w:color="000000"/>
               <w:bottom w:val="single" w:sz="4" w:space="0" w:color="000000"/>
@@ -9591,7 +9663,7 @@
             <w:pPr>
               <w:pStyle w:val="TableParagraph"/>
               <w:suppressAutoHyphens w:val="true"/>
-              <w:overflowPunct w:val="false"/>
+              <w:overflowPunct w:val="true"/>
               <w:bidi w:val="0"/>
               <w:spacing w:before="0" w:after="0"/>
               <w:rPr>
@@ -9626,7 +9698,7 @@
             <w:pPr>
               <w:pStyle w:val="TableParagraph"/>
               <w:suppressAutoHyphens w:val="true"/>
-              <w:overflowPunct w:val="false"/>
+              <w:overflowPunct w:val="true"/>
               <w:bidi w:val="0"/>
               <w:spacing w:before="0" w:after="0"/>
               <w:rPr>
@@ -9665,7 +9737,7 @@
               <w:widowControl w:val="false"/>
               <w:numPr>
                 <w:ilvl w:val="0"/>
-                <w:numId w:val="6"/>
+                <w:numId w:val="7"/>
               </w:numPr>
               <w:suppressLineNumbers/>
               <w:bidi w:val="0"/>
@@ -9695,7 +9767,7 @@
             <w:pPr>
               <w:pStyle w:val="TableParagraph"/>
               <w:suppressAutoHyphens w:val="true"/>
-              <w:overflowPunct w:val="false"/>
+              <w:overflowPunct w:val="true"/>
               <w:bidi w:val="0"/>
               <w:spacing w:before="0" w:after="0"/>
               <w:rPr>
@@ -9719,7 +9791,7 @@
         </w:tc>
         <w:tc>
           <w:tcPr>
-            <w:tcW w:w="2713" w:type="dxa"/>
+            <w:tcW w:w="2712" w:type="dxa"/>
             <w:tcBorders>
               <w:left w:val="single" w:sz="4" w:space="0" w:color="000000"/>
               <w:bottom w:val="single" w:sz="4" w:space="0" w:color="000000"/>
@@ -9729,7 +9801,7 @@
             <w:pPr>
               <w:pStyle w:val="TableParagraph"/>
               <w:suppressAutoHyphens w:val="true"/>
-              <w:overflowPunct w:val="false"/>
+              <w:overflowPunct w:val="true"/>
               <w:bidi w:val="0"/>
               <w:spacing w:before="0" w:after="0"/>
               <w:rPr>
@@ -9753,7 +9825,7 @@
         </w:tc>
         <w:tc>
           <w:tcPr>
-            <w:tcW w:w="2964" w:type="dxa"/>
+            <w:tcW w:w="2965" w:type="dxa"/>
             <w:tcBorders>
               <w:left w:val="single" w:sz="4" w:space="0" w:color="000000"/>
               <w:bottom w:val="single" w:sz="4" w:space="0" w:color="000000"/>
@@ -9763,7 +9835,7 @@
             <w:pPr>
               <w:pStyle w:val="TableParagraph"/>
               <w:suppressAutoHyphens w:val="true"/>
-              <w:overflowPunct w:val="false"/>
+              <w:overflowPunct w:val="true"/>
               <w:bidi w:val="0"/>
               <w:spacing w:before="0" w:after="0"/>
               <w:rPr>
@@ -9798,7 +9870,7 @@
             <w:pPr>
               <w:pStyle w:val="TableParagraph"/>
               <w:suppressAutoHyphens w:val="true"/>
-              <w:overflowPunct w:val="false"/>
+              <w:overflowPunct w:val="true"/>
               <w:bidi w:val="0"/>
               <w:spacing w:before="0" w:after="0"/>
               <w:rPr>
@@ -9837,7 +9909,7 @@
               <w:widowControl w:val="false"/>
               <w:numPr>
                 <w:ilvl w:val="0"/>
-                <w:numId w:val="6"/>
+                <w:numId w:val="7"/>
               </w:numPr>
               <w:suppressLineNumbers/>
               <w:bidi w:val="0"/>
@@ -9867,7 +9939,7 @@
             <w:pPr>
               <w:pStyle w:val="TableParagraph"/>
               <w:suppressAutoHyphens w:val="true"/>
-              <w:overflowPunct w:val="false"/>
+              <w:overflowPunct w:val="true"/>
               <w:bidi w:val="0"/>
               <w:spacing w:before="0" w:after="0"/>
               <w:rPr>
@@ -9891,7 +9963,7 @@
         </w:tc>
         <w:tc>
           <w:tcPr>
-            <w:tcW w:w="2713" w:type="dxa"/>
+            <w:tcW w:w="2712" w:type="dxa"/>
             <w:tcBorders>
               <w:left w:val="single" w:sz="4" w:space="0" w:color="000000"/>
               <w:bottom w:val="single" w:sz="4" w:space="0" w:color="000000"/>
@@ -9901,7 +9973,7 @@
             <w:pPr>
               <w:pStyle w:val="TableParagraph"/>
               <w:suppressAutoHyphens w:val="true"/>
-              <w:overflowPunct w:val="false"/>
+              <w:overflowPunct w:val="true"/>
               <w:bidi w:val="0"/>
               <w:spacing w:before="0" w:after="0"/>
               <w:rPr>
@@ -9925,7 +9997,7 @@
         </w:tc>
         <w:tc>
           <w:tcPr>
-            <w:tcW w:w="2964" w:type="dxa"/>
+            <w:tcW w:w="2965" w:type="dxa"/>
             <w:tcBorders>
               <w:left w:val="single" w:sz="4" w:space="0" w:color="000000"/>
               <w:bottom w:val="single" w:sz="4" w:space="0" w:color="000000"/>
@@ -9935,7 +10007,7 @@
             <w:pPr>
               <w:pStyle w:val="TableParagraph"/>
               <w:suppressAutoHyphens w:val="true"/>
-              <w:overflowPunct w:val="false"/>
+              <w:overflowPunct w:val="true"/>
               <w:bidi w:val="0"/>
               <w:spacing w:before="0" w:after="0"/>
               <w:rPr>
@@ -9970,7 +10042,7 @@
             <w:pPr>
               <w:pStyle w:val="TableParagraph"/>
               <w:suppressAutoHyphens w:val="true"/>
-              <w:overflowPunct w:val="false"/>
+              <w:overflowPunct w:val="true"/>
               <w:bidi w:val="0"/>
               <w:spacing w:before="0" w:after="0"/>
               <w:rPr>
@@ -10009,7 +10081,7 @@
               <w:widowControl w:val="false"/>
               <w:numPr>
                 <w:ilvl w:val="0"/>
-                <w:numId w:val="6"/>
+                <w:numId w:val="7"/>
               </w:numPr>
               <w:suppressLineNumbers/>
               <w:bidi w:val="0"/>
@@ -10039,7 +10111,7 @@
             <w:pPr>
               <w:pStyle w:val="TableParagraph"/>
               <w:suppressAutoHyphens w:val="true"/>
-              <w:overflowPunct w:val="false"/>
+              <w:overflowPunct w:val="true"/>
               <w:bidi w:val="0"/>
               <w:spacing w:before="0" w:after="0"/>
               <w:rPr>
@@ -10063,7 +10135,7 @@
         </w:tc>
         <w:tc>
           <w:tcPr>
-            <w:tcW w:w="2713" w:type="dxa"/>
+            <w:tcW w:w="2712" w:type="dxa"/>
             <w:tcBorders>
               <w:left w:val="single" w:sz="4" w:space="0" w:color="000000"/>
               <w:bottom w:val="single" w:sz="4" w:space="0" w:color="000000"/>
@@ -10073,7 +10145,7 @@
             <w:pPr>
               <w:pStyle w:val="TableParagraph"/>
               <w:suppressAutoHyphens w:val="true"/>
-              <w:overflowPunct w:val="false"/>
+              <w:overflowPunct w:val="true"/>
               <w:bidi w:val="0"/>
               <w:spacing w:before="0" w:after="0"/>
               <w:rPr>
@@ -10097,7 +10169,7 @@
         </w:tc>
         <w:tc>
           <w:tcPr>
-            <w:tcW w:w="2964" w:type="dxa"/>
+            <w:tcW w:w="2965" w:type="dxa"/>
             <w:tcBorders>
               <w:left w:val="single" w:sz="4" w:space="0" w:color="000000"/>
               <w:bottom w:val="single" w:sz="4" w:space="0" w:color="000000"/>
@@ -10107,7 +10179,7 @@
             <w:pPr>
               <w:pStyle w:val="TableParagraph"/>
               <w:suppressAutoHyphens w:val="true"/>
-              <w:overflowPunct w:val="false"/>
+              <w:overflowPunct w:val="true"/>
               <w:bidi w:val="0"/>
               <w:spacing w:before="0" w:after="0"/>
               <w:rPr>
@@ -10142,7 +10214,7 @@
             <w:pPr>
               <w:pStyle w:val="TableParagraph"/>
               <w:suppressAutoHyphens w:val="true"/>
-              <w:overflowPunct w:val="false"/>
+              <w:overflowPunct w:val="true"/>
               <w:bidi w:val="0"/>
               <w:spacing w:before="0" w:after="0"/>
               <w:rPr>
@@ -10181,7 +10253,7 @@
               <w:widowControl w:val="false"/>
               <w:numPr>
                 <w:ilvl w:val="0"/>
-                <w:numId w:val="6"/>
+                <w:numId w:val="7"/>
               </w:numPr>
               <w:suppressLineNumbers/>
               <w:bidi w:val="0"/>
@@ -10211,7 +10283,7 @@
             <w:pPr>
               <w:pStyle w:val="TableParagraph"/>
               <w:suppressAutoHyphens w:val="true"/>
-              <w:overflowPunct w:val="false"/>
+              <w:overflowPunct w:val="true"/>
               <w:bidi w:val="0"/>
               <w:spacing w:before="0" w:after="0"/>
               <w:rPr>
@@ -10235,7 +10307,7 @@
         </w:tc>
         <w:tc>
           <w:tcPr>
-            <w:tcW w:w="2713" w:type="dxa"/>
+            <w:tcW w:w="2712" w:type="dxa"/>
             <w:tcBorders>
               <w:left w:val="single" w:sz="4" w:space="0" w:color="000000"/>
               <w:bottom w:val="single" w:sz="4" w:space="0" w:color="000000"/>
@@ -10245,7 +10317,7 @@
             <w:pPr>
               <w:pStyle w:val="TableParagraph"/>
               <w:suppressAutoHyphens w:val="true"/>
-              <w:overflowPunct w:val="false"/>
+              <w:overflowPunct w:val="true"/>
               <w:bidi w:val="0"/>
               <w:spacing w:before="0" w:after="0"/>
               <w:rPr>
@@ -10269,7 +10341,7 @@
         </w:tc>
         <w:tc>
           <w:tcPr>
-            <w:tcW w:w="2964" w:type="dxa"/>
+            <w:tcW w:w="2965" w:type="dxa"/>
             <w:tcBorders>
               <w:left w:val="single" w:sz="4" w:space="0" w:color="000000"/>
               <w:bottom w:val="single" w:sz="4" w:space="0" w:color="000000"/>
@@ -10279,7 +10351,7 @@
             <w:pPr>
               <w:pStyle w:val="TableParagraph"/>
               <w:suppressAutoHyphens w:val="true"/>
-              <w:overflowPunct w:val="false"/>
+              <w:overflowPunct w:val="true"/>
               <w:bidi w:val="0"/>
               <w:spacing w:before="0" w:after="0"/>
               <w:rPr>
@@ -10314,7 +10386,7 @@
             <w:pPr>
               <w:pStyle w:val="TableParagraph"/>
               <w:suppressAutoHyphens w:val="true"/>
-              <w:overflowPunct w:val="false"/>
+              <w:overflowPunct w:val="true"/>
               <w:bidi w:val="0"/>
               <w:spacing w:before="0" w:after="0"/>
               <w:rPr>
@@ -10353,7 +10425,7 @@
               <w:widowControl w:val="false"/>
               <w:numPr>
                 <w:ilvl w:val="0"/>
-                <w:numId w:val="6"/>
+                <w:numId w:val="7"/>
               </w:numPr>
               <w:suppressLineNumbers/>
               <w:bidi w:val="0"/>
@@ -10383,7 +10455,7 @@
             <w:pPr>
               <w:pStyle w:val="TableParagraph"/>
               <w:suppressAutoHyphens w:val="true"/>
-              <w:overflowPunct w:val="false"/>
+              <w:overflowPunct w:val="true"/>
               <w:bidi w:val="0"/>
               <w:spacing w:before="0" w:after="0"/>
               <w:rPr>
@@ -10407,7 +10479,7 @@
         </w:tc>
         <w:tc>
           <w:tcPr>
-            <w:tcW w:w="2713" w:type="dxa"/>
+            <w:tcW w:w="2712" w:type="dxa"/>
             <w:tcBorders>
               <w:left w:val="single" w:sz="4" w:space="0" w:color="000000"/>
               <w:bottom w:val="single" w:sz="4" w:space="0" w:color="000000"/>
@@ -10417,7 +10489,7 @@
             <w:pPr>
               <w:pStyle w:val="TableParagraph"/>
               <w:suppressAutoHyphens w:val="true"/>
-              <w:overflowPunct w:val="false"/>
+              <w:overflowPunct w:val="true"/>
               <w:bidi w:val="0"/>
               <w:spacing w:before="0" w:after="0"/>
               <w:rPr>
@@ -10441,7 +10513,7 @@
         </w:tc>
         <w:tc>
           <w:tcPr>
-            <w:tcW w:w="2964" w:type="dxa"/>
+            <w:tcW w:w="2965" w:type="dxa"/>
             <w:tcBorders>
               <w:left w:val="single" w:sz="4" w:space="0" w:color="000000"/>
               <w:bottom w:val="single" w:sz="4" w:space="0" w:color="000000"/>
@@ -10451,7 +10523,7 @@
             <w:pPr>
               <w:pStyle w:val="TableParagraph"/>
               <w:suppressAutoHyphens w:val="true"/>
-              <w:overflowPunct w:val="false"/>
+              <w:overflowPunct w:val="true"/>
               <w:bidi w:val="0"/>
               <w:spacing w:before="0" w:after="0"/>
               <w:rPr>
@@ -10486,7 +10558,7 @@
             <w:pPr>
               <w:pStyle w:val="TableParagraph"/>
               <w:suppressAutoHyphens w:val="true"/>
-              <w:overflowPunct w:val="false"/>
+              <w:overflowPunct w:val="true"/>
               <w:bidi w:val="0"/>
               <w:spacing w:before="0" w:after="0"/>
               <w:rPr>
@@ -10525,7 +10597,7 @@
               <w:widowControl w:val="false"/>
               <w:numPr>
                 <w:ilvl w:val="0"/>
-                <w:numId w:val="6"/>
+                <w:numId w:val="7"/>
               </w:numPr>
               <w:suppressLineNumbers/>
               <w:bidi w:val="0"/>
@@ -10555,7 +10627,7 @@
             <w:pPr>
               <w:pStyle w:val="TableParagraph"/>
               <w:suppressAutoHyphens w:val="true"/>
-              <w:overflowPunct w:val="false"/>
+              <w:overflowPunct w:val="true"/>
               <w:bidi w:val="0"/>
               <w:spacing w:before="0" w:after="0"/>
               <w:rPr>
@@ -10579,7 +10651,7 @@
         </w:tc>
         <w:tc>
           <w:tcPr>
-            <w:tcW w:w="2713" w:type="dxa"/>
+            <w:tcW w:w="2712" w:type="dxa"/>
             <w:tcBorders>
               <w:left w:val="single" w:sz="4" w:space="0" w:color="000000"/>
               <w:bottom w:val="single" w:sz="4" w:space="0" w:color="000000"/>
@@ -10589,7 +10661,7 @@
             <w:pPr>
               <w:pStyle w:val="TableParagraph"/>
               <w:suppressAutoHyphens w:val="true"/>
-              <w:overflowPunct w:val="false"/>
+              <w:overflowPunct w:val="true"/>
               <w:bidi w:val="0"/>
               <w:spacing w:before="0" w:after="0"/>
               <w:rPr>
@@ -10613,7 +10685,7 @@
         </w:tc>
         <w:tc>
           <w:tcPr>
-            <w:tcW w:w="2964" w:type="dxa"/>
+            <w:tcW w:w="2965" w:type="dxa"/>
             <w:tcBorders>
               <w:left w:val="single" w:sz="4" w:space="0" w:color="000000"/>
               <w:bottom w:val="single" w:sz="4" w:space="0" w:color="000000"/>
@@ -10623,7 +10695,7 @@
             <w:pPr>
               <w:pStyle w:val="TableParagraph"/>
               <w:suppressAutoHyphens w:val="true"/>
-              <w:overflowPunct w:val="false"/>
+              <w:overflowPunct w:val="true"/>
               <w:bidi w:val="0"/>
               <w:spacing w:before="0" w:after="0"/>
               <w:rPr>
@@ -10658,7 +10730,7 @@
             <w:pPr>
               <w:pStyle w:val="TableParagraph"/>
               <w:suppressAutoHyphens w:val="true"/>
-              <w:overflowPunct w:val="false"/>
+              <w:overflowPunct w:val="true"/>
               <w:bidi w:val="0"/>
               <w:spacing w:before="0" w:after="0"/>
               <w:rPr>
@@ -10701,7 +10773,7 @@
         <w:pStyle w:val="12341"/>
         <w:widowControl/>
         <w:suppressAutoHyphens w:val="true"/>
-        <w:overflowPunct w:val="false"/>
+        <w:overflowPunct w:val="true"/>
         <w:bidi w:val="0"/>
         <w:spacing w:before="0" w:after="0"/>
         <w:ind w:hanging="0" w:left="284" w:right="170"/>
@@ -10735,8 +10807,8 @@
       <w:tblGrid>
         <w:gridCol w:w="741"/>
         <w:gridCol w:w="1959"/>
-        <w:gridCol w:w="2713"/>
-        <w:gridCol w:w="2964"/>
+        <w:gridCol w:w="2712"/>
+        <w:gridCol w:w="2965"/>
         <w:gridCol w:w="1399"/>
       </w:tblGrid>
       <w:tr>
@@ -10754,7 +10826,7 @@
             <w:pPr>
               <w:pStyle w:val="TableParagraph"/>
               <w:suppressAutoHyphens w:val="true"/>
-              <w:overflowPunct w:val="false"/>
+              <w:overflowPunct w:val="true"/>
               <w:bidi w:val="0"/>
               <w:spacing w:before="0" w:after="0"/>
               <w:rPr>
@@ -10791,7 +10863,7 @@
             <w:pPr>
               <w:pStyle w:val="TableParagraph"/>
               <w:suppressAutoHyphens w:val="true"/>
-              <w:overflowPunct w:val="false"/>
+              <w:overflowPunct w:val="true"/>
               <w:bidi w:val="0"/>
               <w:spacing w:before="0" w:after="0"/>
               <w:rPr>
@@ -10815,7 +10887,7 @@
         </w:tc>
         <w:tc>
           <w:tcPr>
-            <w:tcW w:w="2713" w:type="dxa"/>
+            <w:tcW w:w="2712" w:type="dxa"/>
             <w:tcBorders>
               <w:top w:val="single" w:sz="4" w:space="0" w:color="000000"/>
               <w:left w:val="single" w:sz="4" w:space="0" w:color="000000"/>
@@ -10826,7 +10898,7 @@
             <w:pPr>
               <w:pStyle w:val="TableParagraph"/>
               <w:suppressAutoHyphens w:val="true"/>
-              <w:overflowPunct w:val="false"/>
+              <w:overflowPunct w:val="true"/>
               <w:bidi w:val="0"/>
               <w:spacing w:before="0" w:after="0"/>
               <w:rPr>
@@ -10850,7 +10922,7 @@
         </w:tc>
         <w:tc>
           <w:tcPr>
-            <w:tcW w:w="2964" w:type="dxa"/>
+            <w:tcW w:w="2965" w:type="dxa"/>
             <w:tcBorders>
               <w:top w:val="single" w:sz="4" w:space="0" w:color="000000"/>
               <w:left w:val="single" w:sz="4" w:space="0" w:color="000000"/>
@@ -10861,7 +10933,7 @@
             <w:pPr>
               <w:pStyle w:val="TableParagraph"/>
               <w:suppressAutoHyphens w:val="true"/>
-              <w:overflowPunct w:val="false"/>
+              <w:overflowPunct w:val="true"/>
               <w:bidi w:val="0"/>
               <w:spacing w:before="0" w:after="0"/>
               <w:rPr>
@@ -10897,7 +10969,7 @@
             <w:pPr>
               <w:pStyle w:val="TableParagraph"/>
               <w:suppressAutoHyphens w:val="true"/>
-              <w:overflowPunct w:val="false"/>
+              <w:overflowPunct w:val="true"/>
               <w:bidi w:val="0"/>
               <w:spacing w:before="0" w:after="0"/>
               <w:rPr>
@@ -10936,7 +11008,7 @@
               <w:widowControl w:val="false"/>
               <w:numPr>
                 <w:ilvl w:val="0"/>
-                <w:numId w:val="6"/>
+                <w:numId w:val="7"/>
               </w:numPr>
               <w:suppressLineNumbers/>
               <w:bidi w:val="0"/>
@@ -10966,7 +11038,7 @@
             <w:pPr>
               <w:pStyle w:val="TableParagraph"/>
               <w:suppressAutoHyphens w:val="true"/>
-              <w:overflowPunct w:val="false"/>
+              <w:overflowPunct w:val="true"/>
               <w:bidi w:val="0"/>
               <w:spacing w:before="0" w:after="0"/>
               <w:rPr>
@@ -10990,7 +11062,7 @@
         </w:tc>
         <w:tc>
           <w:tcPr>
-            <w:tcW w:w="2713" w:type="dxa"/>
+            <w:tcW w:w="2712" w:type="dxa"/>
             <w:tcBorders>
               <w:left w:val="single" w:sz="4" w:space="0" w:color="000000"/>
               <w:bottom w:val="single" w:sz="4" w:space="0" w:color="000000"/>
@@ -11000,7 +11072,7 @@
             <w:pPr>
               <w:pStyle w:val="TableParagraph"/>
               <w:suppressAutoHyphens w:val="true"/>
-              <w:overflowPunct w:val="false"/>
+              <w:overflowPunct w:val="true"/>
               <w:bidi w:val="0"/>
               <w:spacing w:before="0" w:after="0"/>
               <w:rPr>
@@ -11024,7 +11096,7 @@
         </w:tc>
         <w:tc>
           <w:tcPr>
-            <w:tcW w:w="2964" w:type="dxa"/>
+            <w:tcW w:w="2965" w:type="dxa"/>
             <w:tcBorders>
               <w:left w:val="single" w:sz="4" w:space="0" w:color="000000"/>
               <w:bottom w:val="single" w:sz="4" w:space="0" w:color="000000"/>
@@ -11034,7 +11106,7 @@
             <w:pPr>
               <w:pStyle w:val="TableParagraph"/>
               <w:suppressAutoHyphens w:val="true"/>
-              <w:overflowPunct w:val="false"/>
+              <w:overflowPunct w:val="true"/>
               <w:bidi w:val="0"/>
               <w:spacing w:before="0" w:after="0"/>
               <w:rPr>
@@ -11069,7 +11141,7 @@
             <w:pPr>
               <w:pStyle w:val="TableParagraph"/>
               <w:suppressAutoHyphens w:val="true"/>
-              <w:overflowPunct w:val="false"/>
+              <w:overflowPunct w:val="true"/>
               <w:bidi w:val="0"/>
               <w:spacing w:before="0" w:after="0"/>
               <w:rPr>
@@ -11108,7 +11180,7 @@
               <w:widowControl w:val="false"/>
               <w:numPr>
                 <w:ilvl w:val="0"/>
-                <w:numId w:val="6"/>
+                <w:numId w:val="7"/>
               </w:numPr>
               <w:suppressLineNumbers/>
               <w:bidi w:val="0"/>
@@ -11138,7 +11210,7 @@
             <w:pPr>
               <w:pStyle w:val="TableParagraph"/>
               <w:suppressAutoHyphens w:val="true"/>
-              <w:overflowPunct w:val="false"/>
+              <w:overflowPunct w:val="true"/>
               <w:bidi w:val="0"/>
               <w:spacing w:before="0" w:after="0"/>
               <w:rPr>
@@ -11162,7 +11234,7 @@
         </w:tc>
         <w:tc>
           <w:tcPr>
-            <w:tcW w:w="2713" w:type="dxa"/>
+            <w:tcW w:w="2712" w:type="dxa"/>
             <w:tcBorders>
               <w:left w:val="single" w:sz="4" w:space="0" w:color="000000"/>
               <w:bottom w:val="single" w:sz="4" w:space="0" w:color="000000"/>
@@ -11172,7 +11244,7 @@
             <w:pPr>
               <w:pStyle w:val="TableParagraph"/>
               <w:suppressAutoHyphens w:val="true"/>
-              <w:overflowPunct w:val="false"/>
+              <w:overflowPunct w:val="true"/>
               <w:bidi w:val="0"/>
               <w:spacing w:before="0" w:after="0"/>
               <w:rPr>
@@ -11196,7 +11268,7 @@
         </w:tc>
         <w:tc>
           <w:tcPr>
-            <w:tcW w:w="2964" w:type="dxa"/>
+            <w:tcW w:w="2965" w:type="dxa"/>
             <w:tcBorders>
               <w:left w:val="single" w:sz="4" w:space="0" w:color="000000"/>
               <w:bottom w:val="single" w:sz="4" w:space="0" w:color="000000"/>
@@ -11206,7 +11278,7 @@
             <w:pPr>
               <w:pStyle w:val="TableParagraph"/>
               <w:suppressAutoHyphens w:val="true"/>
-              <w:overflowPunct w:val="false"/>
+              <w:overflowPunct w:val="true"/>
               <w:bidi w:val="0"/>
               <w:spacing w:before="0" w:after="0"/>
               <w:rPr>
@@ -11241,7 +11313,7 @@
             <w:pPr>
               <w:pStyle w:val="TableParagraph"/>
               <w:suppressAutoHyphens w:val="true"/>
-              <w:overflowPunct w:val="false"/>
+              <w:overflowPunct w:val="true"/>
               <w:bidi w:val="0"/>
               <w:spacing w:before="0" w:after="0"/>
               <w:rPr>
@@ -11280,7 +11352,7 @@
               <w:widowControl w:val="false"/>
               <w:numPr>
                 <w:ilvl w:val="0"/>
-                <w:numId w:val="6"/>
+                <w:numId w:val="7"/>
               </w:numPr>
               <w:suppressLineNumbers/>
               <w:bidi w:val="0"/>
@@ -11310,7 +11382,7 @@
             <w:pPr>
               <w:pStyle w:val="TableParagraph"/>
               <w:suppressAutoHyphens w:val="true"/>
-              <w:overflowPunct w:val="false"/>
+              <w:overflowPunct w:val="true"/>
               <w:bidi w:val="0"/>
               <w:spacing w:before="0" w:after="0"/>
               <w:rPr>
@@ -11334,7 +11406,7 @@
         </w:tc>
         <w:tc>
           <w:tcPr>
-            <w:tcW w:w="2713" w:type="dxa"/>
+            <w:tcW w:w="2712" w:type="dxa"/>
             <w:tcBorders>
               <w:left w:val="single" w:sz="4" w:space="0" w:color="000000"/>
               <w:bottom w:val="single" w:sz="4" w:space="0" w:color="000000"/>
@@ -11344,7 +11416,7 @@
             <w:pPr>
               <w:pStyle w:val="TableParagraph"/>
               <w:suppressAutoHyphens w:val="true"/>
-              <w:overflowPunct w:val="false"/>
+              <w:overflowPunct w:val="true"/>
               <w:bidi w:val="0"/>
               <w:spacing w:before="0" w:after="0"/>
               <w:rPr>
@@ -11368,7 +11440,7 @@
         </w:tc>
         <w:tc>
           <w:tcPr>
-            <w:tcW w:w="2964" w:type="dxa"/>
+            <w:tcW w:w="2965" w:type="dxa"/>
             <w:tcBorders>
               <w:left w:val="single" w:sz="4" w:space="0" w:color="000000"/>
               <w:bottom w:val="single" w:sz="4" w:space="0" w:color="000000"/>
@@ -11378,7 +11450,7 @@
             <w:pPr>
               <w:pStyle w:val="TableParagraph"/>
               <w:suppressAutoHyphens w:val="true"/>
-              <w:overflowPunct w:val="false"/>
+              <w:overflowPunct w:val="true"/>
               <w:bidi w:val="0"/>
               <w:spacing w:before="0" w:after="0"/>
               <w:rPr>
@@ -11413,7 +11485,7 @@
             <w:pPr>
               <w:pStyle w:val="TableParagraph"/>
               <w:suppressAutoHyphens w:val="true"/>
-              <w:overflowPunct w:val="false"/>
+              <w:overflowPunct w:val="true"/>
               <w:bidi w:val="0"/>
               <w:spacing w:before="0" w:after="0"/>
               <w:rPr>
@@ -11452,7 +11524,7 @@
               <w:widowControl w:val="false"/>
               <w:numPr>
                 <w:ilvl w:val="0"/>
-                <w:numId w:val="6"/>
+                <w:numId w:val="7"/>
               </w:numPr>
               <w:suppressLineNumbers/>
               <w:bidi w:val="0"/>
@@ -11482,7 +11554,7 @@
             <w:pPr>
               <w:pStyle w:val="TableParagraph"/>
               <w:suppressAutoHyphens w:val="true"/>
-              <w:overflowPunct w:val="false"/>
+              <w:overflowPunct w:val="true"/>
               <w:bidi w:val="0"/>
               <w:spacing w:before="0" w:after="0"/>
               <w:rPr>
@@ -11506,7 +11578,7 @@
         </w:tc>
         <w:tc>
           <w:tcPr>
-            <w:tcW w:w="2713" w:type="dxa"/>
+            <w:tcW w:w="2712" w:type="dxa"/>
             <w:tcBorders>
               <w:left w:val="single" w:sz="4" w:space="0" w:color="000000"/>
               <w:bottom w:val="single" w:sz="4" w:space="0" w:color="000000"/>
@@ -11516,7 +11588,7 @@
             <w:pPr>
               <w:pStyle w:val="TableParagraph"/>
               <w:suppressAutoHyphens w:val="true"/>
-              <w:overflowPunct w:val="false"/>
+              <w:overflowPunct w:val="true"/>
               <w:bidi w:val="0"/>
               <w:spacing w:before="0" w:after="0"/>
               <w:rPr>
@@ -11540,7 +11612,7 @@
         </w:tc>
         <w:tc>
           <w:tcPr>
-            <w:tcW w:w="2964" w:type="dxa"/>
+            <w:tcW w:w="2965" w:type="dxa"/>
             <w:tcBorders>
               <w:left w:val="single" w:sz="4" w:space="0" w:color="000000"/>
               <w:bottom w:val="single" w:sz="4" w:space="0" w:color="000000"/>
@@ -11550,7 +11622,7 @@
             <w:pPr>
               <w:pStyle w:val="TableParagraph"/>
               <w:suppressAutoHyphens w:val="true"/>
-              <w:overflowPunct w:val="false"/>
+              <w:overflowPunct w:val="true"/>
               <w:bidi w:val="0"/>
               <w:spacing w:before="0" w:after="0"/>
               <w:rPr>
@@ -11585,7 +11657,7 @@
             <w:pPr>
               <w:pStyle w:val="TableParagraph"/>
               <w:suppressAutoHyphens w:val="true"/>
-              <w:overflowPunct w:val="false"/>
+              <w:overflowPunct w:val="true"/>
               <w:bidi w:val="0"/>
               <w:spacing w:before="0" w:after="0"/>
               <w:rPr>
@@ -11624,7 +11696,7 @@
               <w:widowControl w:val="false"/>
               <w:numPr>
                 <w:ilvl w:val="0"/>
-                <w:numId w:val="6"/>
+                <w:numId w:val="7"/>
               </w:numPr>
               <w:suppressLineNumbers/>
               <w:bidi w:val="0"/>
@@ -11654,7 +11726,7 @@
             <w:pPr>
               <w:pStyle w:val="TableParagraph"/>
               <w:suppressAutoHyphens w:val="true"/>
-              <w:overflowPunct w:val="false"/>
+              <w:overflowPunct w:val="true"/>
               <w:bidi w:val="0"/>
               <w:spacing w:before="0" w:after="0"/>
               <w:rPr>
@@ -11678,7 +11750,7 @@
         </w:tc>
         <w:tc>
           <w:tcPr>
-            <w:tcW w:w="2713" w:type="dxa"/>
+            <w:tcW w:w="2712" w:type="dxa"/>
             <w:tcBorders>
               <w:left w:val="single" w:sz="4" w:space="0" w:color="000000"/>
               <w:bottom w:val="single" w:sz="4" w:space="0" w:color="000000"/>
@@ -11688,7 +11760,7 @@
             <w:pPr>
               <w:pStyle w:val="TableParagraph"/>
               <w:suppressAutoHyphens w:val="true"/>
-              <w:overflowPunct w:val="false"/>
+              <w:overflowPunct w:val="true"/>
               <w:bidi w:val="0"/>
               <w:spacing w:before="0" w:after="0"/>
               <w:rPr>
@@ -11712,7 +11784,7 @@
         </w:tc>
         <w:tc>
           <w:tcPr>
-            <w:tcW w:w="2964" w:type="dxa"/>
+            <w:tcW w:w="2965" w:type="dxa"/>
             <w:tcBorders>
               <w:left w:val="single" w:sz="4" w:space="0" w:color="000000"/>
               <w:bottom w:val="single" w:sz="4" w:space="0" w:color="000000"/>
@@ -11722,7 +11794,7 @@
             <w:pPr>
               <w:pStyle w:val="TableParagraph"/>
               <w:suppressAutoHyphens w:val="true"/>
-              <w:overflowPunct w:val="false"/>
+              <w:overflowPunct w:val="true"/>
               <w:bidi w:val="0"/>
               <w:spacing w:before="0" w:after="0"/>
               <w:rPr>
@@ -11757,7 +11829,7 @@
             <w:pPr>
               <w:pStyle w:val="TableParagraph"/>
               <w:suppressAutoHyphens w:val="true"/>
-              <w:overflowPunct w:val="false"/>
+              <w:overflowPunct w:val="true"/>
               <w:bidi w:val="0"/>
               <w:spacing w:before="0" w:after="0"/>
               <w:rPr>
@@ -11796,7 +11868,7 @@
               <w:widowControl w:val="false"/>
               <w:numPr>
                 <w:ilvl w:val="0"/>
-                <w:numId w:val="6"/>
+                <w:numId w:val="7"/>
               </w:numPr>
               <w:suppressLineNumbers/>
               <w:bidi w:val="0"/>
@@ -11826,7 +11898,7 @@
             <w:pPr>
               <w:pStyle w:val="TableParagraph"/>
               <w:suppressAutoHyphens w:val="true"/>
-              <w:overflowPunct w:val="false"/>
+              <w:overflowPunct w:val="true"/>
               <w:bidi w:val="0"/>
               <w:spacing w:before="0" w:after="0"/>
               <w:rPr>
@@ -11850,7 +11922,7 @@
         </w:tc>
         <w:tc>
           <w:tcPr>
-            <w:tcW w:w="2713" w:type="dxa"/>
+            <w:tcW w:w="2712" w:type="dxa"/>
             <w:tcBorders>
               <w:left w:val="single" w:sz="4" w:space="0" w:color="000000"/>
               <w:bottom w:val="single" w:sz="4" w:space="0" w:color="000000"/>
@@ -11860,7 +11932,7 @@
             <w:pPr>
               <w:pStyle w:val="TableParagraph"/>
               <w:suppressAutoHyphens w:val="true"/>
-              <w:overflowPunct w:val="false"/>
+              <w:overflowPunct w:val="true"/>
               <w:bidi w:val="0"/>
               <w:spacing w:before="0" w:after="0"/>
               <w:rPr>
@@ -11884,7 +11956,7 @@
         </w:tc>
         <w:tc>
           <w:tcPr>
-            <w:tcW w:w="2964" w:type="dxa"/>
+            <w:tcW w:w="2965" w:type="dxa"/>
             <w:tcBorders>
               <w:left w:val="single" w:sz="4" w:space="0" w:color="000000"/>
               <w:bottom w:val="single" w:sz="4" w:space="0" w:color="000000"/>
@@ -11894,7 +11966,7 @@
             <w:pPr>
               <w:pStyle w:val="TableParagraph"/>
               <w:suppressAutoHyphens w:val="true"/>
-              <w:overflowPunct w:val="false"/>
+              <w:overflowPunct w:val="true"/>
               <w:bidi w:val="0"/>
               <w:spacing w:before="0" w:after="0"/>
               <w:rPr>
@@ -11929,7 +12001,7 @@
             <w:pPr>
               <w:pStyle w:val="TableParagraph"/>
               <w:suppressAutoHyphens w:val="true"/>
-              <w:overflowPunct w:val="false"/>
+              <w:overflowPunct w:val="true"/>
               <w:bidi w:val="0"/>
               <w:spacing w:before="0" w:after="0"/>
               <w:rPr>
@@ -11968,7 +12040,7 @@
               <w:widowControl w:val="false"/>
               <w:numPr>
                 <w:ilvl w:val="0"/>
-                <w:numId w:val="6"/>
+                <w:numId w:val="7"/>
               </w:numPr>
               <w:suppressLineNumbers/>
               <w:bidi w:val="0"/>
@@ -11998,7 +12070,7 @@
             <w:pPr>
               <w:pStyle w:val="TableParagraph"/>
               <w:suppressAutoHyphens w:val="true"/>
-              <w:overflowPunct w:val="false"/>
+              <w:overflowPunct w:val="true"/>
               <w:bidi w:val="0"/>
               <w:spacing w:before="0" w:after="0"/>
               <w:rPr>
@@ -12022,7 +12094,7 @@
         </w:tc>
         <w:tc>
           <w:tcPr>
-            <w:tcW w:w="2713" w:type="dxa"/>
+            <w:tcW w:w="2712" w:type="dxa"/>
             <w:tcBorders>
               <w:left w:val="single" w:sz="4" w:space="0" w:color="000000"/>
               <w:bottom w:val="single" w:sz="4" w:space="0" w:color="000000"/>
@@ -12032,7 +12104,7 @@
             <w:pPr>
               <w:pStyle w:val="TableParagraph"/>
               <w:suppressAutoHyphens w:val="true"/>
-              <w:overflowPunct w:val="false"/>
+              <w:overflowPunct w:val="true"/>
               <w:bidi w:val="0"/>
               <w:spacing w:before="0" w:after="0"/>
               <w:rPr>
@@ -12056,7 +12128,7 @@
         </w:tc>
         <w:tc>
           <w:tcPr>
-            <w:tcW w:w="2964" w:type="dxa"/>
+            <w:tcW w:w="2965" w:type="dxa"/>
             <w:tcBorders>
               <w:left w:val="single" w:sz="4" w:space="0" w:color="000000"/>
               <w:bottom w:val="single" w:sz="4" w:space="0" w:color="000000"/>
@@ -12066,7 +12138,7 @@
             <w:pPr>
               <w:pStyle w:val="TableParagraph"/>
               <w:suppressAutoHyphens w:val="true"/>
-              <w:overflowPunct w:val="false"/>
+              <w:overflowPunct w:val="true"/>
               <w:bidi w:val="0"/>
               <w:spacing w:before="0" w:after="0"/>
               <w:rPr>
@@ -12101,7 +12173,7 @@
             <w:pPr>
               <w:pStyle w:val="TableParagraph"/>
               <w:suppressAutoHyphens w:val="true"/>
-              <w:overflowPunct w:val="false"/>
+              <w:overflowPunct w:val="true"/>
               <w:bidi w:val="0"/>
               <w:spacing w:before="0" w:after="0"/>
               <w:rPr>
@@ -12140,7 +12212,7 @@
               <w:widowControl w:val="false"/>
               <w:numPr>
                 <w:ilvl w:val="0"/>
-                <w:numId w:val="6"/>
+                <w:numId w:val="7"/>
               </w:numPr>
               <w:suppressLineNumbers/>
               <w:bidi w:val="0"/>
@@ -12170,7 +12242,7 @@
             <w:pPr>
               <w:pStyle w:val="TableParagraph"/>
               <w:suppressAutoHyphens w:val="true"/>
-              <w:overflowPunct w:val="false"/>
+              <w:overflowPunct w:val="true"/>
               <w:bidi w:val="0"/>
               <w:spacing w:before="0" w:after="0"/>
               <w:rPr>
@@ -12194,7 +12266,7 @@
         </w:tc>
         <w:tc>
           <w:tcPr>
-            <w:tcW w:w="2713" w:type="dxa"/>
+            <w:tcW w:w="2712" w:type="dxa"/>
             <w:tcBorders>
               <w:left w:val="single" w:sz="4" w:space="0" w:color="000000"/>
               <w:bottom w:val="single" w:sz="4" w:space="0" w:color="000000"/>
@@ -12204,7 +12276,7 @@
             <w:pPr>
               <w:pStyle w:val="TableParagraph"/>
               <w:suppressAutoHyphens w:val="true"/>
-              <w:overflowPunct w:val="false"/>
+              <w:overflowPunct w:val="true"/>
               <w:bidi w:val="0"/>
               <w:spacing w:before="0" w:after="0"/>
               <w:rPr>
@@ -12228,7 +12300,7 @@
         </w:tc>
         <w:tc>
           <w:tcPr>
-            <w:tcW w:w="2964" w:type="dxa"/>
+            <w:tcW w:w="2965" w:type="dxa"/>
             <w:tcBorders>
               <w:left w:val="single" w:sz="4" w:space="0" w:color="000000"/>
               <w:bottom w:val="single" w:sz="4" w:space="0" w:color="000000"/>
@@ -12238,7 +12310,7 @@
             <w:pPr>
               <w:pStyle w:val="TableParagraph"/>
               <w:suppressAutoHyphens w:val="true"/>
-              <w:overflowPunct w:val="false"/>
+              <w:overflowPunct w:val="true"/>
               <w:bidi w:val="0"/>
               <w:spacing w:before="0" w:after="0"/>
               <w:rPr>
@@ -12273,7 +12345,7 @@
             <w:pPr>
               <w:pStyle w:val="TableParagraph"/>
               <w:suppressAutoHyphens w:val="true"/>
-              <w:overflowPunct w:val="false"/>
+              <w:overflowPunct w:val="true"/>
               <w:bidi w:val="0"/>
               <w:spacing w:before="0" w:after="0"/>
               <w:rPr>
@@ -12435,6 +12507,70 @@
           <w:sz w:val="28"/>
         </w:rPr>
       </w:pPr>
+      <w:r>
+        <w:rPr/>
+      </w:r>
+    </w:p>
+    <w:p>
+      <w:pPr>
+        <w:pStyle w:val="Style26"/>
+        <w:widowControl/>
+        <w:bidi w:val="0"/>
+        <w:spacing w:before="0" w:after="0"/>
+        <w:jc w:val="center"/>
+        <w:rPr>
+          <w:color w:val="auto"/>
+          <w:sz w:val="28"/>
+        </w:rPr>
+      </w:pPr>
+      <w:r>
+        <w:rPr/>
+      </w:r>
+    </w:p>
+    <w:p>
+      <w:pPr>
+        <w:pStyle w:val="Style26"/>
+        <w:widowControl/>
+        <w:bidi w:val="0"/>
+        <w:spacing w:before="0" w:after="0"/>
+        <w:jc w:val="center"/>
+        <w:rPr>
+          <w:color w:val="auto"/>
+          <w:sz w:val="28"/>
+        </w:rPr>
+      </w:pPr>
+      <w:r>
+        <w:rPr/>
+      </w:r>
+    </w:p>
+    <w:p>
+      <w:pPr>
+        <w:pStyle w:val="Style26"/>
+        <w:widowControl/>
+        <w:bidi w:val="0"/>
+        <w:spacing w:before="0" w:after="0"/>
+        <w:jc w:val="center"/>
+        <w:rPr>
+          <w:color w:val="auto"/>
+          <w:sz w:val="28"/>
+        </w:rPr>
+      </w:pPr>
+      <w:r>
+        <w:rPr/>
+      </w:r>
+    </w:p>
+    <w:p>
+      <w:pPr>
+        <w:pStyle w:val="Style26"/>
+        <w:widowControl/>
+        <w:bidi w:val="0"/>
+        <w:spacing w:before="0" w:after="0"/>
+        <w:jc w:val="center"/>
+        <w:rPr>
+          <w:color w:val="auto"/>
+          <w:sz w:val="28"/>
+        </w:rPr>
+      </w:pPr>
       <w:bookmarkStart w:id="64" w:name="_toc2994"/>
       <w:bookmarkEnd w:id="64"/>
       <w:r>
@@ -12442,12 +12578,12 @@
           <wp:anchor behindDoc="0" distT="0" distB="0" distL="0" distR="0" simplePos="0" locked="0" layoutInCell="0" allowOverlap="1" relativeHeight="363">
             <wp:simplePos x="0" y="0"/>
             <wp:positionH relativeFrom="column">
-              <wp:posOffset>778510</wp:posOffset>
+              <wp:align>center</wp:align>
             </wp:positionH>
             <wp:positionV relativeFrom="paragraph">
               <wp:posOffset>171450</wp:posOffset>
             </wp:positionV>
-            <wp:extent cx="4368800" cy="4010025"/>
+            <wp:extent cx="4036695" cy="3705225"/>
             <wp:effectExtent l="0" t="0" r="0" b="0"/>
             <wp:wrapTopAndBottom/>
             <wp:docPr id="57" name="Изображение8" descr=""/>
@@ -12472,7 +12608,7 @@
                   <pic:spPr bwMode="auto">
                     <a:xfrm>
                       <a:off x="0" y="0"/>
-                      <a:ext cx="4368800" cy="4010025"/>
+                      <a:ext cx="4036695" cy="3705225"/>
                     </a:xfrm>
                     <a:prstGeom prst="rect">
                       <a:avLst/>
@@ -12505,27 +12641,7 @@
         </w:rPr>
       </w:pPr>
       <w:r>
-        <w:rPr>
-          <w:color w:val="auto"/>
-          <w:sz w:val="28"/>
-        </w:rPr>
-      </w:r>
-    </w:p>
-    <w:p>
-      <w:pPr>
-        <w:pStyle w:val="Style26"/>
-        <w:widowControl/>
-        <w:bidi w:val="0"/>
-        <w:spacing w:before="0" w:after="0"/>
-        <w:jc w:val="center"/>
-        <w:rPr>
-          <w:color w:val="auto"/>
-          <w:sz w:val="28"/>
-        </w:rPr>
-      </w:pPr>
-      <w:bookmarkStart w:id="65" w:name="_toc2998"/>
-      <w:bookmarkEnd w:id="65"/>
-      <w:r>
+        <w:rPr/>
         <w:drawing>
           <wp:anchor behindDoc="0" distT="0" distB="0" distL="0" distR="0" simplePos="0" locked="0" layoutInCell="0" allowOverlap="1" relativeHeight="364">
             <wp:simplePos x="0" y="0"/>
@@ -12533,7 +12649,7 @@
               <wp:posOffset>1262380</wp:posOffset>
             </wp:positionH>
             <wp:positionV relativeFrom="paragraph">
-              <wp:posOffset>-5080</wp:posOffset>
+              <wp:posOffset>381000</wp:posOffset>
             </wp:positionV>
             <wp:extent cx="4095115" cy="3985895"/>
             <wp:effectExtent l="0" t="0" r="0" b="0"/>
@@ -12572,12 +12688,46 @@
           </wp:anchor>
         </w:drawing>
       </w:r>
-      <w:r>
+    </w:p>
+    <w:p>
+      <w:pPr>
+        <w:pStyle w:val="Style26"/>
+        <w:widowControl/>
+        <w:bidi w:val="0"/>
+        <w:spacing w:before="0" w:after="0"/>
+        <w:jc w:val="center"/>
         <w:rPr>
           <w:color w:val="auto"/>
           <w:sz w:val="28"/>
         </w:rPr>
+      </w:pPr>
+      <w:bookmarkStart w:id="65" w:name="_toc2998"/>
+      <w:bookmarkEnd w:id="65"/>
+      <w:r>
+        <w:rPr>
+          <w:color w:val="auto"/>
+          <w:sz w:val="28"/>
+        </w:rPr>
         <w:t>Рисунок 5 — Попытка авторизации с некорректными данными</w:t>
+      </w:r>
+    </w:p>
+    <w:p>
+      <w:pPr>
+        <w:pStyle w:val="Style26"/>
+        <w:widowControl/>
+        <w:bidi w:val="0"/>
+        <w:spacing w:before="0" w:after="0"/>
+        <w:jc w:val="center"/>
+        <w:rPr>
+          <w:color w:val="auto"/>
+          <w:sz w:val="28"/>
+        </w:rPr>
+      </w:pPr>
+      <w:r>
+        <w:rPr>
+          <w:color w:val="auto"/>
+          <w:sz w:val="28"/>
+        </w:rPr>
       </w:r>
     </w:p>
     <w:p>
@@ -13205,7 +13355,7 @@
         <w:pStyle w:val="24"/>
         <w:numPr>
           <w:ilvl w:val="0"/>
-          <w:numId w:val="5"/>
+          <w:numId w:val="6"/>
         </w:numPr>
         <w:ind w:firstLine="709" w:left="283" w:right="284"/>
         <w:rPr>
@@ -13225,7 +13375,7 @@
         <w:pStyle w:val="24"/>
         <w:numPr>
           <w:ilvl w:val="0"/>
-          <w:numId w:val="5"/>
+          <w:numId w:val="6"/>
         </w:numPr>
         <w:ind w:firstLine="709" w:left="283" w:right="284"/>
         <w:rPr>
@@ -13245,7 +13395,7 @@
         <w:pStyle w:val="24"/>
         <w:numPr>
           <w:ilvl w:val="0"/>
-          <w:numId w:val="5"/>
+          <w:numId w:val="6"/>
         </w:numPr>
         <w:ind w:firstLine="709" w:left="283" w:right="284"/>
         <w:rPr>
@@ -13273,7 +13423,23 @@
           <w:color w:val="000000"/>
           <w:shd w:fill="auto" w:val="clear"/>
         </w:rPr>
-        <w:t xml:space="preserve">Данная логика реализуется через методы findPrevious() и findNext() в EpisodePort и поддерживается обоими адаптерами (DB через findBySeason_IdAndEpisodeNumber, JSON через Stream API с фильтрацией). Результат представлен на </w:t>
+        <w:t xml:space="preserve">Данная логика реализуется через методы findPrevious() и findNext() в EpisodePort и поддерживается обоими адаптерами (DB через findBySeason_IdAndEpisodeNumber, JSON через Stream API с фильтрацией). </w:t>
+      </w:r>
+    </w:p>
+    <w:p>
+      <w:pPr>
+        <w:pStyle w:val="12341"/>
+        <w:ind w:firstLine="709" w:left="284" w:right="170"/>
+        <w:rPr>
+          <w:color w:val="auto"/>
+        </w:rPr>
+      </w:pPr>
+      <w:r>
+        <w:rPr>
+          <w:color w:val="000000"/>
+          <w:shd w:fill="auto" w:val="clear"/>
+        </w:rPr>
+        <w:t xml:space="preserve">Результат представлен на </w:t>
       </w:r>
       <w:hyperlink w:anchor="_toc3022">
         <w:r>
@@ -13301,6 +13467,18 @@
           <w:shd w:fill="auto" w:val="clear"/>
         </w:rPr>
         <w:t>.</w:t>
+      </w:r>
+    </w:p>
+    <w:p>
+      <w:pPr>
+        <w:pStyle w:val="12341"/>
+        <w:ind w:firstLine="709" w:left="284" w:right="170"/>
+        <w:rPr>
+          <w:color w:val="auto"/>
+        </w:rPr>
+      </w:pPr>
+      <w:r>
+        <w:rPr/>
       </w:r>
     </w:p>
     <w:p>
@@ -13456,19 +13634,6 @@
     </w:p>
     <w:p>
       <w:pPr>
-        <w:pStyle w:val="12341"/>
-        <w:rPr>
-          <w:color w:val="auto"/>
-        </w:rPr>
-      </w:pPr>
-      <w:r>
-        <w:rPr>
-          <w:color w:themeColor="text1" w:val="auto"/>
-        </w:rPr>
-      </w:r>
-    </w:p>
-    <w:p>
-      <w:pPr>
         <w:pStyle w:val="Style26"/>
         <w:widowControl/>
         <w:bidi w:val="0"/>
@@ -13491,7 +13656,7 @@
             <wp:positionV relativeFrom="paragraph">
               <wp:posOffset>100330</wp:posOffset>
             </wp:positionV>
-            <wp:extent cx="5126990" cy="3272155"/>
+            <wp:extent cx="4815840" cy="3073400"/>
             <wp:effectExtent l="0" t="0" r="0" b="0"/>
             <wp:wrapTopAndBottom/>
             <wp:docPr id="64" name="Изображение15" descr=""/>
@@ -13516,7 +13681,7 @@
                   <pic:spPr bwMode="auto">
                     <a:xfrm>
                       <a:off x="0" y="0"/>
-                      <a:ext cx="5126990" cy="3272155"/>
+                      <a:ext cx="4815840" cy="3073400"/>
                     </a:xfrm>
                     <a:prstGeom prst="rect">
                       <a:avLst/>
@@ -13611,6 +13776,17 @@
           <w:shd w:fill="auto" w:val="clear"/>
         </w:rPr>
         <w:t>.</w:t>
+      </w:r>
+    </w:p>
+    <w:p>
+      <w:pPr>
+        <w:pStyle w:val="12341"/>
+        <w:rPr>
+          <w:color w:val="auto"/>
+        </w:rPr>
+      </w:pPr>
+      <w:r>
+        <w:rPr/>
       </w:r>
     </w:p>
     <w:p>
@@ -13687,7 +13863,7 @@
         <w:pStyle w:val="Caption"/>
         <w:numPr>
           <w:ilvl w:val="1"/>
-          <w:numId w:val="2"/>
+          <w:numId w:val="3"/>
         </w:numPr>
         <w:ind w:firstLine="709" w:left="284" w:right="170"/>
         <w:rPr/>
@@ -13754,9 +13930,9 @@
     </w:p>
     <w:tbl>
       <w:tblPr>
-        <w:tblW w:w="9861" w:type="dxa"/>
+        <w:tblW w:w="9700" w:type="dxa"/>
         <w:jc w:val="left"/>
-        <w:tblInd w:w="159" w:type="dxa"/>
+        <w:tblInd w:w="320" w:type="dxa"/>
         <w:tblLayout w:type="fixed"/>
         <w:tblCellMar>
           <w:top w:w="55" w:type="dxa"/>
@@ -13766,15 +13942,15 @@
         </w:tblCellMar>
       </w:tblPr>
       <w:tblGrid>
-        <w:gridCol w:w="2270"/>
-        <w:gridCol w:w="2412"/>
-        <w:gridCol w:w="5179"/>
+        <w:gridCol w:w="2100"/>
+        <w:gridCol w:w="2414"/>
+        <w:gridCol w:w="5186"/>
       </w:tblGrid>
       <w:tr>
         <w:trPr/>
         <w:tc>
           <w:tcPr>
-            <w:tcW w:w="2270" w:type="dxa"/>
+            <w:tcW w:w="2100" w:type="dxa"/>
             <w:tcBorders>
               <w:top w:val="single" w:sz="4" w:space="0" w:color="000000"/>
               <w:left w:val="single" w:sz="4" w:space="0" w:color="000000"/>
@@ -13785,7 +13961,7 @@
             <w:pPr>
               <w:pStyle w:val="TableParagraph"/>
               <w:suppressAutoHyphens w:val="true"/>
-              <w:overflowPunct w:val="false"/>
+              <w:overflowPunct w:val="true"/>
               <w:bidi w:val="0"/>
               <w:spacing w:before="0" w:after="0"/>
               <w:rPr>
@@ -13811,7 +13987,7 @@
         </w:tc>
         <w:tc>
           <w:tcPr>
-            <w:tcW w:w="2412" w:type="dxa"/>
+            <w:tcW w:w="2414" w:type="dxa"/>
             <w:tcBorders>
               <w:top w:val="single" w:sz="4" w:space="0" w:color="000000"/>
               <w:left w:val="single" w:sz="4" w:space="0" w:color="000000"/>
@@ -13822,7 +13998,7 @@
             <w:pPr>
               <w:pStyle w:val="TableParagraph"/>
               <w:suppressAutoHyphens w:val="true"/>
-              <w:overflowPunct w:val="false"/>
+              <w:overflowPunct w:val="true"/>
               <w:bidi w:val="0"/>
               <w:spacing w:before="0" w:after="0"/>
               <w:rPr>
@@ -13846,7 +14022,7 @@
         </w:tc>
         <w:tc>
           <w:tcPr>
-            <w:tcW w:w="5179" w:type="dxa"/>
+            <w:tcW w:w="5186" w:type="dxa"/>
             <w:tcBorders>
               <w:top w:val="single" w:sz="4" w:space="0" w:color="000000"/>
               <w:left w:val="single" w:sz="4" w:space="0" w:color="000000"/>
@@ -13858,7 +14034,7 @@
             <w:pPr>
               <w:pStyle w:val="TableParagraph"/>
               <w:suppressAutoHyphens w:val="true"/>
-              <w:overflowPunct w:val="false"/>
+              <w:overflowPunct w:val="true"/>
               <w:bidi w:val="0"/>
               <w:spacing w:before="0" w:after="0"/>
               <w:rPr>
@@ -13885,7 +14061,7 @@
         <w:trPr/>
         <w:tc>
           <w:tcPr>
-            <w:tcW w:w="2270" w:type="dxa"/>
+            <w:tcW w:w="2100" w:type="dxa"/>
             <w:tcBorders>
               <w:left w:val="single" w:sz="4" w:space="0" w:color="000000"/>
               <w:bottom w:val="single" w:sz="4" w:space="0" w:color="000000"/>
@@ -13895,7 +14071,7 @@
             <w:pPr>
               <w:pStyle w:val="TableParagraph"/>
               <w:suppressAutoHyphens w:val="true"/>
-              <w:overflowPunct w:val="false"/>
+              <w:overflowPunct w:val="true"/>
               <w:bidi w:val="0"/>
               <w:spacing w:before="0" w:after="0"/>
               <w:rPr>
@@ -13919,7 +14095,7 @@
         </w:tc>
         <w:tc>
           <w:tcPr>
-            <w:tcW w:w="2412" w:type="dxa"/>
+            <w:tcW w:w="2414" w:type="dxa"/>
             <w:tcBorders>
               <w:left w:val="single" w:sz="4" w:space="0" w:color="000000"/>
               <w:bottom w:val="single" w:sz="4" w:space="0" w:color="000000"/>
@@ -13929,7 +14105,7 @@
             <w:pPr>
               <w:pStyle w:val="TableParagraph"/>
               <w:suppressAutoHyphens w:val="true"/>
-              <w:overflowPunct w:val="false"/>
+              <w:overflowPunct w:val="true"/>
               <w:bidi w:val="0"/>
               <w:spacing w:before="0" w:after="0"/>
               <w:rPr>
@@ -13953,7 +14129,7 @@
         </w:tc>
         <w:tc>
           <w:tcPr>
-            <w:tcW w:w="5179" w:type="dxa"/>
+            <w:tcW w:w="5186" w:type="dxa"/>
             <w:tcBorders>
               <w:left w:val="single" w:sz="4" w:space="0" w:color="000000"/>
               <w:bottom w:val="single" w:sz="4" w:space="0" w:color="000000"/>
@@ -13964,7 +14140,7 @@
             <w:pPr>
               <w:pStyle w:val="TableParagraph"/>
               <w:suppressAutoHyphens w:val="true"/>
-              <w:overflowPunct w:val="false"/>
+              <w:overflowPunct w:val="true"/>
               <w:bidi w:val="0"/>
               <w:spacing w:before="0" w:after="0"/>
               <w:rPr>
@@ -13991,7 +14167,7 @@
         <w:trPr/>
         <w:tc>
           <w:tcPr>
-            <w:tcW w:w="2270" w:type="dxa"/>
+            <w:tcW w:w="2100" w:type="dxa"/>
             <w:tcBorders>
               <w:left w:val="single" w:sz="4" w:space="0" w:color="000000"/>
               <w:bottom w:val="single" w:sz="4" w:space="0" w:color="000000"/>
@@ -14001,7 +14177,7 @@
             <w:pPr>
               <w:pStyle w:val="TableParagraph"/>
               <w:suppressAutoHyphens w:val="true"/>
-              <w:overflowPunct w:val="false"/>
+              <w:overflowPunct w:val="true"/>
               <w:bidi w:val="0"/>
               <w:spacing w:before="0" w:after="0"/>
               <w:rPr>
@@ -14025,7 +14201,7 @@
         </w:tc>
         <w:tc>
           <w:tcPr>
-            <w:tcW w:w="2412" w:type="dxa"/>
+            <w:tcW w:w="2414" w:type="dxa"/>
             <w:tcBorders>
               <w:left w:val="single" w:sz="4" w:space="0" w:color="000000"/>
               <w:bottom w:val="single" w:sz="4" w:space="0" w:color="000000"/>
@@ -14035,7 +14211,7 @@
             <w:pPr>
               <w:pStyle w:val="TableParagraph"/>
               <w:suppressAutoHyphens w:val="true"/>
-              <w:overflowPunct w:val="false"/>
+              <w:overflowPunct w:val="true"/>
               <w:bidi w:val="0"/>
               <w:spacing w:before="0" w:after="0"/>
               <w:rPr>
@@ -14059,7 +14235,7 @@
         </w:tc>
         <w:tc>
           <w:tcPr>
-            <w:tcW w:w="5179" w:type="dxa"/>
+            <w:tcW w:w="5186" w:type="dxa"/>
             <w:tcBorders>
               <w:left w:val="single" w:sz="4" w:space="0" w:color="000000"/>
               <w:bottom w:val="single" w:sz="4" w:space="0" w:color="000000"/>
@@ -14070,7 +14246,7 @@
             <w:pPr>
               <w:pStyle w:val="TableParagraph"/>
               <w:suppressAutoHyphens w:val="true"/>
-              <w:overflowPunct w:val="false"/>
+              <w:overflowPunct w:val="true"/>
               <w:bidi w:val="0"/>
               <w:spacing w:before="0" w:after="0"/>
               <w:rPr>
@@ -14097,7 +14273,7 @@
         <w:trPr/>
         <w:tc>
           <w:tcPr>
-            <w:tcW w:w="2270" w:type="dxa"/>
+            <w:tcW w:w="2100" w:type="dxa"/>
             <w:tcBorders>
               <w:left w:val="single" w:sz="4" w:space="0" w:color="000000"/>
               <w:bottom w:val="single" w:sz="4" w:space="0" w:color="000000"/>
@@ -14107,7 +14283,7 @@
             <w:pPr>
               <w:pStyle w:val="TableParagraph"/>
               <w:suppressAutoHyphens w:val="true"/>
-              <w:overflowPunct w:val="false"/>
+              <w:overflowPunct w:val="true"/>
               <w:bidi w:val="0"/>
               <w:spacing w:before="0" w:after="0"/>
               <w:rPr>
@@ -14131,7 +14307,7 @@
         </w:tc>
         <w:tc>
           <w:tcPr>
-            <w:tcW w:w="2412" w:type="dxa"/>
+            <w:tcW w:w="2414" w:type="dxa"/>
             <w:tcBorders>
               <w:left w:val="single" w:sz="4" w:space="0" w:color="000000"/>
               <w:bottom w:val="single" w:sz="4" w:space="0" w:color="000000"/>
@@ -14141,7 +14317,7 @@
             <w:pPr>
               <w:pStyle w:val="TableParagraph"/>
               <w:suppressAutoHyphens w:val="true"/>
-              <w:overflowPunct w:val="false"/>
+              <w:overflowPunct w:val="true"/>
               <w:bidi w:val="0"/>
               <w:spacing w:before="0" w:after="0"/>
               <w:rPr>
@@ -14165,7 +14341,7 @@
         </w:tc>
         <w:tc>
           <w:tcPr>
-            <w:tcW w:w="5179" w:type="dxa"/>
+            <w:tcW w:w="5186" w:type="dxa"/>
             <w:tcBorders>
               <w:left w:val="single" w:sz="4" w:space="0" w:color="000000"/>
               <w:bottom w:val="single" w:sz="4" w:space="0" w:color="000000"/>
@@ -14176,7 +14352,7 @@
             <w:pPr>
               <w:pStyle w:val="TableParagraph"/>
               <w:suppressAutoHyphens w:val="true"/>
-              <w:overflowPunct w:val="false"/>
+              <w:overflowPunct w:val="true"/>
               <w:bidi w:val="0"/>
               <w:spacing w:before="0" w:after="0"/>
               <w:rPr>
@@ -14203,7 +14379,7 @@
         <w:trPr/>
         <w:tc>
           <w:tcPr>
-            <w:tcW w:w="2270" w:type="dxa"/>
+            <w:tcW w:w="2100" w:type="dxa"/>
             <w:tcBorders>
               <w:left w:val="single" w:sz="4" w:space="0" w:color="000000"/>
               <w:bottom w:val="single" w:sz="4" w:space="0" w:color="000000"/>
@@ -14213,7 +14389,7 @@
             <w:pPr>
               <w:pStyle w:val="TableParagraph"/>
               <w:suppressAutoHyphens w:val="true"/>
-              <w:overflowPunct w:val="false"/>
+              <w:overflowPunct w:val="true"/>
               <w:bidi w:val="0"/>
               <w:spacing w:before="0" w:after="0"/>
               <w:rPr>
@@ -14237,7 +14413,7 @@
         </w:tc>
         <w:tc>
           <w:tcPr>
-            <w:tcW w:w="2412" w:type="dxa"/>
+            <w:tcW w:w="2414" w:type="dxa"/>
             <w:tcBorders>
               <w:left w:val="single" w:sz="4" w:space="0" w:color="000000"/>
               <w:bottom w:val="single" w:sz="4" w:space="0" w:color="000000"/>
@@ -14247,7 +14423,7 @@
             <w:pPr>
               <w:pStyle w:val="TableParagraph"/>
               <w:suppressAutoHyphens w:val="true"/>
-              <w:overflowPunct w:val="false"/>
+              <w:overflowPunct w:val="true"/>
               <w:bidi w:val="0"/>
               <w:spacing w:before="0" w:after="0"/>
               <w:rPr>
@@ -14271,7 +14447,7 @@
         </w:tc>
         <w:tc>
           <w:tcPr>
-            <w:tcW w:w="5179" w:type="dxa"/>
+            <w:tcW w:w="5186" w:type="dxa"/>
             <w:tcBorders>
               <w:left w:val="single" w:sz="4" w:space="0" w:color="000000"/>
               <w:bottom w:val="single" w:sz="4" w:space="0" w:color="000000"/>
@@ -14282,7 +14458,7 @@
             <w:pPr>
               <w:pStyle w:val="TableParagraph"/>
               <w:suppressAutoHyphens w:val="true"/>
-              <w:overflowPunct w:val="false"/>
+              <w:overflowPunct w:val="true"/>
               <w:bidi w:val="0"/>
               <w:spacing w:before="0" w:after="0"/>
               <w:rPr>
@@ -14309,7 +14485,7 @@
         <w:trPr/>
         <w:tc>
           <w:tcPr>
-            <w:tcW w:w="2270" w:type="dxa"/>
+            <w:tcW w:w="2100" w:type="dxa"/>
             <w:tcBorders>
               <w:left w:val="single" w:sz="4" w:space="0" w:color="000000"/>
               <w:bottom w:val="single" w:sz="4" w:space="0" w:color="000000"/>
@@ -14319,7 +14495,7 @@
             <w:pPr>
               <w:pStyle w:val="TableParagraph"/>
               <w:suppressAutoHyphens w:val="true"/>
-              <w:overflowPunct w:val="false"/>
+              <w:overflowPunct w:val="true"/>
               <w:bidi w:val="0"/>
               <w:spacing w:before="0" w:after="0"/>
               <w:rPr>
@@ -14343,7 +14519,7 @@
         </w:tc>
         <w:tc>
           <w:tcPr>
-            <w:tcW w:w="2412" w:type="dxa"/>
+            <w:tcW w:w="2414" w:type="dxa"/>
             <w:tcBorders>
               <w:left w:val="single" w:sz="4" w:space="0" w:color="000000"/>
               <w:bottom w:val="single" w:sz="4" w:space="0" w:color="000000"/>
@@ -14353,7 +14529,7 @@
             <w:pPr>
               <w:pStyle w:val="TableParagraph"/>
               <w:suppressAutoHyphens w:val="true"/>
-              <w:overflowPunct w:val="false"/>
+              <w:overflowPunct w:val="true"/>
               <w:bidi w:val="0"/>
               <w:spacing w:before="0" w:after="0"/>
               <w:rPr>
@@ -14377,7 +14553,7 @@
         </w:tc>
         <w:tc>
           <w:tcPr>
-            <w:tcW w:w="5179" w:type="dxa"/>
+            <w:tcW w:w="5186" w:type="dxa"/>
             <w:tcBorders>
               <w:left w:val="single" w:sz="4" w:space="0" w:color="000000"/>
               <w:bottom w:val="single" w:sz="4" w:space="0" w:color="000000"/>
@@ -14388,7 +14564,7 @@
             <w:pPr>
               <w:pStyle w:val="TableParagraph"/>
               <w:suppressAutoHyphens w:val="true"/>
-              <w:overflowPunct w:val="false"/>
+              <w:overflowPunct w:val="true"/>
               <w:bidi w:val="0"/>
               <w:spacing w:before="0" w:after="0"/>
               <w:rPr>
@@ -14415,7 +14591,7 @@
         <w:trPr/>
         <w:tc>
           <w:tcPr>
-            <w:tcW w:w="2270" w:type="dxa"/>
+            <w:tcW w:w="2100" w:type="dxa"/>
             <w:tcBorders>
               <w:left w:val="single" w:sz="4" w:space="0" w:color="000000"/>
               <w:bottom w:val="single" w:sz="4" w:space="0" w:color="000000"/>
@@ -14425,7 +14601,7 @@
             <w:pPr>
               <w:pStyle w:val="TableParagraph"/>
               <w:suppressAutoHyphens w:val="true"/>
-              <w:overflowPunct w:val="false"/>
+              <w:overflowPunct w:val="true"/>
               <w:bidi w:val="0"/>
               <w:spacing w:before="0" w:after="0"/>
               <w:rPr>
@@ -14449,7 +14625,7 @@
         </w:tc>
         <w:tc>
           <w:tcPr>
-            <w:tcW w:w="2412" w:type="dxa"/>
+            <w:tcW w:w="2414" w:type="dxa"/>
             <w:tcBorders>
               <w:left w:val="single" w:sz="4" w:space="0" w:color="000000"/>
               <w:bottom w:val="single" w:sz="4" w:space="0" w:color="000000"/>
@@ -14459,7 +14635,7 @@
             <w:pPr>
               <w:pStyle w:val="TableParagraph"/>
               <w:suppressAutoHyphens w:val="true"/>
-              <w:overflowPunct w:val="false"/>
+              <w:overflowPunct w:val="true"/>
               <w:bidi w:val="0"/>
               <w:spacing w:before="0" w:after="0"/>
               <w:rPr>
@@ -14483,7 +14659,7 @@
         </w:tc>
         <w:tc>
           <w:tcPr>
-            <w:tcW w:w="5179" w:type="dxa"/>
+            <w:tcW w:w="5186" w:type="dxa"/>
             <w:tcBorders>
               <w:left w:val="single" w:sz="4" w:space="0" w:color="000000"/>
               <w:bottom w:val="single" w:sz="4" w:space="0" w:color="000000"/>
@@ -14494,7 +14670,7 @@
             <w:pPr>
               <w:pStyle w:val="TableParagraph"/>
               <w:suppressAutoHyphens w:val="true"/>
-              <w:overflowPunct w:val="false"/>
+              <w:overflowPunct w:val="true"/>
               <w:bidi w:val="0"/>
               <w:spacing w:before="0" w:after="0"/>
               <w:rPr>
@@ -14545,7 +14721,7 @@
         <w:pStyle w:val="12341"/>
         <w:widowControl/>
         <w:suppressAutoHyphens w:val="true"/>
-        <w:overflowPunct w:val="false"/>
+        <w:overflowPunct w:val="true"/>
         <w:bidi w:val="0"/>
         <w:spacing w:before="0" w:after="0"/>
         <w:ind w:firstLine="709" w:left="283" w:right="170"/>
@@ -14572,7 +14748,7 @@
         <w:pStyle w:val="12341"/>
         <w:widowControl/>
         <w:suppressAutoHyphens w:val="true"/>
-        <w:overflowPunct w:val="false"/>
+        <w:overflowPunct w:val="true"/>
         <w:bidi w:val="0"/>
         <w:spacing w:before="0" w:after="0"/>
         <w:ind w:firstLine="709" w:left="283" w:right="170"/>
@@ -14599,13 +14775,9 @@
         <w:pStyle w:val="24"/>
         <w:numPr>
           <w:ilvl w:val="0"/>
-          <w:numId w:val="3"/>
+          <w:numId w:val="1"/>
         </w:numPr>
-        <w:ind w:firstLine="709" w:left="283" w:right="170"/>
-        <w:rPr>
-          <w:highlight w:val="none"/>
-          <w:shd w:fill="auto" w:val="clear"/>
-        </w:rPr>
+        <w:rPr/>
       </w:pPr>
       <w:r>
         <w:rPr>
@@ -14619,13 +14791,9 @@
         <w:pStyle w:val="24"/>
         <w:numPr>
           <w:ilvl w:val="0"/>
-          <w:numId w:val="3"/>
+          <w:numId w:val="1"/>
         </w:numPr>
-        <w:ind w:firstLine="709" w:left="283" w:right="170"/>
-        <w:rPr>
-          <w:highlight w:val="none"/>
-          <w:shd w:fill="auto" w:val="clear"/>
-        </w:rPr>
+        <w:rPr/>
       </w:pPr>
       <w:r>
         <w:rPr>
@@ -14639,13 +14807,9 @@
         <w:pStyle w:val="24"/>
         <w:numPr>
           <w:ilvl w:val="0"/>
-          <w:numId w:val="3"/>
+          <w:numId w:val="1"/>
         </w:numPr>
-        <w:ind w:firstLine="709" w:left="283" w:right="170"/>
-        <w:rPr>
-          <w:highlight w:val="none"/>
-          <w:shd w:fill="auto" w:val="clear"/>
-        </w:rPr>
+        <w:rPr/>
       </w:pPr>
       <w:r>
         <w:rPr>
@@ -14659,7 +14823,7 @@
         <w:pStyle w:val="12341"/>
         <w:widowControl/>
         <w:suppressAutoHyphens w:val="true"/>
-        <w:overflowPunct w:val="false"/>
+        <w:overflowPunct w:val="true"/>
         <w:bidi w:val="0"/>
         <w:spacing w:before="0" w:after="0"/>
         <w:ind w:firstLine="709" w:left="283" w:right="170"/>
@@ -14686,7 +14850,7 @@
         <w:pStyle w:val="12341"/>
         <w:widowControl/>
         <w:suppressAutoHyphens w:val="true"/>
-        <w:overflowPunct w:val="false"/>
+        <w:overflowPunct w:val="true"/>
         <w:bidi w:val="0"/>
         <w:spacing w:before="0" w:after="0"/>
         <w:ind w:firstLine="709" w:left="283" w:right="170"/>
@@ -14827,7 +14991,7 @@
         <w:pStyle w:val="12341"/>
         <w:widowControl/>
         <w:suppressAutoHyphens w:val="true"/>
-        <w:overflowPunct w:val="false"/>
+        <w:overflowPunct w:val="true"/>
         <w:bidi w:val="0"/>
         <w:spacing w:before="0" w:after="0"/>
         <w:ind w:firstLine="709" w:left="283" w:right="170"/>
@@ -15025,7 +15189,7 @@
         <w:pStyle w:val="12341"/>
         <w:numPr>
           <w:ilvl w:val="0"/>
-          <w:numId w:val="5"/>
+          <w:numId w:val="6"/>
         </w:numPr>
         <w:ind w:firstLine="709" w:left="283" w:right="170"/>
         <w:rPr/>
@@ -15042,7 +15206,7 @@
         <w:pStyle w:val="12341"/>
         <w:numPr>
           <w:ilvl w:val="0"/>
-          <w:numId w:val="5"/>
+          <w:numId w:val="6"/>
         </w:numPr>
         <w:ind w:firstLine="709" w:left="283" w:right="170"/>
         <w:rPr/>
@@ -15059,7 +15223,7 @@
         <w:pStyle w:val="12341"/>
         <w:numPr>
           <w:ilvl w:val="0"/>
-          <w:numId w:val="5"/>
+          <w:numId w:val="6"/>
         </w:numPr>
         <w:ind w:firstLine="709" w:left="283" w:right="170"/>
         <w:rPr>
@@ -15281,7 +15445,7 @@
         <w:pStyle w:val="12341"/>
         <w:numPr>
           <w:ilvl w:val="0"/>
-          <w:numId w:val="5"/>
+          <w:numId w:val="6"/>
         </w:numPr>
         <w:ind w:firstLine="709" w:left="283" w:right="170"/>
         <w:rPr/>
@@ -15298,7 +15462,7 @@
         <w:pStyle w:val="12341"/>
         <w:numPr>
           <w:ilvl w:val="0"/>
-          <w:numId w:val="5"/>
+          <w:numId w:val="6"/>
         </w:numPr>
         <w:ind w:firstLine="709" w:left="283" w:right="170"/>
         <w:rPr/>
@@ -15315,7 +15479,7 @@
         <w:pStyle w:val="12341"/>
         <w:numPr>
           <w:ilvl w:val="0"/>
-          <w:numId w:val="5"/>
+          <w:numId w:val="6"/>
         </w:numPr>
         <w:ind w:firstLine="709" w:left="283" w:right="170"/>
         <w:rPr/>
@@ -15332,7 +15496,7 @@
         <w:pStyle w:val="12341"/>
         <w:numPr>
           <w:ilvl w:val="0"/>
-          <w:numId w:val="5"/>
+          <w:numId w:val="6"/>
         </w:numPr>
         <w:ind w:firstLine="709" w:left="283" w:right="170"/>
         <w:rPr>
@@ -15407,7 +15571,7 @@
         <w:pStyle w:val="12341"/>
         <w:numPr>
           <w:ilvl w:val="0"/>
-          <w:numId w:val="5"/>
+          <w:numId w:val="6"/>
         </w:numPr>
         <w:ind w:firstLine="709" w:left="283" w:right="170"/>
         <w:rPr/>
@@ -15424,7 +15588,7 @@
         <w:pStyle w:val="12341"/>
         <w:numPr>
           <w:ilvl w:val="0"/>
-          <w:numId w:val="5"/>
+          <w:numId w:val="6"/>
         </w:numPr>
         <w:ind w:firstLine="709" w:left="283" w:right="170"/>
         <w:rPr/>
@@ -15441,7 +15605,7 @@
         <w:pStyle w:val="12341"/>
         <w:numPr>
           <w:ilvl w:val="0"/>
-          <w:numId w:val="5"/>
+          <w:numId w:val="6"/>
         </w:numPr>
         <w:ind w:firstLine="709" w:left="283" w:right="170"/>
         <w:rPr/>
@@ -15458,7 +15622,7 @@
         <w:pStyle w:val="12341"/>
         <w:numPr>
           <w:ilvl w:val="0"/>
-          <w:numId w:val="5"/>
+          <w:numId w:val="6"/>
         </w:numPr>
         <w:ind w:firstLine="709" w:left="283" w:right="170"/>
         <w:rPr>
@@ -15575,7 +15739,7 @@
         <w:pStyle w:val="12341"/>
         <w:numPr>
           <w:ilvl w:val="0"/>
-          <w:numId w:val="5"/>
+          <w:numId w:val="6"/>
         </w:numPr>
         <w:ind w:firstLine="709" w:left="283" w:right="170"/>
         <w:rPr/>
@@ -15592,7 +15756,7 @@
         <w:pStyle w:val="12341"/>
         <w:numPr>
           <w:ilvl w:val="0"/>
-          <w:numId w:val="5"/>
+          <w:numId w:val="6"/>
         </w:numPr>
         <w:ind w:firstLine="709" w:left="283" w:right="170"/>
         <w:rPr/>
@@ -15609,7 +15773,7 @@
         <w:pStyle w:val="12341"/>
         <w:numPr>
           <w:ilvl w:val="0"/>
-          <w:numId w:val="5"/>
+          <w:numId w:val="6"/>
         </w:numPr>
         <w:ind w:firstLine="709" w:left="283" w:right="170"/>
         <w:rPr/>
@@ -15626,7 +15790,7 @@
         <w:pStyle w:val="12341"/>
         <w:numPr>
           <w:ilvl w:val="0"/>
-          <w:numId w:val="5"/>
+          <w:numId w:val="6"/>
         </w:numPr>
         <w:ind w:firstLine="709" w:left="283" w:right="170"/>
         <w:rPr>
@@ -15744,7 +15908,7 @@
         <w:pStyle w:val="12341"/>
         <w:numPr>
           <w:ilvl w:val="0"/>
-          <w:numId w:val="5"/>
+          <w:numId w:val="6"/>
         </w:numPr>
         <w:ind w:firstLine="709" w:left="283" w:right="170"/>
         <w:rPr>
@@ -15757,6 +15921,261 @@
           <w:lang w:val="ru-RU" w:eastAsia="en-US"/>
         </w:rPr>
         <w:t>поддержка семи типов сущностей (Movie, Series, Season, Episode, Actor, Genre, Director, User);</w:t>
+      </w:r>
+    </w:p>
+    <w:p>
+      <w:pPr>
+        <w:pStyle w:val="12341"/>
+        <w:numPr>
+          <w:ilvl w:val="0"/>
+          <w:numId w:val="6"/>
+        </w:numPr>
+        <w:ind w:firstLine="709" w:left="283" w:right="170"/>
+        <w:rPr>
+          <w:lang w:val="ru-RU"/>
+        </w:rPr>
+      </w:pPr>
+      <w:r>
+        <w:rPr>
+          <w:szCs w:val="22"/>
+          <w:lang w:val="ru-RU" w:eastAsia="en-US"/>
+        </w:rPr>
+        <w:t>два параллельных набора адаптеров (Db*Adapter и Json*Adapter) для каждого порта;</w:t>
+      </w:r>
+    </w:p>
+    <w:p>
+      <w:pPr>
+        <w:pStyle w:val="12341"/>
+        <w:numPr>
+          <w:ilvl w:val="0"/>
+          <w:numId w:val="6"/>
+        </w:numPr>
+        <w:ind w:firstLine="709" w:left="283" w:right="170"/>
+        <w:rPr>
+          <w:lang w:val="ru-RU"/>
+        </w:rPr>
+      </w:pPr>
+      <w:r>
+        <w:rPr>
+          <w:szCs w:val="22"/>
+          <w:lang w:val="ru-RU" w:eastAsia="en-US"/>
+        </w:rPr>
+        <w:t>паттерн Strategy для динамического выбора хранилища через DataModeService;</w:t>
+      </w:r>
+    </w:p>
+    <w:p>
+      <w:pPr>
+        <w:pStyle w:val="12341"/>
+        <w:numPr>
+          <w:ilvl w:val="0"/>
+          <w:numId w:val="6"/>
+        </w:numPr>
+        <w:ind w:firstLine="709" w:left="283" w:right="170"/>
+        <w:rPr>
+          <w:lang w:val="ru-RU"/>
+        </w:rPr>
+      </w:pPr>
+      <w:r>
+        <w:rPr>
+          <w:szCs w:val="22"/>
+          <w:lang w:val="ru-RU" w:eastAsia="en-US"/>
+        </w:rPr>
+        <w:t>паттерн Observer для системы уведомлений о релизах (EmailNotifier, InAppNotifier, MoodNotifier);</w:t>
+      </w:r>
+    </w:p>
+    <w:p>
+      <w:pPr>
+        <w:pStyle w:val="12341"/>
+        <w:numPr>
+          <w:ilvl w:val="0"/>
+          <w:numId w:val="6"/>
+        </w:numPr>
+        <w:ind w:firstLine="709" w:left="283" w:right="170"/>
+        <w:rPr>
+          <w:lang w:val="ru-RU"/>
+        </w:rPr>
+      </w:pPr>
+      <w:r>
+        <w:rPr>
+          <w:szCs w:val="22"/>
+          <w:lang w:val="ru-RU" w:eastAsia="en-US"/>
+        </w:rPr>
+        <w:t>ролевая модель безопасности (ADMIN, moderator, user) на базе Spring Security и BCrypt;</w:t>
+      </w:r>
+    </w:p>
+    <w:p>
+      <w:pPr>
+        <w:pStyle w:val="12341"/>
+        <w:numPr>
+          <w:ilvl w:val="0"/>
+          <w:numId w:val="6"/>
+        </w:numPr>
+        <w:ind w:firstLine="709" w:left="283" w:right="170"/>
+        <w:rPr>
+          <w:lang w:val="ru-RU"/>
+        </w:rPr>
+      </w:pPr>
+      <w:r>
+        <w:rPr>
+          <w:szCs w:val="22"/>
+          <w:lang w:val="ru-RU" w:eastAsia="en-US"/>
+        </w:rPr>
+        <w:t>пользовательский интерфейс на Thymeleaf с минималистичной CSS-вёрсткой;</w:t>
+      </w:r>
+    </w:p>
+    <w:p>
+      <w:pPr>
+        <w:pStyle w:val="12341"/>
+        <w:numPr>
+          <w:ilvl w:val="0"/>
+          <w:numId w:val="6"/>
+        </w:numPr>
+        <w:ind w:firstLine="709" w:left="283" w:right="170"/>
+        <w:rPr>
+          <w:lang w:val="ru-RU"/>
+        </w:rPr>
+      </w:pPr>
+      <w:r>
+        <w:rPr>
+          <w:szCs w:val="22"/>
+          <w:lang w:val="ru-RU" w:eastAsia="en-US"/>
+        </w:rPr>
+        <w:t>модуль рекомендаций (CurationService + MoodAnalyzer);</w:t>
+      </w:r>
+    </w:p>
+    <w:p>
+      <w:pPr>
+        <w:pStyle w:val="12341"/>
+        <w:numPr>
+          <w:ilvl w:val="0"/>
+          <w:numId w:val="6"/>
+        </w:numPr>
+        <w:ind w:firstLine="709" w:left="283" w:right="170"/>
+        <w:rPr>
+          <w:lang w:val="ru-RU"/>
+        </w:rPr>
+      </w:pPr>
+      <w:r>
+        <w:rPr>
+          <w:szCs w:val="22"/>
+          <w:lang w:val="ru-RU" w:eastAsia="en-US"/>
+        </w:rPr>
+        <w:t>автоматическое создание администратора и модератора при старте (AdminInitializer);</w:t>
+      </w:r>
+    </w:p>
+    <w:p>
+      <w:pPr>
+        <w:pStyle w:val="12341"/>
+        <w:numPr>
+          <w:ilvl w:val="0"/>
+          <w:numId w:val="6"/>
+        </w:numPr>
+        <w:ind w:firstLine="709" w:left="283" w:right="170"/>
+        <w:rPr>
+          <w:szCs w:val="22"/>
+          <w:lang w:eastAsia="en-US"/>
+        </w:rPr>
+      </w:pPr>
+      <w:r>
+        <w:rPr>
+          <w:szCs w:val="22"/>
+          <w:lang w:val="ru-RU" w:eastAsia="en-US"/>
+        </w:rPr>
+        <w:t>API-документация через springdoc-openapi (Swagger UI).</w:t>
+      </w:r>
+    </w:p>
+    <w:p>
+      <w:pPr>
+        <w:pStyle w:val="12341"/>
+        <w:rPr>
+          <w:szCs w:val="22"/>
+          <w:lang w:eastAsia="en-US"/>
+        </w:rPr>
+      </w:pPr>
+      <w:r>
+        <w:rPr>
+          <w:szCs w:val="22"/>
+          <w:lang w:val="ru-RU" w:eastAsia="en-US"/>
+        </w:rPr>
+        <w:t>В качестве технологического стека были выбраны Java 21, Spring Boot 3.4, Hibernate 6.6.2 с Community Dialects для Firebird, Jackson Databind 2.17.0, Thymeleaf, Spring Security, Lombok 1.18.36, сборщик Gradle 8.5.</w:t>
+      </w:r>
+    </w:p>
+    <w:p>
+      <w:pPr>
+        <w:pStyle w:val="12341"/>
+        <w:rPr>
+          <w:szCs w:val="22"/>
+          <w:lang w:eastAsia="en-US"/>
+        </w:rPr>
+      </w:pPr>
+      <w:r>
+        <w:rPr>
+          <w:szCs w:val="22"/>
+          <w:lang w:val="ru-RU" w:eastAsia="en-US"/>
+        </w:rPr>
+        <w:t>Корректность работы ключевых модулей подтверждена модульными тестами (JUnit 5 + Mockito + AssertJ). Все 5 тестов проходят успешно (success rate 100 %).</w:t>
+      </w:r>
+    </w:p>
+    <w:p>
+      <w:pPr>
+        <w:pStyle w:val="12341"/>
+        <w:rPr>
+          <w:szCs w:val="22"/>
+          <w:lang w:eastAsia="en-US"/>
+        </w:rPr>
+      </w:pPr>
+      <w:r>
+        <w:rPr>
+          <w:szCs w:val="22"/>
+          <w:lang w:val="ru-RU" w:eastAsia="en-US"/>
+        </w:rPr>
+        <w:t>В результате выполнения курсового проекта была создана полнофункциональная и масштабируемая платформа локального медиаконтента, соответствующая всем требованиям технического задания. Разработанный продукт наглядно демонстрирует применение принципов объектно-ориентированного проектирования, современных архитектурных паттернов и промышленных стандартов веб-разработки на платформе Java.</w:t>
+      </w:r>
+      <w:r>
+        <w:br w:type="page"/>
+      </w:r>
+    </w:p>
+    <w:p>
+      <w:pPr>
+        <w:pStyle w:val="Normal"/>
+        <w:spacing w:lineRule="auto" w:line="360" w:before="0" w:after="0"/>
+        <w:rPr>
+          <w:bCs/>
+          <w:caps/>
+          <w:szCs w:val="32"/>
+          <w:lang w:val="ru-RU"/>
+        </w:rPr>
+      </w:pPr>
+      <w:bookmarkStart w:id="79" w:name="библиок"/>
+      <w:bookmarkEnd w:id="79"/>
+      <w:r>
+        <w:rPr>
+          <w:bCs/>
+          <w:caps/>
+          <w:szCs w:val="32"/>
+          <w:lang w:val="ru-RU"/>
+        </w:rPr>
+        <w:t>Список использованных источников</w:t>
+      </w:r>
+    </w:p>
+    <w:p>
+      <w:pPr>
+        <w:pStyle w:val="Normal"/>
+        <w:spacing w:lineRule="auto" w:line="360"/>
+        <w:rPr>
+          <w:bCs/>
+          <w:caps/>
+          <w:szCs w:val="32"/>
+          <w:lang w:val="ru-RU"/>
+        </w:rPr>
+      </w:pPr>
+      <w:r>
+        <w:rPr>
+          <w:bCs/>
+          <w:caps/>
+          <w:szCs w:val="32"/>
+          <w:lang w:val="ru-RU"/>
+        </w:rPr>
       </w:r>
     </w:p>
     <w:p>
@@ -15766,17 +16185,16 @@
           <w:ilvl w:val="0"/>
           <w:numId w:val="5"/>
         </w:numPr>
-        <w:ind w:firstLine="709" w:left="283" w:right="170"/>
-        <w:rPr>
-          <w:lang w:val="ru-RU"/>
-        </w:rPr>
-      </w:pPr>
-      <w:r>
-        <w:rPr>
-          <w:szCs w:val="22"/>
-          <w:lang w:val="ru-RU" w:eastAsia="en-US"/>
-        </w:rPr>
-        <w:t>два параллельных набора адаптеров (Db*Adapter и Json*Adapter) для каждого порта;</w:t>
+        <w:ind w:firstLine="709" w:left="284" w:right="170"/>
+        <w:rPr/>
+      </w:pPr>
+      <w:bookmarkStart w:id="80" w:name="библиок_Копия_1"/>
+      <w:bookmarkEnd w:id="80"/>
+      <w:r>
+        <w:rPr>
+          <w:lang w:val="en-US"/>
+        </w:rPr>
+        <w:t>Ермаков, А. В. Разработка приложений на языке JAVA : учебное пособие / А. В. Ермаков, М. С. Королёв, А. К. Кузьмин. — Саратов : Саратовский государственный технический университет имени Ю.А. Гагарина, ЭБС АСВ, 2024. — 128 c. — ISBN 978-5-7433-3635-7.</w:t>
       </w:r>
     </w:p>
     <w:p>
@@ -15786,17 +16204,14 @@
           <w:ilvl w:val="0"/>
           <w:numId w:val="5"/>
         </w:numPr>
-        <w:ind w:firstLine="709" w:left="283" w:right="170"/>
-        <w:rPr>
-          <w:lang w:val="ru-RU"/>
-        </w:rPr>
-      </w:pPr>
-      <w:r>
-        <w:rPr>
-          <w:szCs w:val="22"/>
-          <w:lang w:val="ru-RU" w:eastAsia="en-US"/>
-        </w:rPr>
-        <w:t>паттерн Strategy для динамического выбора хранилища через DataModeService;</w:t>
+        <w:ind w:firstLine="709" w:left="284" w:right="170"/>
+        <w:rPr/>
+      </w:pPr>
+      <w:r>
+        <w:rPr>
+          <w:lang w:val="en-US"/>
+        </w:rPr>
+        <w:t>Лазицкас, Е. А. Базы данных и системы управления базами данных [Электронный ресурс] : учебное пособие / Е. А. Лазицкас, И. Н. Загумённикова, П. Г. Гилевский. — Минск : РИПО, 2018. — 268 c. — Режим доступа: http://www.iprbookshop.ru/93382.html.</w:t>
       </w:r>
     </w:p>
     <w:p>
@@ -15806,17 +16221,14 @@
           <w:ilvl w:val="0"/>
           <w:numId w:val="5"/>
         </w:numPr>
-        <w:ind w:firstLine="709" w:left="283" w:right="170"/>
-        <w:rPr>
-          <w:lang w:val="ru-RU"/>
-        </w:rPr>
-      </w:pPr>
-      <w:r>
-        <w:rPr>
-          <w:szCs w:val="22"/>
-          <w:lang w:val="ru-RU" w:eastAsia="en-US"/>
-        </w:rPr>
-        <w:t>паттерн Observer для системы уведомлений о релизах (EmailNotifier, InAppNotifier, MoodNotifier);</w:t>
+        <w:ind w:firstLine="709" w:left="284" w:right="170"/>
+        <w:rPr/>
+      </w:pPr>
+      <w:r>
+        <w:rPr>
+          <w:lang w:val="en-US"/>
+        </w:rPr>
+        <w:t>Мирошников, А. И. Архитектура систем управления базами данных [Электронный ресурс] : учебное пособие / А. И. Мирошников. — Липецк : ЛГТУ, ЭБС АСВ, 2018. — 94 c. — Режим доступа: http://www.iprbookshop.ru/83189.html.</w:t>
       </w:r>
     </w:p>
     <w:p>
@@ -15826,17 +16238,14 @@
           <w:ilvl w:val="0"/>
           <w:numId w:val="5"/>
         </w:numPr>
-        <w:ind w:firstLine="709" w:left="283" w:right="170"/>
-        <w:rPr>
-          <w:lang w:val="ru-RU"/>
-        </w:rPr>
-      </w:pPr>
-      <w:r>
-        <w:rPr>
-          <w:szCs w:val="22"/>
-          <w:lang w:val="ru-RU" w:eastAsia="en-US"/>
-        </w:rPr>
-        <w:t>ролевая модель безопасности (ADMIN, moderator, user) на базе Spring Security и BCrypt;</w:t>
+        <w:ind w:firstLine="709" w:left="284" w:right="170"/>
+        <w:rPr/>
+      </w:pPr>
+      <w:r>
+        <w:rPr>
+          <w:lang w:val="en-US"/>
+        </w:rPr>
+        <w:t>Суханов, В. И. Разработка веб-приложений на платформе Spring : учебно-методическое пособие / В. И. Суханов ; под ред. С. И. Тимошенко. — Екатеринбург : Изд-во Уральского ун-та, 2023. — 180 c. — Режим доступа: https://www.iprbookshop.ru/157380.html.</w:t>
       </w:r>
     </w:p>
     <w:p>
@@ -15846,289 +16255,14 @@
           <w:ilvl w:val="0"/>
           <w:numId w:val="5"/>
         </w:numPr>
-        <w:ind w:firstLine="709" w:left="283" w:right="170"/>
-        <w:rPr>
-          <w:lang w:val="ru-RU"/>
-        </w:rPr>
-      </w:pPr>
-      <w:r>
-        <w:rPr>
-          <w:szCs w:val="22"/>
-          <w:lang w:val="ru-RU" w:eastAsia="en-US"/>
-        </w:rPr>
-        <w:t>пользовательский интерфейс на Thymeleaf с минималистичной CSS-вёрсткой;</w:t>
-      </w:r>
-    </w:p>
-    <w:p>
-      <w:pPr>
-        <w:pStyle w:val="12341"/>
-        <w:numPr>
-          <w:ilvl w:val="0"/>
-          <w:numId w:val="5"/>
-        </w:numPr>
-        <w:ind w:firstLine="709" w:left="283" w:right="170"/>
-        <w:rPr>
-          <w:lang w:val="ru-RU"/>
-        </w:rPr>
-      </w:pPr>
-      <w:r>
-        <w:rPr>
-          <w:szCs w:val="22"/>
-          <w:lang w:val="ru-RU" w:eastAsia="en-US"/>
-        </w:rPr>
-        <w:t>модуль рекомендаций (CurationService + MoodAnalyzer);</w:t>
-      </w:r>
-    </w:p>
-    <w:p>
-      <w:pPr>
-        <w:pStyle w:val="12341"/>
-        <w:numPr>
-          <w:ilvl w:val="0"/>
-          <w:numId w:val="5"/>
-        </w:numPr>
-        <w:ind w:firstLine="709" w:left="283" w:right="170"/>
-        <w:rPr>
-          <w:lang w:val="ru-RU"/>
-        </w:rPr>
-      </w:pPr>
-      <w:r>
-        <w:rPr>
-          <w:szCs w:val="22"/>
-          <w:lang w:val="ru-RU" w:eastAsia="en-US"/>
-        </w:rPr>
-        <w:t>автоматическое создание администратора и модератора при старте (AdminInitializer);</w:t>
-      </w:r>
-    </w:p>
-    <w:p>
-      <w:pPr>
-        <w:pStyle w:val="12341"/>
-        <w:numPr>
-          <w:ilvl w:val="0"/>
-          <w:numId w:val="5"/>
-        </w:numPr>
-        <w:ind w:firstLine="709" w:left="283" w:right="170"/>
-        <w:rPr>
-          <w:szCs w:val="22"/>
-          <w:lang w:eastAsia="en-US"/>
-        </w:rPr>
-      </w:pPr>
-      <w:r>
-        <w:rPr>
-          <w:szCs w:val="22"/>
-          <w:lang w:val="ru-RU" w:eastAsia="en-US"/>
-        </w:rPr>
-        <w:t>API-документация через springdoc-openapi (Swagger UI).</w:t>
-      </w:r>
-    </w:p>
-    <w:p>
-      <w:pPr>
-        <w:pStyle w:val="12341"/>
-        <w:rPr>
-          <w:szCs w:val="22"/>
-          <w:lang w:eastAsia="en-US"/>
-        </w:rPr>
-      </w:pPr>
-      <w:r>
-        <w:rPr>
-          <w:szCs w:val="22"/>
-          <w:lang w:val="ru-RU" w:eastAsia="en-US"/>
-        </w:rPr>
-        <w:t>В качестве технологического стека были выбраны Java 21, Spring Boot 3.4, Hibernate 6.6.2 с Community Dialects для Firebird, Jackson Databind 2.17.0, Thymeleaf, Spring Security, Lombok 1.18.36, сборщик Gradle 8.5.</w:t>
-      </w:r>
-    </w:p>
-    <w:p>
-      <w:pPr>
-        <w:pStyle w:val="12341"/>
-        <w:rPr>
-          <w:szCs w:val="22"/>
-          <w:lang w:eastAsia="en-US"/>
-        </w:rPr>
-      </w:pPr>
-      <w:r>
-        <w:rPr>
-          <w:szCs w:val="22"/>
-          <w:lang w:val="ru-RU" w:eastAsia="en-US"/>
-        </w:rPr>
-        <w:t>Корректность работы ключевых модулей подтверждена модульными тестами (JUnit 5 + Mockito + AssertJ). Все 5 тестов проходят успешно (success rate 100 %).</w:t>
-      </w:r>
-    </w:p>
-    <w:p>
-      <w:pPr>
-        <w:pStyle w:val="12341"/>
-        <w:rPr>
-          <w:szCs w:val="22"/>
-          <w:lang w:eastAsia="en-US"/>
-        </w:rPr>
-      </w:pPr>
-      <w:r>
-        <w:rPr>
-          <w:szCs w:val="22"/>
-          <w:lang w:val="ru-RU" w:eastAsia="en-US"/>
-        </w:rPr>
-        <w:t>В результате выполнения курсового проекта была создана полнофункциональная и масштабируемая платформа локального медиаконтента, соответствующая всем требованиям технического задания. Разработанный продукт наглядно демонстрирует применение принципов объектно-ориентированного проектирования, современных архитектурных паттернов и промышленных стандартов веб-разработки на платформе Java.</w:t>
-      </w:r>
-      <w:r>
-        <w:br w:type="page"/>
-      </w:r>
-    </w:p>
-    <w:p>
-      <w:pPr>
-        <w:pStyle w:val="Normal"/>
-        <w:spacing w:lineRule="auto" w:line="360" w:before="0" w:after="0"/>
-        <w:rPr>
-          <w:bCs/>
-          <w:caps/>
-          <w:szCs w:val="32"/>
-          <w:lang w:val="ru-RU"/>
-        </w:rPr>
-      </w:pPr>
-      <w:bookmarkStart w:id="79" w:name="библиок"/>
-      <w:bookmarkEnd w:id="79"/>
-      <w:r>
-        <w:rPr>
-          <w:bCs/>
-          <w:caps/>
-          <w:szCs w:val="32"/>
-          <w:lang w:val="ru-RU"/>
-        </w:rPr>
-        <w:t>Список использованных источников</w:t>
-      </w:r>
-    </w:p>
-    <w:p>
-      <w:pPr>
-        <w:pStyle w:val="Normal"/>
-        <w:spacing w:lineRule="auto" w:line="360"/>
-        <w:rPr>
-          <w:bCs/>
-          <w:caps/>
-          <w:szCs w:val="32"/>
-          <w:lang w:val="ru-RU"/>
-        </w:rPr>
-      </w:pPr>
-      <w:r>
-        <w:rPr>
-          <w:bCs/>
-          <w:caps/>
-          <w:szCs w:val="32"/>
-          <w:lang w:val="ru-RU"/>
-        </w:rPr>
-      </w:r>
-    </w:p>
-    <w:p>
-      <w:pPr>
-        <w:pStyle w:val="12341"/>
-        <w:numPr>
-          <w:ilvl w:val="0"/>
-          <w:numId w:val="4"/>
-        </w:numPr>
         <w:ind w:firstLine="709" w:left="284" w:right="170"/>
         <w:rPr/>
       </w:pPr>
-      <w:bookmarkStart w:id="80" w:name="библиок_Копия_1"/>
-      <w:bookmarkEnd w:id="80"/>
       <w:r>
         <w:rPr>
           <w:lang w:val="en-US"/>
         </w:rPr>
-        <w:t xml:space="preserve">    </w:t>
-      </w:r>
-      <w:r>
-        <w:rPr>
-          <w:lang w:val="en-US"/>
-        </w:rPr>
-        <w:t>1 Ермаков, А. В. Разработка приложений на языке JAVA : учебное пособие / А. В. Ермаков, М. С. Королёв, А. К. Кузьмин. — Саратов : Саратовский государственный технический университет имени Ю.А. Гагарина, ЭБС АСВ, 2024. — 128 c. — ISBN 978-5-7433-3635-7.</w:t>
-      </w:r>
-    </w:p>
-    <w:p>
-      <w:pPr>
-        <w:pStyle w:val="12341"/>
-        <w:numPr>
-          <w:ilvl w:val="0"/>
-          <w:numId w:val="4"/>
-        </w:numPr>
-        <w:ind w:firstLine="709" w:left="284" w:right="170"/>
-        <w:rPr/>
-      </w:pPr>
-      <w:r>
-        <w:rPr>
-          <w:lang w:val="en-US"/>
-        </w:rPr>
-        <w:t xml:space="preserve">    </w:t>
-      </w:r>
-      <w:r>
-        <w:rPr>
-          <w:lang w:val="en-US"/>
-        </w:rPr>
-        <w:t>2 Лазицкас, Е. А. Базы данных и системы управления базами данных [Электронный ресурс] : учебное пособие / Е. А. Лазицкас, И. Н. Загумённикова, П. Г. Гилевский. — Минск : РИПО, 2018. — 268 c. — Режим доступа: http://www.iprbookshop.ru/93382.html.</w:t>
-      </w:r>
-    </w:p>
-    <w:p>
-      <w:pPr>
-        <w:pStyle w:val="12341"/>
-        <w:numPr>
-          <w:ilvl w:val="0"/>
-          <w:numId w:val="4"/>
-        </w:numPr>
-        <w:ind w:firstLine="709" w:left="284" w:right="170"/>
-        <w:rPr/>
-      </w:pPr>
-      <w:r>
-        <w:rPr>
-          <w:lang w:val="en-US"/>
-        </w:rPr>
-        <w:t xml:space="preserve">    </w:t>
-      </w:r>
-      <w:r>
-        <w:rPr>
-          <w:lang w:val="en-US"/>
-        </w:rPr>
-        <w:t>3 Мирошников, А. И. Архитектура систем управления базами данных [Электронный ресурс] : учебное пособие / А. И. Мирошников. — Липецк : ЛГТУ, ЭБС АСВ, 2018. — 94 c. — Режим доступа: http://www.iprbookshop.ru/83189.html.</w:t>
-      </w:r>
-    </w:p>
-    <w:p>
-      <w:pPr>
-        <w:pStyle w:val="12341"/>
-        <w:numPr>
-          <w:ilvl w:val="0"/>
-          <w:numId w:val="4"/>
-        </w:numPr>
-        <w:ind w:firstLine="709" w:left="284" w:right="170"/>
-        <w:rPr/>
-      </w:pPr>
-      <w:r>
-        <w:rPr>
-          <w:lang w:val="en-US"/>
-        </w:rPr>
-        <w:t xml:space="preserve">    </w:t>
-      </w:r>
-      <w:r>
-        <w:rPr>
-          <w:lang w:val="en-US"/>
-        </w:rPr>
-        <w:t>4 Суханов, В. И. Разработка веб-приложений на платформе Spring : учебно-методическое пособие / В. И. Суханов ; под ред. С. И. Тимошенко. — Екатеринбург : Изд-во Уральского ун-та, 2023. — 180 c. — Режим доступа: https://www.iprbookshop.ru/157380.html.</w:t>
-      </w:r>
-    </w:p>
-    <w:p>
-      <w:pPr>
-        <w:pStyle w:val="12341"/>
-        <w:numPr>
-          <w:ilvl w:val="0"/>
-          <w:numId w:val="4"/>
-        </w:numPr>
-        <w:ind w:firstLine="709" w:left="284" w:right="170"/>
-        <w:rPr/>
-      </w:pPr>
-      <w:r>
-        <w:rPr>
-          <w:lang w:val="en-US"/>
-        </w:rPr>
-        <w:t xml:space="preserve">    </w:t>
-      </w:r>
-      <w:r>
-        <w:rPr>
-          <w:lang w:val="en-US"/>
-        </w:rPr>
-        <w:t>5 Официальная документация Spring Boot 3.4 [Электронный ресурс]. — URL: https://docs.spring.io/spring-boot/docs/3.4.0/reference/html/</w:t>
+        <w:t>Официальная документация Spring Boot 3.4 [Электронный ресурс]. — URL: https://docs.spring.io/spring-boot/docs/3.4.0/reference/html/</w:t>
       </w:r>
     </w:p>
     <w:sectPr>
@@ -16361,7 +16495,7 @@
                       <wps:spPr>
                         <a:xfrm>
                           <a:off x="0" y="0"/>
-                          <a:ext cx="6581880" cy="10182240"/>
+                          <a:ext cx="6581160" cy="10181520"/>
                         </a:xfrm>
                         <a:prstGeom prst="rect">
                           <a:avLst/>
@@ -16613,7 +16747,7 @@
                       <wps:spPr>
                         <a:xfrm>
                           <a:off x="17640" y="9125640"/>
-                          <a:ext cx="283680" cy="150480"/>
+                          <a:ext cx="283320" cy="149760"/>
                         </a:xfrm>
                         <a:prstGeom prst="rect">
                           <a:avLst/>
@@ -16667,7 +16801,7 @@
                       <wps:spPr>
                         <a:xfrm>
                           <a:off x="345960" y="9125640"/>
-                          <a:ext cx="355680" cy="150480"/>
+                          <a:ext cx="354960" cy="149760"/>
                         </a:xfrm>
                         <a:prstGeom prst="rect">
                           <a:avLst/>
@@ -16715,7 +16849,7 @@
                       <wps:spPr>
                         <a:xfrm>
                           <a:off x="746640" y="9125640"/>
-                          <a:ext cx="840600" cy="150480"/>
+                          <a:ext cx="840240" cy="149760"/>
                         </a:xfrm>
                         <a:prstGeom prst="rect">
                           <a:avLst/>
@@ -16776,7 +16910,7 @@
                       <wps:spPr>
                         <a:xfrm>
                           <a:off x="1641600" y="9125640"/>
-                          <a:ext cx="498600" cy="150480"/>
+                          <a:ext cx="497880" cy="149760"/>
                         </a:xfrm>
                         <a:prstGeom prst="rect">
                           <a:avLst/>
@@ -16828,7 +16962,7 @@
                       <wps:spPr>
                         <a:xfrm>
                           <a:off x="2175480" y="9125640"/>
-                          <a:ext cx="322560" cy="150480"/>
+                          <a:ext cx="321840" cy="149760"/>
                         </a:xfrm>
                         <a:prstGeom prst="rect">
                           <a:avLst/>
@@ -16880,7 +17014,7 @@
                       <wps:spPr>
                         <a:xfrm>
                           <a:off x="5247720" y="9301320"/>
-                          <a:ext cx="478800" cy="150480"/>
+                          <a:ext cx="478080" cy="149760"/>
                         </a:xfrm>
                         <a:prstGeom prst="rect">
                           <a:avLst/>
@@ -16932,7 +17066,7 @@
                       <wps:spPr>
                         <a:xfrm>
                           <a:off x="5247720" y="9487440"/>
-                          <a:ext cx="478800" cy="151200"/>
+                          <a:ext cx="478080" cy="150480"/>
                         </a:xfrm>
                         <a:prstGeom prst="rect">
                           <a:avLst/>
@@ -17009,7 +17143,7 @@
                       <wps:spPr>
                         <a:xfrm>
                           <a:off x="2556360" y="8906040"/>
-                          <a:ext cx="3998520" cy="236160"/>
+                          <a:ext cx="3997800" cy="235440"/>
                         </a:xfrm>
                         <a:prstGeom prst="rect">
                           <a:avLst/>
@@ -17213,7 +17347,7 @@
                       <wpg:grpSpPr>
                         <a:xfrm>
                           <a:off x="12600" y="9306720"/>
-                          <a:ext cx="1656720" cy="203760"/>
+                          <a:ext cx="1656000" cy="203040"/>
                         </a:xfrm>
                       </wpg:grpSpPr>
                       <wps:wsp>
@@ -17222,7 +17356,7 @@
                         <wps:spPr>
                           <a:xfrm>
                             <a:off x="0" y="0"/>
-                            <a:ext cx="693360" cy="151200"/>
+                            <a:ext cx="692640" cy="150480"/>
                           </a:xfrm>
                           <a:prstGeom prst="rect">
                             <a:avLst/>
@@ -17282,7 +17416,7 @@
                         <wps:spPr>
                           <a:xfrm>
                             <a:off x="734040" y="0"/>
-                            <a:ext cx="922680" cy="203760"/>
+                            <a:ext cx="921960" cy="203040"/>
                           </a:xfrm>
                           <a:prstGeom prst="rect">
                             <a:avLst/>
@@ -17338,7 +17472,7 @@
                       <wpg:grpSpPr>
                         <a:xfrm>
                           <a:off x="12600" y="9483120"/>
-                          <a:ext cx="1574640" cy="150480"/>
+                          <a:ext cx="1574280" cy="149760"/>
                         </a:xfrm>
                       </wpg:grpSpPr>
                       <wps:wsp>
@@ -17347,7 +17481,7 @@
                         <wps:spPr>
                           <a:xfrm>
                             <a:off x="0" y="0"/>
-                            <a:ext cx="693360" cy="150480"/>
+                            <a:ext cx="692640" cy="149760"/>
                           </a:xfrm>
                           <a:prstGeom prst="rect">
                             <a:avLst/>
@@ -17407,7 +17541,7 @@
                         <wps:spPr>
                           <a:xfrm>
                             <a:off x="734040" y="0"/>
-                            <a:ext cx="840600" cy="150480"/>
+                            <a:ext cx="840240" cy="149760"/>
                           </a:xfrm>
                           <a:prstGeom prst="rect">
                             <a:avLst/>
@@ -17482,7 +17616,7 @@
                       <wpg:grpSpPr>
                         <a:xfrm>
                           <a:off x="12600" y="9664200"/>
-                          <a:ext cx="1574640" cy="150480"/>
+                          <a:ext cx="1574280" cy="149760"/>
                         </a:xfrm>
                       </wpg:grpSpPr>
                       <wps:wsp>
@@ -17491,7 +17625,7 @@
                         <wps:spPr>
                           <a:xfrm>
                             <a:off x="0" y="0"/>
-                            <a:ext cx="693360" cy="150480"/>
+                            <a:ext cx="692640" cy="149760"/>
                           </a:xfrm>
                           <a:prstGeom prst="rect">
                             <a:avLst/>
@@ -17551,7 +17685,7 @@
                         <wps:spPr>
                           <a:xfrm>
                             <a:off x="734040" y="0"/>
-                            <a:ext cx="840600" cy="150480"/>
+                            <a:ext cx="840240" cy="149760"/>
                           </a:xfrm>
                           <a:prstGeom prst="rect">
                             <a:avLst/>
@@ -17590,7 +17724,7 @@
                       <wpg:grpSpPr>
                         <a:xfrm>
                           <a:off x="12600" y="9839880"/>
-                          <a:ext cx="1574640" cy="151200"/>
+                          <a:ext cx="1574280" cy="150480"/>
                         </a:xfrm>
                       </wpg:grpSpPr>
                       <wps:wsp>
@@ -17599,7 +17733,7 @@
                         <wps:spPr>
                           <a:xfrm>
                             <a:off x="0" y="0"/>
-                            <a:ext cx="693360" cy="151200"/>
+                            <a:ext cx="692640" cy="150480"/>
                           </a:xfrm>
                           <a:prstGeom prst="rect">
                             <a:avLst/>
@@ -17659,7 +17793,7 @@
                         <wps:spPr>
                           <a:xfrm>
                             <a:off x="734040" y="0"/>
-                            <a:ext cx="840600" cy="151200"/>
+                            <a:ext cx="840240" cy="150480"/>
                           </a:xfrm>
                           <a:prstGeom prst="rect">
                             <a:avLst/>
@@ -17698,7 +17832,7 @@
                       <wpg:grpSpPr>
                         <a:xfrm>
                           <a:off x="12600" y="10015920"/>
-                          <a:ext cx="1574640" cy="150480"/>
+                          <a:ext cx="1574280" cy="149760"/>
                         </a:xfrm>
                       </wpg:grpSpPr>
                       <wps:wsp>
@@ -17707,7 +17841,7 @@
                         <wps:spPr>
                           <a:xfrm>
                             <a:off x="0" y="0"/>
-                            <a:ext cx="693360" cy="150480"/>
+                            <a:ext cx="692640" cy="149760"/>
                           </a:xfrm>
                           <a:prstGeom prst="rect">
                             <a:avLst/>
@@ -17767,7 +17901,7 @@
                         <wps:spPr>
                           <a:xfrm>
                             <a:off x="734040" y="0"/>
-                            <a:ext cx="840600" cy="150480"/>
+                            <a:ext cx="840240" cy="149760"/>
                           </a:xfrm>
                           <a:prstGeom prst="rect">
                             <a:avLst/>
@@ -17832,7 +17966,7 @@
                       <wps:spPr>
                         <a:xfrm>
                           <a:off x="2565360" y="9330120"/>
-                          <a:ext cx="2065680" cy="812880"/>
+                          <a:ext cx="2064960" cy="812160"/>
                         </a:xfrm>
                         <a:prstGeom prst="rect">
                           <a:avLst/>
@@ -17972,7 +18106,7 @@
                       <wps:spPr>
                         <a:xfrm>
                           <a:off x="4709160" y="9301320"/>
-                          <a:ext cx="478800" cy="150480"/>
+                          <a:ext cx="478080" cy="149760"/>
                         </a:xfrm>
                         <a:prstGeom prst="rect">
                           <a:avLst/>
@@ -18024,7 +18158,7 @@
                       <wps:spPr>
                         <a:xfrm>
                           <a:off x="5790600" y="9301320"/>
-                          <a:ext cx="759600" cy="150480"/>
+                          <a:ext cx="758880" cy="149760"/>
                         </a:xfrm>
                         <a:prstGeom prst="rect">
                           <a:avLst/>
@@ -18069,7 +18203,7 @@
                       <wps:spPr>
                         <a:xfrm>
                           <a:off x="5794920" y="9482400"/>
-                          <a:ext cx="759600" cy="150480"/>
+                          <a:ext cx="758880" cy="149760"/>
                         </a:xfrm>
                         <a:prstGeom prst="rect">
                           <a:avLst/>
@@ -18173,7 +18307,7 @@
                       <wps:spPr>
                         <a:xfrm>
                           <a:off x="4709160" y="9792360"/>
-                          <a:ext cx="1841040" cy="217080"/>
+                          <a:ext cx="1840320" cy="216360"/>
                         </a:xfrm>
                         <a:prstGeom prst="rect">
                           <a:avLst/>
@@ -18232,7 +18366,7 @@
         <mc:Fallback>
           <w:pict>
             <v:group id="shape_0" alt="Группа 201" style="position:absolute;margin-left:61.35pt;margin-top:15pt;width:518.45pt;height:801.8pt" coordorigin="1227,300" coordsize="10369,16036">
-              <v:rect id="shape_0" ID="Rectangle 152" path="m0,0l-2147483645,0l-2147483645,-2147483646l0,-2147483646xe" stroked="t" o:allowincell="f" style="position:absolute;left:1227;top:300;width:10364;height:16034;mso-wrap-style:none;v-text-anchor:middle;mso-position-horizontal-relative:page;mso-position-vertical-relative:page">
+              <v:rect id="shape_0" ID="Rectangle 152" path="m0,0l-2147483645,0l-2147483645,-2147483646l0,-2147483646xe" stroked="t" o:allowincell="f" style="position:absolute;left:1227;top:300;width:10363;height:16033;mso-wrap-style:none;v-text-anchor:middle;mso-position-horizontal-relative:page;mso-position-vertical-relative:page">
                 <v:fill o:detectmouseclick="t" on="false"/>
                 <v:stroke color="black" weight="25560" joinstyle="miter" endcap="flat"/>
                 <w10:wrap type="none"/>
@@ -18282,7 +18416,7 @@
                 <v:fill o:detectmouseclick="t" on="false"/>
                 <w10:wrap type="none"/>
               </v:line>
-              <v:rect id="shape_0" ID="Rectangle 162" path="m0,0l-2147483645,0l-2147483645,-2147483646l0,-2147483646xe" stroked="f" o:allowincell="f" style="position:absolute;left:1255;top:14671;width:446;height:236;mso-wrap-style:square;v-text-anchor:top;mso-position-horizontal-relative:page;mso-position-vertical-relative:page">
+              <v:rect id="shape_0" ID="Rectangle 162" path="m0,0l-2147483645,0l-2147483645,-2147483646l0,-2147483646xe" stroked="f" o:allowincell="f" style="position:absolute;left:1255;top:14671;width:445;height:235;mso-wrap-style:square;v-text-anchor:top;mso-position-horizontal-relative:page;mso-position-vertical-relative:page">
                 <v:fill o:detectmouseclick="t" on="false"/>
                 <v:stroke color="#3465a4" joinstyle="round" endcap="flat"/>
                 <v:textbox>
@@ -18315,7 +18449,7 @@
                 </v:textbox>
                 <w10:wrap type="none"/>
               </v:rect>
-              <v:rect id="shape_0" ID="Rectangle 163" path="m0,0l-2147483645,0l-2147483645,-2147483646l0,-2147483646xe" stroked="f" o:allowincell="f" style="position:absolute;left:1772;top:14671;width:559;height:236;mso-wrap-style:square;v-text-anchor:top;mso-position-horizontal-relative:page;mso-position-vertical-relative:page">
+              <v:rect id="shape_0" ID="Rectangle 163" path="m0,0l-2147483645,0l-2147483645,-2147483646l0,-2147483646xe" stroked="f" o:allowincell="f" style="position:absolute;left:1772;top:14671;width:558;height:235;mso-wrap-style:square;v-text-anchor:top;mso-position-horizontal-relative:page;mso-position-vertical-relative:page">
                 <v:fill o:detectmouseclick="t" on="false"/>
                 <v:stroke color="#3465a4" joinstyle="round" endcap="flat"/>
                 <v:textbox>
@@ -18342,7 +18476,7 @@
                 </v:textbox>
                 <w10:wrap type="none"/>
               </v:rect>
-              <v:rect id="shape_0" ID="Rectangle 164" path="m0,0l-2147483645,0l-2147483645,-2147483646l0,-2147483646xe" stroked="f" o:allowincell="f" style="position:absolute;left:2403;top:14671;width:1323;height:236;mso-wrap-style:square;v-text-anchor:top;mso-position-horizontal-relative:page;mso-position-vertical-relative:page">
+              <v:rect id="shape_0" ID="Rectangle 164" path="m0,0l-2147483645,0l-2147483645,-2147483646l0,-2147483646xe" stroked="f" o:allowincell="f" style="position:absolute;left:2403;top:14671;width:1322;height:235;mso-wrap-style:square;v-text-anchor:top;mso-position-horizontal-relative:page;mso-position-vertical-relative:page">
                 <v:fill o:detectmouseclick="t" on="false"/>
                 <v:stroke color="#3465a4" joinstyle="round" endcap="flat"/>
                 <v:textbox>
@@ -18382,7 +18516,7 @@
                 </v:textbox>
                 <w10:wrap type="none"/>
               </v:rect>
-              <v:rect id="shape_0" ID="Rectangle 165" path="m0,0l-2147483645,0l-2147483645,-2147483646l0,-2147483646xe" stroked="f" o:allowincell="f" style="position:absolute;left:3812;top:14671;width:784;height:236;mso-wrap-style:square;v-text-anchor:top;mso-position-horizontal-relative:page;mso-position-vertical-relative:page">
+              <v:rect id="shape_0" ID="Rectangle 165" path="m0,0l-2147483645,0l-2147483645,-2147483646l0,-2147483646xe" stroked="f" o:allowincell="f" style="position:absolute;left:3812;top:14671;width:783;height:235;mso-wrap-style:square;v-text-anchor:top;mso-position-horizontal-relative:page;mso-position-vertical-relative:page">
                 <v:fill o:detectmouseclick="t" on="false"/>
                 <v:stroke color="#3465a4" joinstyle="round" endcap="flat"/>
                 <v:textbox>
@@ -18413,7 +18547,7 @@
                 </v:textbox>
                 <w10:wrap type="none"/>
               </v:rect>
-              <v:rect id="shape_0" ID="Rectangle 166" path="m0,0l-2147483645,0l-2147483645,-2147483646l0,-2147483646xe" stroked="f" o:allowincell="f" style="position:absolute;left:4653;top:14671;width:507;height:236;mso-wrap-style:square;v-text-anchor:top;mso-position-horizontal-relative:page;mso-position-vertical-relative:page">
+              <v:rect id="shape_0" ID="Rectangle 166" path="m0,0l-2147483645,0l-2147483645,-2147483646l0,-2147483646xe" stroked="f" o:allowincell="f" style="position:absolute;left:4653;top:14671;width:506;height:235;mso-wrap-style:square;v-text-anchor:top;mso-position-horizontal-relative:page;mso-position-vertical-relative:page">
                 <v:fill o:detectmouseclick="t" on="false"/>
                 <v:stroke color="#3465a4" joinstyle="round" endcap="flat"/>
                 <v:textbox>
@@ -18444,7 +18578,7 @@
                 </v:textbox>
                 <w10:wrap type="none"/>
               </v:rect>
-              <v:rect id="shape_0" ID="Rectangle 167" path="m0,0l-2147483645,0l-2147483645,-2147483646l0,-2147483646xe" stroked="f" o:allowincell="f" style="position:absolute;left:9491;top:14948;width:753;height:236;mso-wrap-style:square;v-text-anchor:top;mso-position-horizontal-relative:page;mso-position-vertical-relative:page">
+              <v:rect id="shape_0" ID="Rectangle 167" path="m0,0l-2147483645,0l-2147483645,-2147483646l0,-2147483646xe" stroked="f" o:allowincell="f" style="position:absolute;left:9491;top:14948;width:752;height:235;mso-wrap-style:square;v-text-anchor:top;mso-position-horizontal-relative:page;mso-position-vertical-relative:page">
                 <v:fill o:detectmouseclick="t" on="false"/>
                 <v:stroke color="#3465a4" joinstyle="round" endcap="flat"/>
                 <v:textbox>
@@ -18475,7 +18609,7 @@
                 </v:textbox>
                 <w10:wrap type="none"/>
               </v:rect>
-              <v:rect id="shape_0" ID="Rectangle 168" path="m0,0l-2147483645,0l-2147483645,-2147483646l0,-2147483646xe" stroked="f" o:allowincell="f" style="position:absolute;left:9491;top:15241;width:753;height:237;mso-wrap-style:square;v-text-anchor:top;mso-position-horizontal-relative:page;mso-position-vertical-relative:page">
+              <v:rect id="shape_0" ID="Rectangle 168" path="m0,0l-2147483645,0l-2147483645,-2147483646l0,-2147483646xe" stroked="f" o:allowincell="f" style="position:absolute;left:9491;top:15241;width:752;height:236;mso-wrap-style:square;v-text-anchor:top;mso-position-horizontal-relative:page;mso-position-vertical-relative:page">
                 <v:fill o:detectmouseclick="t" on="false"/>
                 <v:stroke color="#3465a4" joinstyle="round" endcap="flat"/>
                 <v:textbox>
@@ -18531,7 +18665,7 @@
                 </v:textbox>
                 <w10:wrap type="none"/>
               </v:rect>
-              <v:rect id="shape_0" ID="Rectangle 169" path="m0,0l-2147483645,0l-2147483645,-2147483646l0,-2147483646xe" stroked="f" o:allowincell="f" style="position:absolute;left:5253;top:14325;width:6296;height:371;mso-wrap-style:square;v-text-anchor:middle;mso-position-horizontal-relative:page;mso-position-vertical-relative:page">
+              <v:rect id="shape_0" ID="Rectangle 169" path="m0,0l-2147483645,0l-2147483645,-2147483646l0,-2147483646xe" stroked="f" o:allowincell="f" style="position:absolute;left:5253;top:14325;width:6295;height:370;mso-wrap-style:square;v-text-anchor:middle;mso-position-horizontal-relative:page;mso-position-vertical-relative:page">
                 <v:fill o:detectmouseclick="t" on="false"/>
                 <v:stroke color="#3465a4" joinstyle="round" endcap="flat"/>
                 <v:textbox>
@@ -18615,8 +18749,8 @@
                 <v:fill o:detectmouseclick="t" on="false"/>
                 <w10:wrap type="none"/>
               </v:line>
-              <v:group id="shape_0" style="position:absolute;left:1247;top:14956;width:2609;height:321">
-                <v:rect id="shape_0" ID="Rectangle 176" path="m0,0l-2147483645,0l-2147483645,-2147483646l0,-2147483646xe" stroked="f" o:allowincell="f" style="position:absolute;left:1247;top:14956;width:1091;height:237;mso-wrap-style:square;v-text-anchor:top;mso-position-horizontal-relative:page;mso-position-vertical-relative:page">
+              <v:group id="shape_0" style="position:absolute;left:1247;top:14956;width:2608;height:320">
+                <v:rect id="shape_0" ID="Rectangle 176" path="m0,0l-2147483645,0l-2147483645,-2147483646l0,-2147483646xe" stroked="f" o:allowincell="f" style="position:absolute;left:1247;top:14956;width:1090;height:236;mso-wrap-style:square;v-text-anchor:top;mso-position-horizontal-relative:page;mso-position-vertical-relative:page">
                   <v:fill o:detectmouseclick="t" on="false"/>
                   <v:stroke color="#3465a4" joinstyle="round" endcap="flat"/>
                   <v:textbox>
@@ -18655,7 +18789,7 @@
                   </v:textbox>
                   <w10:wrap type="none"/>
                 </v:rect>
-                <v:rect id="shape_0" ID="Rectangle 177" path="m0,0l-2147483645,0l-2147483645,-2147483646l0,-2147483646xe" stroked="f" o:allowincell="f" style="position:absolute;left:2403;top:14956;width:1452;height:320;mso-wrap-style:square;v-text-anchor:top;mso-position-horizontal-relative:page;mso-position-vertical-relative:page">
+                <v:rect id="shape_0" ID="Rectangle 177" path="m0,0l-2147483645,0l-2147483645,-2147483646l0,-2147483646xe" stroked="f" o:allowincell="f" style="position:absolute;left:2403;top:14956;width:1451;height:319;mso-wrap-style:square;v-text-anchor:top;mso-position-horizontal-relative:page;mso-position-vertical-relative:page">
                   <v:fill o:detectmouseclick="t" on="false"/>
                   <v:stroke color="#3465a4" joinstyle="round" endcap="flat"/>
                   <v:textbox>
@@ -18691,8 +18825,8 @@
                   <w10:wrap type="none"/>
                 </v:rect>
               </v:group>
-              <v:group id="shape_0" style="position:absolute;left:1247;top:15234;width:2480;height:237">
-                <v:rect id="shape_0" ID="Rectangle 179" path="m0,0l-2147483645,0l-2147483645,-2147483646l0,-2147483646xe" stroked="f" o:allowincell="f" style="position:absolute;left:1247;top:15234;width:1091;height:236;mso-wrap-style:square;v-text-anchor:top;mso-position-horizontal-relative:page;mso-position-vertical-relative:page">
+              <v:group id="shape_0" style="position:absolute;left:1247;top:15234;width:2479;height:236">
+                <v:rect id="shape_0" ID="Rectangle 179" path="m0,0l-2147483645,0l-2147483645,-2147483646l0,-2147483646xe" stroked="f" o:allowincell="f" style="position:absolute;left:1247;top:15234;width:1090;height:235;mso-wrap-style:square;v-text-anchor:top;mso-position-horizontal-relative:page;mso-position-vertical-relative:page">
                   <v:fill o:detectmouseclick="t" on="false"/>
                   <v:stroke color="#3465a4" joinstyle="round" endcap="flat"/>
                   <v:textbox>
@@ -18731,7 +18865,7 @@
                   </v:textbox>
                   <w10:wrap type="none"/>
                 </v:rect>
-                <v:rect id="shape_0" ID="Rectangle 180" path="m0,0l-2147483645,0l-2147483645,-2147483646l0,-2147483646xe" stroked="f" o:allowincell="f" style="position:absolute;left:2403;top:15234;width:1323;height:236;mso-wrap-style:square;v-text-anchor:top;mso-position-horizontal-relative:page;mso-position-vertical-relative:page">
+                <v:rect id="shape_0" ID="Rectangle 180" path="m0,0l-2147483645,0l-2147483645,-2147483646l0,-2147483646xe" stroked="f" o:allowincell="f" style="position:absolute;left:2403;top:15234;width:1322;height:235;mso-wrap-style:square;v-text-anchor:top;mso-position-horizontal-relative:page;mso-position-vertical-relative:page">
                   <v:fill o:detectmouseclick="t" on="false"/>
                   <v:stroke color="#3465a4" joinstyle="round" endcap="flat"/>
                   <v:textbox>
@@ -18786,8 +18920,8 @@
                   <w10:wrap type="none"/>
                 </v:rect>
               </v:group>
-              <v:group id="shape_0" style="position:absolute;left:1247;top:15519;width:2480;height:237">
-                <v:rect id="shape_0" ID="Rectangle 182" path="m0,0l-2147483645,0l-2147483645,-2147483646l0,-2147483646xe" stroked="f" o:allowincell="f" style="position:absolute;left:1247;top:15519;width:1091;height:236;mso-wrap-style:square;v-text-anchor:top;mso-position-horizontal-relative:page;mso-position-vertical-relative:page">
+              <v:group id="shape_0" style="position:absolute;left:1247;top:15519;width:2479;height:236">
+                <v:rect id="shape_0" ID="Rectangle 182" path="m0,0l-2147483645,0l-2147483645,-2147483646l0,-2147483646xe" stroked="f" o:allowincell="f" style="position:absolute;left:1247;top:15519;width:1090;height:235;mso-wrap-style:square;v-text-anchor:top;mso-position-horizontal-relative:page;mso-position-vertical-relative:page">
                   <v:fill o:detectmouseclick="t" on="false"/>
                   <v:stroke color="#3465a4" joinstyle="round" endcap="flat"/>
                   <v:textbox>
@@ -18826,7 +18960,7 @@
                   </v:textbox>
                   <w10:wrap type="none"/>
                 </v:rect>
-                <v:rect id="shape_0" ID="Rectangle 183" path="m0,0l-2147483645,0l-2147483645,-2147483646l0,-2147483646xe" stroked="f" o:allowincell="f" style="position:absolute;left:2403;top:15519;width:1323;height:236;mso-wrap-style:none;v-text-anchor:middle;mso-position-horizontal-relative:page;mso-position-vertical-relative:page">
+                <v:rect id="shape_0" ID="Rectangle 183" path="m0,0l-2147483645,0l-2147483645,-2147483646l0,-2147483646xe" stroked="f" o:allowincell="f" style="position:absolute;left:2403;top:15519;width:1322;height:235;mso-wrap-style:none;v-text-anchor:middle;mso-position-horizontal-relative:page;mso-position-vertical-relative:page">
                   <v:fill o:detectmouseclick="t" on="false"/>
                   <v:stroke color="#3465a4" joinstyle="round" endcap="flat"/>
                   <v:textbox>
@@ -18845,8 +18979,8 @@
                   <w10:wrap type="none"/>
                 </v:rect>
               </v:group>
-              <v:group id="shape_0" style="position:absolute;left:1247;top:15796;width:2480;height:238">
-                <v:rect id="shape_0" ID="Rectangle 185" path="m0,0l-2147483645,0l-2147483645,-2147483646l0,-2147483646xe" stroked="f" o:allowincell="f" style="position:absolute;left:1247;top:15796;width:1091;height:237;mso-wrap-style:square;v-text-anchor:top;mso-position-horizontal-relative:page;mso-position-vertical-relative:page">
+              <v:group id="shape_0" style="position:absolute;left:1247;top:15796;width:2479;height:237">
+                <v:rect id="shape_0" ID="Rectangle 185" path="m0,0l-2147483645,0l-2147483645,-2147483646l0,-2147483646xe" stroked="f" o:allowincell="f" style="position:absolute;left:1247;top:15796;width:1090;height:236;mso-wrap-style:square;v-text-anchor:top;mso-position-horizontal-relative:page;mso-position-vertical-relative:page">
                   <v:fill o:detectmouseclick="t" on="false"/>
                   <v:stroke color="#3465a4" joinstyle="round" endcap="flat"/>
                   <v:textbox>
@@ -18885,7 +19019,7 @@
                   </v:textbox>
                   <w10:wrap type="none"/>
                 </v:rect>
-                <v:rect id="shape_0" ID="Rectangle 186" path="m0,0l-2147483645,0l-2147483645,-2147483646l0,-2147483646xe" stroked="f" o:allowincell="f" style="position:absolute;left:2403;top:15796;width:1323;height:237;mso-wrap-style:none;v-text-anchor:middle;mso-position-horizontal-relative:page;mso-position-vertical-relative:page">
+                <v:rect id="shape_0" ID="Rectangle 186" path="m0,0l-2147483645,0l-2147483645,-2147483646l0,-2147483646xe" stroked="f" o:allowincell="f" style="position:absolute;left:2403;top:15796;width:1322;height:236;mso-wrap-style:none;v-text-anchor:middle;mso-position-horizontal-relative:page;mso-position-vertical-relative:page">
                   <v:fill o:detectmouseclick="t" on="false"/>
                   <v:stroke color="#3465a4" joinstyle="round" endcap="flat"/>
                   <v:textbox>
@@ -18904,8 +19038,8 @@
                   <w10:wrap type="none"/>
                 </v:rect>
               </v:group>
-              <v:group id="shape_0" style="position:absolute;left:1247;top:16073;width:2480;height:237">
-                <v:rect id="shape_0" ID="Rectangle 188" path="m0,0l-2147483645,0l-2147483645,-2147483646l0,-2147483646xe" stroked="f" o:allowincell="f" style="position:absolute;left:1247;top:16073;width:1091;height:236;mso-wrap-style:square;v-text-anchor:top;mso-position-horizontal-relative:page;mso-position-vertical-relative:page">
+              <v:group id="shape_0" style="position:absolute;left:1247;top:16073;width:2479;height:236">
+                <v:rect id="shape_0" ID="Rectangle 188" path="m0,0l-2147483645,0l-2147483645,-2147483646l0,-2147483646xe" stroked="f" o:allowincell="f" style="position:absolute;left:1247;top:16073;width:1090;height:235;mso-wrap-style:square;v-text-anchor:top;mso-position-horizontal-relative:page;mso-position-vertical-relative:page">
                   <v:fill o:detectmouseclick="t" on="false"/>
                   <v:stroke color="#3465a4" joinstyle="round" endcap="flat"/>
                   <v:textbox>
@@ -18944,7 +19078,7 @@
                   </v:textbox>
                   <w10:wrap type="none"/>
                 </v:rect>
-                <v:rect id="shape_0" ID="Rectangle 189" path="m0,0l-2147483645,0l-2147483645,-2147483646l0,-2147483646xe" stroked="f" o:allowincell="f" style="position:absolute;left:2403;top:16073;width:1323;height:236;mso-wrap-style:none;v-text-anchor:middle;mso-position-horizontal-relative:page;mso-position-vertical-relative:page">
+                <v:rect id="shape_0" ID="Rectangle 189" path="m0,0l-2147483645,0l-2147483645,-2147483646l0,-2147483646xe" stroked="f" o:allowincell="f" style="position:absolute;left:2403;top:16073;width:1322;height:235;mso-wrap-style:none;v-text-anchor:middle;mso-position-horizontal-relative:page;mso-position-vertical-relative:page">
                   <v:fill o:detectmouseclick="t" on="false"/>
                   <v:stroke color="#3465a4" joinstyle="round" endcap="flat"/>
                   <v:textbox>
@@ -18968,7 +19102,7 @@
                 <v:fill o:detectmouseclick="t" on="false"/>
                 <w10:wrap type="none"/>
               </v:line>
-              <v:rect id="shape_0" ID="Rectangle 191" path="m0,0l-2147483645,0l-2147483645,-2147483646l0,-2147483646xe" stroked="f" o:allowincell="f" style="position:absolute;left:5267;top:14993;width:3252;height:1279;mso-wrap-style:square;v-text-anchor:middle;mso-position-horizontal-relative:page;mso-position-vertical-relative:page">
+              <v:rect id="shape_0" ID="Rectangle 191" path="m0,0l-2147483645,0l-2147483645,-2147483646l0,-2147483646xe" stroked="f" o:allowincell="f" style="position:absolute;left:5267;top:14993;width:3251;height:1278;mso-wrap-style:square;v-text-anchor:middle;mso-position-horizontal-relative:page;mso-position-vertical-relative:page">
                 <v:fill o:detectmouseclick="t" on="false"/>
                 <v:stroke color="#3465a4" joinstyle="round" endcap="flat"/>
                 <v:textbox>
@@ -19027,7 +19161,7 @@
                 <v:fill o:detectmouseclick="t" on="false"/>
                 <w10:wrap type="none"/>
               </v:line>
-              <v:rect id="shape_0" ID="Rectangle 195" path="m0,0l-2147483645,0l-2147483645,-2147483646l0,-2147483646xe" stroked="f" o:allowincell="f" style="position:absolute;left:8643;top:14948;width:753;height:236;mso-wrap-style:square;v-text-anchor:top;mso-position-horizontal-relative:page;mso-position-vertical-relative:page">
+              <v:rect id="shape_0" ID="Rectangle 195" path="m0,0l-2147483645,0l-2147483645,-2147483646l0,-2147483646xe" stroked="f" o:allowincell="f" style="position:absolute;left:8643;top:14948;width:752;height:235;mso-wrap-style:square;v-text-anchor:top;mso-position-horizontal-relative:page;mso-position-vertical-relative:page">
                 <v:fill o:detectmouseclick="t" on="false"/>
                 <v:stroke color="#3465a4" joinstyle="round" endcap="flat"/>
                 <v:textbox>
@@ -19058,7 +19192,7 @@
                 </v:textbox>
                 <w10:wrap type="none"/>
               </v:rect>
-              <v:rect id="shape_0" ID="Rectangle 196" path="m0,0l-2147483645,0l-2147483645,-2147483646l0,-2147483646xe" stroked="f" o:allowincell="f" style="position:absolute;left:10346;top:14948;width:1195;height:236;mso-wrap-style:square;v-text-anchor:top;mso-position-horizontal-relative:page;mso-position-vertical-relative:page">
+              <v:rect id="shape_0" ID="Rectangle 196" path="m0,0l-2147483645,0l-2147483645,-2147483646l0,-2147483646xe" stroked="f" o:allowincell="f" style="position:absolute;left:10346;top:14948;width:1194;height:235;mso-wrap-style:square;v-text-anchor:top;mso-position-horizontal-relative:page;mso-position-vertical-relative:page">
                 <v:fill o:detectmouseclick="t" on="false"/>
                 <v:stroke color="#3465a4" joinstyle="round" endcap="flat"/>
                 <v:textbox>
@@ -19082,7 +19216,7 @@
                 </v:textbox>
                 <w10:wrap type="none"/>
               </v:rect>
-              <v:rect id="shape_0" ID="Rectangle 197" path="m0,0l-2147483645,0l-2147483645,-2147483646l0,-2147483646xe" stroked="f" o:allowincell="f" style="position:absolute;left:10353;top:15233;width:1195;height:236;mso-wrap-style:square;v-text-anchor:top;mso-position-horizontal-relative:page;mso-position-vertical-relative:page">
+              <v:rect id="shape_0" ID="Rectangle 197" path="m0,0l-2147483645,0l-2147483645,-2147483646l0,-2147483646xe" stroked="f" o:allowincell="f" style="position:absolute;left:10353;top:15233;width:1194;height:235;mso-wrap-style:square;v-text-anchor:top;mso-position-horizontal-relative:page;mso-position-vertical-relative:page">
                 <v:fill o:detectmouseclick="t" on="false"/>
                 <v:stroke color="#3465a4" joinstyle="round" endcap="flat"/>
                 <v:textbox>
@@ -19125,7 +19259,7 @@
                 <v:fill o:detectmouseclick="t" on="false"/>
                 <w10:wrap type="none"/>
               </v:line>
-              <v:rect id="shape_0" ID="Rectangle 200" path="m0,0l-2147483645,0l-2147483645,-2147483646l0,-2147483646xe" stroked="f" o:allowincell="f" style="position:absolute;left:8643;top:15721;width:2898;height:341;mso-wrap-style:square;v-text-anchor:middle;mso-position-horizontal-relative:page;mso-position-vertical-relative:page">
+              <v:rect id="shape_0" ID="Rectangle 200" path="m0,0l-2147483645,0l-2147483645,-2147483646l0,-2147483646xe" stroked="f" o:allowincell="f" style="position:absolute;left:8643;top:15721;width:2897;height:340;mso-wrap-style:square;v-text-anchor:middle;mso-position-horizontal-relative:page;mso-position-vertical-relative:page">
                 <v:fill o:detectmouseclick="t" on="false"/>
                 <v:stroke color="#3465a4" joinstyle="round" endcap="flat"/>
                 <v:textbox>
@@ -19211,7 +19345,7 @@
                       <wps:spPr>
                         <a:xfrm>
                           <a:off x="0" y="0"/>
-                          <a:ext cx="6581880" cy="10182240"/>
+                          <a:ext cx="6581160" cy="10181520"/>
                         </a:xfrm>
                         <a:prstGeom prst="rect">
                           <a:avLst/>
@@ -19463,7 +19597,7 @@
                       <wps:spPr>
                         <a:xfrm>
                           <a:off x="17640" y="9125640"/>
-                          <a:ext cx="283680" cy="150480"/>
+                          <a:ext cx="283320" cy="149760"/>
                         </a:xfrm>
                         <a:prstGeom prst="rect">
                           <a:avLst/>
@@ -19517,7 +19651,7 @@
                       <wps:spPr>
                         <a:xfrm>
                           <a:off x="345960" y="9125640"/>
-                          <a:ext cx="355680" cy="150480"/>
+                          <a:ext cx="354960" cy="149760"/>
                         </a:xfrm>
                         <a:prstGeom prst="rect">
                           <a:avLst/>
@@ -19565,7 +19699,7 @@
                       <wps:spPr>
                         <a:xfrm>
                           <a:off x="746640" y="9125640"/>
-                          <a:ext cx="840600" cy="150480"/>
+                          <a:ext cx="840240" cy="149760"/>
                         </a:xfrm>
                         <a:prstGeom prst="rect">
                           <a:avLst/>
@@ -19626,7 +19760,7 @@
                       <wps:spPr>
                         <a:xfrm>
                           <a:off x="1641600" y="9125640"/>
-                          <a:ext cx="498600" cy="150480"/>
+                          <a:ext cx="497880" cy="149760"/>
                         </a:xfrm>
                         <a:prstGeom prst="rect">
                           <a:avLst/>
@@ -19678,7 +19812,7 @@
                       <wps:spPr>
                         <a:xfrm>
                           <a:off x="2175480" y="9125640"/>
-                          <a:ext cx="322560" cy="150480"/>
+                          <a:ext cx="321840" cy="149760"/>
                         </a:xfrm>
                         <a:prstGeom prst="rect">
                           <a:avLst/>
@@ -19730,7 +19864,7 @@
                       <wps:spPr>
                         <a:xfrm>
                           <a:off x="5247720" y="9301320"/>
-                          <a:ext cx="478800" cy="150480"/>
+                          <a:ext cx="478080" cy="149760"/>
                         </a:xfrm>
                         <a:prstGeom prst="rect">
                           <a:avLst/>
@@ -19782,7 +19916,7 @@
                       <wps:spPr>
                         <a:xfrm>
                           <a:off x="5247720" y="9487440"/>
-                          <a:ext cx="478800" cy="151200"/>
+                          <a:ext cx="478080" cy="150480"/>
                         </a:xfrm>
                         <a:prstGeom prst="rect">
                           <a:avLst/>
@@ -19859,7 +19993,7 @@
                       <wps:spPr>
                         <a:xfrm>
                           <a:off x="2556360" y="8906040"/>
-                          <a:ext cx="3998520" cy="236160"/>
+                          <a:ext cx="3997800" cy="235440"/>
                         </a:xfrm>
                         <a:prstGeom prst="rect">
                           <a:avLst/>
@@ -20063,7 +20197,7 @@
                       <wpg:grpSpPr>
                         <a:xfrm>
                           <a:off x="12600" y="9306720"/>
-                          <a:ext cx="1656720" cy="203760"/>
+                          <a:ext cx="1656000" cy="203040"/>
                         </a:xfrm>
                       </wpg:grpSpPr>
                       <wps:wsp>
@@ -20072,7 +20206,7 @@
                         <wps:spPr>
                           <a:xfrm>
                             <a:off x="0" y="0"/>
-                            <a:ext cx="693360" cy="151200"/>
+                            <a:ext cx="692640" cy="150480"/>
                           </a:xfrm>
                           <a:prstGeom prst="rect">
                             <a:avLst/>
@@ -20132,7 +20266,7 @@
                         <wps:spPr>
                           <a:xfrm>
                             <a:off x="734040" y="0"/>
-                            <a:ext cx="922680" cy="203760"/>
+                            <a:ext cx="921960" cy="203040"/>
                           </a:xfrm>
                           <a:prstGeom prst="rect">
                             <a:avLst/>
@@ -20188,7 +20322,7 @@
                       <wpg:grpSpPr>
                         <a:xfrm>
                           <a:off x="12600" y="9483120"/>
-                          <a:ext cx="1574640" cy="150480"/>
+                          <a:ext cx="1574280" cy="149760"/>
                         </a:xfrm>
                       </wpg:grpSpPr>
                       <wps:wsp>
@@ -20197,7 +20331,7 @@
                         <wps:spPr>
                           <a:xfrm>
                             <a:off x="0" y="0"/>
-                            <a:ext cx="693360" cy="150480"/>
+                            <a:ext cx="692640" cy="149760"/>
                           </a:xfrm>
                           <a:prstGeom prst="rect">
                             <a:avLst/>
@@ -20257,7 +20391,7 @@
                         <wps:spPr>
                           <a:xfrm>
                             <a:off x="734040" y="0"/>
-                            <a:ext cx="840600" cy="150480"/>
+                            <a:ext cx="840240" cy="149760"/>
                           </a:xfrm>
                           <a:prstGeom prst="rect">
                             <a:avLst/>
@@ -20332,7 +20466,7 @@
                       <wpg:grpSpPr>
                         <a:xfrm>
                           <a:off x="12600" y="9664200"/>
-                          <a:ext cx="1574640" cy="150480"/>
+                          <a:ext cx="1574280" cy="149760"/>
                         </a:xfrm>
                       </wpg:grpSpPr>
                       <wps:wsp>
@@ -20341,7 +20475,7 @@
                         <wps:spPr>
                           <a:xfrm>
                             <a:off x="0" y="0"/>
-                            <a:ext cx="693360" cy="150480"/>
+                            <a:ext cx="692640" cy="149760"/>
                           </a:xfrm>
                           <a:prstGeom prst="rect">
                             <a:avLst/>
@@ -20401,7 +20535,7 @@
                         <wps:spPr>
                           <a:xfrm>
                             <a:off x="734040" y="0"/>
-                            <a:ext cx="840600" cy="150480"/>
+                            <a:ext cx="840240" cy="149760"/>
                           </a:xfrm>
                           <a:prstGeom prst="rect">
                             <a:avLst/>
@@ -20440,7 +20574,7 @@
                       <wpg:grpSpPr>
                         <a:xfrm>
                           <a:off x="12600" y="9839880"/>
-                          <a:ext cx="1574640" cy="151200"/>
+                          <a:ext cx="1574280" cy="150480"/>
                         </a:xfrm>
                       </wpg:grpSpPr>
                       <wps:wsp>
@@ -20449,7 +20583,7 @@
                         <wps:spPr>
                           <a:xfrm>
                             <a:off x="0" y="0"/>
-                            <a:ext cx="693360" cy="151200"/>
+                            <a:ext cx="692640" cy="150480"/>
                           </a:xfrm>
                           <a:prstGeom prst="rect">
                             <a:avLst/>
@@ -20509,7 +20643,7 @@
                         <wps:spPr>
                           <a:xfrm>
                             <a:off x="734040" y="0"/>
-                            <a:ext cx="840600" cy="151200"/>
+                            <a:ext cx="840240" cy="150480"/>
                           </a:xfrm>
                           <a:prstGeom prst="rect">
                             <a:avLst/>
@@ -20548,7 +20682,7 @@
                       <wpg:grpSpPr>
                         <a:xfrm>
                           <a:off x="12600" y="10015920"/>
-                          <a:ext cx="1574640" cy="150480"/>
+                          <a:ext cx="1574280" cy="149760"/>
                         </a:xfrm>
                       </wpg:grpSpPr>
                       <wps:wsp>
@@ -20557,7 +20691,7 @@
                         <wps:spPr>
                           <a:xfrm>
                             <a:off x="0" y="0"/>
-                            <a:ext cx="693360" cy="150480"/>
+                            <a:ext cx="692640" cy="149760"/>
                           </a:xfrm>
                           <a:prstGeom prst="rect">
                             <a:avLst/>
@@ -20617,7 +20751,7 @@
                         <wps:spPr>
                           <a:xfrm>
                             <a:off x="734040" y="0"/>
-                            <a:ext cx="840600" cy="150480"/>
+                            <a:ext cx="840240" cy="149760"/>
                           </a:xfrm>
                           <a:prstGeom prst="rect">
                             <a:avLst/>
@@ -20682,7 +20816,7 @@
                       <wps:spPr>
                         <a:xfrm>
                           <a:off x="2565360" y="9330120"/>
-                          <a:ext cx="2065680" cy="812880"/>
+                          <a:ext cx="2064960" cy="812160"/>
                         </a:xfrm>
                         <a:prstGeom prst="rect">
                           <a:avLst/>
@@ -20822,7 +20956,7 @@
                       <wps:spPr>
                         <a:xfrm>
                           <a:off x="4709160" y="9301320"/>
-                          <a:ext cx="478800" cy="150480"/>
+                          <a:ext cx="478080" cy="149760"/>
                         </a:xfrm>
                         <a:prstGeom prst="rect">
                           <a:avLst/>
@@ -20874,7 +21008,7 @@
                       <wps:spPr>
                         <a:xfrm>
                           <a:off x="5790600" y="9301320"/>
-                          <a:ext cx="759600" cy="150480"/>
+                          <a:ext cx="758880" cy="149760"/>
                         </a:xfrm>
                         <a:prstGeom prst="rect">
                           <a:avLst/>
@@ -20919,7 +21053,7 @@
                       <wps:spPr>
                         <a:xfrm>
                           <a:off x="5794920" y="9482400"/>
-                          <a:ext cx="759600" cy="150480"/>
+                          <a:ext cx="758880" cy="149760"/>
                         </a:xfrm>
                         <a:prstGeom prst="rect">
                           <a:avLst/>
@@ -21023,7 +21157,7 @@
                       <wps:spPr>
                         <a:xfrm>
                           <a:off x="4709160" y="9792360"/>
-                          <a:ext cx="1841040" cy="217080"/>
+                          <a:ext cx="1840320" cy="216360"/>
                         </a:xfrm>
                         <a:prstGeom prst="rect">
                           <a:avLst/>
@@ -21082,7 +21216,7 @@
         <mc:Fallback>
           <w:pict>
             <v:group id="shape_0" alt="Группа 201" style="position:absolute;margin-left:61.35pt;margin-top:15pt;width:518.45pt;height:801.8pt" coordorigin="1227,300" coordsize="10369,16036">
-              <v:rect id="shape_0" ID="Rectangle 152" path="m0,0l-2147483645,0l-2147483645,-2147483646l0,-2147483646xe" stroked="t" o:allowincell="f" style="position:absolute;left:1227;top:300;width:10364;height:16034;mso-wrap-style:none;v-text-anchor:middle;mso-position-horizontal-relative:page;mso-position-vertical-relative:page">
+              <v:rect id="shape_0" ID="Rectangle 152" path="m0,0l-2147483645,0l-2147483645,-2147483646l0,-2147483646xe" stroked="t" o:allowincell="f" style="position:absolute;left:1227;top:300;width:10363;height:16033;mso-wrap-style:none;v-text-anchor:middle;mso-position-horizontal-relative:page;mso-position-vertical-relative:page">
                 <v:fill o:detectmouseclick="t" on="false"/>
                 <v:stroke color="black" weight="25560" joinstyle="miter" endcap="flat"/>
                 <w10:wrap type="none"/>
@@ -21132,7 +21266,7 @@
                 <v:fill o:detectmouseclick="t" on="false"/>
                 <w10:wrap type="none"/>
               </v:line>
-              <v:rect id="shape_0" ID="Rectangle 162" path="m0,0l-2147483645,0l-2147483645,-2147483646l0,-2147483646xe" stroked="f" o:allowincell="f" style="position:absolute;left:1255;top:14671;width:446;height:236;mso-wrap-style:square;v-text-anchor:top;mso-position-horizontal-relative:page;mso-position-vertical-relative:page">
+              <v:rect id="shape_0" ID="Rectangle 162" path="m0,0l-2147483645,0l-2147483645,-2147483646l0,-2147483646xe" stroked="f" o:allowincell="f" style="position:absolute;left:1255;top:14671;width:445;height:235;mso-wrap-style:square;v-text-anchor:top;mso-position-horizontal-relative:page;mso-position-vertical-relative:page">
                 <v:fill o:detectmouseclick="t" on="false"/>
                 <v:stroke color="#3465a4" joinstyle="round" endcap="flat"/>
                 <v:textbox>
@@ -21165,7 +21299,7 @@
                 </v:textbox>
                 <w10:wrap type="none"/>
               </v:rect>
-              <v:rect id="shape_0" ID="Rectangle 163" path="m0,0l-2147483645,0l-2147483645,-2147483646l0,-2147483646xe" stroked="f" o:allowincell="f" style="position:absolute;left:1772;top:14671;width:559;height:236;mso-wrap-style:square;v-text-anchor:top;mso-position-horizontal-relative:page;mso-position-vertical-relative:page">
+              <v:rect id="shape_0" ID="Rectangle 163" path="m0,0l-2147483645,0l-2147483645,-2147483646l0,-2147483646xe" stroked="f" o:allowincell="f" style="position:absolute;left:1772;top:14671;width:558;height:235;mso-wrap-style:square;v-text-anchor:top;mso-position-horizontal-relative:page;mso-position-vertical-relative:page">
                 <v:fill o:detectmouseclick="t" on="false"/>
                 <v:stroke color="#3465a4" joinstyle="round" endcap="flat"/>
                 <v:textbox>
@@ -21192,7 +21326,7 @@
                 </v:textbox>
                 <w10:wrap type="none"/>
               </v:rect>
-              <v:rect id="shape_0" ID="Rectangle 164" path="m0,0l-2147483645,0l-2147483645,-2147483646l0,-2147483646xe" stroked="f" o:allowincell="f" style="position:absolute;left:2403;top:14671;width:1323;height:236;mso-wrap-style:square;v-text-anchor:top;mso-position-horizontal-relative:page;mso-position-vertical-relative:page">
+              <v:rect id="shape_0" ID="Rectangle 164" path="m0,0l-2147483645,0l-2147483645,-2147483646l0,-2147483646xe" stroked="f" o:allowincell="f" style="position:absolute;left:2403;top:14671;width:1322;height:235;mso-wrap-style:square;v-text-anchor:top;mso-position-horizontal-relative:page;mso-position-vertical-relative:page">
                 <v:fill o:detectmouseclick="t" on="false"/>
                 <v:stroke color="#3465a4" joinstyle="round" endcap="flat"/>
                 <v:textbox>
@@ -21232,7 +21366,7 @@
                 </v:textbox>
                 <w10:wrap type="none"/>
               </v:rect>
-              <v:rect id="shape_0" ID="Rectangle 165" path="m0,0l-2147483645,0l-2147483645,-2147483646l0,-2147483646xe" stroked="f" o:allowincell="f" style="position:absolute;left:3812;top:14671;width:784;height:236;mso-wrap-style:square;v-text-anchor:top;mso-position-horizontal-relative:page;mso-position-vertical-relative:page">
+              <v:rect id="shape_0" ID="Rectangle 165" path="m0,0l-2147483645,0l-2147483645,-2147483646l0,-2147483646xe" stroked="f" o:allowincell="f" style="position:absolute;left:3812;top:14671;width:783;height:235;mso-wrap-style:square;v-text-anchor:top;mso-position-horizontal-relative:page;mso-position-vertical-relative:page">
                 <v:fill o:detectmouseclick="t" on="false"/>
                 <v:stroke color="#3465a4" joinstyle="round" endcap="flat"/>
                 <v:textbox>
@@ -21263,7 +21397,7 @@
                 </v:textbox>
                 <w10:wrap type="none"/>
               </v:rect>
-              <v:rect id="shape_0" ID="Rectangle 166" path="m0,0l-2147483645,0l-2147483645,-2147483646l0,-2147483646xe" stroked="f" o:allowincell="f" style="position:absolute;left:4653;top:14671;width:507;height:236;mso-wrap-style:square;v-text-anchor:top;mso-position-horizontal-relative:page;mso-position-vertical-relative:page">
+              <v:rect id="shape_0" ID="Rectangle 166" path="m0,0l-2147483645,0l-2147483645,-2147483646l0,-2147483646xe" stroked="f" o:allowincell="f" style="position:absolute;left:4653;top:14671;width:506;height:235;mso-wrap-style:square;v-text-anchor:top;mso-position-horizontal-relative:page;mso-position-vertical-relative:page">
                 <v:fill o:detectmouseclick="t" on="false"/>
                 <v:stroke color="#3465a4" joinstyle="round" endcap="flat"/>
                 <v:textbox>
@@ -21294,7 +21428,7 @@
                 </v:textbox>
                 <w10:wrap type="none"/>
               </v:rect>
-              <v:rect id="shape_0" ID="Rectangle 167" path="m0,0l-2147483645,0l-2147483645,-2147483646l0,-2147483646xe" stroked="f" o:allowincell="f" style="position:absolute;left:9491;top:14948;width:753;height:236;mso-wrap-style:square;v-text-anchor:top;mso-position-horizontal-relative:page;mso-position-vertical-relative:page">
+              <v:rect id="shape_0" ID="Rectangle 167" path="m0,0l-2147483645,0l-2147483645,-2147483646l0,-2147483646xe" stroked="f" o:allowincell="f" style="position:absolute;left:9491;top:14948;width:752;height:235;mso-wrap-style:square;v-text-anchor:top;mso-position-horizontal-relative:page;mso-position-vertical-relative:page">
                 <v:fill o:detectmouseclick="t" on="false"/>
                 <v:stroke color="#3465a4" joinstyle="round" endcap="flat"/>
                 <v:textbox>
@@ -21325,7 +21459,7 @@
                 </v:textbox>
                 <w10:wrap type="none"/>
               </v:rect>
-              <v:rect id="shape_0" ID="Rectangle 168" path="m0,0l-2147483645,0l-2147483645,-2147483646l0,-2147483646xe" stroked="f" o:allowincell="f" style="position:absolute;left:9491;top:15241;width:753;height:237;mso-wrap-style:square;v-text-anchor:top;mso-position-horizontal-relative:page;mso-position-vertical-relative:page">
+              <v:rect id="shape_0" ID="Rectangle 168" path="m0,0l-2147483645,0l-2147483645,-2147483646l0,-2147483646xe" stroked="f" o:allowincell="f" style="position:absolute;left:9491;top:15241;width:752;height:236;mso-wrap-style:square;v-text-anchor:top;mso-position-horizontal-relative:page;mso-position-vertical-relative:page">
                 <v:fill o:detectmouseclick="t" on="false"/>
                 <v:stroke color="#3465a4" joinstyle="round" endcap="flat"/>
                 <v:textbox>
@@ -21381,7 +21515,7 @@
                 </v:textbox>
                 <w10:wrap type="none"/>
               </v:rect>
-              <v:rect id="shape_0" ID="Rectangle 169" path="m0,0l-2147483645,0l-2147483645,-2147483646l0,-2147483646xe" stroked="f" o:allowincell="f" style="position:absolute;left:5253;top:14325;width:6296;height:371;mso-wrap-style:square;v-text-anchor:middle;mso-position-horizontal-relative:page;mso-position-vertical-relative:page">
+              <v:rect id="shape_0" ID="Rectangle 169" path="m0,0l-2147483645,0l-2147483645,-2147483646l0,-2147483646xe" stroked="f" o:allowincell="f" style="position:absolute;left:5253;top:14325;width:6295;height:370;mso-wrap-style:square;v-text-anchor:middle;mso-position-horizontal-relative:page;mso-position-vertical-relative:page">
                 <v:fill o:detectmouseclick="t" on="false"/>
                 <v:stroke color="#3465a4" joinstyle="round" endcap="flat"/>
                 <v:textbox>
@@ -21465,8 +21599,8 @@
                 <v:fill o:detectmouseclick="t" on="false"/>
                 <w10:wrap type="none"/>
               </v:line>
-              <v:group id="shape_0" style="position:absolute;left:1247;top:14956;width:2609;height:321">
-                <v:rect id="shape_0" ID="Rectangle 176" path="m0,0l-2147483645,0l-2147483645,-2147483646l0,-2147483646xe" stroked="f" o:allowincell="f" style="position:absolute;left:1247;top:14956;width:1091;height:237;mso-wrap-style:square;v-text-anchor:top;mso-position-horizontal-relative:page;mso-position-vertical-relative:page">
+              <v:group id="shape_0" style="position:absolute;left:1247;top:14956;width:2608;height:320">
+                <v:rect id="shape_0" ID="Rectangle 176" path="m0,0l-2147483645,0l-2147483645,-2147483646l0,-2147483646xe" stroked="f" o:allowincell="f" style="position:absolute;left:1247;top:14956;width:1090;height:236;mso-wrap-style:square;v-text-anchor:top;mso-position-horizontal-relative:page;mso-position-vertical-relative:page">
                   <v:fill o:detectmouseclick="t" on="false"/>
                   <v:stroke color="#3465a4" joinstyle="round" endcap="flat"/>
                   <v:textbox>
@@ -21505,7 +21639,7 @@
                   </v:textbox>
                   <w10:wrap type="none"/>
                 </v:rect>
-                <v:rect id="shape_0" ID="Rectangle 177" path="m0,0l-2147483645,0l-2147483645,-2147483646l0,-2147483646xe" stroked="f" o:allowincell="f" style="position:absolute;left:2403;top:14956;width:1452;height:320;mso-wrap-style:square;v-text-anchor:top;mso-position-horizontal-relative:page;mso-position-vertical-relative:page">
+                <v:rect id="shape_0" ID="Rectangle 177" path="m0,0l-2147483645,0l-2147483645,-2147483646l0,-2147483646xe" stroked="f" o:allowincell="f" style="position:absolute;left:2403;top:14956;width:1451;height:319;mso-wrap-style:square;v-text-anchor:top;mso-position-horizontal-relative:page;mso-position-vertical-relative:page">
                   <v:fill o:detectmouseclick="t" on="false"/>
                   <v:stroke color="#3465a4" joinstyle="round" endcap="flat"/>
                   <v:textbox>
@@ -21541,8 +21675,8 @@
                   <w10:wrap type="none"/>
                 </v:rect>
               </v:group>
-              <v:group id="shape_0" style="position:absolute;left:1247;top:15234;width:2480;height:237">
-                <v:rect id="shape_0" ID="Rectangle 179" path="m0,0l-2147483645,0l-2147483645,-2147483646l0,-2147483646xe" stroked="f" o:allowincell="f" style="position:absolute;left:1247;top:15234;width:1091;height:236;mso-wrap-style:square;v-text-anchor:top;mso-position-horizontal-relative:page;mso-position-vertical-relative:page">
+              <v:group id="shape_0" style="position:absolute;left:1247;top:15234;width:2479;height:236">
+                <v:rect id="shape_0" ID="Rectangle 179" path="m0,0l-2147483645,0l-2147483645,-2147483646l0,-2147483646xe" stroked="f" o:allowincell="f" style="position:absolute;left:1247;top:15234;width:1090;height:235;mso-wrap-style:square;v-text-anchor:top;mso-position-horizontal-relative:page;mso-position-vertical-relative:page">
                   <v:fill o:detectmouseclick="t" on="false"/>
                   <v:stroke color="#3465a4" joinstyle="round" endcap="flat"/>
                   <v:textbox>
@@ -21581,7 +21715,7 @@
                   </v:textbox>
                   <w10:wrap type="none"/>
                 </v:rect>
-                <v:rect id="shape_0" ID="Rectangle 180" path="m0,0l-2147483645,0l-2147483645,-2147483646l0,-2147483646xe" stroked="f" o:allowincell="f" style="position:absolute;left:2403;top:15234;width:1323;height:236;mso-wrap-style:square;v-text-anchor:top;mso-position-horizontal-relative:page;mso-position-vertical-relative:page">
+                <v:rect id="shape_0" ID="Rectangle 180" path="m0,0l-2147483645,0l-2147483645,-2147483646l0,-2147483646xe" stroked="f" o:allowincell="f" style="position:absolute;left:2403;top:15234;width:1322;height:235;mso-wrap-style:square;v-text-anchor:top;mso-position-horizontal-relative:page;mso-position-vertical-relative:page">
                   <v:fill o:detectmouseclick="t" on="false"/>
                   <v:stroke color="#3465a4" joinstyle="round" endcap="flat"/>
                   <v:textbox>
@@ -21636,8 +21770,8 @@
                   <w10:wrap type="none"/>
                 </v:rect>
               </v:group>
-              <v:group id="shape_0" style="position:absolute;left:1247;top:15519;width:2480;height:237">
-                <v:rect id="shape_0" ID="Rectangle 182" path="m0,0l-2147483645,0l-2147483645,-2147483646l0,-2147483646xe" stroked="f" o:allowincell="f" style="position:absolute;left:1247;top:15519;width:1091;height:236;mso-wrap-style:square;v-text-anchor:top;mso-position-horizontal-relative:page;mso-position-vertical-relative:page">
+              <v:group id="shape_0" style="position:absolute;left:1247;top:15519;width:2479;height:236">
+                <v:rect id="shape_0" ID="Rectangle 182" path="m0,0l-2147483645,0l-2147483645,-2147483646l0,-2147483646xe" stroked="f" o:allowincell="f" style="position:absolute;left:1247;top:15519;width:1090;height:235;mso-wrap-style:square;v-text-anchor:top;mso-position-horizontal-relative:page;mso-position-vertical-relative:page">
                   <v:fill o:detectmouseclick="t" on="false"/>
                   <v:stroke color="#3465a4" joinstyle="round" endcap="flat"/>
                   <v:textbox>
@@ -21676,7 +21810,7 @@
                   </v:textbox>
                   <w10:wrap type="none"/>
                 </v:rect>
-                <v:rect id="shape_0" ID="Rectangle 183" path="m0,0l-2147483645,0l-2147483645,-2147483646l0,-2147483646xe" stroked="f" o:allowincell="f" style="position:absolute;left:2403;top:15519;width:1323;height:236;mso-wrap-style:none;v-text-anchor:middle;mso-position-horizontal-relative:page;mso-position-vertical-relative:page">
+                <v:rect id="shape_0" ID="Rectangle 183" path="m0,0l-2147483645,0l-2147483645,-2147483646l0,-2147483646xe" stroked="f" o:allowincell="f" style="position:absolute;left:2403;top:15519;width:1322;height:235;mso-wrap-style:none;v-text-anchor:middle;mso-position-horizontal-relative:page;mso-position-vertical-relative:page">
                   <v:fill o:detectmouseclick="t" on="false"/>
                   <v:stroke color="#3465a4" joinstyle="round" endcap="flat"/>
                   <v:textbox>
@@ -21695,8 +21829,8 @@
                   <w10:wrap type="none"/>
                 </v:rect>
               </v:group>
-              <v:group id="shape_0" style="position:absolute;left:1247;top:15796;width:2480;height:238">
-                <v:rect id="shape_0" ID="Rectangle 185" path="m0,0l-2147483645,0l-2147483645,-2147483646l0,-2147483646xe" stroked="f" o:allowincell="f" style="position:absolute;left:1247;top:15796;width:1091;height:237;mso-wrap-style:square;v-text-anchor:top;mso-position-horizontal-relative:page;mso-position-vertical-relative:page">
+              <v:group id="shape_0" style="position:absolute;left:1247;top:15796;width:2479;height:237">
+                <v:rect id="shape_0" ID="Rectangle 185" path="m0,0l-2147483645,0l-2147483645,-2147483646l0,-2147483646xe" stroked="f" o:allowincell="f" style="position:absolute;left:1247;top:15796;width:1090;height:236;mso-wrap-style:square;v-text-anchor:top;mso-position-horizontal-relative:page;mso-position-vertical-relative:page">
                   <v:fill o:detectmouseclick="t" on="false"/>
                   <v:stroke color="#3465a4" joinstyle="round" endcap="flat"/>
                   <v:textbox>
@@ -21735,7 +21869,7 @@
                   </v:textbox>
                   <w10:wrap type="none"/>
                 </v:rect>
-                <v:rect id="shape_0" ID="Rectangle 186" path="m0,0l-2147483645,0l-2147483645,-2147483646l0,-2147483646xe" stroked="f" o:allowincell="f" style="position:absolute;left:2403;top:15796;width:1323;height:237;mso-wrap-style:none;v-text-anchor:middle;mso-position-horizontal-relative:page;mso-position-vertical-relative:page">
+                <v:rect id="shape_0" ID="Rectangle 186" path="m0,0l-2147483645,0l-2147483645,-2147483646l0,-2147483646xe" stroked="f" o:allowincell="f" style="position:absolute;left:2403;top:15796;width:1322;height:236;mso-wrap-style:none;v-text-anchor:middle;mso-position-horizontal-relative:page;mso-position-vertical-relative:page">
                   <v:fill o:detectmouseclick="t" on="false"/>
                   <v:stroke color="#3465a4" joinstyle="round" endcap="flat"/>
                   <v:textbox>
@@ -21754,8 +21888,8 @@
                   <w10:wrap type="none"/>
                 </v:rect>
               </v:group>
-              <v:group id="shape_0" style="position:absolute;left:1247;top:16073;width:2480;height:237">
-                <v:rect id="shape_0" ID="Rectangle 188" path="m0,0l-2147483645,0l-2147483645,-2147483646l0,-2147483646xe" stroked="f" o:allowincell="f" style="position:absolute;left:1247;top:16073;width:1091;height:236;mso-wrap-style:square;v-text-anchor:top;mso-position-horizontal-relative:page;mso-position-vertical-relative:page">
+              <v:group id="shape_0" style="position:absolute;left:1247;top:16073;width:2479;height:236">
+                <v:rect id="shape_0" ID="Rectangle 188" path="m0,0l-2147483645,0l-2147483645,-2147483646l0,-2147483646xe" stroked="f" o:allowincell="f" style="position:absolute;left:1247;top:16073;width:1090;height:235;mso-wrap-style:square;v-text-anchor:top;mso-position-horizontal-relative:page;mso-position-vertical-relative:page">
                   <v:fill o:detectmouseclick="t" on="false"/>
                   <v:stroke color="#3465a4" joinstyle="round" endcap="flat"/>
                   <v:textbox>
@@ -21794,7 +21928,7 @@
                   </v:textbox>
                   <w10:wrap type="none"/>
                 </v:rect>
-                <v:rect id="shape_0" ID="Rectangle 189" path="m0,0l-2147483645,0l-2147483645,-2147483646l0,-2147483646xe" stroked="f" o:allowincell="f" style="position:absolute;left:2403;top:16073;width:1323;height:236;mso-wrap-style:none;v-text-anchor:middle;mso-position-horizontal-relative:page;mso-position-vertical-relative:page">
+                <v:rect id="shape_0" ID="Rectangle 189" path="m0,0l-2147483645,0l-2147483645,-2147483646l0,-2147483646xe" stroked="f" o:allowincell="f" style="position:absolute;left:2403;top:16073;width:1322;height:235;mso-wrap-style:none;v-text-anchor:middle;mso-position-horizontal-relative:page;mso-position-vertical-relative:page">
                   <v:fill o:detectmouseclick="t" on="false"/>
                   <v:stroke color="#3465a4" joinstyle="round" endcap="flat"/>
                   <v:textbox>
@@ -21818,7 +21952,7 @@
                 <v:fill o:detectmouseclick="t" on="false"/>
                 <w10:wrap type="none"/>
               </v:line>
-              <v:rect id="shape_0" ID="Rectangle 191" path="m0,0l-2147483645,0l-2147483645,-2147483646l0,-2147483646xe" stroked="f" o:allowincell="f" style="position:absolute;left:5267;top:14993;width:3252;height:1279;mso-wrap-style:square;v-text-anchor:middle;mso-position-horizontal-relative:page;mso-position-vertical-relative:page">
+              <v:rect id="shape_0" ID="Rectangle 191" path="m0,0l-2147483645,0l-2147483645,-2147483646l0,-2147483646xe" stroked="f" o:allowincell="f" style="position:absolute;left:5267;top:14993;width:3251;height:1278;mso-wrap-style:square;v-text-anchor:middle;mso-position-horizontal-relative:page;mso-position-vertical-relative:page">
                 <v:fill o:detectmouseclick="t" on="false"/>
                 <v:stroke color="#3465a4" joinstyle="round" endcap="flat"/>
                 <v:textbox>
@@ -21877,7 +22011,7 @@
                 <v:fill o:detectmouseclick="t" on="false"/>
                 <w10:wrap type="none"/>
               </v:line>
-              <v:rect id="shape_0" ID="Rectangle 195" path="m0,0l-2147483645,0l-2147483645,-2147483646l0,-2147483646xe" stroked="f" o:allowincell="f" style="position:absolute;left:8643;top:14948;width:753;height:236;mso-wrap-style:square;v-text-anchor:top;mso-position-horizontal-relative:page;mso-position-vertical-relative:page">
+              <v:rect id="shape_0" ID="Rectangle 195" path="m0,0l-2147483645,0l-2147483645,-2147483646l0,-2147483646xe" stroked="f" o:allowincell="f" style="position:absolute;left:8643;top:14948;width:752;height:235;mso-wrap-style:square;v-text-anchor:top;mso-position-horizontal-relative:page;mso-position-vertical-relative:page">
                 <v:fill o:detectmouseclick="t" on="false"/>
                 <v:stroke color="#3465a4" joinstyle="round" endcap="flat"/>
                 <v:textbox>
@@ -21908,7 +22042,7 @@
                 </v:textbox>
                 <w10:wrap type="none"/>
               </v:rect>
-              <v:rect id="shape_0" ID="Rectangle 196" path="m0,0l-2147483645,0l-2147483645,-2147483646l0,-2147483646xe" stroked="f" o:allowincell="f" style="position:absolute;left:10346;top:14948;width:1195;height:236;mso-wrap-style:square;v-text-anchor:top;mso-position-horizontal-relative:page;mso-position-vertical-relative:page">
+              <v:rect id="shape_0" ID="Rectangle 196" path="m0,0l-2147483645,0l-2147483645,-2147483646l0,-2147483646xe" stroked="f" o:allowincell="f" style="position:absolute;left:10346;top:14948;width:1194;height:235;mso-wrap-style:square;v-text-anchor:top;mso-position-horizontal-relative:page;mso-position-vertical-relative:page">
                 <v:fill o:detectmouseclick="t" on="false"/>
                 <v:stroke color="#3465a4" joinstyle="round" endcap="flat"/>
                 <v:textbox>
@@ -21932,7 +22066,7 @@
                 </v:textbox>
                 <w10:wrap type="none"/>
               </v:rect>
-              <v:rect id="shape_0" ID="Rectangle 197" path="m0,0l-2147483645,0l-2147483645,-2147483646l0,-2147483646xe" stroked="f" o:allowincell="f" style="position:absolute;left:10353;top:15233;width:1195;height:236;mso-wrap-style:square;v-text-anchor:top;mso-position-horizontal-relative:page;mso-position-vertical-relative:page">
+              <v:rect id="shape_0" ID="Rectangle 197" path="m0,0l-2147483645,0l-2147483645,-2147483646l0,-2147483646xe" stroked="f" o:allowincell="f" style="position:absolute;left:10353;top:15233;width:1194;height:235;mso-wrap-style:square;v-text-anchor:top;mso-position-horizontal-relative:page;mso-position-vertical-relative:page">
                 <v:fill o:detectmouseclick="t" on="false"/>
                 <v:stroke color="#3465a4" joinstyle="round" endcap="flat"/>
                 <v:textbox>
@@ -21975,7 +22109,7 @@
                 <v:fill o:detectmouseclick="t" on="false"/>
                 <w10:wrap type="none"/>
               </v:line>
-              <v:rect id="shape_0" ID="Rectangle 200" path="m0,0l-2147483645,0l-2147483645,-2147483646l0,-2147483646xe" stroked="f" o:allowincell="f" style="position:absolute;left:8643;top:15721;width:2898;height:341;mso-wrap-style:square;v-text-anchor:middle;mso-position-horizontal-relative:page;mso-position-vertical-relative:page">
+              <v:rect id="shape_0" ID="Rectangle 200" path="m0,0l-2147483645,0l-2147483645,-2147483646l0,-2147483646xe" stroked="f" o:allowincell="f" style="position:absolute;left:8643;top:15721;width:2897;height:340;mso-wrap-style:square;v-text-anchor:middle;mso-position-horizontal-relative:page;mso-position-vertical-relative:page">
                 <v:fill o:detectmouseclick="t" on="false"/>
                 <v:stroke color="#3465a4" joinstyle="round" endcap="flat"/>
                 <v:textbox>
@@ -22075,7 +22209,7 @@
                       <wps:spPr>
                         <a:xfrm>
                           <a:off x="0" y="0"/>
-                          <a:ext cx="6581880" cy="10256400"/>
+                          <a:ext cx="6581160" cy="10256040"/>
                         </a:xfrm>
                         <a:prstGeom prst="rect">
                           <a:avLst/>
@@ -22352,7 +22486,7 @@
                       <wps:spPr>
                         <a:xfrm>
                           <a:off x="17640" y="10089000"/>
-                          <a:ext cx="322560" cy="151920"/>
+                          <a:ext cx="321840" cy="151200"/>
                         </a:xfrm>
                         <a:prstGeom prst="rect">
                           <a:avLst/>
@@ -22406,7 +22540,7 @@
                       <wps:spPr>
                         <a:xfrm>
                           <a:off x="375120" y="10089000"/>
-                          <a:ext cx="322560" cy="151920"/>
+                          <a:ext cx="321840" cy="151200"/>
                         </a:xfrm>
                         <a:prstGeom prst="rect">
                           <a:avLst/>
@@ -22460,7 +22594,7 @@
                       <wps:spPr>
                         <a:xfrm>
                           <a:off x="746640" y="10089000"/>
-                          <a:ext cx="840600" cy="151920"/>
+                          <a:ext cx="840240" cy="151200"/>
                         </a:xfrm>
                         <a:prstGeom prst="rect">
                           <a:avLst/>
@@ -22524,7 +22658,7 @@
                       <wps:spPr>
                         <a:xfrm>
                           <a:off x="1641600" y="10089000"/>
-                          <a:ext cx="498600" cy="151920"/>
+                          <a:ext cx="497880" cy="151200"/>
                         </a:xfrm>
                         <a:prstGeom prst="rect">
                           <a:avLst/>
@@ -22578,7 +22712,7 @@
                       <wps:spPr>
                         <a:xfrm>
                           <a:off x="2175480" y="10089000"/>
-                          <a:ext cx="322560" cy="151920"/>
+                          <a:ext cx="321840" cy="151200"/>
                         </a:xfrm>
                         <a:prstGeom prst="rect">
                           <a:avLst/>
@@ -22632,7 +22766,7 @@
                       <wps:spPr>
                         <a:xfrm>
                           <a:off x="6242760" y="9738360"/>
-                          <a:ext cx="322560" cy="151920"/>
+                          <a:ext cx="321840" cy="151200"/>
                         </a:xfrm>
                         <a:prstGeom prst="rect">
                           <a:avLst/>
@@ -22684,7 +22818,7 @@
                       <wps:spPr>
                         <a:xfrm>
                           <a:off x="6242760" y="9973440"/>
-                          <a:ext cx="322560" cy="210240"/>
+                          <a:ext cx="321840" cy="209520"/>
                         </a:xfrm>
                         <a:prstGeom prst="rect">
                           <a:avLst/>
@@ -22741,7 +22875,7 @@
                                 <w:szCs w:val="24"/>
                                 <w:lang w:val="ru-RU"/>
                               </w:rPr>
-                              <w:t>27</w:t>
+                              <w:t>34</w:t>
                             </w:r>
                             <w:r>
                               <w:rPr>
@@ -22764,7 +22898,7 @@
                       <wps:spPr>
                         <a:xfrm>
                           <a:off x="2551320" y="9863280"/>
-                          <a:ext cx="3641760" cy="237600"/>
+                          <a:ext cx="3641040" cy="236880"/>
                         </a:xfrm>
                         <a:prstGeom prst="rect">
                           <a:avLst/>
@@ -22847,7 +22981,7 @@
         <mc:Fallback>
           <w:pict>
             <v:group id="shape_0" alt="Group 1" style="position:absolute;margin-left:60.45pt;margin-top:14.6pt;width:518.55pt;height:807.7pt" coordorigin="1209,292" coordsize="10371,16154">
-              <v:rect id="shape_0" ID="Rectangle 2" path="m0,0l-2147483645,0l-2147483645,-2147483646l0,-2147483646xe" stroked="t" o:allowincell="f" style="position:absolute;left:1209;top:292;width:10364;height:16151;mso-wrap-style:none;v-text-anchor:middle;mso-position-horizontal-relative:page;mso-position-vertical-relative:page">
+              <v:rect id="shape_0" ID="Rectangle 2" path="m0,0l-2147483645,0l-2147483645,-2147483646l0,-2147483646xe" stroked="t" o:allowincell="f" style="position:absolute;left:1209;top:292;width:10363;height:16150;mso-wrap-style:none;v-text-anchor:middle;mso-position-horizontal-relative:page;mso-position-vertical-relative:page">
                 <v:fill o:detectmouseclick="t" on="false"/>
                 <v:stroke color="black" weight="25560" joinstyle="miter" endcap="flat"/>
                 <w10:wrap type="none"/>
@@ -22902,7 +23036,7 @@
                 <v:fill o:detectmouseclick="t" on="false"/>
                 <w10:wrap type="none"/>
               </v:line>
-              <v:rect id="shape_0" ID="Rectangle 13" path="m0,0l-2147483645,0l-2147483645,-2147483646l0,-2147483646xe" stroked="f" o:allowincell="f" style="position:absolute;left:1237;top:16180;width:507;height:238;mso-wrap-style:square;v-text-anchor:top;mso-position-horizontal-relative:page;mso-position-vertical-relative:page">
+              <v:rect id="shape_0" ID="Rectangle 13" path="m0,0l-2147483645,0l-2147483645,-2147483646l0,-2147483646xe" stroked="f" o:allowincell="f" style="position:absolute;left:1237;top:16180;width:506;height:237;mso-wrap-style:square;v-text-anchor:top;mso-position-horizontal-relative:page;mso-position-vertical-relative:page">
                 <v:fill o:detectmouseclick="t" on="false"/>
                 <v:stroke color="#3465a4" joinstyle="round" endcap="flat"/>
                 <v:textbox>
@@ -22935,7 +23069,7 @@
                 </v:textbox>
                 <w10:wrap type="none"/>
               </v:rect>
-              <v:rect id="shape_0" ID="Rectangle 14" path="m0,0l-2147483645,0l-2147483645,-2147483646l0,-2147483646xe" stroked="f" o:allowincell="f" style="position:absolute;left:1800;top:16180;width:507;height:238;mso-wrap-style:square;v-text-anchor:top;mso-position-horizontal-relative:page;mso-position-vertical-relative:page">
+              <v:rect id="shape_0" ID="Rectangle 14" path="m0,0l-2147483645,0l-2147483645,-2147483646l0,-2147483646xe" stroked="f" o:allowincell="f" style="position:absolute;left:1800;top:16180;width:506;height:237;mso-wrap-style:square;v-text-anchor:top;mso-position-horizontal-relative:page;mso-position-vertical-relative:page">
                 <v:fill o:detectmouseclick="t" on="false"/>
                 <v:stroke color="#3465a4" joinstyle="round" endcap="flat"/>
                 <v:textbox>
@@ -22968,7 +23102,7 @@
                 </v:textbox>
                 <w10:wrap type="none"/>
               </v:rect>
-              <v:rect id="shape_0" ID="Rectangle 15" path="m0,0l-2147483645,0l-2147483645,-2147483646l0,-2147483646xe" stroked="f" o:allowincell="f" style="position:absolute;left:2385;top:16180;width:1323;height:238;mso-wrap-style:square;v-text-anchor:top;mso-position-horizontal-relative:page;mso-position-vertical-relative:page">
+              <v:rect id="shape_0" ID="Rectangle 15" path="m0,0l-2147483645,0l-2147483645,-2147483646l0,-2147483646xe" stroked="f" o:allowincell="f" style="position:absolute;left:2385;top:16180;width:1322;height:237;mso-wrap-style:square;v-text-anchor:top;mso-position-horizontal-relative:page;mso-position-vertical-relative:page">
                 <v:fill o:detectmouseclick="t" on="false"/>
                 <v:stroke color="#3465a4" joinstyle="round" endcap="flat"/>
                 <v:textbox>
@@ -23011,7 +23145,7 @@
                 </v:textbox>
                 <w10:wrap type="none"/>
               </v:rect>
-              <v:rect id="shape_0" ID="Rectangle 16" path="m0,0l-2147483645,0l-2147483645,-2147483646l0,-2147483646xe" stroked="f" o:allowincell="f" style="position:absolute;left:3794;top:16180;width:784;height:238;mso-wrap-style:square;v-text-anchor:top;mso-position-horizontal-relative:page;mso-position-vertical-relative:page">
+              <v:rect id="shape_0" ID="Rectangle 16" path="m0,0l-2147483645,0l-2147483645,-2147483646l0,-2147483646xe" stroked="f" o:allowincell="f" style="position:absolute;left:3794;top:16180;width:783;height:237;mso-wrap-style:square;v-text-anchor:top;mso-position-horizontal-relative:page;mso-position-vertical-relative:page">
                 <v:fill o:detectmouseclick="t" on="false"/>
                 <v:stroke color="#3465a4" joinstyle="round" endcap="flat"/>
                 <v:textbox>
@@ -23044,7 +23178,7 @@
                 </v:textbox>
                 <w10:wrap type="none"/>
               </v:rect>
-              <v:rect id="shape_0" ID="Rectangle 17" path="m0,0l-2147483645,0l-2147483645,-2147483646l0,-2147483646xe" stroked="f" o:allowincell="f" style="position:absolute;left:4635;top:16180;width:507;height:238;mso-wrap-style:square;v-text-anchor:top;mso-position-horizontal-relative:page;mso-position-vertical-relative:page">
+              <v:rect id="shape_0" ID="Rectangle 17" path="m0,0l-2147483645,0l-2147483645,-2147483646l0,-2147483646xe" stroked="f" o:allowincell="f" style="position:absolute;left:4635;top:16180;width:506;height:237;mso-wrap-style:square;v-text-anchor:top;mso-position-horizontal-relative:page;mso-position-vertical-relative:page">
                 <v:fill o:detectmouseclick="t" on="false"/>
                 <v:stroke color="#3465a4" joinstyle="round" endcap="flat"/>
                 <v:textbox>
@@ -23077,7 +23211,7 @@
                 </v:textbox>
                 <w10:wrap type="none"/>
               </v:rect>
-              <v:rect id="shape_0" ID="Rectangle 18" path="m0,0l-2147483645,0l-2147483645,-2147483646l0,-2147483646xe" stroked="f" o:allowincell="f" style="position:absolute;left:11040;top:15628;width:507;height:238;mso-wrap-style:square;v-text-anchor:top;mso-position-horizontal-relative:page;mso-position-vertical-relative:page">
+              <v:rect id="shape_0" ID="Rectangle 18" path="m0,0l-2147483645,0l-2147483645,-2147483646l0,-2147483646xe" stroked="f" o:allowincell="f" style="position:absolute;left:11040;top:15628;width:506;height:237;mso-wrap-style:square;v-text-anchor:top;mso-position-horizontal-relative:page;mso-position-vertical-relative:page">
                 <v:fill o:detectmouseclick="t" on="false"/>
                 <v:stroke color="#3465a4" joinstyle="round" endcap="flat"/>
                 <v:textbox>
@@ -23108,7 +23242,7 @@
                 </v:textbox>
                 <w10:wrap type="none"/>
               </v:rect>
-              <v:rect id="shape_0" ID="Rectangle 19" path="m0,0l-2147483645,0l-2147483645,-2147483646l0,-2147483646xe" stroked="f" o:allowincell="f" style="position:absolute;left:11040;top:15998;width:507;height:330;mso-wrap-style:square;v-text-anchor:middle;mso-position-horizontal-relative:page;mso-position-vertical-relative:page">
+              <v:rect id="shape_0" ID="Rectangle 19" path="m0,0l-2147483645,0l-2147483645,-2147483646l0,-2147483646xe" stroked="f" o:allowincell="f" style="position:absolute;left:11040;top:15998;width:506;height:329;mso-wrap-style:square;v-text-anchor:middle;mso-position-horizontal-relative:page;mso-position-vertical-relative:page">
                 <v:fill o:detectmouseclick="t" on="false"/>
                 <v:stroke color="#3465a4" joinstyle="round" endcap="flat"/>
                 <v:textbox>
@@ -23152,7 +23286,7 @@
                           <w:szCs w:val="24"/>
                           <w:lang w:val="ru-RU"/>
                         </w:rPr>
-                        <w:t>27</w:t>
+                        <w:t>34</w:t>
                       </w:r>
                       <w:r>
                         <w:rPr>
@@ -23167,7 +23301,7 @@
                 </v:textbox>
                 <w10:wrap type="none"/>
               </v:rect>
-              <v:rect id="shape_0" ID="Rectangle 20" path="m0,0l-2147483645,0l-2147483645,-2147483646l0,-2147483646xe" stroked="f" o:allowincell="f" style="position:absolute;left:5227;top:15825;width:5734;height:373;mso-wrap-style:square;v-text-anchor:middle;mso-position-horizontal-relative:page;mso-position-vertical-relative:page">
+              <v:rect id="shape_0" ID="Rectangle 20" path="m0,0l-2147483645,0l-2147483645,-2147483646l0,-2147483646xe" stroked="f" o:allowincell="f" style="position:absolute;left:5227;top:15825;width:5733;height:372;mso-wrap-style:square;v-text-anchor:middle;mso-position-horizontal-relative:page;mso-position-vertical-relative:page">
                 <v:fill o:detectmouseclick="t" on="false"/>
                 <v:stroke color="#3465a4" joinstyle="round" endcap="flat"/>
                 <v:textbox>
@@ -23277,7 +23411,7 @@
                       <wps:spPr>
                         <a:xfrm>
                           <a:off x="0" y="0"/>
-                          <a:ext cx="6581880" cy="10256400"/>
+                          <a:ext cx="6581160" cy="10256040"/>
                         </a:xfrm>
                         <a:prstGeom prst="rect">
                           <a:avLst/>
@@ -23554,7 +23688,7 @@
                       <wps:spPr>
                         <a:xfrm>
                           <a:off x="17640" y="10089000"/>
-                          <a:ext cx="322560" cy="151920"/>
+                          <a:ext cx="321840" cy="151200"/>
                         </a:xfrm>
                         <a:prstGeom prst="rect">
                           <a:avLst/>
@@ -23608,7 +23742,7 @@
                       <wps:spPr>
                         <a:xfrm>
                           <a:off x="375120" y="10089000"/>
-                          <a:ext cx="322560" cy="151920"/>
+                          <a:ext cx="321840" cy="151200"/>
                         </a:xfrm>
                         <a:prstGeom prst="rect">
                           <a:avLst/>
@@ -23662,7 +23796,7 @@
                       <wps:spPr>
                         <a:xfrm>
                           <a:off x="746640" y="10089000"/>
-                          <a:ext cx="840600" cy="151920"/>
+                          <a:ext cx="840240" cy="151200"/>
                         </a:xfrm>
                         <a:prstGeom prst="rect">
                           <a:avLst/>
@@ -23726,7 +23860,7 @@
                       <wps:spPr>
                         <a:xfrm>
                           <a:off x="1641600" y="10089000"/>
-                          <a:ext cx="498600" cy="151920"/>
+                          <a:ext cx="497880" cy="151200"/>
                         </a:xfrm>
                         <a:prstGeom prst="rect">
                           <a:avLst/>
@@ -23780,7 +23914,7 @@
                       <wps:spPr>
                         <a:xfrm>
                           <a:off x="2175480" y="10089000"/>
-                          <a:ext cx="322560" cy="151920"/>
+                          <a:ext cx="321840" cy="151200"/>
                         </a:xfrm>
                         <a:prstGeom prst="rect">
                           <a:avLst/>
@@ -23834,7 +23968,7 @@
                       <wps:spPr>
                         <a:xfrm>
                           <a:off x="6242760" y="9738360"/>
-                          <a:ext cx="322560" cy="151920"/>
+                          <a:ext cx="321840" cy="151200"/>
                         </a:xfrm>
                         <a:prstGeom prst="rect">
                           <a:avLst/>
@@ -23886,7 +24020,7 @@
                       <wps:spPr>
                         <a:xfrm>
                           <a:off x="6242760" y="9973440"/>
-                          <a:ext cx="322560" cy="210240"/>
+                          <a:ext cx="321840" cy="209520"/>
                         </a:xfrm>
                         <a:prstGeom prst="rect">
                           <a:avLst/>
@@ -23943,7 +24077,7 @@
                                 <w:szCs w:val="24"/>
                                 <w:lang w:val="ru-RU"/>
                               </w:rPr>
-                              <w:t>27</w:t>
+                              <w:t>34</w:t>
                             </w:r>
                             <w:r>
                               <w:rPr>
@@ -23966,7 +24100,7 @@
                       <wps:spPr>
                         <a:xfrm>
                           <a:off x="2551320" y="9863280"/>
-                          <a:ext cx="3641760" cy="237600"/>
+                          <a:ext cx="3641040" cy="236880"/>
                         </a:xfrm>
                         <a:prstGeom prst="rect">
                           <a:avLst/>
@@ -24049,7 +24183,7 @@
         <mc:Fallback>
           <w:pict>
             <v:group id="shape_0" alt="Group 1" style="position:absolute;margin-left:60.45pt;margin-top:14.6pt;width:518.55pt;height:807.7pt" coordorigin="1209,292" coordsize="10371,16154">
-              <v:rect id="shape_0" ID="Rectangle 2" path="m0,0l-2147483645,0l-2147483645,-2147483646l0,-2147483646xe" stroked="t" o:allowincell="f" style="position:absolute;left:1209;top:292;width:10364;height:16151;mso-wrap-style:none;v-text-anchor:middle;mso-position-horizontal-relative:page;mso-position-vertical-relative:page">
+              <v:rect id="shape_0" ID="Rectangle 2" path="m0,0l-2147483645,0l-2147483645,-2147483646l0,-2147483646xe" stroked="t" o:allowincell="f" style="position:absolute;left:1209;top:292;width:10363;height:16150;mso-wrap-style:none;v-text-anchor:middle;mso-position-horizontal-relative:page;mso-position-vertical-relative:page">
                 <v:fill o:detectmouseclick="t" on="false"/>
                 <v:stroke color="black" weight="25560" joinstyle="miter" endcap="flat"/>
                 <w10:wrap type="none"/>
@@ -24104,7 +24238,7 @@
                 <v:fill o:detectmouseclick="t" on="false"/>
                 <w10:wrap type="none"/>
               </v:line>
-              <v:rect id="shape_0" ID="Rectangle 13" path="m0,0l-2147483645,0l-2147483645,-2147483646l0,-2147483646xe" stroked="f" o:allowincell="f" style="position:absolute;left:1237;top:16180;width:507;height:238;mso-wrap-style:square;v-text-anchor:top;mso-position-horizontal-relative:page;mso-position-vertical-relative:page">
+              <v:rect id="shape_0" ID="Rectangle 13" path="m0,0l-2147483645,0l-2147483645,-2147483646l0,-2147483646xe" stroked="f" o:allowincell="f" style="position:absolute;left:1237;top:16180;width:506;height:237;mso-wrap-style:square;v-text-anchor:top;mso-position-horizontal-relative:page;mso-position-vertical-relative:page">
                 <v:fill o:detectmouseclick="t" on="false"/>
                 <v:stroke color="#3465a4" joinstyle="round" endcap="flat"/>
                 <v:textbox>
@@ -24137,7 +24271,7 @@
                 </v:textbox>
                 <w10:wrap type="none"/>
               </v:rect>
-              <v:rect id="shape_0" ID="Rectangle 14" path="m0,0l-2147483645,0l-2147483645,-2147483646l0,-2147483646xe" stroked="f" o:allowincell="f" style="position:absolute;left:1800;top:16180;width:507;height:238;mso-wrap-style:square;v-text-anchor:top;mso-position-horizontal-relative:page;mso-position-vertical-relative:page">
+              <v:rect id="shape_0" ID="Rectangle 14" path="m0,0l-2147483645,0l-2147483645,-2147483646l0,-2147483646xe" stroked="f" o:allowincell="f" style="position:absolute;left:1800;top:16180;width:506;height:237;mso-wrap-style:square;v-text-anchor:top;mso-position-horizontal-relative:page;mso-position-vertical-relative:page">
                 <v:fill o:detectmouseclick="t" on="false"/>
                 <v:stroke color="#3465a4" joinstyle="round" endcap="flat"/>
                 <v:textbox>
@@ -24170,7 +24304,7 @@
                 </v:textbox>
                 <w10:wrap type="none"/>
               </v:rect>
-              <v:rect id="shape_0" ID="Rectangle 15" path="m0,0l-2147483645,0l-2147483645,-2147483646l0,-2147483646xe" stroked="f" o:allowincell="f" style="position:absolute;left:2385;top:16180;width:1323;height:238;mso-wrap-style:square;v-text-anchor:top;mso-position-horizontal-relative:page;mso-position-vertical-relative:page">
+              <v:rect id="shape_0" ID="Rectangle 15" path="m0,0l-2147483645,0l-2147483645,-2147483646l0,-2147483646xe" stroked="f" o:allowincell="f" style="position:absolute;left:2385;top:16180;width:1322;height:237;mso-wrap-style:square;v-text-anchor:top;mso-position-horizontal-relative:page;mso-position-vertical-relative:page">
                 <v:fill o:detectmouseclick="t" on="false"/>
                 <v:stroke color="#3465a4" joinstyle="round" endcap="flat"/>
                 <v:textbox>
@@ -24213,7 +24347,7 @@
                 </v:textbox>
                 <w10:wrap type="none"/>
               </v:rect>
-              <v:rect id="shape_0" ID="Rectangle 16" path="m0,0l-2147483645,0l-2147483645,-2147483646l0,-2147483646xe" stroked="f" o:allowincell="f" style="position:absolute;left:3794;top:16180;width:784;height:238;mso-wrap-style:square;v-text-anchor:top;mso-position-horizontal-relative:page;mso-position-vertical-relative:page">
+              <v:rect id="shape_0" ID="Rectangle 16" path="m0,0l-2147483645,0l-2147483645,-2147483646l0,-2147483646xe" stroked="f" o:allowincell="f" style="position:absolute;left:3794;top:16180;width:783;height:237;mso-wrap-style:square;v-text-anchor:top;mso-position-horizontal-relative:page;mso-position-vertical-relative:page">
                 <v:fill o:detectmouseclick="t" on="false"/>
                 <v:stroke color="#3465a4" joinstyle="round" endcap="flat"/>
                 <v:textbox>
@@ -24246,7 +24380,7 @@
                 </v:textbox>
                 <w10:wrap type="none"/>
               </v:rect>
-              <v:rect id="shape_0" ID="Rectangle 17" path="m0,0l-2147483645,0l-2147483645,-2147483646l0,-2147483646xe" stroked="f" o:allowincell="f" style="position:absolute;left:4635;top:16180;width:507;height:238;mso-wrap-style:square;v-text-anchor:top;mso-position-horizontal-relative:page;mso-position-vertical-relative:page">
+              <v:rect id="shape_0" ID="Rectangle 17" path="m0,0l-2147483645,0l-2147483645,-2147483646l0,-2147483646xe" stroked="f" o:allowincell="f" style="position:absolute;left:4635;top:16180;width:506;height:237;mso-wrap-style:square;v-text-anchor:top;mso-position-horizontal-relative:page;mso-position-vertical-relative:page">
                 <v:fill o:detectmouseclick="t" on="false"/>
                 <v:stroke color="#3465a4" joinstyle="round" endcap="flat"/>
                 <v:textbox>
@@ -24279,7 +24413,7 @@
                 </v:textbox>
                 <w10:wrap type="none"/>
               </v:rect>
-              <v:rect id="shape_0" ID="Rectangle 18" path="m0,0l-2147483645,0l-2147483645,-2147483646l0,-2147483646xe" stroked="f" o:allowincell="f" style="position:absolute;left:11040;top:15628;width:507;height:238;mso-wrap-style:square;v-text-anchor:top;mso-position-horizontal-relative:page;mso-position-vertical-relative:page">
+              <v:rect id="shape_0" ID="Rectangle 18" path="m0,0l-2147483645,0l-2147483645,-2147483646l0,-2147483646xe" stroked="f" o:allowincell="f" style="position:absolute;left:11040;top:15628;width:506;height:237;mso-wrap-style:square;v-text-anchor:top;mso-position-horizontal-relative:page;mso-position-vertical-relative:page">
                 <v:fill o:detectmouseclick="t" on="false"/>
                 <v:stroke color="#3465a4" joinstyle="round" endcap="flat"/>
                 <v:textbox>
@@ -24310,7 +24444,7 @@
                 </v:textbox>
                 <w10:wrap type="none"/>
               </v:rect>
-              <v:rect id="shape_0" ID="Rectangle 19" path="m0,0l-2147483645,0l-2147483645,-2147483646l0,-2147483646xe" stroked="f" o:allowincell="f" style="position:absolute;left:11040;top:15998;width:507;height:330;mso-wrap-style:square;v-text-anchor:middle;mso-position-horizontal-relative:page;mso-position-vertical-relative:page">
+              <v:rect id="shape_0" ID="Rectangle 19" path="m0,0l-2147483645,0l-2147483645,-2147483646l0,-2147483646xe" stroked="f" o:allowincell="f" style="position:absolute;left:11040;top:15998;width:506;height:329;mso-wrap-style:square;v-text-anchor:middle;mso-position-horizontal-relative:page;mso-position-vertical-relative:page">
                 <v:fill o:detectmouseclick="t" on="false"/>
                 <v:stroke color="#3465a4" joinstyle="round" endcap="flat"/>
                 <v:textbox>
@@ -24354,7 +24488,7 @@
                           <w:szCs w:val="24"/>
                           <w:lang w:val="ru-RU"/>
                         </w:rPr>
-                        <w:t>27</w:t>
+                        <w:t>34</w:t>
                       </w:r>
                       <w:r>
                         <w:rPr>
@@ -24369,7 +24503,7 @@
                 </v:textbox>
                 <w10:wrap type="none"/>
               </v:rect>
-              <v:rect id="shape_0" ID="Rectangle 20" path="m0,0l-2147483645,0l-2147483645,-2147483646l0,-2147483646xe" stroked="f" o:allowincell="f" style="position:absolute;left:5227;top:15825;width:5734;height:373;mso-wrap-style:square;v-text-anchor:middle;mso-position-horizontal-relative:page;mso-position-vertical-relative:page">
+              <v:rect id="shape_0" ID="Rectangle 20" path="m0,0l-2147483645,0l-2147483645,-2147483646l0,-2147483646xe" stroked="f" o:allowincell="f" style="position:absolute;left:5227;top:15825;width:5733;height:372;mso-wrap-style:square;v-text-anchor:middle;mso-position-horizontal-relative:page;mso-position-vertical-relative:page">
                 <v:fill o:detectmouseclick="t" on="false"/>
                 <v:stroke color="#3465a4" joinstyle="round" endcap="flat"/>
                 <v:textbox>
@@ -24442,6 +24576,143 @@
   <w:abstractNum w:abstractNumId="1">
     <w:lvl w:ilvl="0">
       <w:start w:val="1"/>
+      <w:numFmt w:val="bullet"/>
+      <w:lvlText w:val="-"/>
+      <w:lvlJc w:val="left"/>
+      <w:pPr>
+        <w:tabs>
+          <w:tab w:val="num" w:pos="709"/>
+        </w:tabs>
+        <w:ind w:left="283" w:firstLine="709"/>
+      </w:pPr>
+      <w:rPr>
+        <w:rFonts w:ascii="Open Sans" w:hAnsi="Open Sans" w:cs="Open Sans" w:hint="default"/>
+      </w:rPr>
+    </w:lvl>
+    <w:lvl w:ilvl="1">
+      <w:start w:val="1"/>
+      <w:numFmt w:val="bullet"/>
+      <w:lvlText w:val="-"/>
+      <w:lvlJc w:val="left"/>
+      <w:pPr>
+        <w:tabs>
+          <w:tab w:val="num" w:pos="1080"/>
+        </w:tabs>
+        <w:ind w:left="1080" w:hanging="360"/>
+      </w:pPr>
+      <w:rPr>
+        <w:rFonts w:ascii="Open Sans" w:hAnsi="Open Sans" w:cs="Open Sans" w:hint="default"/>
+      </w:rPr>
+    </w:lvl>
+    <w:lvl w:ilvl="2">
+      <w:start w:val="1"/>
+      <w:numFmt w:val="bullet"/>
+      <w:lvlText w:val="-"/>
+      <w:lvlJc w:val="left"/>
+      <w:pPr>
+        <w:tabs>
+          <w:tab w:val="num" w:pos="1440"/>
+        </w:tabs>
+        <w:ind w:left="1440" w:hanging="360"/>
+      </w:pPr>
+      <w:rPr>
+        <w:rFonts w:ascii="Open Sans" w:hAnsi="Open Sans" w:cs="Open Sans" w:hint="default"/>
+      </w:rPr>
+    </w:lvl>
+    <w:lvl w:ilvl="3">
+      <w:start w:val="1"/>
+      <w:numFmt w:val="bullet"/>
+      <w:lvlText w:val="-"/>
+      <w:lvlJc w:val="left"/>
+      <w:pPr>
+        <w:tabs>
+          <w:tab w:val="num" w:pos="1800"/>
+        </w:tabs>
+        <w:ind w:left="1800" w:hanging="360"/>
+      </w:pPr>
+      <w:rPr>
+        <w:rFonts w:ascii="Open Sans" w:hAnsi="Open Sans" w:cs="Open Sans" w:hint="default"/>
+      </w:rPr>
+    </w:lvl>
+    <w:lvl w:ilvl="4">
+      <w:start w:val="1"/>
+      <w:numFmt w:val="bullet"/>
+      <w:lvlText w:val="-"/>
+      <w:lvlJc w:val="left"/>
+      <w:pPr>
+        <w:tabs>
+          <w:tab w:val="num" w:pos="2160"/>
+        </w:tabs>
+        <w:ind w:left="2160" w:hanging="360"/>
+      </w:pPr>
+      <w:rPr>
+        <w:rFonts w:ascii="Open Sans" w:hAnsi="Open Sans" w:cs="Open Sans" w:hint="default"/>
+      </w:rPr>
+    </w:lvl>
+    <w:lvl w:ilvl="5">
+      <w:start w:val="1"/>
+      <w:numFmt w:val="bullet"/>
+      <w:lvlText w:val="-"/>
+      <w:lvlJc w:val="left"/>
+      <w:pPr>
+        <w:tabs>
+          <w:tab w:val="num" w:pos="2520"/>
+        </w:tabs>
+        <w:ind w:left="2520" w:hanging="360"/>
+      </w:pPr>
+      <w:rPr>
+        <w:rFonts w:ascii="Open Sans" w:hAnsi="Open Sans" w:cs="Open Sans" w:hint="default"/>
+      </w:rPr>
+    </w:lvl>
+    <w:lvl w:ilvl="6">
+      <w:start w:val="1"/>
+      <w:numFmt w:val="bullet"/>
+      <w:lvlText w:val="-"/>
+      <w:lvlJc w:val="left"/>
+      <w:pPr>
+        <w:tabs>
+          <w:tab w:val="num" w:pos="2880"/>
+        </w:tabs>
+        <w:ind w:left="2880" w:hanging="360"/>
+      </w:pPr>
+      <w:rPr>
+        <w:rFonts w:ascii="Open Sans" w:hAnsi="Open Sans" w:cs="Open Sans" w:hint="default"/>
+      </w:rPr>
+    </w:lvl>
+    <w:lvl w:ilvl="7">
+      <w:start w:val="1"/>
+      <w:numFmt w:val="bullet"/>
+      <w:lvlText w:val="-"/>
+      <w:lvlJc w:val="left"/>
+      <w:pPr>
+        <w:tabs>
+          <w:tab w:val="num" w:pos="3240"/>
+        </w:tabs>
+        <w:ind w:left="3240" w:hanging="360"/>
+      </w:pPr>
+      <w:rPr>
+        <w:rFonts w:ascii="Open Sans" w:hAnsi="Open Sans" w:cs="Open Sans" w:hint="default"/>
+      </w:rPr>
+    </w:lvl>
+    <w:lvl w:ilvl="8">
+      <w:start w:val="1"/>
+      <w:numFmt w:val="bullet"/>
+      <w:lvlText w:val="-"/>
+      <w:lvlJc w:val="left"/>
+      <w:pPr>
+        <w:tabs>
+          <w:tab w:val="num" w:pos="3600"/>
+        </w:tabs>
+        <w:ind w:left="3600" w:hanging="360"/>
+      </w:pPr>
+      <w:rPr>
+        <w:rFonts w:ascii="Open Sans" w:hAnsi="Open Sans" w:cs="Open Sans" w:hint="default"/>
+      </w:rPr>
+    </w:lvl>
+  </w:abstractNum>
+  <w:abstractNum w:abstractNumId="2">
+    <w:lvl w:ilvl="0">
+      <w:start w:val="1"/>
       <w:numFmt w:val="decimal"/>
       <w:lvlText w:val="%1"/>
       <w:lvlJc w:val="left"/>
@@ -24558,7 +24829,7 @@
       <w:rPr/>
     </w:lvl>
   </w:abstractNum>
-  <w:abstractNum w:abstractNumId="2">
+  <w:abstractNum w:abstractNumId="3">
     <w:lvl w:ilvl="0">
       <w:start w:val="1"/>
       <w:numFmt w:val="decimal"/>
@@ -24734,7 +25005,7 @@
       <w:rPr/>
     </w:lvl>
   </w:abstractNum>
-  <w:abstractNum w:abstractNumId="3">
+  <w:abstractNum w:abstractNumId="4">
     <w:lvl w:ilvl="0">
       <w:start w:val="1"/>
       <w:numFmt w:val="decimal"/>
@@ -24853,7 +25124,7 @@
       <w:rPr/>
     </w:lvl>
   </w:abstractNum>
-  <w:abstractNum w:abstractNumId="4">
+  <w:abstractNum w:abstractNumId="5">
     <w:lvl w:ilvl="0">
       <w:start w:val="1"/>
       <w:numFmt w:val="decimal"/>
@@ -24972,7 +25243,7 @@
       <w:rPr/>
     </w:lvl>
   </w:abstractNum>
-  <w:abstractNum w:abstractNumId="5">
+  <w:abstractNum w:abstractNumId="6">
     <w:lvl w:ilvl="0">
       <w:start w:val="1"/>
       <w:numFmt w:val="bullet"/>
@@ -25109,7 +25380,7 @@
       </w:rPr>
     </w:lvl>
   </w:abstractNum>
-  <w:abstractNum w:abstractNumId="6">
+  <w:abstractNum w:abstractNumId="7">
     <w:lvl w:ilvl="0">
       <w:start w:val="1"/>
       <w:numFmt w:val="decimal"/>
@@ -25228,7 +25499,7 @@
       <w:rPr/>
     </w:lvl>
   </w:abstractNum>
-  <w:abstractNum w:abstractNumId="7">
+  <w:abstractNum w:abstractNumId="8">
     <w:lvl w:ilvl="0">
       <w:start w:val="1"/>
       <w:numFmt w:val="none"/>
@@ -25367,6 +25638,9 @@
   </w:num>
   <w:num w:numId="7">
     <w:abstractNumId w:val="7"/>
+  </w:num>
+  <w:num w:numId="8">
+    <w:abstractNumId w:val="8"/>
   </w:num>
 </w:numbering>
 </file>
@@ -25785,7 +26059,7 @@
     <w:pPr>
       <w:numPr>
         <w:ilvl w:val="0"/>
-        <w:numId w:val="2"/>
+        <w:numId w:val="3"/>
       </w:numPr>
       <w:tabs>
         <w:tab w:val="clear" w:pos="720"/>
@@ -26283,6 +26557,13 @@
   </w:style>
   <w:style w:type="character" w:styleId="FootnoteCharacters1111111111">
     <w:name w:val="Footnote Characters1111111111"/>
+    <w:qFormat/>
+    <w:rPr>
+      <w:vertAlign w:val="superscript"/>
+    </w:rPr>
+  </w:style>
+  <w:style w:type="character" w:styleId="FootnoteCharacters11111111111">
+    <w:name w:val="Footnote Characters11111111111"/>
     <w:basedOn w:val="DefaultParagraphFont"/>
     <w:semiHidden/>
     <w:unhideWhenUsed/>
@@ -26474,6 +26755,14 @@
       <w:u w:val="single"/>
     </w:rPr>
   </w:style>
+  <w:style w:type="character" w:styleId="InternetLink11">
+    <w:name w:val="Internet Link11"/>
+    <w:qFormat/>
+    <w:rPr>
+      <w:color w:val="000080"/>
+      <w:u w:val="single"/>
+    </w:rPr>
+  </w:style>
   <w:style w:type="character" w:styleId="Hyperlink">
     <w:name w:val="Hyperlink"/>
     <w:rPr>
@@ -26530,7 +26819,7 @@
     <w:pPr>
       <w:numPr>
         <w:ilvl w:val="1"/>
-        <w:numId w:val="2"/>
+        <w:numId w:val="3"/>
       </w:numPr>
       <w:tabs>
         <w:tab w:val="clear" w:pos="720"/>
@@ -26897,7 +27186,7 @@
     <w:pPr>
       <w:numPr>
         <w:ilvl w:val="0"/>
-        <w:numId w:val="3"/>
+        <w:numId w:val="4"/>
       </w:numPr>
       <w:suppressLineNumbers/>
       <w:tabs>

--- a/джава кино.docx
+++ b/джава кино.docx
@@ -587,7 +587,7 @@
         <w:pStyle w:val="Title"/>
         <w:widowControl w:val="false"/>
         <w:suppressAutoHyphens w:val="true"/>
-        <w:overflowPunct w:val="false"/>
+        <w:overflowPunct w:val="true"/>
         <w:bidi w:val="0"/>
         <w:spacing w:lineRule="auto" w:line="240" w:before="828" w:after="0"/>
         <w:ind w:hanging="0" w:left="1871" w:right="2438"/>
@@ -782,7 +782,7 @@
           <w:tab w:val="left" w:pos="6012" w:leader="none"/>
         </w:tabs>
         <w:suppressAutoHyphens w:val="true"/>
-        <w:overflowPunct w:val="false"/>
+        <w:overflowPunct w:val="true"/>
         <w:bidi w:val="0"/>
         <w:spacing w:before="0" w:after="0"/>
         <w:ind w:hanging="0" w:left="0" w:right="1757"/>
@@ -1110,7 +1110,7 @@
               <w:pStyle w:val="TableParagraph"/>
               <w:widowControl w:val="false"/>
               <w:suppressAutoHyphens w:val="true"/>
-              <w:overflowPunct w:val="false"/>
+              <w:overflowPunct w:val="true"/>
               <w:bidi w:val="0"/>
               <w:spacing w:lineRule="exact" w:line="223" w:before="0" w:after="0"/>
               <w:ind w:hanging="0" w:left="0" w:right="0"/>
@@ -1144,7 +1144,7 @@
               <w:pStyle w:val="TableParagraph"/>
               <w:widowControl w:val="false"/>
               <w:suppressAutoHyphens w:val="true"/>
-              <w:overflowPunct w:val="false"/>
+              <w:overflowPunct w:val="true"/>
               <w:bidi w:val="0"/>
               <w:spacing w:lineRule="exact" w:line="223" w:before="0" w:after="0"/>
               <w:ind w:hanging="0" w:left="0" w:right="0"/>
@@ -1199,7 +1199,7 @@
               <w:pStyle w:val="TableParagraph"/>
               <w:widowControl w:val="false"/>
               <w:suppressAutoHyphens w:val="true"/>
-              <w:overflowPunct w:val="false"/>
+              <w:overflowPunct w:val="true"/>
               <w:bidi w:val="0"/>
               <w:spacing w:lineRule="exact" w:line="223" w:before="0" w:after="0"/>
               <w:ind w:hanging="0" w:left="0" w:right="0"/>
@@ -1241,7 +1241,7 @@
               <w:pStyle w:val="TableParagraph"/>
               <w:widowControl w:val="false"/>
               <w:suppressAutoHyphens w:val="true"/>
-              <w:overflowPunct w:val="false"/>
+              <w:overflowPunct w:val="true"/>
               <w:bidi w:val="0"/>
               <w:spacing w:lineRule="exact" w:line="223" w:before="0" w:after="0"/>
               <w:ind w:hanging="0" w:left="0" w:right="0"/>
@@ -1279,7 +1279,7 @@
               <w:pStyle w:val="TableParagraph"/>
               <w:widowControl w:val="false"/>
               <w:suppressAutoHyphens w:val="true"/>
-              <w:overflowPunct w:val="false"/>
+              <w:overflowPunct w:val="true"/>
               <w:bidi w:val="0"/>
               <w:spacing w:lineRule="exact" w:line="223" w:before="0" w:after="0"/>
               <w:ind w:hanging="0" w:left="0" w:right="0"/>
@@ -1312,7 +1312,7 @@
               <w:pStyle w:val="TableParagraph"/>
               <w:widowControl w:val="false"/>
               <w:suppressAutoHyphens w:val="true"/>
-              <w:overflowPunct w:val="false"/>
+              <w:overflowPunct w:val="true"/>
               <w:bidi w:val="0"/>
               <w:spacing w:lineRule="exact" w:line="223" w:before="0" w:after="0"/>
               <w:ind w:hanging="0" w:left="0" w:right="0"/>
@@ -1366,7 +1366,7 @@
               <w:pStyle w:val="TableParagraph"/>
               <w:widowControl w:val="false"/>
               <w:suppressAutoHyphens w:val="true"/>
-              <w:overflowPunct w:val="false"/>
+              <w:overflowPunct w:val="true"/>
               <w:bidi w:val="0"/>
               <w:spacing w:lineRule="exact" w:line="223" w:before="0" w:after="0"/>
               <w:ind w:hanging="0" w:left="1020" w:right="0"/>
@@ -1399,7 +1399,7 @@
               <w:pStyle w:val="TableParagraph"/>
               <w:widowControl w:val="false"/>
               <w:suppressAutoHyphens w:val="true"/>
-              <w:overflowPunct w:val="false"/>
+              <w:overflowPunct w:val="true"/>
               <w:bidi w:val="0"/>
               <w:spacing w:lineRule="exact" w:line="223" w:before="0" w:after="0"/>
               <w:ind w:hanging="0" w:left="0" w:right="0"/>
@@ -3165,7 +3165,7 @@
                           <w:p>
                             <w:pPr>
                               <w:pStyle w:val="Style27"/>
-                              <w:overflowPunct w:val="false"/>
+                              <w:overflowPunct w:val="true"/>
                               <w:jc w:val="left"/>
                               <w:rPr>
                                 <w:color w:val="000000"/>
@@ -3201,7 +3201,7 @@
                     <w:p>
                       <w:pPr>
                         <w:pStyle w:val="Style27"/>
-                        <w:overflowPunct w:val="false"/>
+                        <w:overflowPunct w:val="true"/>
                         <w:jc w:val="left"/>
                         <w:rPr>
                           <w:color w:val="000000"/>
@@ -3329,8 +3329,8 @@
         <w:ind w:hanging="0" w:left="0" w:right="0"/>
         <w:rPr/>
       </w:pPr>
-      <w:bookmarkStart w:id="5" w:name="ведать"/>
-      <w:bookmarkStart w:id="6" w:name="ВВЕДЕНИЕ"/>
+      <w:bookmarkStart w:id="5" w:name="ВВЕДЕНИЕ"/>
+      <w:bookmarkStart w:id="6" w:name="ведать"/>
       <w:r>
         <w:rPr>
           <w:b w:val="false"/>
@@ -3523,8 +3523,8 @@
           <w:szCs w:val="28"/>
         </w:rPr>
       </w:pPr>
-      <w:bookmarkStart w:id="7" w:name="_Анализ_технического_задания"/>
-      <w:bookmarkStart w:id="8" w:name="_Hlk216109612"/>
+      <w:bookmarkStart w:id="7" w:name="_Hlk216109612"/>
+      <w:bookmarkStart w:id="8" w:name="_Анализ_технического_задания"/>
       <w:bookmarkEnd w:id="7"/>
       <w:bookmarkEnd w:id="8"/>
       <w:r>
@@ -3735,8 +3735,8 @@
         <w:ind w:firstLine="709" w:left="284" w:right="170"/>
         <w:rPr/>
       </w:pPr>
-      <w:bookmarkStart w:id="12" w:name="попуск2"/>
-      <w:bookmarkStart w:id="13" w:name="_toc339"/>
+      <w:bookmarkStart w:id="12" w:name="_toc339"/>
+      <w:bookmarkStart w:id="13" w:name="попуск2"/>
       <w:bookmarkEnd w:id="12"/>
       <w:bookmarkEnd w:id="13"/>
       <w:r>
@@ -3843,8 +3843,8 @@
         </w:tblCellMar>
       </w:tblPr>
       <w:tblGrid>
-        <w:gridCol w:w="1864"/>
-        <w:gridCol w:w="1942"/>
+        <w:gridCol w:w="1863"/>
+        <w:gridCol w:w="1943"/>
         <w:gridCol w:w="1678"/>
         <w:gridCol w:w="2157"/>
         <w:gridCol w:w="1997"/>
@@ -3853,7 +3853,7 @@
         <w:trPr/>
         <w:tc>
           <w:tcPr>
-            <w:tcW w:w="1864" w:type="dxa"/>
+            <w:tcW w:w="1863" w:type="dxa"/>
             <w:tcBorders>
               <w:top w:val="single" w:sz="4" w:space="0" w:color="000000"/>
               <w:left w:val="single" w:sz="4" w:space="0" w:color="000000"/>
@@ -3864,7 +3864,7 @@
             <w:pPr>
               <w:pStyle w:val="TableParagraph"/>
               <w:suppressAutoHyphens w:val="true"/>
-              <w:overflowPunct w:val="true"/>
+              <w:overflowPunct w:val="false"/>
               <w:bidi w:val="0"/>
               <w:spacing w:before="0" w:after="0"/>
               <w:rPr>
@@ -3893,7 +3893,7 @@
         </w:tc>
         <w:tc>
           <w:tcPr>
-            <w:tcW w:w="1942" w:type="dxa"/>
+            <w:tcW w:w="1943" w:type="dxa"/>
             <w:tcBorders>
               <w:top w:val="single" w:sz="4" w:space="0" w:color="000000"/>
               <w:left w:val="single" w:sz="4" w:space="0" w:color="000000"/>
@@ -3904,7 +3904,7 @@
             <w:pPr>
               <w:pStyle w:val="TableParagraph"/>
               <w:suppressAutoHyphens w:val="true"/>
-              <w:overflowPunct w:val="true"/>
+              <w:overflowPunct w:val="false"/>
               <w:bidi w:val="0"/>
               <w:spacing w:before="0" w:after="0"/>
               <w:rPr>
@@ -3942,7 +3942,7 @@
             <w:pPr>
               <w:pStyle w:val="TableParagraph"/>
               <w:suppressAutoHyphens w:val="true"/>
-              <w:overflowPunct w:val="true"/>
+              <w:overflowPunct w:val="false"/>
               <w:bidi w:val="0"/>
               <w:spacing w:before="0" w:after="0"/>
               <w:rPr>
@@ -3980,7 +3980,7 @@
             <w:pPr>
               <w:pStyle w:val="TableParagraph"/>
               <w:suppressAutoHyphens w:val="true"/>
-              <w:overflowPunct w:val="true"/>
+              <w:overflowPunct w:val="false"/>
               <w:bidi w:val="0"/>
               <w:spacing w:before="0" w:after="0"/>
               <w:rPr>
@@ -4019,7 +4019,7 @@
             <w:pPr>
               <w:pStyle w:val="TableParagraph"/>
               <w:suppressAutoHyphens w:val="true"/>
-              <w:overflowPunct w:val="true"/>
+              <w:overflowPunct w:val="false"/>
               <w:bidi w:val="0"/>
               <w:spacing w:before="0" w:after="0"/>
               <w:rPr>
@@ -4049,7 +4049,7 @@
         <w:trPr/>
         <w:tc>
           <w:tcPr>
-            <w:tcW w:w="1864" w:type="dxa"/>
+            <w:tcW w:w="1863" w:type="dxa"/>
             <w:tcBorders>
               <w:left w:val="single" w:sz="4" w:space="0" w:color="000000"/>
               <w:bottom w:val="single" w:sz="4" w:space="0" w:color="000000"/>
@@ -4059,7 +4059,7 @@
             <w:pPr>
               <w:pStyle w:val="TableParagraph"/>
               <w:suppressAutoHyphens w:val="true"/>
-              <w:overflowPunct w:val="true"/>
+              <w:overflowPunct w:val="false"/>
               <w:bidi w:val="0"/>
               <w:spacing w:before="0" w:after="0"/>
               <w:rPr>
@@ -4086,7 +4086,7 @@
         </w:tc>
         <w:tc>
           <w:tcPr>
-            <w:tcW w:w="1942" w:type="dxa"/>
+            <w:tcW w:w="1943" w:type="dxa"/>
             <w:tcBorders>
               <w:left w:val="single" w:sz="4" w:space="0" w:color="000000"/>
               <w:bottom w:val="single" w:sz="4" w:space="0" w:color="000000"/>
@@ -4096,7 +4096,7 @@
             <w:pPr>
               <w:pStyle w:val="TableParagraph"/>
               <w:suppressAutoHyphens w:val="true"/>
-              <w:overflowPunct w:val="true"/>
+              <w:overflowPunct w:val="false"/>
               <w:bidi w:val="0"/>
               <w:spacing w:before="0" w:after="0"/>
               <w:rPr>
@@ -4133,7 +4133,7 @@
             <w:pPr>
               <w:pStyle w:val="TableParagraph"/>
               <w:suppressAutoHyphens w:val="true"/>
-              <w:overflowPunct w:val="true"/>
+              <w:overflowPunct w:val="false"/>
               <w:bidi w:val="0"/>
               <w:spacing w:before="0" w:after="0"/>
               <w:rPr>
@@ -4170,7 +4170,7 @@
             <w:pPr>
               <w:pStyle w:val="TableParagraph"/>
               <w:suppressAutoHyphens w:val="true"/>
-              <w:overflowPunct w:val="true"/>
+              <w:overflowPunct w:val="false"/>
               <w:bidi w:val="0"/>
               <w:spacing w:before="0" w:after="0"/>
               <w:rPr>
@@ -4208,7 +4208,7 @@
             <w:pPr>
               <w:pStyle w:val="TableParagraph"/>
               <w:suppressAutoHyphens w:val="true"/>
-              <w:overflowPunct w:val="true"/>
+              <w:overflowPunct w:val="false"/>
               <w:bidi w:val="0"/>
               <w:spacing w:before="0" w:after="0"/>
               <w:rPr>
@@ -4238,7 +4238,7 @@
         <w:trPr/>
         <w:tc>
           <w:tcPr>
-            <w:tcW w:w="1864" w:type="dxa"/>
+            <w:tcW w:w="1863" w:type="dxa"/>
             <w:tcBorders>
               <w:left w:val="single" w:sz="4" w:space="0" w:color="000000"/>
               <w:bottom w:val="single" w:sz="4" w:space="0" w:color="000000"/>
@@ -4248,7 +4248,7 @@
             <w:pPr>
               <w:pStyle w:val="TableParagraph"/>
               <w:suppressAutoHyphens w:val="true"/>
-              <w:overflowPunct w:val="true"/>
+              <w:overflowPunct w:val="false"/>
               <w:bidi w:val="0"/>
               <w:spacing w:before="0" w:after="0"/>
               <w:rPr>
@@ -4275,7 +4275,7 @@
         </w:tc>
         <w:tc>
           <w:tcPr>
-            <w:tcW w:w="1942" w:type="dxa"/>
+            <w:tcW w:w="1943" w:type="dxa"/>
             <w:tcBorders>
               <w:left w:val="single" w:sz="4" w:space="0" w:color="000000"/>
               <w:bottom w:val="single" w:sz="4" w:space="0" w:color="000000"/>
@@ -4285,7 +4285,7 @@
             <w:pPr>
               <w:pStyle w:val="TableParagraph"/>
               <w:suppressAutoHyphens w:val="true"/>
-              <w:overflowPunct w:val="true"/>
+              <w:overflowPunct w:val="false"/>
               <w:bidi w:val="0"/>
               <w:spacing w:before="0" w:after="0"/>
               <w:rPr>
@@ -4322,7 +4322,7 @@
             <w:pPr>
               <w:pStyle w:val="TableParagraph"/>
               <w:suppressAutoHyphens w:val="true"/>
-              <w:overflowPunct w:val="true"/>
+              <w:overflowPunct w:val="false"/>
               <w:bidi w:val="0"/>
               <w:spacing w:before="0" w:after="0"/>
               <w:rPr>
@@ -4359,7 +4359,7 @@
             <w:pPr>
               <w:pStyle w:val="TableParagraph"/>
               <w:suppressAutoHyphens w:val="true"/>
-              <w:overflowPunct w:val="true"/>
+              <w:overflowPunct w:val="false"/>
               <w:bidi w:val="0"/>
               <w:spacing w:before="0" w:after="0"/>
               <w:rPr>
@@ -4397,7 +4397,7 @@
             <w:pPr>
               <w:pStyle w:val="TableParagraph"/>
               <w:suppressAutoHyphens w:val="true"/>
-              <w:overflowPunct w:val="true"/>
+              <w:overflowPunct w:val="false"/>
               <w:bidi w:val="0"/>
               <w:spacing w:before="0" w:after="0"/>
               <w:rPr>
@@ -4427,7 +4427,7 @@
         <w:trPr/>
         <w:tc>
           <w:tcPr>
-            <w:tcW w:w="1864" w:type="dxa"/>
+            <w:tcW w:w="1863" w:type="dxa"/>
             <w:tcBorders>
               <w:left w:val="single" w:sz="4" w:space="0" w:color="000000"/>
               <w:bottom w:val="single" w:sz="4" w:space="0" w:color="000000"/>
@@ -4437,7 +4437,7 @@
             <w:pPr>
               <w:pStyle w:val="TableParagraph"/>
               <w:suppressAutoHyphens w:val="true"/>
-              <w:overflowPunct w:val="true"/>
+              <w:overflowPunct w:val="false"/>
               <w:bidi w:val="0"/>
               <w:spacing w:before="0" w:after="0"/>
               <w:rPr>
@@ -4464,7 +4464,7 @@
         </w:tc>
         <w:tc>
           <w:tcPr>
-            <w:tcW w:w="1942" w:type="dxa"/>
+            <w:tcW w:w="1943" w:type="dxa"/>
             <w:tcBorders>
               <w:left w:val="single" w:sz="4" w:space="0" w:color="000000"/>
               <w:bottom w:val="single" w:sz="4" w:space="0" w:color="000000"/>
@@ -4474,7 +4474,7 @@
             <w:pPr>
               <w:pStyle w:val="TableParagraph"/>
               <w:suppressAutoHyphens w:val="true"/>
-              <w:overflowPunct w:val="true"/>
+              <w:overflowPunct w:val="false"/>
               <w:bidi w:val="0"/>
               <w:spacing w:before="0" w:after="0"/>
               <w:rPr>
@@ -4511,7 +4511,7 @@
             <w:pPr>
               <w:pStyle w:val="TableParagraph"/>
               <w:suppressAutoHyphens w:val="true"/>
-              <w:overflowPunct w:val="true"/>
+              <w:overflowPunct w:val="false"/>
               <w:bidi w:val="0"/>
               <w:spacing w:before="0" w:after="0"/>
               <w:rPr>
@@ -4548,7 +4548,7 @@
             <w:pPr>
               <w:pStyle w:val="TableParagraph"/>
               <w:suppressAutoHyphens w:val="true"/>
-              <w:overflowPunct w:val="true"/>
+              <w:overflowPunct w:val="false"/>
               <w:bidi w:val="0"/>
               <w:spacing w:before="0" w:after="0"/>
               <w:rPr>
@@ -4586,7 +4586,7 @@
             <w:pPr>
               <w:pStyle w:val="TableParagraph"/>
               <w:suppressAutoHyphens w:val="true"/>
-              <w:overflowPunct w:val="true"/>
+              <w:overflowPunct w:val="false"/>
               <w:bidi w:val="0"/>
               <w:spacing w:before="0" w:after="0"/>
               <w:rPr>
@@ -4618,7 +4618,7 @@
         <w:pStyle w:val="12341"/>
         <w:widowControl/>
         <w:suppressAutoHyphens w:val="true"/>
-        <w:overflowPunct w:val="true"/>
+        <w:overflowPunct w:val="false"/>
         <w:bidi w:val="0"/>
         <w:spacing w:before="0" w:after="0"/>
         <w:ind w:hanging="0" w:left="284" w:right="170"/>
@@ -4631,7 +4631,12 @@
         </w:rPr>
       </w:pPr>
       <w:r>
-        <w:rPr/>
+        <w:rPr>
+          <w:rFonts w:eastAsia="Times New Roman" w:cs="Times New Roman"/>
+          <w:kern w:val="0"/>
+          <w:sz w:val="28"/>
+          <w:lang w:eastAsia="ru-RU" w:bidi="ar-SA"/>
+        </w:rPr>
       </w:r>
     </w:p>
     <w:p>
@@ -4639,7 +4644,7 @@
         <w:pStyle w:val="12341"/>
         <w:widowControl/>
         <w:suppressAutoHyphens w:val="true"/>
-        <w:overflowPunct w:val="true"/>
+        <w:overflowPunct w:val="false"/>
         <w:bidi w:val="0"/>
         <w:spacing w:before="0" w:after="0"/>
         <w:ind w:hanging="0" w:left="284" w:right="170"/>
@@ -4678,9 +4683,9 @@
       <w:tblGrid>
         <w:gridCol w:w="1931"/>
         <w:gridCol w:w="1929"/>
-        <w:gridCol w:w="1679"/>
+        <w:gridCol w:w="1678"/>
         <w:gridCol w:w="2156"/>
-        <w:gridCol w:w="1943"/>
+        <w:gridCol w:w="1944"/>
       </w:tblGrid>
       <w:tr>
         <w:trPr/>
@@ -4697,7 +4702,7 @@
             <w:pPr>
               <w:pStyle w:val="TableParagraph"/>
               <w:suppressAutoHyphens w:val="true"/>
-              <w:overflowPunct w:val="true"/>
+              <w:overflowPunct w:val="false"/>
               <w:bidi w:val="0"/>
               <w:spacing w:before="0" w:after="0"/>
               <w:rPr>
@@ -4737,7 +4742,7 @@
             <w:pPr>
               <w:pStyle w:val="TableParagraph"/>
               <w:suppressAutoHyphens w:val="true"/>
-              <w:overflowPunct w:val="true"/>
+              <w:overflowPunct w:val="false"/>
               <w:bidi w:val="0"/>
               <w:spacing w:before="0" w:after="0"/>
               <w:rPr>
@@ -4764,7 +4769,7 @@
         </w:tc>
         <w:tc>
           <w:tcPr>
-            <w:tcW w:w="1679" w:type="dxa"/>
+            <w:tcW w:w="1678" w:type="dxa"/>
             <w:tcBorders>
               <w:top w:val="single" w:sz="4" w:space="0" w:color="000000"/>
               <w:left w:val="single" w:sz="4" w:space="0" w:color="000000"/>
@@ -4775,7 +4780,7 @@
             <w:pPr>
               <w:pStyle w:val="TableParagraph"/>
               <w:suppressAutoHyphens w:val="true"/>
-              <w:overflowPunct w:val="true"/>
+              <w:overflowPunct w:val="false"/>
               <w:bidi w:val="0"/>
               <w:spacing w:before="0" w:after="0"/>
               <w:rPr>
@@ -4813,7 +4818,7 @@
             <w:pPr>
               <w:pStyle w:val="TableParagraph"/>
               <w:suppressAutoHyphens w:val="true"/>
-              <w:overflowPunct w:val="true"/>
+              <w:overflowPunct w:val="false"/>
               <w:bidi w:val="0"/>
               <w:spacing w:before="0" w:after="0"/>
               <w:rPr>
@@ -4840,7 +4845,7 @@
         </w:tc>
         <w:tc>
           <w:tcPr>
-            <w:tcW w:w="1943" w:type="dxa"/>
+            <w:tcW w:w="1944" w:type="dxa"/>
             <w:tcBorders>
               <w:top w:val="single" w:sz="4" w:space="0" w:color="000000"/>
               <w:left w:val="single" w:sz="4" w:space="0" w:color="000000"/>
@@ -4852,7 +4857,7 @@
             <w:pPr>
               <w:pStyle w:val="TableParagraph"/>
               <w:suppressAutoHyphens w:val="true"/>
-              <w:overflowPunct w:val="true"/>
+              <w:overflowPunct w:val="false"/>
               <w:bidi w:val="0"/>
               <w:spacing w:before="0" w:after="0"/>
               <w:rPr>
@@ -4892,7 +4897,7 @@
             <w:pPr>
               <w:pStyle w:val="TableParagraph"/>
               <w:suppressAutoHyphens w:val="true"/>
-              <w:overflowPunct w:val="true"/>
+              <w:overflowPunct w:val="false"/>
               <w:bidi w:val="0"/>
               <w:spacing w:before="0" w:after="0"/>
               <w:rPr>
@@ -4929,7 +4934,7 @@
             <w:pPr>
               <w:pStyle w:val="TableParagraph"/>
               <w:suppressAutoHyphens w:val="true"/>
-              <w:overflowPunct w:val="true"/>
+              <w:overflowPunct w:val="false"/>
               <w:bidi w:val="0"/>
               <w:spacing w:before="0" w:after="0"/>
               <w:rPr>
@@ -4956,7 +4961,7 @@
         </w:tc>
         <w:tc>
           <w:tcPr>
-            <w:tcW w:w="1679" w:type="dxa"/>
+            <w:tcW w:w="1678" w:type="dxa"/>
             <w:tcBorders>
               <w:left w:val="single" w:sz="4" w:space="0" w:color="000000"/>
               <w:bottom w:val="single" w:sz="4" w:space="0" w:color="000000"/>
@@ -4966,7 +4971,7 @@
             <w:pPr>
               <w:pStyle w:val="TableParagraph"/>
               <w:suppressAutoHyphens w:val="true"/>
-              <w:overflowPunct w:val="true"/>
+              <w:overflowPunct w:val="false"/>
               <w:bidi w:val="0"/>
               <w:spacing w:before="0" w:after="0"/>
               <w:rPr>
@@ -5003,7 +5008,7 @@
             <w:pPr>
               <w:pStyle w:val="TableParagraph"/>
               <w:suppressAutoHyphens w:val="true"/>
-              <w:overflowPunct w:val="true"/>
+              <w:overflowPunct w:val="false"/>
               <w:bidi w:val="0"/>
               <w:spacing w:before="0" w:after="0"/>
               <w:rPr>
@@ -5030,7 +5035,7 @@
         </w:tc>
         <w:tc>
           <w:tcPr>
-            <w:tcW w:w="1943" w:type="dxa"/>
+            <w:tcW w:w="1944" w:type="dxa"/>
             <w:tcBorders>
               <w:left w:val="single" w:sz="4" w:space="0" w:color="000000"/>
               <w:bottom w:val="single" w:sz="4" w:space="0" w:color="000000"/>
@@ -5041,7 +5046,7 @@
             <w:pPr>
               <w:pStyle w:val="TableParagraph"/>
               <w:suppressAutoHyphens w:val="true"/>
-              <w:overflowPunct w:val="true"/>
+              <w:overflowPunct w:val="false"/>
               <w:bidi w:val="0"/>
               <w:spacing w:before="0" w:after="0"/>
               <w:rPr>
@@ -5081,7 +5086,7 @@
             <w:pPr>
               <w:pStyle w:val="TableParagraph"/>
               <w:suppressAutoHyphens w:val="true"/>
-              <w:overflowPunct w:val="true"/>
+              <w:overflowPunct w:val="false"/>
               <w:bidi w:val="0"/>
               <w:spacing w:before="0" w:after="0"/>
               <w:rPr>
@@ -5118,7 +5123,7 @@
             <w:pPr>
               <w:pStyle w:val="TableParagraph"/>
               <w:suppressAutoHyphens w:val="true"/>
-              <w:overflowPunct w:val="true"/>
+              <w:overflowPunct w:val="false"/>
               <w:bidi w:val="0"/>
               <w:spacing w:before="0" w:after="0"/>
               <w:rPr>
@@ -5145,7 +5150,7 @@
         </w:tc>
         <w:tc>
           <w:tcPr>
-            <w:tcW w:w="1679" w:type="dxa"/>
+            <w:tcW w:w="1678" w:type="dxa"/>
             <w:tcBorders>
               <w:left w:val="single" w:sz="4" w:space="0" w:color="000000"/>
               <w:bottom w:val="single" w:sz="4" w:space="0" w:color="000000"/>
@@ -5155,7 +5160,7 @@
             <w:pPr>
               <w:pStyle w:val="TableParagraph"/>
               <w:suppressAutoHyphens w:val="true"/>
-              <w:overflowPunct w:val="true"/>
+              <w:overflowPunct w:val="false"/>
               <w:bidi w:val="0"/>
               <w:spacing w:before="0" w:after="0"/>
               <w:rPr>
@@ -5192,7 +5197,7 @@
             <w:pPr>
               <w:pStyle w:val="TableParagraph"/>
               <w:suppressAutoHyphens w:val="true"/>
-              <w:overflowPunct w:val="true"/>
+              <w:overflowPunct w:val="false"/>
               <w:bidi w:val="0"/>
               <w:spacing w:before="0" w:after="0"/>
               <w:rPr>
@@ -5219,7 +5224,7 @@
         </w:tc>
         <w:tc>
           <w:tcPr>
-            <w:tcW w:w="1943" w:type="dxa"/>
+            <w:tcW w:w="1944" w:type="dxa"/>
             <w:tcBorders>
               <w:left w:val="single" w:sz="4" w:space="0" w:color="000000"/>
               <w:bottom w:val="single" w:sz="4" w:space="0" w:color="000000"/>
@@ -5230,7 +5235,7 @@
             <w:pPr>
               <w:pStyle w:val="TableParagraph"/>
               <w:suppressAutoHyphens w:val="true"/>
-              <w:overflowPunct w:val="true"/>
+              <w:overflowPunct w:val="false"/>
               <w:bidi w:val="0"/>
               <w:spacing w:before="0" w:after="0"/>
               <w:rPr>
@@ -5270,7 +5275,7 @@
             <w:pPr>
               <w:pStyle w:val="TableParagraph"/>
               <w:suppressAutoHyphens w:val="true"/>
-              <w:overflowPunct w:val="true"/>
+              <w:overflowPunct w:val="false"/>
               <w:bidi w:val="0"/>
               <w:spacing w:before="0" w:after="0"/>
               <w:rPr>
@@ -5307,7 +5312,7 @@
             <w:pPr>
               <w:pStyle w:val="TableParagraph"/>
               <w:suppressAutoHyphens w:val="true"/>
-              <w:overflowPunct w:val="true"/>
+              <w:overflowPunct w:val="false"/>
               <w:bidi w:val="0"/>
               <w:spacing w:before="0" w:after="0"/>
               <w:rPr>
@@ -5334,7 +5339,7 @@
         </w:tc>
         <w:tc>
           <w:tcPr>
-            <w:tcW w:w="1679" w:type="dxa"/>
+            <w:tcW w:w="1678" w:type="dxa"/>
             <w:tcBorders>
               <w:left w:val="single" w:sz="4" w:space="0" w:color="000000"/>
               <w:bottom w:val="single" w:sz="4" w:space="0" w:color="000000"/>
@@ -5344,7 +5349,7 @@
             <w:pPr>
               <w:pStyle w:val="TableParagraph"/>
               <w:suppressAutoHyphens w:val="true"/>
-              <w:overflowPunct w:val="true"/>
+              <w:overflowPunct w:val="false"/>
               <w:bidi w:val="0"/>
               <w:spacing w:before="0" w:after="0"/>
               <w:rPr>
@@ -5381,7 +5386,7 @@
             <w:pPr>
               <w:pStyle w:val="TableParagraph"/>
               <w:suppressAutoHyphens w:val="true"/>
-              <w:overflowPunct w:val="true"/>
+              <w:overflowPunct w:val="false"/>
               <w:bidi w:val="0"/>
               <w:spacing w:before="0" w:after="0"/>
               <w:rPr>
@@ -5408,7 +5413,7 @@
         </w:tc>
         <w:tc>
           <w:tcPr>
-            <w:tcW w:w="1943" w:type="dxa"/>
+            <w:tcW w:w="1944" w:type="dxa"/>
             <w:tcBorders>
               <w:left w:val="single" w:sz="4" w:space="0" w:color="000000"/>
               <w:bottom w:val="single" w:sz="4" w:space="0" w:color="000000"/>
@@ -5419,7 +5424,7 @@
             <w:pPr>
               <w:pStyle w:val="TableParagraph"/>
               <w:suppressAutoHyphens w:val="true"/>
-              <w:overflowPunct w:val="true"/>
+              <w:overflowPunct w:val="false"/>
               <w:bidi w:val="0"/>
               <w:spacing w:before="0" w:after="0"/>
               <w:rPr>
@@ -5459,7 +5464,7 @@
             <w:pPr>
               <w:pStyle w:val="TableParagraph"/>
               <w:suppressAutoHyphens w:val="true"/>
-              <w:overflowPunct w:val="true"/>
+              <w:overflowPunct w:val="false"/>
               <w:bidi w:val="0"/>
               <w:spacing w:before="0" w:after="0"/>
               <w:rPr>
@@ -5498,7 +5503,7 @@
             <w:pPr>
               <w:pStyle w:val="TableParagraph"/>
               <w:suppressAutoHyphens w:val="true"/>
-              <w:overflowPunct w:val="true"/>
+              <w:overflowPunct w:val="false"/>
               <w:bidi w:val="0"/>
               <w:spacing w:before="0" w:after="0"/>
               <w:rPr>
@@ -5525,7 +5530,7 @@
         </w:tc>
         <w:tc>
           <w:tcPr>
-            <w:tcW w:w="1679" w:type="dxa"/>
+            <w:tcW w:w="1678" w:type="dxa"/>
             <w:tcBorders>
               <w:left w:val="single" w:sz="4" w:space="0" w:color="000000"/>
               <w:bottom w:val="single" w:sz="4" w:space="0" w:color="000000"/>
@@ -5535,7 +5540,7 @@
             <w:pPr>
               <w:pStyle w:val="TableParagraph"/>
               <w:suppressAutoHyphens w:val="true"/>
-              <w:overflowPunct w:val="true"/>
+              <w:overflowPunct w:val="false"/>
               <w:bidi w:val="0"/>
               <w:spacing w:before="0" w:after="0"/>
               <w:rPr>
@@ -5572,7 +5577,7 @@
             <w:pPr>
               <w:pStyle w:val="TableParagraph"/>
               <w:suppressAutoHyphens w:val="true"/>
-              <w:overflowPunct w:val="true"/>
+              <w:overflowPunct w:val="false"/>
               <w:bidi w:val="0"/>
               <w:spacing w:before="0" w:after="0"/>
               <w:rPr>
@@ -5599,7 +5604,7 @@
         </w:tc>
         <w:tc>
           <w:tcPr>
-            <w:tcW w:w="1943" w:type="dxa"/>
+            <w:tcW w:w="1944" w:type="dxa"/>
             <w:tcBorders>
               <w:left w:val="single" w:sz="4" w:space="0" w:color="000000"/>
               <w:bottom w:val="single" w:sz="4" w:space="0" w:color="000000"/>
@@ -5610,7 +5615,7 @@
             <w:pPr>
               <w:pStyle w:val="TableParagraph"/>
               <w:suppressAutoHyphens w:val="true"/>
-              <w:overflowPunct w:val="true"/>
+              <w:overflowPunct w:val="false"/>
               <w:bidi w:val="0"/>
               <w:spacing w:before="0" w:after="0"/>
               <w:rPr>
@@ -5650,7 +5655,7 @@
             <w:pPr>
               <w:pStyle w:val="TableParagraph"/>
               <w:suppressAutoHyphens w:val="true"/>
-              <w:overflowPunct w:val="true"/>
+              <w:overflowPunct w:val="false"/>
               <w:bidi w:val="0"/>
               <w:spacing w:before="0" w:after="0"/>
               <w:rPr>
@@ -5687,7 +5692,7 @@
             <w:pPr>
               <w:pStyle w:val="TableParagraph"/>
               <w:suppressAutoHyphens w:val="true"/>
-              <w:overflowPunct w:val="true"/>
+              <w:overflowPunct w:val="false"/>
               <w:bidi w:val="0"/>
               <w:spacing w:before="0" w:after="0"/>
               <w:rPr>
@@ -5714,7 +5719,7 @@
         </w:tc>
         <w:tc>
           <w:tcPr>
-            <w:tcW w:w="1679" w:type="dxa"/>
+            <w:tcW w:w="1678" w:type="dxa"/>
             <w:tcBorders>
               <w:left w:val="single" w:sz="4" w:space="0" w:color="000000"/>
               <w:bottom w:val="single" w:sz="4" w:space="0" w:color="000000"/>
@@ -5724,7 +5729,7 @@
             <w:pPr>
               <w:pStyle w:val="TableParagraph"/>
               <w:suppressAutoHyphens w:val="true"/>
-              <w:overflowPunct w:val="true"/>
+              <w:overflowPunct w:val="false"/>
               <w:bidi w:val="0"/>
               <w:spacing w:before="0" w:after="0"/>
               <w:rPr>
@@ -5761,7 +5766,7 @@
             <w:pPr>
               <w:pStyle w:val="TableParagraph"/>
               <w:suppressAutoHyphens w:val="true"/>
-              <w:overflowPunct w:val="true"/>
+              <w:overflowPunct w:val="false"/>
               <w:bidi w:val="0"/>
               <w:spacing w:before="0" w:after="0"/>
               <w:rPr>
@@ -5788,7 +5793,7 @@
         </w:tc>
         <w:tc>
           <w:tcPr>
-            <w:tcW w:w="1943" w:type="dxa"/>
+            <w:tcW w:w="1944" w:type="dxa"/>
             <w:tcBorders>
               <w:left w:val="single" w:sz="4" w:space="0" w:color="000000"/>
               <w:bottom w:val="single" w:sz="4" w:space="0" w:color="000000"/>
@@ -5799,7 +5804,7 @@
             <w:pPr>
               <w:pStyle w:val="TableParagraph"/>
               <w:suppressAutoHyphens w:val="true"/>
-              <w:overflowPunct w:val="true"/>
+              <w:overflowPunct w:val="false"/>
               <w:bidi w:val="0"/>
               <w:spacing w:before="0" w:after="0"/>
               <w:rPr>
@@ -5839,7 +5844,7 @@
             <w:pPr>
               <w:pStyle w:val="TableParagraph"/>
               <w:suppressAutoHyphens w:val="true"/>
-              <w:overflowPunct w:val="true"/>
+              <w:overflowPunct w:val="false"/>
               <w:bidi w:val="0"/>
               <w:spacing w:before="0" w:after="0"/>
               <w:rPr>
@@ -5876,7 +5881,7 @@
             <w:pPr>
               <w:pStyle w:val="TableParagraph"/>
               <w:suppressAutoHyphens w:val="true"/>
-              <w:overflowPunct w:val="true"/>
+              <w:overflowPunct w:val="false"/>
               <w:bidi w:val="0"/>
               <w:spacing w:before="0" w:after="0"/>
               <w:rPr>
@@ -5903,7 +5908,7 @@
         </w:tc>
         <w:tc>
           <w:tcPr>
-            <w:tcW w:w="1679" w:type="dxa"/>
+            <w:tcW w:w="1678" w:type="dxa"/>
             <w:tcBorders>
               <w:left w:val="single" w:sz="4" w:space="0" w:color="000000"/>
               <w:bottom w:val="single" w:sz="4" w:space="0" w:color="000000"/>
@@ -5913,7 +5918,7 @@
             <w:pPr>
               <w:pStyle w:val="TableParagraph"/>
               <w:suppressAutoHyphens w:val="true"/>
-              <w:overflowPunct w:val="true"/>
+              <w:overflowPunct w:val="false"/>
               <w:bidi w:val="0"/>
               <w:spacing w:before="0" w:after="0"/>
               <w:rPr>
@@ -5950,7 +5955,7 @@
             <w:pPr>
               <w:pStyle w:val="TableParagraph"/>
               <w:suppressAutoHyphens w:val="true"/>
-              <w:overflowPunct w:val="true"/>
+              <w:overflowPunct w:val="false"/>
               <w:bidi w:val="0"/>
               <w:spacing w:before="0" w:after="0"/>
               <w:rPr>
@@ -5977,7 +5982,7 @@
         </w:tc>
         <w:tc>
           <w:tcPr>
-            <w:tcW w:w="1943" w:type="dxa"/>
+            <w:tcW w:w="1944" w:type="dxa"/>
             <w:tcBorders>
               <w:left w:val="single" w:sz="4" w:space="0" w:color="000000"/>
               <w:bottom w:val="single" w:sz="4" w:space="0" w:color="000000"/>
@@ -5988,7 +5993,7 @@
             <w:pPr>
               <w:pStyle w:val="TableParagraph"/>
               <w:suppressAutoHyphens w:val="true"/>
-              <w:overflowPunct w:val="true"/>
+              <w:overflowPunct w:val="false"/>
               <w:bidi w:val="0"/>
               <w:spacing w:before="0" w:after="0"/>
               <w:rPr>
@@ -6028,7 +6033,7 @@
             <w:pPr>
               <w:pStyle w:val="TableParagraph"/>
               <w:suppressAutoHyphens w:val="true"/>
-              <w:overflowPunct w:val="true"/>
+              <w:overflowPunct w:val="false"/>
               <w:bidi w:val="0"/>
               <w:spacing w:before="0" w:after="0"/>
               <w:rPr>
@@ -6065,7 +6070,7 @@
             <w:pPr>
               <w:pStyle w:val="TableParagraph"/>
               <w:suppressAutoHyphens w:val="true"/>
-              <w:overflowPunct w:val="true"/>
+              <w:overflowPunct w:val="false"/>
               <w:bidi w:val="0"/>
               <w:spacing w:before="0" w:after="0"/>
               <w:rPr>
@@ -6092,7 +6097,7 @@
         </w:tc>
         <w:tc>
           <w:tcPr>
-            <w:tcW w:w="1679" w:type="dxa"/>
+            <w:tcW w:w="1678" w:type="dxa"/>
             <w:tcBorders>
               <w:left w:val="single" w:sz="4" w:space="0" w:color="000000"/>
               <w:bottom w:val="single" w:sz="4" w:space="0" w:color="000000"/>
@@ -6102,7 +6107,7 @@
             <w:pPr>
               <w:pStyle w:val="TableParagraph"/>
               <w:suppressAutoHyphens w:val="true"/>
-              <w:overflowPunct w:val="true"/>
+              <w:overflowPunct w:val="false"/>
               <w:bidi w:val="0"/>
               <w:spacing w:before="0" w:after="0"/>
               <w:rPr>
@@ -6139,7 +6144,7 @@
             <w:pPr>
               <w:pStyle w:val="TableParagraph"/>
               <w:suppressAutoHyphens w:val="true"/>
-              <w:overflowPunct w:val="true"/>
+              <w:overflowPunct w:val="false"/>
               <w:bidi w:val="0"/>
               <w:spacing w:before="0" w:after="0"/>
               <w:rPr>
@@ -6166,7 +6171,7 @@
         </w:tc>
         <w:tc>
           <w:tcPr>
-            <w:tcW w:w="1943" w:type="dxa"/>
+            <w:tcW w:w="1944" w:type="dxa"/>
             <w:tcBorders>
               <w:left w:val="single" w:sz="4" w:space="0" w:color="000000"/>
               <w:bottom w:val="single" w:sz="4" w:space="0" w:color="000000"/>
@@ -6177,7 +6182,7 @@
             <w:pPr>
               <w:pStyle w:val="TableParagraph"/>
               <w:suppressAutoHyphens w:val="true"/>
-              <w:overflowPunct w:val="true"/>
+              <w:overflowPunct w:val="false"/>
               <w:bidi w:val="0"/>
               <w:spacing w:before="0" w:after="0"/>
               <w:rPr>
@@ -6442,10 +6447,10 @@
           <w:lang w:val="ru-RU"/>
         </w:rPr>
       </w:r>
-      <w:bookmarkStart w:id="26" w:name="попуск13_Копия_1"/>
-      <w:bookmarkStart w:id="27" w:name="_Hlk117774364_Копия_1_Копия_1"/>
-      <w:bookmarkStart w:id="28" w:name="попуск13_Копия_1"/>
-      <w:bookmarkStart w:id="29" w:name="_Hlk117774364_Копия_1_Копия_1"/>
+      <w:bookmarkStart w:id="26" w:name="_Hlk117774364_Копия_1_Копия_1"/>
+      <w:bookmarkStart w:id="27" w:name="попуск13_Копия_1"/>
+      <w:bookmarkStart w:id="28" w:name="_Hlk117774364_Копия_1_Копия_1"/>
+      <w:bookmarkStart w:id="29" w:name="попуск13_Копия_1"/>
       <w:bookmarkEnd w:id="28"/>
       <w:bookmarkEnd w:id="29"/>
     </w:p>
@@ -6654,8 +6659,8 @@
         <w:ind w:firstLine="709" w:left="284" w:right="170"/>
         <w:rPr/>
       </w:pPr>
-      <w:bookmarkStart w:id="30" w:name="попуск14"/>
-      <w:bookmarkStart w:id="31" w:name="_toc560"/>
+      <w:bookmarkStart w:id="30" w:name="_toc560"/>
+      <w:bookmarkStart w:id="31" w:name="попуск14"/>
       <w:bookmarkEnd w:id="30"/>
       <w:bookmarkEnd w:id="31"/>
       <w:r>
@@ -6761,13 +6766,7 @@
         <w:rPr>
           <w:szCs w:val="28"/>
         </w:rPr>
-        <w:t>ф</w:t>
-      </w:r>
-      <w:r>
-        <w:rPr>
-          <w:szCs w:val="28"/>
-        </w:rPr>
-        <w:t>ильм (Movie): базовая сущность с названием, описанием, путем к файлу, годом выпуска и связями с жанрами и актерами.</w:t>
+        <w:t>фильм (Movie): базовая сущность с названием, описанием, путем к файлу, годом выпуска и связями с жанрами и актерами.</w:t>
       </w:r>
     </w:p>
     <w:p>
@@ -6785,13 +6784,7 @@
         <w:rPr>
           <w:szCs w:val="28"/>
         </w:rPr>
-        <w:t>с</w:t>
-      </w:r>
-      <w:r>
-        <w:rPr>
-          <w:szCs w:val="28"/>
-        </w:rPr>
-        <w:t>ериал (Series): сущность для многосерийного контента, содержащая метаданные о количестве сезонов и эпизодов.</w:t>
+        <w:t>сериал (Series): сущность для многосерийного контента, содержащая метаданные о количестве сезонов и эпизодов.</w:t>
       </w:r>
     </w:p>
     <w:p>
@@ -6809,13 +6802,7 @@
         <w:rPr>
           <w:szCs w:val="28"/>
         </w:rPr>
-        <w:t>с</w:t>
-      </w:r>
-      <w:r>
-        <w:rPr>
-          <w:szCs w:val="28"/>
-        </w:rPr>
-        <w:t>езон (Season) и Эпизод (Episode): реализуют иерархию сериала со связями ON DELETE CASCADE.</w:t>
+        <w:t>сезон (Season) и Эпизод (Episode): реализуют иерархию сериала со связями ON DELETE CASCADE.</w:t>
       </w:r>
     </w:p>
     <w:p>
@@ -6833,13 +6820,7 @@
         <w:rPr>
           <w:szCs w:val="28"/>
         </w:rPr>
-        <w:t>с</w:t>
-      </w:r>
-      <w:r>
-        <w:rPr>
-          <w:szCs w:val="28"/>
-        </w:rPr>
-        <w:t>правочники: Жанры (Genre), Актеры (Actor), Режиссеры (Director).</w:t>
+        <w:t>справочники: Жанры (Genre), Актеры (Actor), Режиссеры (Director).</w:t>
       </w:r>
     </w:p>
     <w:p>
@@ -6857,13 +6838,7 @@
         <w:rPr>
           <w:szCs w:val="28"/>
         </w:rPr>
-        <w:t>п</w:t>
-      </w:r>
-      <w:r>
-        <w:rPr>
-          <w:szCs w:val="28"/>
-        </w:rPr>
-        <w:t>ользователь (User): сущность системы безопасности с хешированным паролем и ролью.</w:t>
+        <w:t>пользователь (User): сущность системы безопасности с хешированным паролем и ролью.</w:t>
       </w:r>
       <w:r>
         <w:br w:type="page"/>
@@ -7764,7 +7739,21 @@
           <w:color w:val="auto"/>
           <w:sz w:val="28"/>
         </w:rPr>
-        <w:t>Рисунок 3  Пример реаризации currentPort</w:t>
+        <w:t>Рисунок 3 — Пример реа</w:t>
+      </w:r>
+      <w:r>
+        <w:rPr>
+          <w:color w:val="auto"/>
+          <w:sz w:val="28"/>
+        </w:rPr>
+        <w:t>л</w:t>
+      </w:r>
+      <w:r>
+        <w:rPr>
+          <w:color w:val="auto"/>
+          <w:sz w:val="28"/>
+        </w:rPr>
+        <w:t>изации currentPort</w:t>
       </w:r>
     </w:p>
     <w:p>
@@ -8504,8 +8493,8 @@
       <w:tblGrid>
         <w:gridCol w:w="741"/>
         <w:gridCol w:w="1959"/>
-        <w:gridCol w:w="2712"/>
-        <w:gridCol w:w="2965"/>
+        <w:gridCol w:w="2711"/>
+        <w:gridCol w:w="2966"/>
         <w:gridCol w:w="1399"/>
       </w:tblGrid>
       <w:tr>
@@ -8523,7 +8512,7 @@
             <w:pPr>
               <w:pStyle w:val="TableParagraph"/>
               <w:suppressAutoHyphens w:val="true"/>
-              <w:overflowPunct w:val="true"/>
+              <w:overflowPunct w:val="false"/>
               <w:bidi w:val="0"/>
               <w:spacing w:before="0" w:after="0"/>
               <w:rPr>
@@ -8560,7 +8549,7 @@
             <w:pPr>
               <w:pStyle w:val="TableParagraph"/>
               <w:suppressAutoHyphens w:val="true"/>
-              <w:overflowPunct w:val="true"/>
+              <w:overflowPunct w:val="false"/>
               <w:bidi w:val="0"/>
               <w:spacing w:before="0" w:after="0"/>
               <w:rPr>
@@ -8584,7 +8573,7 @@
         </w:tc>
         <w:tc>
           <w:tcPr>
-            <w:tcW w:w="2712" w:type="dxa"/>
+            <w:tcW w:w="2711" w:type="dxa"/>
             <w:tcBorders>
               <w:top w:val="single" w:sz="4" w:space="0" w:color="000000"/>
               <w:left w:val="single" w:sz="4" w:space="0" w:color="000000"/>
@@ -8595,7 +8584,7 @@
             <w:pPr>
               <w:pStyle w:val="TableParagraph"/>
               <w:suppressAutoHyphens w:val="true"/>
-              <w:overflowPunct w:val="true"/>
+              <w:overflowPunct w:val="false"/>
               <w:bidi w:val="0"/>
               <w:spacing w:before="0" w:after="0"/>
               <w:rPr>
@@ -8619,7 +8608,7 @@
         </w:tc>
         <w:tc>
           <w:tcPr>
-            <w:tcW w:w="2965" w:type="dxa"/>
+            <w:tcW w:w="2966" w:type="dxa"/>
             <w:tcBorders>
               <w:top w:val="single" w:sz="4" w:space="0" w:color="000000"/>
               <w:left w:val="single" w:sz="4" w:space="0" w:color="000000"/>
@@ -8630,7 +8619,7 @@
             <w:pPr>
               <w:pStyle w:val="TableParagraph"/>
               <w:suppressAutoHyphens w:val="true"/>
-              <w:overflowPunct w:val="true"/>
+              <w:overflowPunct w:val="false"/>
               <w:bidi w:val="0"/>
               <w:spacing w:before="0" w:after="0"/>
               <w:rPr>
@@ -8666,7 +8655,7 @@
             <w:pPr>
               <w:pStyle w:val="TableParagraph"/>
               <w:suppressAutoHyphens w:val="true"/>
-              <w:overflowPunct w:val="true"/>
+              <w:overflowPunct w:val="false"/>
               <w:bidi w:val="0"/>
               <w:spacing w:before="0" w:after="0"/>
               <w:rPr>
@@ -8735,7 +8724,7 @@
             <w:pPr>
               <w:pStyle w:val="TableParagraph"/>
               <w:suppressAutoHyphens w:val="true"/>
-              <w:overflowPunct w:val="true"/>
+              <w:overflowPunct w:val="false"/>
               <w:bidi w:val="0"/>
               <w:spacing w:before="0" w:after="0"/>
               <w:rPr>
@@ -8759,7 +8748,7 @@
         </w:tc>
         <w:tc>
           <w:tcPr>
-            <w:tcW w:w="2712" w:type="dxa"/>
+            <w:tcW w:w="2711" w:type="dxa"/>
             <w:tcBorders>
               <w:left w:val="single" w:sz="4" w:space="0" w:color="000000"/>
               <w:bottom w:val="single" w:sz="4" w:space="0" w:color="000000"/>
@@ -8769,7 +8758,7 @@
             <w:pPr>
               <w:pStyle w:val="TableParagraph"/>
               <w:suppressAutoHyphens w:val="true"/>
-              <w:overflowPunct w:val="true"/>
+              <w:overflowPunct w:val="false"/>
               <w:bidi w:val="0"/>
               <w:spacing w:before="0" w:after="0"/>
               <w:rPr>
@@ -8793,7 +8782,7 @@
         </w:tc>
         <w:tc>
           <w:tcPr>
-            <w:tcW w:w="2965" w:type="dxa"/>
+            <w:tcW w:w="2966" w:type="dxa"/>
             <w:tcBorders>
               <w:left w:val="single" w:sz="4" w:space="0" w:color="000000"/>
               <w:bottom w:val="single" w:sz="4" w:space="0" w:color="000000"/>
@@ -8803,7 +8792,7 @@
             <w:pPr>
               <w:pStyle w:val="TableParagraph"/>
               <w:suppressAutoHyphens w:val="true"/>
-              <w:overflowPunct w:val="true"/>
+              <w:overflowPunct w:val="false"/>
               <w:bidi w:val="0"/>
               <w:spacing w:before="0" w:after="0"/>
               <w:rPr>
@@ -8838,7 +8827,7 @@
             <w:pPr>
               <w:pStyle w:val="TableParagraph"/>
               <w:suppressAutoHyphens w:val="true"/>
-              <w:overflowPunct w:val="true"/>
+              <w:overflowPunct w:val="false"/>
               <w:bidi w:val="0"/>
               <w:spacing w:before="0" w:after="0"/>
               <w:rPr>
@@ -8907,7 +8896,7 @@
             <w:pPr>
               <w:pStyle w:val="TableParagraph"/>
               <w:suppressAutoHyphens w:val="true"/>
-              <w:overflowPunct w:val="true"/>
+              <w:overflowPunct w:val="false"/>
               <w:bidi w:val="0"/>
               <w:spacing w:before="0" w:after="0"/>
               <w:rPr>
@@ -8931,7 +8920,7 @@
         </w:tc>
         <w:tc>
           <w:tcPr>
-            <w:tcW w:w="2712" w:type="dxa"/>
+            <w:tcW w:w="2711" w:type="dxa"/>
             <w:tcBorders>
               <w:left w:val="single" w:sz="4" w:space="0" w:color="000000"/>
               <w:bottom w:val="single" w:sz="4" w:space="0" w:color="000000"/>
@@ -8941,7 +8930,7 @@
             <w:pPr>
               <w:pStyle w:val="TableParagraph"/>
               <w:suppressAutoHyphens w:val="true"/>
-              <w:overflowPunct w:val="true"/>
+              <w:overflowPunct w:val="false"/>
               <w:bidi w:val="0"/>
               <w:spacing w:before="0" w:after="0"/>
               <w:rPr>
@@ -8965,7 +8954,7 @@
         </w:tc>
         <w:tc>
           <w:tcPr>
-            <w:tcW w:w="2965" w:type="dxa"/>
+            <w:tcW w:w="2966" w:type="dxa"/>
             <w:tcBorders>
               <w:left w:val="single" w:sz="4" w:space="0" w:color="000000"/>
               <w:bottom w:val="single" w:sz="4" w:space="0" w:color="000000"/>
@@ -8975,7 +8964,7 @@
             <w:pPr>
               <w:pStyle w:val="TableParagraph"/>
               <w:suppressAutoHyphens w:val="true"/>
-              <w:overflowPunct w:val="true"/>
+              <w:overflowPunct w:val="false"/>
               <w:bidi w:val="0"/>
               <w:spacing w:before="0" w:after="0"/>
               <w:rPr>
@@ -9010,7 +8999,7 @@
             <w:pPr>
               <w:pStyle w:val="TableParagraph"/>
               <w:suppressAutoHyphens w:val="true"/>
-              <w:overflowPunct w:val="true"/>
+              <w:overflowPunct w:val="false"/>
               <w:bidi w:val="0"/>
               <w:spacing w:before="0" w:after="0"/>
               <w:rPr>
@@ -9079,7 +9068,7 @@
             <w:pPr>
               <w:pStyle w:val="TableParagraph"/>
               <w:suppressAutoHyphens w:val="true"/>
-              <w:overflowPunct w:val="true"/>
+              <w:overflowPunct w:val="false"/>
               <w:bidi w:val="0"/>
               <w:spacing w:before="0" w:after="0"/>
               <w:rPr>
@@ -9103,7 +9092,7 @@
         </w:tc>
         <w:tc>
           <w:tcPr>
-            <w:tcW w:w="2712" w:type="dxa"/>
+            <w:tcW w:w="2711" w:type="dxa"/>
             <w:tcBorders>
               <w:left w:val="single" w:sz="4" w:space="0" w:color="000000"/>
               <w:bottom w:val="single" w:sz="4" w:space="0" w:color="000000"/>
@@ -9113,7 +9102,7 @@
             <w:pPr>
               <w:pStyle w:val="TableParagraph"/>
               <w:suppressAutoHyphens w:val="true"/>
-              <w:overflowPunct w:val="true"/>
+              <w:overflowPunct w:val="false"/>
               <w:bidi w:val="0"/>
               <w:spacing w:before="0" w:after="0"/>
               <w:rPr>
@@ -9137,7 +9126,7 @@
         </w:tc>
         <w:tc>
           <w:tcPr>
-            <w:tcW w:w="2965" w:type="dxa"/>
+            <w:tcW w:w="2966" w:type="dxa"/>
             <w:tcBorders>
               <w:left w:val="single" w:sz="4" w:space="0" w:color="000000"/>
               <w:bottom w:val="single" w:sz="4" w:space="0" w:color="000000"/>
@@ -9147,7 +9136,7 @@
             <w:pPr>
               <w:pStyle w:val="TableParagraph"/>
               <w:suppressAutoHyphens w:val="true"/>
-              <w:overflowPunct w:val="true"/>
+              <w:overflowPunct w:val="false"/>
               <w:bidi w:val="0"/>
               <w:spacing w:before="0" w:after="0"/>
               <w:rPr>
@@ -9182,7 +9171,7 @@
             <w:pPr>
               <w:pStyle w:val="TableParagraph"/>
               <w:suppressAutoHyphens w:val="true"/>
-              <w:overflowPunct w:val="true"/>
+              <w:overflowPunct w:val="false"/>
               <w:bidi w:val="0"/>
               <w:spacing w:before="0" w:after="0"/>
               <w:rPr>
@@ -9251,7 +9240,7 @@
             <w:pPr>
               <w:pStyle w:val="TableParagraph"/>
               <w:suppressAutoHyphens w:val="true"/>
-              <w:overflowPunct w:val="true"/>
+              <w:overflowPunct w:val="false"/>
               <w:bidi w:val="0"/>
               <w:spacing w:before="0" w:after="0"/>
               <w:rPr>
@@ -9275,7 +9264,7 @@
         </w:tc>
         <w:tc>
           <w:tcPr>
-            <w:tcW w:w="2712" w:type="dxa"/>
+            <w:tcW w:w="2711" w:type="dxa"/>
             <w:tcBorders>
               <w:left w:val="single" w:sz="4" w:space="0" w:color="000000"/>
               <w:bottom w:val="single" w:sz="4" w:space="0" w:color="000000"/>
@@ -9285,7 +9274,7 @@
             <w:pPr>
               <w:pStyle w:val="TableParagraph"/>
               <w:suppressAutoHyphens w:val="true"/>
-              <w:overflowPunct w:val="true"/>
+              <w:overflowPunct w:val="false"/>
               <w:bidi w:val="0"/>
               <w:spacing w:before="0" w:after="0"/>
               <w:rPr>
@@ -9309,7 +9298,7 @@
         </w:tc>
         <w:tc>
           <w:tcPr>
-            <w:tcW w:w="2965" w:type="dxa"/>
+            <w:tcW w:w="2966" w:type="dxa"/>
             <w:tcBorders>
               <w:left w:val="single" w:sz="4" w:space="0" w:color="000000"/>
               <w:bottom w:val="single" w:sz="4" w:space="0" w:color="000000"/>
@@ -9319,7 +9308,7 @@
             <w:pPr>
               <w:pStyle w:val="TableParagraph"/>
               <w:suppressAutoHyphens w:val="true"/>
-              <w:overflowPunct w:val="true"/>
+              <w:overflowPunct w:val="false"/>
               <w:bidi w:val="0"/>
               <w:spacing w:before="0" w:after="0"/>
               <w:rPr>
@@ -9354,7 +9343,7 @@
             <w:pPr>
               <w:pStyle w:val="TableParagraph"/>
               <w:suppressAutoHyphens w:val="true"/>
-              <w:overflowPunct w:val="true"/>
+              <w:overflowPunct w:val="false"/>
               <w:bidi w:val="0"/>
               <w:spacing w:before="0" w:after="0"/>
               <w:rPr>
@@ -9423,7 +9412,7 @@
             <w:pPr>
               <w:pStyle w:val="TableParagraph"/>
               <w:suppressAutoHyphens w:val="true"/>
-              <w:overflowPunct w:val="true"/>
+              <w:overflowPunct w:val="false"/>
               <w:bidi w:val="0"/>
               <w:spacing w:before="0" w:after="0"/>
               <w:rPr>
@@ -9447,7 +9436,7 @@
         </w:tc>
         <w:tc>
           <w:tcPr>
-            <w:tcW w:w="2712" w:type="dxa"/>
+            <w:tcW w:w="2711" w:type="dxa"/>
             <w:tcBorders>
               <w:left w:val="single" w:sz="4" w:space="0" w:color="000000"/>
               <w:bottom w:val="single" w:sz="4" w:space="0" w:color="000000"/>
@@ -9457,7 +9446,7 @@
             <w:pPr>
               <w:pStyle w:val="TableParagraph"/>
               <w:suppressAutoHyphens w:val="true"/>
-              <w:overflowPunct w:val="true"/>
+              <w:overflowPunct w:val="false"/>
               <w:bidi w:val="0"/>
               <w:spacing w:before="0" w:after="0"/>
               <w:rPr>
@@ -9481,7 +9470,7 @@
         </w:tc>
         <w:tc>
           <w:tcPr>
-            <w:tcW w:w="2965" w:type="dxa"/>
+            <w:tcW w:w="2966" w:type="dxa"/>
             <w:tcBorders>
               <w:left w:val="single" w:sz="4" w:space="0" w:color="000000"/>
               <w:bottom w:val="single" w:sz="4" w:space="0" w:color="000000"/>
@@ -9491,7 +9480,7 @@
             <w:pPr>
               <w:pStyle w:val="TableParagraph"/>
               <w:suppressAutoHyphens w:val="true"/>
-              <w:overflowPunct w:val="true"/>
+              <w:overflowPunct w:val="false"/>
               <w:bidi w:val="0"/>
               <w:spacing w:before="0" w:after="0"/>
               <w:rPr>
@@ -9526,7 +9515,7 @@
             <w:pPr>
               <w:pStyle w:val="TableParagraph"/>
               <w:suppressAutoHyphens w:val="true"/>
-              <w:overflowPunct w:val="true"/>
+              <w:overflowPunct w:val="false"/>
               <w:bidi w:val="0"/>
               <w:spacing w:before="0" w:after="0"/>
               <w:rPr>
@@ -9595,7 +9584,7 @@
             <w:pPr>
               <w:pStyle w:val="TableParagraph"/>
               <w:suppressAutoHyphens w:val="true"/>
-              <w:overflowPunct w:val="true"/>
+              <w:overflowPunct w:val="false"/>
               <w:bidi w:val="0"/>
               <w:spacing w:before="0" w:after="0"/>
               <w:rPr>
@@ -9619,7 +9608,7 @@
         </w:tc>
         <w:tc>
           <w:tcPr>
-            <w:tcW w:w="2712" w:type="dxa"/>
+            <w:tcW w:w="2711" w:type="dxa"/>
             <w:tcBorders>
               <w:left w:val="single" w:sz="4" w:space="0" w:color="000000"/>
               <w:bottom w:val="single" w:sz="4" w:space="0" w:color="000000"/>
@@ -9629,7 +9618,7 @@
             <w:pPr>
               <w:pStyle w:val="TableParagraph"/>
               <w:suppressAutoHyphens w:val="true"/>
-              <w:overflowPunct w:val="true"/>
+              <w:overflowPunct w:val="false"/>
               <w:bidi w:val="0"/>
               <w:spacing w:before="0" w:after="0"/>
               <w:rPr>
@@ -9653,7 +9642,7 @@
         </w:tc>
         <w:tc>
           <w:tcPr>
-            <w:tcW w:w="2965" w:type="dxa"/>
+            <w:tcW w:w="2966" w:type="dxa"/>
             <w:tcBorders>
               <w:left w:val="single" w:sz="4" w:space="0" w:color="000000"/>
               <w:bottom w:val="single" w:sz="4" w:space="0" w:color="000000"/>
@@ -9663,7 +9652,7 @@
             <w:pPr>
               <w:pStyle w:val="TableParagraph"/>
               <w:suppressAutoHyphens w:val="true"/>
-              <w:overflowPunct w:val="true"/>
+              <w:overflowPunct w:val="false"/>
               <w:bidi w:val="0"/>
               <w:spacing w:before="0" w:after="0"/>
               <w:rPr>
@@ -9698,7 +9687,7 @@
             <w:pPr>
               <w:pStyle w:val="TableParagraph"/>
               <w:suppressAutoHyphens w:val="true"/>
-              <w:overflowPunct w:val="true"/>
+              <w:overflowPunct w:val="false"/>
               <w:bidi w:val="0"/>
               <w:spacing w:before="0" w:after="0"/>
               <w:rPr>
@@ -9767,7 +9756,7 @@
             <w:pPr>
               <w:pStyle w:val="TableParagraph"/>
               <w:suppressAutoHyphens w:val="true"/>
-              <w:overflowPunct w:val="true"/>
+              <w:overflowPunct w:val="false"/>
               <w:bidi w:val="0"/>
               <w:spacing w:before="0" w:after="0"/>
               <w:rPr>
@@ -9791,7 +9780,7 @@
         </w:tc>
         <w:tc>
           <w:tcPr>
-            <w:tcW w:w="2712" w:type="dxa"/>
+            <w:tcW w:w="2711" w:type="dxa"/>
             <w:tcBorders>
               <w:left w:val="single" w:sz="4" w:space="0" w:color="000000"/>
               <w:bottom w:val="single" w:sz="4" w:space="0" w:color="000000"/>
@@ -9801,7 +9790,7 @@
             <w:pPr>
               <w:pStyle w:val="TableParagraph"/>
               <w:suppressAutoHyphens w:val="true"/>
-              <w:overflowPunct w:val="true"/>
+              <w:overflowPunct w:val="false"/>
               <w:bidi w:val="0"/>
               <w:spacing w:before="0" w:after="0"/>
               <w:rPr>
@@ -9825,7 +9814,7 @@
         </w:tc>
         <w:tc>
           <w:tcPr>
-            <w:tcW w:w="2965" w:type="dxa"/>
+            <w:tcW w:w="2966" w:type="dxa"/>
             <w:tcBorders>
               <w:left w:val="single" w:sz="4" w:space="0" w:color="000000"/>
               <w:bottom w:val="single" w:sz="4" w:space="0" w:color="000000"/>
@@ -9835,7 +9824,7 @@
             <w:pPr>
               <w:pStyle w:val="TableParagraph"/>
               <w:suppressAutoHyphens w:val="true"/>
-              <w:overflowPunct w:val="true"/>
+              <w:overflowPunct w:val="false"/>
               <w:bidi w:val="0"/>
               <w:spacing w:before="0" w:after="0"/>
               <w:rPr>
@@ -9870,7 +9859,7 @@
             <w:pPr>
               <w:pStyle w:val="TableParagraph"/>
               <w:suppressAutoHyphens w:val="true"/>
-              <w:overflowPunct w:val="true"/>
+              <w:overflowPunct w:val="false"/>
               <w:bidi w:val="0"/>
               <w:spacing w:before="0" w:after="0"/>
               <w:rPr>
@@ -9939,7 +9928,7 @@
             <w:pPr>
               <w:pStyle w:val="TableParagraph"/>
               <w:suppressAutoHyphens w:val="true"/>
-              <w:overflowPunct w:val="true"/>
+              <w:overflowPunct w:val="false"/>
               <w:bidi w:val="0"/>
               <w:spacing w:before="0" w:after="0"/>
               <w:rPr>
@@ -9963,7 +9952,7 @@
         </w:tc>
         <w:tc>
           <w:tcPr>
-            <w:tcW w:w="2712" w:type="dxa"/>
+            <w:tcW w:w="2711" w:type="dxa"/>
             <w:tcBorders>
               <w:left w:val="single" w:sz="4" w:space="0" w:color="000000"/>
               <w:bottom w:val="single" w:sz="4" w:space="0" w:color="000000"/>
@@ -9973,7 +9962,7 @@
             <w:pPr>
               <w:pStyle w:val="TableParagraph"/>
               <w:suppressAutoHyphens w:val="true"/>
-              <w:overflowPunct w:val="true"/>
+              <w:overflowPunct w:val="false"/>
               <w:bidi w:val="0"/>
               <w:spacing w:before="0" w:after="0"/>
               <w:rPr>
@@ -9997,7 +9986,7 @@
         </w:tc>
         <w:tc>
           <w:tcPr>
-            <w:tcW w:w="2965" w:type="dxa"/>
+            <w:tcW w:w="2966" w:type="dxa"/>
             <w:tcBorders>
               <w:left w:val="single" w:sz="4" w:space="0" w:color="000000"/>
               <w:bottom w:val="single" w:sz="4" w:space="0" w:color="000000"/>
@@ -10007,7 +9996,7 @@
             <w:pPr>
               <w:pStyle w:val="TableParagraph"/>
               <w:suppressAutoHyphens w:val="true"/>
-              <w:overflowPunct w:val="true"/>
+              <w:overflowPunct w:val="false"/>
               <w:bidi w:val="0"/>
               <w:spacing w:before="0" w:after="0"/>
               <w:rPr>
@@ -10042,7 +10031,7 @@
             <w:pPr>
               <w:pStyle w:val="TableParagraph"/>
               <w:suppressAutoHyphens w:val="true"/>
-              <w:overflowPunct w:val="true"/>
+              <w:overflowPunct w:val="false"/>
               <w:bidi w:val="0"/>
               <w:spacing w:before="0" w:after="0"/>
               <w:rPr>
@@ -10111,7 +10100,7 @@
             <w:pPr>
               <w:pStyle w:val="TableParagraph"/>
               <w:suppressAutoHyphens w:val="true"/>
-              <w:overflowPunct w:val="true"/>
+              <w:overflowPunct w:val="false"/>
               <w:bidi w:val="0"/>
               <w:spacing w:before="0" w:after="0"/>
               <w:rPr>
@@ -10135,7 +10124,7 @@
         </w:tc>
         <w:tc>
           <w:tcPr>
-            <w:tcW w:w="2712" w:type="dxa"/>
+            <w:tcW w:w="2711" w:type="dxa"/>
             <w:tcBorders>
               <w:left w:val="single" w:sz="4" w:space="0" w:color="000000"/>
               <w:bottom w:val="single" w:sz="4" w:space="0" w:color="000000"/>
@@ -10145,7 +10134,7 @@
             <w:pPr>
               <w:pStyle w:val="TableParagraph"/>
               <w:suppressAutoHyphens w:val="true"/>
-              <w:overflowPunct w:val="true"/>
+              <w:overflowPunct w:val="false"/>
               <w:bidi w:val="0"/>
               <w:spacing w:before="0" w:after="0"/>
               <w:rPr>
@@ -10169,7 +10158,7 @@
         </w:tc>
         <w:tc>
           <w:tcPr>
-            <w:tcW w:w="2965" w:type="dxa"/>
+            <w:tcW w:w="2966" w:type="dxa"/>
             <w:tcBorders>
               <w:left w:val="single" w:sz="4" w:space="0" w:color="000000"/>
               <w:bottom w:val="single" w:sz="4" w:space="0" w:color="000000"/>
@@ -10179,7 +10168,7 @@
             <w:pPr>
               <w:pStyle w:val="TableParagraph"/>
               <w:suppressAutoHyphens w:val="true"/>
-              <w:overflowPunct w:val="true"/>
+              <w:overflowPunct w:val="false"/>
               <w:bidi w:val="0"/>
               <w:spacing w:before="0" w:after="0"/>
               <w:rPr>
@@ -10214,7 +10203,7 @@
             <w:pPr>
               <w:pStyle w:val="TableParagraph"/>
               <w:suppressAutoHyphens w:val="true"/>
-              <w:overflowPunct w:val="true"/>
+              <w:overflowPunct w:val="false"/>
               <w:bidi w:val="0"/>
               <w:spacing w:before="0" w:after="0"/>
               <w:rPr>
@@ -10283,7 +10272,7 @@
             <w:pPr>
               <w:pStyle w:val="TableParagraph"/>
               <w:suppressAutoHyphens w:val="true"/>
-              <w:overflowPunct w:val="true"/>
+              <w:overflowPunct w:val="false"/>
               <w:bidi w:val="0"/>
               <w:spacing w:before="0" w:after="0"/>
               <w:rPr>
@@ -10307,7 +10296,7 @@
         </w:tc>
         <w:tc>
           <w:tcPr>
-            <w:tcW w:w="2712" w:type="dxa"/>
+            <w:tcW w:w="2711" w:type="dxa"/>
             <w:tcBorders>
               <w:left w:val="single" w:sz="4" w:space="0" w:color="000000"/>
               <w:bottom w:val="single" w:sz="4" w:space="0" w:color="000000"/>
@@ -10317,7 +10306,7 @@
             <w:pPr>
               <w:pStyle w:val="TableParagraph"/>
               <w:suppressAutoHyphens w:val="true"/>
-              <w:overflowPunct w:val="true"/>
+              <w:overflowPunct w:val="false"/>
               <w:bidi w:val="0"/>
               <w:spacing w:before="0" w:after="0"/>
               <w:rPr>
@@ -10341,7 +10330,7 @@
         </w:tc>
         <w:tc>
           <w:tcPr>
-            <w:tcW w:w="2965" w:type="dxa"/>
+            <w:tcW w:w="2966" w:type="dxa"/>
             <w:tcBorders>
               <w:left w:val="single" w:sz="4" w:space="0" w:color="000000"/>
               <w:bottom w:val="single" w:sz="4" w:space="0" w:color="000000"/>
@@ -10351,7 +10340,7 @@
             <w:pPr>
               <w:pStyle w:val="TableParagraph"/>
               <w:suppressAutoHyphens w:val="true"/>
-              <w:overflowPunct w:val="true"/>
+              <w:overflowPunct w:val="false"/>
               <w:bidi w:val="0"/>
               <w:spacing w:before="0" w:after="0"/>
               <w:rPr>
@@ -10386,7 +10375,7 @@
             <w:pPr>
               <w:pStyle w:val="TableParagraph"/>
               <w:suppressAutoHyphens w:val="true"/>
-              <w:overflowPunct w:val="true"/>
+              <w:overflowPunct w:val="false"/>
               <w:bidi w:val="0"/>
               <w:spacing w:before="0" w:after="0"/>
               <w:rPr>
@@ -10455,7 +10444,7 @@
             <w:pPr>
               <w:pStyle w:val="TableParagraph"/>
               <w:suppressAutoHyphens w:val="true"/>
-              <w:overflowPunct w:val="true"/>
+              <w:overflowPunct w:val="false"/>
               <w:bidi w:val="0"/>
               <w:spacing w:before="0" w:after="0"/>
               <w:rPr>
@@ -10479,7 +10468,7 @@
         </w:tc>
         <w:tc>
           <w:tcPr>
-            <w:tcW w:w="2712" w:type="dxa"/>
+            <w:tcW w:w="2711" w:type="dxa"/>
             <w:tcBorders>
               <w:left w:val="single" w:sz="4" w:space="0" w:color="000000"/>
               <w:bottom w:val="single" w:sz="4" w:space="0" w:color="000000"/>
@@ -10489,7 +10478,7 @@
             <w:pPr>
               <w:pStyle w:val="TableParagraph"/>
               <w:suppressAutoHyphens w:val="true"/>
-              <w:overflowPunct w:val="true"/>
+              <w:overflowPunct w:val="false"/>
               <w:bidi w:val="0"/>
               <w:spacing w:before="0" w:after="0"/>
               <w:rPr>
@@ -10513,7 +10502,7 @@
         </w:tc>
         <w:tc>
           <w:tcPr>
-            <w:tcW w:w="2965" w:type="dxa"/>
+            <w:tcW w:w="2966" w:type="dxa"/>
             <w:tcBorders>
               <w:left w:val="single" w:sz="4" w:space="0" w:color="000000"/>
               <w:bottom w:val="single" w:sz="4" w:space="0" w:color="000000"/>
@@ -10523,7 +10512,7 @@
             <w:pPr>
               <w:pStyle w:val="TableParagraph"/>
               <w:suppressAutoHyphens w:val="true"/>
-              <w:overflowPunct w:val="true"/>
+              <w:overflowPunct w:val="false"/>
               <w:bidi w:val="0"/>
               <w:spacing w:before="0" w:after="0"/>
               <w:rPr>
@@ -10558,7 +10547,7 @@
             <w:pPr>
               <w:pStyle w:val="TableParagraph"/>
               <w:suppressAutoHyphens w:val="true"/>
-              <w:overflowPunct w:val="true"/>
+              <w:overflowPunct w:val="false"/>
               <w:bidi w:val="0"/>
               <w:spacing w:before="0" w:after="0"/>
               <w:rPr>
@@ -10627,7 +10616,7 @@
             <w:pPr>
               <w:pStyle w:val="TableParagraph"/>
               <w:suppressAutoHyphens w:val="true"/>
-              <w:overflowPunct w:val="true"/>
+              <w:overflowPunct w:val="false"/>
               <w:bidi w:val="0"/>
               <w:spacing w:before="0" w:after="0"/>
               <w:rPr>
@@ -10651,7 +10640,7 @@
         </w:tc>
         <w:tc>
           <w:tcPr>
-            <w:tcW w:w="2712" w:type="dxa"/>
+            <w:tcW w:w="2711" w:type="dxa"/>
             <w:tcBorders>
               <w:left w:val="single" w:sz="4" w:space="0" w:color="000000"/>
               <w:bottom w:val="single" w:sz="4" w:space="0" w:color="000000"/>
@@ -10661,7 +10650,7 @@
             <w:pPr>
               <w:pStyle w:val="TableParagraph"/>
               <w:suppressAutoHyphens w:val="true"/>
-              <w:overflowPunct w:val="true"/>
+              <w:overflowPunct w:val="false"/>
               <w:bidi w:val="0"/>
               <w:spacing w:before="0" w:after="0"/>
               <w:rPr>
@@ -10685,7 +10674,7 @@
         </w:tc>
         <w:tc>
           <w:tcPr>
-            <w:tcW w:w="2965" w:type="dxa"/>
+            <w:tcW w:w="2966" w:type="dxa"/>
             <w:tcBorders>
               <w:left w:val="single" w:sz="4" w:space="0" w:color="000000"/>
               <w:bottom w:val="single" w:sz="4" w:space="0" w:color="000000"/>
@@ -10695,7 +10684,7 @@
             <w:pPr>
               <w:pStyle w:val="TableParagraph"/>
               <w:suppressAutoHyphens w:val="true"/>
-              <w:overflowPunct w:val="true"/>
+              <w:overflowPunct w:val="false"/>
               <w:bidi w:val="0"/>
               <w:spacing w:before="0" w:after="0"/>
               <w:rPr>
@@ -10730,7 +10719,7 @@
             <w:pPr>
               <w:pStyle w:val="TableParagraph"/>
               <w:suppressAutoHyphens w:val="true"/>
-              <w:overflowPunct w:val="true"/>
+              <w:overflowPunct w:val="false"/>
               <w:bidi w:val="0"/>
               <w:spacing w:before="0" w:after="0"/>
               <w:rPr>
@@ -10773,7 +10762,7 @@
         <w:pStyle w:val="12341"/>
         <w:widowControl/>
         <w:suppressAutoHyphens w:val="true"/>
-        <w:overflowPunct w:val="true"/>
+        <w:overflowPunct w:val="false"/>
         <w:bidi w:val="0"/>
         <w:spacing w:before="0" w:after="0"/>
         <w:ind w:hanging="0" w:left="284" w:right="170"/>
@@ -10807,8 +10796,8 @@
       <w:tblGrid>
         <w:gridCol w:w="741"/>
         <w:gridCol w:w="1959"/>
-        <w:gridCol w:w="2712"/>
-        <w:gridCol w:w="2965"/>
+        <w:gridCol w:w="2711"/>
+        <w:gridCol w:w="2966"/>
         <w:gridCol w:w="1399"/>
       </w:tblGrid>
       <w:tr>
@@ -10826,7 +10815,7 @@
             <w:pPr>
               <w:pStyle w:val="TableParagraph"/>
               <w:suppressAutoHyphens w:val="true"/>
-              <w:overflowPunct w:val="true"/>
+              <w:overflowPunct w:val="false"/>
               <w:bidi w:val="0"/>
               <w:spacing w:before="0" w:after="0"/>
               <w:rPr>
@@ -10863,7 +10852,7 @@
             <w:pPr>
               <w:pStyle w:val="TableParagraph"/>
               <w:suppressAutoHyphens w:val="true"/>
-              <w:overflowPunct w:val="true"/>
+              <w:overflowPunct w:val="false"/>
               <w:bidi w:val="0"/>
               <w:spacing w:before="0" w:after="0"/>
               <w:rPr>
@@ -10887,7 +10876,7 @@
         </w:tc>
         <w:tc>
           <w:tcPr>
-            <w:tcW w:w="2712" w:type="dxa"/>
+            <w:tcW w:w="2711" w:type="dxa"/>
             <w:tcBorders>
               <w:top w:val="single" w:sz="4" w:space="0" w:color="000000"/>
               <w:left w:val="single" w:sz="4" w:space="0" w:color="000000"/>
@@ -10898,7 +10887,7 @@
             <w:pPr>
               <w:pStyle w:val="TableParagraph"/>
               <w:suppressAutoHyphens w:val="true"/>
-              <w:overflowPunct w:val="true"/>
+              <w:overflowPunct w:val="false"/>
               <w:bidi w:val="0"/>
               <w:spacing w:before="0" w:after="0"/>
               <w:rPr>
@@ -10922,7 +10911,7 @@
         </w:tc>
         <w:tc>
           <w:tcPr>
-            <w:tcW w:w="2965" w:type="dxa"/>
+            <w:tcW w:w="2966" w:type="dxa"/>
             <w:tcBorders>
               <w:top w:val="single" w:sz="4" w:space="0" w:color="000000"/>
               <w:left w:val="single" w:sz="4" w:space="0" w:color="000000"/>
@@ -10933,7 +10922,7 @@
             <w:pPr>
               <w:pStyle w:val="TableParagraph"/>
               <w:suppressAutoHyphens w:val="true"/>
-              <w:overflowPunct w:val="true"/>
+              <w:overflowPunct w:val="false"/>
               <w:bidi w:val="0"/>
               <w:spacing w:before="0" w:after="0"/>
               <w:rPr>
@@ -10969,7 +10958,7 @@
             <w:pPr>
               <w:pStyle w:val="TableParagraph"/>
               <w:suppressAutoHyphens w:val="true"/>
-              <w:overflowPunct w:val="true"/>
+              <w:overflowPunct w:val="false"/>
               <w:bidi w:val="0"/>
               <w:spacing w:before="0" w:after="0"/>
               <w:rPr>
@@ -11038,7 +11027,7 @@
             <w:pPr>
               <w:pStyle w:val="TableParagraph"/>
               <w:suppressAutoHyphens w:val="true"/>
-              <w:overflowPunct w:val="true"/>
+              <w:overflowPunct w:val="false"/>
               <w:bidi w:val="0"/>
               <w:spacing w:before="0" w:after="0"/>
               <w:rPr>
@@ -11062,7 +11051,7 @@
         </w:tc>
         <w:tc>
           <w:tcPr>
-            <w:tcW w:w="2712" w:type="dxa"/>
+            <w:tcW w:w="2711" w:type="dxa"/>
             <w:tcBorders>
               <w:left w:val="single" w:sz="4" w:space="0" w:color="000000"/>
               <w:bottom w:val="single" w:sz="4" w:space="0" w:color="000000"/>
@@ -11072,7 +11061,7 @@
             <w:pPr>
               <w:pStyle w:val="TableParagraph"/>
               <w:suppressAutoHyphens w:val="true"/>
-              <w:overflowPunct w:val="true"/>
+              <w:overflowPunct w:val="false"/>
               <w:bidi w:val="0"/>
               <w:spacing w:before="0" w:after="0"/>
               <w:rPr>
@@ -11096,7 +11085,7 @@
         </w:tc>
         <w:tc>
           <w:tcPr>
-            <w:tcW w:w="2965" w:type="dxa"/>
+            <w:tcW w:w="2966" w:type="dxa"/>
             <w:tcBorders>
               <w:left w:val="single" w:sz="4" w:space="0" w:color="000000"/>
               <w:bottom w:val="single" w:sz="4" w:space="0" w:color="000000"/>
@@ -11106,7 +11095,7 @@
             <w:pPr>
               <w:pStyle w:val="TableParagraph"/>
               <w:suppressAutoHyphens w:val="true"/>
-              <w:overflowPunct w:val="true"/>
+              <w:overflowPunct w:val="false"/>
               <w:bidi w:val="0"/>
               <w:spacing w:before="0" w:after="0"/>
               <w:rPr>
@@ -11141,7 +11130,7 @@
             <w:pPr>
               <w:pStyle w:val="TableParagraph"/>
               <w:suppressAutoHyphens w:val="true"/>
-              <w:overflowPunct w:val="true"/>
+              <w:overflowPunct w:val="false"/>
               <w:bidi w:val="0"/>
               <w:spacing w:before="0" w:after="0"/>
               <w:rPr>
@@ -11210,7 +11199,7 @@
             <w:pPr>
               <w:pStyle w:val="TableParagraph"/>
               <w:suppressAutoHyphens w:val="true"/>
-              <w:overflowPunct w:val="true"/>
+              <w:overflowPunct w:val="false"/>
               <w:bidi w:val="0"/>
               <w:spacing w:before="0" w:after="0"/>
               <w:rPr>
@@ -11234,7 +11223,7 @@
         </w:tc>
         <w:tc>
           <w:tcPr>
-            <w:tcW w:w="2712" w:type="dxa"/>
+            <w:tcW w:w="2711" w:type="dxa"/>
             <w:tcBorders>
               <w:left w:val="single" w:sz="4" w:space="0" w:color="000000"/>
               <w:bottom w:val="single" w:sz="4" w:space="0" w:color="000000"/>
@@ -11244,7 +11233,7 @@
             <w:pPr>
               <w:pStyle w:val="TableParagraph"/>
               <w:suppressAutoHyphens w:val="true"/>
-              <w:overflowPunct w:val="true"/>
+              <w:overflowPunct w:val="false"/>
               <w:bidi w:val="0"/>
               <w:spacing w:before="0" w:after="0"/>
               <w:rPr>
@@ -11268,7 +11257,7 @@
         </w:tc>
         <w:tc>
           <w:tcPr>
-            <w:tcW w:w="2965" w:type="dxa"/>
+            <w:tcW w:w="2966" w:type="dxa"/>
             <w:tcBorders>
               <w:left w:val="single" w:sz="4" w:space="0" w:color="000000"/>
               <w:bottom w:val="single" w:sz="4" w:space="0" w:color="000000"/>
@@ -11278,7 +11267,7 @@
             <w:pPr>
               <w:pStyle w:val="TableParagraph"/>
               <w:suppressAutoHyphens w:val="true"/>
-              <w:overflowPunct w:val="true"/>
+              <w:overflowPunct w:val="false"/>
               <w:bidi w:val="0"/>
               <w:spacing w:before="0" w:after="0"/>
               <w:rPr>
@@ -11313,7 +11302,7 @@
             <w:pPr>
               <w:pStyle w:val="TableParagraph"/>
               <w:suppressAutoHyphens w:val="true"/>
-              <w:overflowPunct w:val="true"/>
+              <w:overflowPunct w:val="false"/>
               <w:bidi w:val="0"/>
               <w:spacing w:before="0" w:after="0"/>
               <w:rPr>
@@ -11382,7 +11371,7 @@
             <w:pPr>
               <w:pStyle w:val="TableParagraph"/>
               <w:suppressAutoHyphens w:val="true"/>
-              <w:overflowPunct w:val="true"/>
+              <w:overflowPunct w:val="false"/>
               <w:bidi w:val="0"/>
               <w:spacing w:before="0" w:after="0"/>
               <w:rPr>
@@ -11406,7 +11395,7 @@
         </w:tc>
         <w:tc>
           <w:tcPr>
-            <w:tcW w:w="2712" w:type="dxa"/>
+            <w:tcW w:w="2711" w:type="dxa"/>
             <w:tcBorders>
               <w:left w:val="single" w:sz="4" w:space="0" w:color="000000"/>
               <w:bottom w:val="single" w:sz="4" w:space="0" w:color="000000"/>
@@ -11416,7 +11405,7 @@
             <w:pPr>
               <w:pStyle w:val="TableParagraph"/>
               <w:suppressAutoHyphens w:val="true"/>
-              <w:overflowPunct w:val="true"/>
+              <w:overflowPunct w:val="false"/>
               <w:bidi w:val="0"/>
               <w:spacing w:before="0" w:after="0"/>
               <w:rPr>
@@ -11440,7 +11429,7 @@
         </w:tc>
         <w:tc>
           <w:tcPr>
-            <w:tcW w:w="2965" w:type="dxa"/>
+            <w:tcW w:w="2966" w:type="dxa"/>
             <w:tcBorders>
               <w:left w:val="single" w:sz="4" w:space="0" w:color="000000"/>
               <w:bottom w:val="single" w:sz="4" w:space="0" w:color="000000"/>
@@ -11450,7 +11439,7 @@
             <w:pPr>
               <w:pStyle w:val="TableParagraph"/>
               <w:suppressAutoHyphens w:val="true"/>
-              <w:overflowPunct w:val="true"/>
+              <w:overflowPunct w:val="false"/>
               <w:bidi w:val="0"/>
               <w:spacing w:before="0" w:after="0"/>
               <w:rPr>
@@ -11485,7 +11474,7 @@
             <w:pPr>
               <w:pStyle w:val="TableParagraph"/>
               <w:suppressAutoHyphens w:val="true"/>
-              <w:overflowPunct w:val="true"/>
+              <w:overflowPunct w:val="false"/>
               <w:bidi w:val="0"/>
               <w:spacing w:before="0" w:after="0"/>
               <w:rPr>
@@ -11554,7 +11543,7 @@
             <w:pPr>
               <w:pStyle w:val="TableParagraph"/>
               <w:suppressAutoHyphens w:val="true"/>
-              <w:overflowPunct w:val="true"/>
+              <w:overflowPunct w:val="false"/>
               <w:bidi w:val="0"/>
               <w:spacing w:before="0" w:after="0"/>
               <w:rPr>
@@ -11578,7 +11567,7 @@
         </w:tc>
         <w:tc>
           <w:tcPr>
-            <w:tcW w:w="2712" w:type="dxa"/>
+            <w:tcW w:w="2711" w:type="dxa"/>
             <w:tcBorders>
               <w:left w:val="single" w:sz="4" w:space="0" w:color="000000"/>
               <w:bottom w:val="single" w:sz="4" w:space="0" w:color="000000"/>
@@ -11588,7 +11577,7 @@
             <w:pPr>
               <w:pStyle w:val="TableParagraph"/>
               <w:suppressAutoHyphens w:val="true"/>
-              <w:overflowPunct w:val="true"/>
+              <w:overflowPunct w:val="false"/>
               <w:bidi w:val="0"/>
               <w:spacing w:before="0" w:after="0"/>
               <w:rPr>
@@ -11612,7 +11601,7 @@
         </w:tc>
         <w:tc>
           <w:tcPr>
-            <w:tcW w:w="2965" w:type="dxa"/>
+            <w:tcW w:w="2966" w:type="dxa"/>
             <w:tcBorders>
               <w:left w:val="single" w:sz="4" w:space="0" w:color="000000"/>
               <w:bottom w:val="single" w:sz="4" w:space="0" w:color="000000"/>
@@ -11622,7 +11611,7 @@
             <w:pPr>
               <w:pStyle w:val="TableParagraph"/>
               <w:suppressAutoHyphens w:val="true"/>
-              <w:overflowPunct w:val="true"/>
+              <w:overflowPunct w:val="false"/>
               <w:bidi w:val="0"/>
               <w:spacing w:before="0" w:after="0"/>
               <w:rPr>
@@ -11657,7 +11646,7 @@
             <w:pPr>
               <w:pStyle w:val="TableParagraph"/>
               <w:suppressAutoHyphens w:val="true"/>
-              <w:overflowPunct w:val="true"/>
+              <w:overflowPunct w:val="false"/>
               <w:bidi w:val="0"/>
               <w:spacing w:before="0" w:after="0"/>
               <w:rPr>
@@ -11726,7 +11715,7 @@
             <w:pPr>
               <w:pStyle w:val="TableParagraph"/>
               <w:suppressAutoHyphens w:val="true"/>
-              <w:overflowPunct w:val="true"/>
+              <w:overflowPunct w:val="false"/>
               <w:bidi w:val="0"/>
               <w:spacing w:before="0" w:after="0"/>
               <w:rPr>
@@ -11750,7 +11739,7 @@
         </w:tc>
         <w:tc>
           <w:tcPr>
-            <w:tcW w:w="2712" w:type="dxa"/>
+            <w:tcW w:w="2711" w:type="dxa"/>
             <w:tcBorders>
               <w:left w:val="single" w:sz="4" w:space="0" w:color="000000"/>
               <w:bottom w:val="single" w:sz="4" w:space="0" w:color="000000"/>
@@ -11760,7 +11749,7 @@
             <w:pPr>
               <w:pStyle w:val="TableParagraph"/>
               <w:suppressAutoHyphens w:val="true"/>
-              <w:overflowPunct w:val="true"/>
+              <w:overflowPunct w:val="false"/>
               <w:bidi w:val="0"/>
               <w:spacing w:before="0" w:after="0"/>
               <w:rPr>
@@ -11784,7 +11773,7 @@
         </w:tc>
         <w:tc>
           <w:tcPr>
-            <w:tcW w:w="2965" w:type="dxa"/>
+            <w:tcW w:w="2966" w:type="dxa"/>
             <w:tcBorders>
               <w:left w:val="single" w:sz="4" w:space="0" w:color="000000"/>
               <w:bottom w:val="single" w:sz="4" w:space="0" w:color="000000"/>
@@ -11794,7 +11783,7 @@
             <w:pPr>
               <w:pStyle w:val="TableParagraph"/>
               <w:suppressAutoHyphens w:val="true"/>
-              <w:overflowPunct w:val="true"/>
+              <w:overflowPunct w:val="false"/>
               <w:bidi w:val="0"/>
               <w:spacing w:before="0" w:after="0"/>
               <w:rPr>
@@ -11829,7 +11818,7 @@
             <w:pPr>
               <w:pStyle w:val="TableParagraph"/>
               <w:suppressAutoHyphens w:val="true"/>
-              <w:overflowPunct w:val="true"/>
+              <w:overflowPunct w:val="false"/>
               <w:bidi w:val="0"/>
               <w:spacing w:before="0" w:after="0"/>
               <w:rPr>
@@ -11898,7 +11887,7 @@
             <w:pPr>
               <w:pStyle w:val="TableParagraph"/>
               <w:suppressAutoHyphens w:val="true"/>
-              <w:overflowPunct w:val="true"/>
+              <w:overflowPunct w:val="false"/>
               <w:bidi w:val="0"/>
               <w:spacing w:before="0" w:after="0"/>
               <w:rPr>
@@ -11922,7 +11911,7 @@
         </w:tc>
         <w:tc>
           <w:tcPr>
-            <w:tcW w:w="2712" w:type="dxa"/>
+            <w:tcW w:w="2711" w:type="dxa"/>
             <w:tcBorders>
               <w:left w:val="single" w:sz="4" w:space="0" w:color="000000"/>
               <w:bottom w:val="single" w:sz="4" w:space="0" w:color="000000"/>
@@ -11932,7 +11921,7 @@
             <w:pPr>
               <w:pStyle w:val="TableParagraph"/>
               <w:suppressAutoHyphens w:val="true"/>
-              <w:overflowPunct w:val="true"/>
+              <w:overflowPunct w:val="false"/>
               <w:bidi w:val="0"/>
               <w:spacing w:before="0" w:after="0"/>
               <w:rPr>
@@ -11956,7 +11945,7 @@
         </w:tc>
         <w:tc>
           <w:tcPr>
-            <w:tcW w:w="2965" w:type="dxa"/>
+            <w:tcW w:w="2966" w:type="dxa"/>
             <w:tcBorders>
               <w:left w:val="single" w:sz="4" w:space="0" w:color="000000"/>
               <w:bottom w:val="single" w:sz="4" w:space="0" w:color="000000"/>
@@ -11966,7 +11955,7 @@
             <w:pPr>
               <w:pStyle w:val="TableParagraph"/>
               <w:suppressAutoHyphens w:val="true"/>
-              <w:overflowPunct w:val="true"/>
+              <w:overflowPunct w:val="false"/>
               <w:bidi w:val="0"/>
               <w:spacing w:before="0" w:after="0"/>
               <w:rPr>
@@ -12001,7 +11990,7 @@
             <w:pPr>
               <w:pStyle w:val="TableParagraph"/>
               <w:suppressAutoHyphens w:val="true"/>
-              <w:overflowPunct w:val="true"/>
+              <w:overflowPunct w:val="false"/>
               <w:bidi w:val="0"/>
               <w:spacing w:before="0" w:after="0"/>
               <w:rPr>
@@ -12070,7 +12059,7 @@
             <w:pPr>
               <w:pStyle w:val="TableParagraph"/>
               <w:suppressAutoHyphens w:val="true"/>
-              <w:overflowPunct w:val="true"/>
+              <w:overflowPunct w:val="false"/>
               <w:bidi w:val="0"/>
               <w:spacing w:before="0" w:after="0"/>
               <w:rPr>
@@ -12094,7 +12083,7 @@
         </w:tc>
         <w:tc>
           <w:tcPr>
-            <w:tcW w:w="2712" w:type="dxa"/>
+            <w:tcW w:w="2711" w:type="dxa"/>
             <w:tcBorders>
               <w:left w:val="single" w:sz="4" w:space="0" w:color="000000"/>
               <w:bottom w:val="single" w:sz="4" w:space="0" w:color="000000"/>
@@ -12104,7 +12093,7 @@
             <w:pPr>
               <w:pStyle w:val="TableParagraph"/>
               <w:suppressAutoHyphens w:val="true"/>
-              <w:overflowPunct w:val="true"/>
+              <w:overflowPunct w:val="false"/>
               <w:bidi w:val="0"/>
               <w:spacing w:before="0" w:after="0"/>
               <w:rPr>
@@ -12128,7 +12117,7 @@
         </w:tc>
         <w:tc>
           <w:tcPr>
-            <w:tcW w:w="2965" w:type="dxa"/>
+            <w:tcW w:w="2966" w:type="dxa"/>
             <w:tcBorders>
               <w:left w:val="single" w:sz="4" w:space="0" w:color="000000"/>
               <w:bottom w:val="single" w:sz="4" w:space="0" w:color="000000"/>
@@ -12138,7 +12127,7 @@
             <w:pPr>
               <w:pStyle w:val="TableParagraph"/>
               <w:suppressAutoHyphens w:val="true"/>
-              <w:overflowPunct w:val="true"/>
+              <w:overflowPunct w:val="false"/>
               <w:bidi w:val="0"/>
               <w:spacing w:before="0" w:after="0"/>
               <w:rPr>
@@ -12173,7 +12162,7 @@
             <w:pPr>
               <w:pStyle w:val="TableParagraph"/>
               <w:suppressAutoHyphens w:val="true"/>
-              <w:overflowPunct w:val="true"/>
+              <w:overflowPunct w:val="false"/>
               <w:bidi w:val="0"/>
               <w:spacing w:before="0" w:after="0"/>
               <w:rPr>
@@ -12242,7 +12231,7 @@
             <w:pPr>
               <w:pStyle w:val="TableParagraph"/>
               <w:suppressAutoHyphens w:val="true"/>
-              <w:overflowPunct w:val="true"/>
+              <w:overflowPunct w:val="false"/>
               <w:bidi w:val="0"/>
               <w:spacing w:before="0" w:after="0"/>
               <w:rPr>
@@ -12266,7 +12255,7 @@
         </w:tc>
         <w:tc>
           <w:tcPr>
-            <w:tcW w:w="2712" w:type="dxa"/>
+            <w:tcW w:w="2711" w:type="dxa"/>
             <w:tcBorders>
               <w:left w:val="single" w:sz="4" w:space="0" w:color="000000"/>
               <w:bottom w:val="single" w:sz="4" w:space="0" w:color="000000"/>
@@ -12276,7 +12265,7 @@
             <w:pPr>
               <w:pStyle w:val="TableParagraph"/>
               <w:suppressAutoHyphens w:val="true"/>
-              <w:overflowPunct w:val="true"/>
+              <w:overflowPunct w:val="false"/>
               <w:bidi w:val="0"/>
               <w:spacing w:before="0" w:after="0"/>
               <w:rPr>
@@ -12300,7 +12289,7 @@
         </w:tc>
         <w:tc>
           <w:tcPr>
-            <w:tcW w:w="2965" w:type="dxa"/>
+            <w:tcW w:w="2966" w:type="dxa"/>
             <w:tcBorders>
               <w:left w:val="single" w:sz="4" w:space="0" w:color="000000"/>
               <w:bottom w:val="single" w:sz="4" w:space="0" w:color="000000"/>
@@ -12310,7 +12299,7 @@
             <w:pPr>
               <w:pStyle w:val="TableParagraph"/>
               <w:suppressAutoHyphens w:val="true"/>
-              <w:overflowPunct w:val="true"/>
+              <w:overflowPunct w:val="false"/>
               <w:bidi w:val="0"/>
               <w:spacing w:before="0" w:after="0"/>
               <w:rPr>
@@ -12345,7 +12334,7 @@
             <w:pPr>
               <w:pStyle w:val="TableParagraph"/>
               <w:suppressAutoHyphens w:val="true"/>
-              <w:overflowPunct w:val="true"/>
+              <w:overflowPunct w:val="false"/>
               <w:bidi w:val="0"/>
               <w:spacing w:before="0" w:after="0"/>
               <w:rPr>
@@ -12508,7 +12497,10 @@
         </w:rPr>
       </w:pPr>
       <w:r>
-        <w:rPr/>
+        <w:rPr>
+          <w:color w:val="auto"/>
+          <w:sz w:val="28"/>
+        </w:rPr>
       </w:r>
     </w:p>
     <w:p>
@@ -12524,7 +12516,10 @@
         </w:rPr>
       </w:pPr>
       <w:r>
-        <w:rPr/>
+        <w:rPr>
+          <w:color w:val="auto"/>
+          <w:sz w:val="28"/>
+        </w:rPr>
       </w:r>
     </w:p>
     <w:p>
@@ -12540,7 +12535,10 @@
         </w:rPr>
       </w:pPr>
       <w:r>
-        <w:rPr/>
+        <w:rPr>
+          <w:color w:val="auto"/>
+          <w:sz w:val="28"/>
+        </w:rPr>
       </w:r>
     </w:p>
     <w:p>
@@ -12556,7 +12554,10 @@
         </w:rPr>
       </w:pPr>
       <w:r>
-        <w:rPr/>
+        <w:rPr>
+          <w:color w:val="auto"/>
+          <w:sz w:val="28"/>
+        </w:rPr>
       </w:r>
     </w:p>
     <w:p>
@@ -12641,7 +12642,10 @@
         </w:rPr>
       </w:pPr>
       <w:r>
-        <w:rPr/>
+        <w:rPr>
+          <w:color w:val="auto"/>
+          <w:sz w:val="28"/>
+        </w:rPr>
         <w:drawing>
           <wp:anchor behindDoc="0" distT="0" distB="0" distL="0" distR="0" simplePos="0" locked="0" layoutInCell="0" allowOverlap="1" relativeHeight="364">
             <wp:simplePos x="0" y="0"/>
@@ -13478,7 +13482,9 @@
         </w:rPr>
       </w:pPr>
       <w:r>
-        <w:rPr/>
+        <w:rPr>
+          <w:color w:themeColor="text1" w:val="auto"/>
+        </w:rPr>
       </w:r>
     </w:p>
     <w:p>
@@ -13786,7 +13792,9 @@
         </w:rPr>
       </w:pPr>
       <w:r>
-        <w:rPr/>
+        <w:rPr>
+          <w:color w:themeColor="text1" w:val="auto"/>
+        </w:rPr>
       </w:r>
     </w:p>
     <w:p>
@@ -13961,7 +13969,7 @@
             <w:pPr>
               <w:pStyle w:val="TableParagraph"/>
               <w:suppressAutoHyphens w:val="true"/>
-              <w:overflowPunct w:val="true"/>
+              <w:overflowPunct w:val="false"/>
               <w:bidi w:val="0"/>
               <w:spacing w:before="0" w:after="0"/>
               <w:rPr>
@@ -13998,7 +14006,7 @@
             <w:pPr>
               <w:pStyle w:val="TableParagraph"/>
               <w:suppressAutoHyphens w:val="true"/>
-              <w:overflowPunct w:val="true"/>
+              <w:overflowPunct w:val="false"/>
               <w:bidi w:val="0"/>
               <w:spacing w:before="0" w:after="0"/>
               <w:rPr>
@@ -14034,7 +14042,7 @@
             <w:pPr>
               <w:pStyle w:val="TableParagraph"/>
               <w:suppressAutoHyphens w:val="true"/>
-              <w:overflowPunct w:val="true"/>
+              <w:overflowPunct w:val="false"/>
               <w:bidi w:val="0"/>
               <w:spacing w:before="0" w:after="0"/>
               <w:rPr>
@@ -14071,7 +14079,7 @@
             <w:pPr>
               <w:pStyle w:val="TableParagraph"/>
               <w:suppressAutoHyphens w:val="true"/>
-              <w:overflowPunct w:val="true"/>
+              <w:overflowPunct w:val="false"/>
               <w:bidi w:val="0"/>
               <w:spacing w:before="0" w:after="0"/>
               <w:rPr>
@@ -14105,7 +14113,7 @@
             <w:pPr>
               <w:pStyle w:val="TableParagraph"/>
               <w:suppressAutoHyphens w:val="true"/>
-              <w:overflowPunct w:val="true"/>
+              <w:overflowPunct w:val="false"/>
               <w:bidi w:val="0"/>
               <w:spacing w:before="0" w:after="0"/>
               <w:rPr>
@@ -14140,7 +14148,7 @@
             <w:pPr>
               <w:pStyle w:val="TableParagraph"/>
               <w:suppressAutoHyphens w:val="true"/>
-              <w:overflowPunct w:val="true"/>
+              <w:overflowPunct w:val="false"/>
               <w:bidi w:val="0"/>
               <w:spacing w:before="0" w:after="0"/>
               <w:rPr>
@@ -14177,7 +14185,7 @@
             <w:pPr>
               <w:pStyle w:val="TableParagraph"/>
               <w:suppressAutoHyphens w:val="true"/>
-              <w:overflowPunct w:val="true"/>
+              <w:overflowPunct w:val="false"/>
               <w:bidi w:val="0"/>
               <w:spacing w:before="0" w:after="0"/>
               <w:rPr>
@@ -14211,7 +14219,7 @@
             <w:pPr>
               <w:pStyle w:val="TableParagraph"/>
               <w:suppressAutoHyphens w:val="true"/>
-              <w:overflowPunct w:val="true"/>
+              <w:overflowPunct w:val="false"/>
               <w:bidi w:val="0"/>
               <w:spacing w:before="0" w:after="0"/>
               <w:rPr>
@@ -14246,7 +14254,7 @@
             <w:pPr>
               <w:pStyle w:val="TableParagraph"/>
               <w:suppressAutoHyphens w:val="true"/>
-              <w:overflowPunct w:val="true"/>
+              <w:overflowPunct w:val="false"/>
               <w:bidi w:val="0"/>
               <w:spacing w:before="0" w:after="0"/>
               <w:rPr>
@@ -14283,7 +14291,7 @@
             <w:pPr>
               <w:pStyle w:val="TableParagraph"/>
               <w:suppressAutoHyphens w:val="true"/>
-              <w:overflowPunct w:val="true"/>
+              <w:overflowPunct w:val="false"/>
               <w:bidi w:val="0"/>
               <w:spacing w:before="0" w:after="0"/>
               <w:rPr>
@@ -14317,7 +14325,7 @@
             <w:pPr>
               <w:pStyle w:val="TableParagraph"/>
               <w:suppressAutoHyphens w:val="true"/>
-              <w:overflowPunct w:val="true"/>
+              <w:overflowPunct w:val="false"/>
               <w:bidi w:val="0"/>
               <w:spacing w:before="0" w:after="0"/>
               <w:rPr>
@@ -14352,7 +14360,7 @@
             <w:pPr>
               <w:pStyle w:val="TableParagraph"/>
               <w:suppressAutoHyphens w:val="true"/>
-              <w:overflowPunct w:val="true"/>
+              <w:overflowPunct w:val="false"/>
               <w:bidi w:val="0"/>
               <w:spacing w:before="0" w:after="0"/>
               <w:rPr>
@@ -14389,7 +14397,7 @@
             <w:pPr>
               <w:pStyle w:val="TableParagraph"/>
               <w:suppressAutoHyphens w:val="true"/>
-              <w:overflowPunct w:val="true"/>
+              <w:overflowPunct w:val="false"/>
               <w:bidi w:val="0"/>
               <w:spacing w:before="0" w:after="0"/>
               <w:rPr>
@@ -14423,7 +14431,7 @@
             <w:pPr>
               <w:pStyle w:val="TableParagraph"/>
               <w:suppressAutoHyphens w:val="true"/>
-              <w:overflowPunct w:val="true"/>
+              <w:overflowPunct w:val="false"/>
               <w:bidi w:val="0"/>
               <w:spacing w:before="0" w:after="0"/>
               <w:rPr>
@@ -14458,7 +14466,7 @@
             <w:pPr>
               <w:pStyle w:val="TableParagraph"/>
               <w:suppressAutoHyphens w:val="true"/>
-              <w:overflowPunct w:val="true"/>
+              <w:overflowPunct w:val="false"/>
               <w:bidi w:val="0"/>
               <w:spacing w:before="0" w:after="0"/>
               <w:rPr>
@@ -14495,7 +14503,7 @@
             <w:pPr>
               <w:pStyle w:val="TableParagraph"/>
               <w:suppressAutoHyphens w:val="true"/>
-              <w:overflowPunct w:val="true"/>
+              <w:overflowPunct w:val="false"/>
               <w:bidi w:val="0"/>
               <w:spacing w:before="0" w:after="0"/>
               <w:rPr>
@@ -14529,7 +14537,7 @@
             <w:pPr>
               <w:pStyle w:val="TableParagraph"/>
               <w:suppressAutoHyphens w:val="true"/>
-              <w:overflowPunct w:val="true"/>
+              <w:overflowPunct w:val="false"/>
               <w:bidi w:val="0"/>
               <w:spacing w:before="0" w:after="0"/>
               <w:rPr>
@@ -14564,7 +14572,7 @@
             <w:pPr>
               <w:pStyle w:val="TableParagraph"/>
               <w:suppressAutoHyphens w:val="true"/>
-              <w:overflowPunct w:val="true"/>
+              <w:overflowPunct w:val="false"/>
               <w:bidi w:val="0"/>
               <w:spacing w:before="0" w:after="0"/>
               <w:rPr>
@@ -14601,7 +14609,7 @@
             <w:pPr>
               <w:pStyle w:val="TableParagraph"/>
               <w:suppressAutoHyphens w:val="true"/>
-              <w:overflowPunct w:val="true"/>
+              <w:overflowPunct w:val="false"/>
               <w:bidi w:val="0"/>
               <w:spacing w:before="0" w:after="0"/>
               <w:rPr>
@@ -14635,7 +14643,7 @@
             <w:pPr>
               <w:pStyle w:val="TableParagraph"/>
               <w:suppressAutoHyphens w:val="true"/>
-              <w:overflowPunct w:val="true"/>
+              <w:overflowPunct w:val="false"/>
               <w:bidi w:val="0"/>
               <w:spacing w:before="0" w:after="0"/>
               <w:rPr>
@@ -14670,7 +14678,7 @@
             <w:pPr>
               <w:pStyle w:val="TableParagraph"/>
               <w:suppressAutoHyphens w:val="true"/>
-              <w:overflowPunct w:val="true"/>
+              <w:overflowPunct w:val="false"/>
               <w:bidi w:val="0"/>
               <w:spacing w:before="0" w:after="0"/>
               <w:rPr>
@@ -14721,7 +14729,7 @@
         <w:pStyle w:val="12341"/>
         <w:widowControl/>
         <w:suppressAutoHyphens w:val="true"/>
-        <w:overflowPunct w:val="true"/>
+        <w:overflowPunct w:val="false"/>
         <w:bidi w:val="0"/>
         <w:spacing w:before="0" w:after="0"/>
         <w:ind w:firstLine="709" w:left="283" w:right="170"/>
@@ -14748,7 +14756,7 @@
         <w:pStyle w:val="12341"/>
         <w:widowControl/>
         <w:suppressAutoHyphens w:val="true"/>
-        <w:overflowPunct w:val="true"/>
+        <w:overflowPunct w:val="false"/>
         <w:bidi w:val="0"/>
         <w:spacing w:before="0" w:after="0"/>
         <w:ind w:firstLine="709" w:left="283" w:right="170"/>
@@ -14777,6 +14785,7 @@
           <w:ilvl w:val="0"/>
           <w:numId w:val="1"/>
         </w:numPr>
+        <w:ind w:firstLine="709" w:left="283" w:right="284"/>
         <w:rPr/>
       </w:pPr>
       <w:r>
@@ -14793,6 +14802,7 @@
           <w:ilvl w:val="0"/>
           <w:numId w:val="1"/>
         </w:numPr>
+        <w:ind w:firstLine="709" w:left="283" w:right="284"/>
         <w:rPr/>
       </w:pPr>
       <w:r>
@@ -14809,6 +14819,7 @@
           <w:ilvl w:val="0"/>
           <w:numId w:val="1"/>
         </w:numPr>
+        <w:ind w:firstLine="709" w:left="283" w:right="284"/>
         <w:rPr/>
       </w:pPr>
       <w:r>
@@ -14823,7 +14834,7 @@
         <w:pStyle w:val="12341"/>
         <w:widowControl/>
         <w:suppressAutoHyphens w:val="true"/>
-        <w:overflowPunct w:val="true"/>
+        <w:overflowPunct w:val="false"/>
         <w:bidi w:val="0"/>
         <w:spacing w:before="0" w:after="0"/>
         <w:ind w:firstLine="709" w:left="283" w:right="170"/>
@@ -14850,7 +14861,7 @@
         <w:pStyle w:val="12341"/>
         <w:widowControl/>
         <w:suppressAutoHyphens w:val="true"/>
-        <w:overflowPunct w:val="true"/>
+        <w:overflowPunct w:val="false"/>
         <w:bidi w:val="0"/>
         <w:spacing w:before="0" w:after="0"/>
         <w:ind w:firstLine="709" w:left="283" w:right="170"/>
@@ -14991,7 +15002,7 @@
         <w:pStyle w:val="12341"/>
         <w:widowControl/>
         <w:suppressAutoHyphens w:val="true"/>
-        <w:overflowPunct w:val="true"/>
+        <w:overflowPunct w:val="false"/>
         <w:bidi w:val="0"/>
         <w:spacing w:before="0" w:after="0"/>
         <w:ind w:firstLine="709" w:left="283" w:right="170"/>
@@ -16495,7 +16506,7 @@
                       <wps:spPr>
                         <a:xfrm>
                           <a:off x="0" y="0"/>
-                          <a:ext cx="6581160" cy="10181520"/>
+                          <a:ext cx="6580440" cy="10180800"/>
                         </a:xfrm>
                         <a:prstGeom prst="rect">
                           <a:avLst/>
@@ -16747,7 +16758,7 @@
                       <wps:spPr>
                         <a:xfrm>
                           <a:off x="17640" y="9125640"/>
-                          <a:ext cx="283320" cy="149760"/>
+                          <a:ext cx="282600" cy="149400"/>
                         </a:xfrm>
                         <a:prstGeom prst="rect">
                           <a:avLst/>
@@ -16801,7 +16812,7 @@
                       <wps:spPr>
                         <a:xfrm>
                           <a:off x="345960" y="9125640"/>
-                          <a:ext cx="354960" cy="149760"/>
+                          <a:ext cx="354240" cy="149400"/>
                         </a:xfrm>
                         <a:prstGeom prst="rect">
                           <a:avLst/>
@@ -16849,7 +16860,7 @@
                       <wps:spPr>
                         <a:xfrm>
                           <a:off x="746640" y="9125640"/>
-                          <a:ext cx="840240" cy="149760"/>
+                          <a:ext cx="839520" cy="149400"/>
                         </a:xfrm>
                         <a:prstGeom prst="rect">
                           <a:avLst/>
@@ -16910,7 +16921,7 @@
                       <wps:spPr>
                         <a:xfrm>
                           <a:off x="1641600" y="9125640"/>
-                          <a:ext cx="497880" cy="149760"/>
+                          <a:ext cx="497160" cy="149400"/>
                         </a:xfrm>
                         <a:prstGeom prst="rect">
                           <a:avLst/>
@@ -16962,7 +16973,7 @@
                       <wps:spPr>
                         <a:xfrm>
                           <a:off x="2175480" y="9125640"/>
-                          <a:ext cx="321840" cy="149760"/>
+                          <a:ext cx="321480" cy="149400"/>
                         </a:xfrm>
                         <a:prstGeom prst="rect">
                           <a:avLst/>
@@ -17014,7 +17025,7 @@
                       <wps:spPr>
                         <a:xfrm>
                           <a:off x="5247720" y="9301320"/>
-                          <a:ext cx="478080" cy="149760"/>
+                          <a:ext cx="477360" cy="149400"/>
                         </a:xfrm>
                         <a:prstGeom prst="rect">
                           <a:avLst/>
@@ -17066,7 +17077,7 @@
                       <wps:spPr>
                         <a:xfrm>
                           <a:off x="5247720" y="9487440"/>
-                          <a:ext cx="478080" cy="150480"/>
+                          <a:ext cx="477360" cy="149760"/>
                         </a:xfrm>
                         <a:prstGeom prst="rect">
                           <a:avLst/>
@@ -17143,7 +17154,7 @@
                       <wps:spPr>
                         <a:xfrm>
                           <a:off x="2556360" y="8906040"/>
-                          <a:ext cx="3997800" cy="235440"/>
+                          <a:ext cx="3997440" cy="235080"/>
                         </a:xfrm>
                         <a:prstGeom prst="rect">
                           <a:avLst/>
@@ -17347,7 +17358,7 @@
                       <wpg:grpSpPr>
                         <a:xfrm>
                           <a:off x="12600" y="9306720"/>
-                          <a:ext cx="1656000" cy="203040"/>
+                          <a:ext cx="1655280" cy="202680"/>
                         </a:xfrm>
                       </wpg:grpSpPr>
                       <wps:wsp>
@@ -17356,7 +17367,7 @@
                         <wps:spPr>
                           <a:xfrm>
                             <a:off x="0" y="0"/>
-                            <a:ext cx="692640" cy="150480"/>
+                            <a:ext cx="692280" cy="149760"/>
                           </a:xfrm>
                           <a:prstGeom prst="rect">
                             <a:avLst/>
@@ -17416,7 +17427,7 @@
                         <wps:spPr>
                           <a:xfrm>
                             <a:off x="734040" y="0"/>
-                            <a:ext cx="921960" cy="203040"/>
+                            <a:ext cx="921240" cy="202680"/>
                           </a:xfrm>
                           <a:prstGeom prst="rect">
                             <a:avLst/>
@@ -17472,7 +17483,7 @@
                       <wpg:grpSpPr>
                         <a:xfrm>
                           <a:off x="12600" y="9483120"/>
-                          <a:ext cx="1574280" cy="149760"/>
+                          <a:ext cx="1573560" cy="149400"/>
                         </a:xfrm>
                       </wpg:grpSpPr>
                       <wps:wsp>
@@ -17481,7 +17492,7 @@
                         <wps:spPr>
                           <a:xfrm>
                             <a:off x="0" y="0"/>
-                            <a:ext cx="692640" cy="149760"/>
+                            <a:ext cx="692280" cy="149400"/>
                           </a:xfrm>
                           <a:prstGeom prst="rect">
                             <a:avLst/>
@@ -17541,7 +17552,7 @@
                         <wps:spPr>
                           <a:xfrm>
                             <a:off x="734040" y="0"/>
-                            <a:ext cx="840240" cy="149760"/>
+                            <a:ext cx="839520" cy="149400"/>
                           </a:xfrm>
                           <a:prstGeom prst="rect">
                             <a:avLst/>
@@ -17616,7 +17627,7 @@
                       <wpg:grpSpPr>
                         <a:xfrm>
                           <a:off x="12600" y="9664200"/>
-                          <a:ext cx="1574280" cy="149760"/>
+                          <a:ext cx="1573560" cy="149400"/>
                         </a:xfrm>
                       </wpg:grpSpPr>
                       <wps:wsp>
@@ -17625,7 +17636,7 @@
                         <wps:spPr>
                           <a:xfrm>
                             <a:off x="0" y="0"/>
-                            <a:ext cx="692640" cy="149760"/>
+                            <a:ext cx="692280" cy="149400"/>
                           </a:xfrm>
                           <a:prstGeom prst="rect">
                             <a:avLst/>
@@ -17685,7 +17696,7 @@
                         <wps:spPr>
                           <a:xfrm>
                             <a:off x="734040" y="0"/>
-                            <a:ext cx="840240" cy="149760"/>
+                            <a:ext cx="839520" cy="149400"/>
                           </a:xfrm>
                           <a:prstGeom prst="rect">
                             <a:avLst/>
@@ -17724,7 +17735,7 @@
                       <wpg:grpSpPr>
                         <a:xfrm>
                           <a:off x="12600" y="9839880"/>
-                          <a:ext cx="1574280" cy="150480"/>
+                          <a:ext cx="1573560" cy="149760"/>
                         </a:xfrm>
                       </wpg:grpSpPr>
                       <wps:wsp>
@@ -17733,7 +17744,7 @@
                         <wps:spPr>
                           <a:xfrm>
                             <a:off x="0" y="0"/>
-                            <a:ext cx="692640" cy="150480"/>
+                            <a:ext cx="692280" cy="149760"/>
                           </a:xfrm>
                           <a:prstGeom prst="rect">
                             <a:avLst/>
@@ -17793,7 +17804,7 @@
                         <wps:spPr>
                           <a:xfrm>
                             <a:off x="734040" y="0"/>
-                            <a:ext cx="840240" cy="150480"/>
+                            <a:ext cx="839520" cy="149760"/>
                           </a:xfrm>
                           <a:prstGeom prst="rect">
                             <a:avLst/>
@@ -17832,7 +17843,7 @@
                       <wpg:grpSpPr>
                         <a:xfrm>
                           <a:off x="12600" y="10015920"/>
-                          <a:ext cx="1574280" cy="149760"/>
+                          <a:ext cx="1573560" cy="149400"/>
                         </a:xfrm>
                       </wpg:grpSpPr>
                       <wps:wsp>
@@ -17841,7 +17852,7 @@
                         <wps:spPr>
                           <a:xfrm>
                             <a:off x="0" y="0"/>
-                            <a:ext cx="692640" cy="149760"/>
+                            <a:ext cx="692280" cy="149400"/>
                           </a:xfrm>
                           <a:prstGeom prst="rect">
                             <a:avLst/>
@@ -17901,7 +17912,7 @@
                         <wps:spPr>
                           <a:xfrm>
                             <a:off x="734040" y="0"/>
-                            <a:ext cx="840240" cy="149760"/>
+                            <a:ext cx="839520" cy="149400"/>
                           </a:xfrm>
                           <a:prstGeom prst="rect">
                             <a:avLst/>
@@ -17966,7 +17977,7 @@
                       <wps:spPr>
                         <a:xfrm>
                           <a:off x="2565360" y="9330120"/>
-                          <a:ext cx="2064960" cy="812160"/>
+                          <a:ext cx="2064240" cy="811440"/>
                         </a:xfrm>
                         <a:prstGeom prst="rect">
                           <a:avLst/>
@@ -18106,7 +18117,7 @@
                       <wps:spPr>
                         <a:xfrm>
                           <a:off x="4709160" y="9301320"/>
-                          <a:ext cx="478080" cy="149760"/>
+                          <a:ext cx="477360" cy="149400"/>
                         </a:xfrm>
                         <a:prstGeom prst="rect">
                           <a:avLst/>
@@ -18158,7 +18169,7 @@
                       <wps:spPr>
                         <a:xfrm>
                           <a:off x="5790600" y="9301320"/>
-                          <a:ext cx="758880" cy="149760"/>
+                          <a:ext cx="758160" cy="149400"/>
                         </a:xfrm>
                         <a:prstGeom prst="rect">
                           <a:avLst/>
@@ -18203,7 +18214,7 @@
                       <wps:spPr>
                         <a:xfrm>
                           <a:off x="5794920" y="9482400"/>
-                          <a:ext cx="758880" cy="149760"/>
+                          <a:ext cx="758160" cy="149400"/>
                         </a:xfrm>
                         <a:prstGeom prst="rect">
                           <a:avLst/>
@@ -18307,7 +18318,7 @@
                       <wps:spPr>
                         <a:xfrm>
                           <a:off x="4709160" y="9792360"/>
-                          <a:ext cx="1840320" cy="216360"/>
+                          <a:ext cx="1839600" cy="216000"/>
                         </a:xfrm>
                         <a:prstGeom prst="rect">
                           <a:avLst/>
@@ -18366,7 +18377,7 @@
         <mc:Fallback>
           <w:pict>
             <v:group id="shape_0" alt="Группа 201" style="position:absolute;margin-left:61.35pt;margin-top:15pt;width:518.45pt;height:801.8pt" coordorigin="1227,300" coordsize="10369,16036">
-              <v:rect id="shape_0" ID="Rectangle 152" path="m0,0l-2147483645,0l-2147483645,-2147483646l0,-2147483646xe" stroked="t" o:allowincell="f" style="position:absolute;left:1227;top:300;width:10363;height:16033;mso-wrap-style:none;v-text-anchor:middle;mso-position-horizontal-relative:page;mso-position-vertical-relative:page">
+              <v:rect id="shape_0" ID="Rectangle 152" path="m0,0l-2147483645,0l-2147483645,-2147483646l0,-2147483646xe" stroked="t" o:allowincell="f" style="position:absolute;left:1227;top:300;width:10362;height:16032;mso-wrap-style:none;v-text-anchor:middle;mso-position-horizontal-relative:page;mso-position-vertical-relative:page">
                 <v:fill o:detectmouseclick="t" on="false"/>
                 <v:stroke color="black" weight="25560" joinstyle="miter" endcap="flat"/>
                 <w10:wrap type="none"/>
@@ -18416,7 +18427,7 @@
                 <v:fill o:detectmouseclick="t" on="false"/>
                 <w10:wrap type="none"/>
               </v:line>
-              <v:rect id="shape_0" ID="Rectangle 162" path="m0,0l-2147483645,0l-2147483645,-2147483646l0,-2147483646xe" stroked="f" o:allowincell="f" style="position:absolute;left:1255;top:14671;width:445;height:235;mso-wrap-style:square;v-text-anchor:top;mso-position-horizontal-relative:page;mso-position-vertical-relative:page">
+              <v:rect id="shape_0" ID="Rectangle 162" path="m0,0l-2147483645,0l-2147483645,-2147483646l0,-2147483646xe" stroked="f" o:allowincell="f" style="position:absolute;left:1255;top:14671;width:444;height:234;mso-wrap-style:square;v-text-anchor:top;mso-position-horizontal-relative:page;mso-position-vertical-relative:page">
                 <v:fill o:detectmouseclick="t" on="false"/>
                 <v:stroke color="#3465a4" joinstyle="round" endcap="flat"/>
                 <v:textbox>
@@ -18449,7 +18460,7 @@
                 </v:textbox>
                 <w10:wrap type="none"/>
               </v:rect>
-              <v:rect id="shape_0" ID="Rectangle 163" path="m0,0l-2147483645,0l-2147483645,-2147483646l0,-2147483646xe" stroked="f" o:allowincell="f" style="position:absolute;left:1772;top:14671;width:558;height:235;mso-wrap-style:square;v-text-anchor:top;mso-position-horizontal-relative:page;mso-position-vertical-relative:page">
+              <v:rect id="shape_0" ID="Rectangle 163" path="m0,0l-2147483645,0l-2147483645,-2147483646l0,-2147483646xe" stroked="f" o:allowincell="f" style="position:absolute;left:1772;top:14671;width:557;height:234;mso-wrap-style:square;v-text-anchor:top;mso-position-horizontal-relative:page;mso-position-vertical-relative:page">
                 <v:fill o:detectmouseclick="t" on="false"/>
                 <v:stroke color="#3465a4" joinstyle="round" endcap="flat"/>
                 <v:textbox>
@@ -18476,7 +18487,7 @@
                 </v:textbox>
                 <w10:wrap type="none"/>
               </v:rect>
-              <v:rect id="shape_0" ID="Rectangle 164" path="m0,0l-2147483645,0l-2147483645,-2147483646l0,-2147483646xe" stroked="f" o:allowincell="f" style="position:absolute;left:2403;top:14671;width:1322;height:235;mso-wrap-style:square;v-text-anchor:top;mso-position-horizontal-relative:page;mso-position-vertical-relative:page">
+              <v:rect id="shape_0" ID="Rectangle 164" path="m0,0l-2147483645,0l-2147483645,-2147483646l0,-2147483646xe" stroked="f" o:allowincell="f" style="position:absolute;left:2403;top:14671;width:1321;height:234;mso-wrap-style:square;v-text-anchor:top;mso-position-horizontal-relative:page;mso-position-vertical-relative:page">
                 <v:fill o:detectmouseclick="t" on="false"/>
                 <v:stroke color="#3465a4" joinstyle="round" endcap="flat"/>
                 <v:textbox>
@@ -18516,7 +18527,7 @@
                 </v:textbox>
                 <w10:wrap type="none"/>
               </v:rect>
-              <v:rect id="shape_0" ID="Rectangle 165" path="m0,0l-2147483645,0l-2147483645,-2147483646l0,-2147483646xe" stroked="f" o:allowincell="f" style="position:absolute;left:3812;top:14671;width:783;height:235;mso-wrap-style:square;v-text-anchor:top;mso-position-horizontal-relative:page;mso-position-vertical-relative:page">
+              <v:rect id="shape_0" ID="Rectangle 165" path="m0,0l-2147483645,0l-2147483645,-2147483646l0,-2147483646xe" stroked="f" o:allowincell="f" style="position:absolute;left:3812;top:14671;width:782;height:234;mso-wrap-style:square;v-text-anchor:top;mso-position-horizontal-relative:page;mso-position-vertical-relative:page">
                 <v:fill o:detectmouseclick="t" on="false"/>
                 <v:stroke color="#3465a4" joinstyle="round" endcap="flat"/>
                 <v:textbox>
@@ -18547,7 +18558,7 @@
                 </v:textbox>
                 <w10:wrap type="none"/>
               </v:rect>
-              <v:rect id="shape_0" ID="Rectangle 166" path="m0,0l-2147483645,0l-2147483645,-2147483646l0,-2147483646xe" stroked="f" o:allowincell="f" style="position:absolute;left:4653;top:14671;width:506;height:235;mso-wrap-style:square;v-text-anchor:top;mso-position-horizontal-relative:page;mso-position-vertical-relative:page">
+              <v:rect id="shape_0" ID="Rectangle 166" path="m0,0l-2147483645,0l-2147483645,-2147483646l0,-2147483646xe" stroked="f" o:allowincell="f" style="position:absolute;left:4653;top:14671;width:505;height:234;mso-wrap-style:square;v-text-anchor:top;mso-position-horizontal-relative:page;mso-position-vertical-relative:page">
                 <v:fill o:detectmouseclick="t" on="false"/>
                 <v:stroke color="#3465a4" joinstyle="round" endcap="flat"/>
                 <v:textbox>
@@ -18578,7 +18589,7 @@
                 </v:textbox>
                 <w10:wrap type="none"/>
               </v:rect>
-              <v:rect id="shape_0" ID="Rectangle 167" path="m0,0l-2147483645,0l-2147483645,-2147483646l0,-2147483646xe" stroked="f" o:allowincell="f" style="position:absolute;left:9491;top:14948;width:752;height:235;mso-wrap-style:square;v-text-anchor:top;mso-position-horizontal-relative:page;mso-position-vertical-relative:page">
+              <v:rect id="shape_0" ID="Rectangle 167" path="m0,0l-2147483645,0l-2147483645,-2147483646l0,-2147483646xe" stroked="f" o:allowincell="f" style="position:absolute;left:9491;top:14948;width:751;height:234;mso-wrap-style:square;v-text-anchor:top;mso-position-horizontal-relative:page;mso-position-vertical-relative:page">
                 <v:fill o:detectmouseclick="t" on="false"/>
                 <v:stroke color="#3465a4" joinstyle="round" endcap="flat"/>
                 <v:textbox>
@@ -18609,7 +18620,7 @@
                 </v:textbox>
                 <w10:wrap type="none"/>
               </v:rect>
-              <v:rect id="shape_0" ID="Rectangle 168" path="m0,0l-2147483645,0l-2147483645,-2147483646l0,-2147483646xe" stroked="f" o:allowincell="f" style="position:absolute;left:9491;top:15241;width:752;height:236;mso-wrap-style:square;v-text-anchor:top;mso-position-horizontal-relative:page;mso-position-vertical-relative:page">
+              <v:rect id="shape_0" ID="Rectangle 168" path="m0,0l-2147483645,0l-2147483645,-2147483646l0,-2147483646xe" stroked="f" o:allowincell="f" style="position:absolute;left:9491;top:15241;width:751;height:235;mso-wrap-style:square;v-text-anchor:top;mso-position-horizontal-relative:page;mso-position-vertical-relative:page">
                 <v:fill o:detectmouseclick="t" on="false"/>
                 <v:stroke color="#3465a4" joinstyle="round" endcap="flat"/>
                 <v:textbox>
@@ -18665,7 +18676,7 @@
                 </v:textbox>
                 <w10:wrap type="none"/>
               </v:rect>
-              <v:rect id="shape_0" ID="Rectangle 169" path="m0,0l-2147483645,0l-2147483645,-2147483646l0,-2147483646xe" stroked="f" o:allowincell="f" style="position:absolute;left:5253;top:14325;width:6295;height:370;mso-wrap-style:square;v-text-anchor:middle;mso-position-horizontal-relative:page;mso-position-vertical-relative:page">
+              <v:rect id="shape_0" ID="Rectangle 169" path="m0,0l-2147483645,0l-2147483645,-2147483646l0,-2147483646xe" stroked="f" o:allowincell="f" style="position:absolute;left:5253;top:14325;width:6294;height:369;mso-wrap-style:square;v-text-anchor:middle;mso-position-horizontal-relative:page;mso-position-vertical-relative:page">
                 <v:fill o:detectmouseclick="t" on="false"/>
                 <v:stroke color="#3465a4" joinstyle="round" endcap="flat"/>
                 <v:textbox>
@@ -18749,8 +18760,8 @@
                 <v:fill o:detectmouseclick="t" on="false"/>
                 <w10:wrap type="none"/>
               </v:line>
-              <v:group id="shape_0" style="position:absolute;left:1247;top:14956;width:2608;height:320">
-                <v:rect id="shape_0" ID="Rectangle 176" path="m0,0l-2147483645,0l-2147483645,-2147483646l0,-2147483646xe" stroked="f" o:allowincell="f" style="position:absolute;left:1247;top:14956;width:1090;height:236;mso-wrap-style:square;v-text-anchor:top;mso-position-horizontal-relative:page;mso-position-vertical-relative:page">
+              <v:group id="shape_0" style="position:absolute;left:1247;top:14956;width:2607;height:319">
+                <v:rect id="shape_0" ID="Rectangle 176" path="m0,0l-2147483645,0l-2147483645,-2147483646l0,-2147483646xe" stroked="f" o:allowincell="f" style="position:absolute;left:1247;top:14956;width:1089;height:235;mso-wrap-style:square;v-text-anchor:top;mso-position-horizontal-relative:page;mso-position-vertical-relative:page">
                   <v:fill o:detectmouseclick="t" on="false"/>
                   <v:stroke color="#3465a4" joinstyle="round" endcap="flat"/>
                   <v:textbox>
@@ -18789,7 +18800,7 @@
                   </v:textbox>
                   <w10:wrap type="none"/>
                 </v:rect>
-                <v:rect id="shape_0" ID="Rectangle 177" path="m0,0l-2147483645,0l-2147483645,-2147483646l0,-2147483646xe" stroked="f" o:allowincell="f" style="position:absolute;left:2403;top:14956;width:1451;height:319;mso-wrap-style:square;v-text-anchor:top;mso-position-horizontal-relative:page;mso-position-vertical-relative:page">
+                <v:rect id="shape_0" ID="Rectangle 177" path="m0,0l-2147483645,0l-2147483645,-2147483646l0,-2147483646xe" stroked="f" o:allowincell="f" style="position:absolute;left:2403;top:14956;width:1450;height:318;mso-wrap-style:square;v-text-anchor:top;mso-position-horizontal-relative:page;mso-position-vertical-relative:page">
                   <v:fill o:detectmouseclick="t" on="false"/>
                   <v:stroke color="#3465a4" joinstyle="round" endcap="flat"/>
                   <v:textbox>
@@ -18825,8 +18836,8 @@
                   <w10:wrap type="none"/>
                 </v:rect>
               </v:group>
-              <v:group id="shape_0" style="position:absolute;left:1247;top:15234;width:2479;height:236">
-                <v:rect id="shape_0" ID="Rectangle 179" path="m0,0l-2147483645,0l-2147483645,-2147483646l0,-2147483646xe" stroked="f" o:allowincell="f" style="position:absolute;left:1247;top:15234;width:1090;height:235;mso-wrap-style:square;v-text-anchor:top;mso-position-horizontal-relative:page;mso-position-vertical-relative:page">
+              <v:group id="shape_0" style="position:absolute;left:1247;top:15234;width:2478;height:235">
+                <v:rect id="shape_0" ID="Rectangle 179" path="m0,0l-2147483645,0l-2147483645,-2147483646l0,-2147483646xe" stroked="f" o:allowincell="f" style="position:absolute;left:1247;top:15234;width:1089;height:234;mso-wrap-style:square;v-text-anchor:top;mso-position-horizontal-relative:page;mso-position-vertical-relative:page">
                   <v:fill o:detectmouseclick="t" on="false"/>
                   <v:stroke color="#3465a4" joinstyle="round" endcap="flat"/>
                   <v:textbox>
@@ -18865,7 +18876,7 @@
                   </v:textbox>
                   <w10:wrap type="none"/>
                 </v:rect>
-                <v:rect id="shape_0" ID="Rectangle 180" path="m0,0l-2147483645,0l-2147483645,-2147483646l0,-2147483646xe" stroked="f" o:allowincell="f" style="position:absolute;left:2403;top:15234;width:1322;height:235;mso-wrap-style:square;v-text-anchor:top;mso-position-horizontal-relative:page;mso-position-vertical-relative:page">
+                <v:rect id="shape_0" ID="Rectangle 180" path="m0,0l-2147483645,0l-2147483645,-2147483646l0,-2147483646xe" stroked="f" o:allowincell="f" style="position:absolute;left:2403;top:15234;width:1321;height:234;mso-wrap-style:square;v-text-anchor:top;mso-position-horizontal-relative:page;mso-position-vertical-relative:page">
                   <v:fill o:detectmouseclick="t" on="false"/>
                   <v:stroke color="#3465a4" joinstyle="round" endcap="flat"/>
                   <v:textbox>
@@ -18920,8 +18931,8 @@
                   <w10:wrap type="none"/>
                 </v:rect>
               </v:group>
-              <v:group id="shape_0" style="position:absolute;left:1247;top:15519;width:2479;height:236">
-                <v:rect id="shape_0" ID="Rectangle 182" path="m0,0l-2147483645,0l-2147483645,-2147483646l0,-2147483646xe" stroked="f" o:allowincell="f" style="position:absolute;left:1247;top:15519;width:1090;height:235;mso-wrap-style:square;v-text-anchor:top;mso-position-horizontal-relative:page;mso-position-vertical-relative:page">
+              <v:group id="shape_0" style="position:absolute;left:1247;top:15519;width:2478;height:235">
+                <v:rect id="shape_0" ID="Rectangle 182" path="m0,0l-2147483645,0l-2147483645,-2147483646l0,-2147483646xe" stroked="f" o:allowincell="f" style="position:absolute;left:1247;top:15519;width:1089;height:234;mso-wrap-style:square;v-text-anchor:top;mso-position-horizontal-relative:page;mso-position-vertical-relative:page">
                   <v:fill o:detectmouseclick="t" on="false"/>
                   <v:stroke color="#3465a4" joinstyle="round" endcap="flat"/>
                   <v:textbox>
@@ -18960,7 +18971,7 @@
                   </v:textbox>
                   <w10:wrap type="none"/>
                 </v:rect>
-                <v:rect id="shape_0" ID="Rectangle 183" path="m0,0l-2147483645,0l-2147483645,-2147483646l0,-2147483646xe" stroked="f" o:allowincell="f" style="position:absolute;left:2403;top:15519;width:1322;height:235;mso-wrap-style:none;v-text-anchor:middle;mso-position-horizontal-relative:page;mso-position-vertical-relative:page">
+                <v:rect id="shape_0" ID="Rectangle 183" path="m0,0l-2147483645,0l-2147483645,-2147483646l0,-2147483646xe" stroked="f" o:allowincell="f" style="position:absolute;left:2403;top:15519;width:1321;height:234;mso-wrap-style:none;v-text-anchor:middle;mso-position-horizontal-relative:page;mso-position-vertical-relative:page">
                   <v:fill o:detectmouseclick="t" on="false"/>
                   <v:stroke color="#3465a4" joinstyle="round" endcap="flat"/>
                   <v:textbox>
@@ -18979,8 +18990,8 @@
                   <w10:wrap type="none"/>
                 </v:rect>
               </v:group>
-              <v:group id="shape_0" style="position:absolute;left:1247;top:15796;width:2479;height:237">
-                <v:rect id="shape_0" ID="Rectangle 185" path="m0,0l-2147483645,0l-2147483645,-2147483646l0,-2147483646xe" stroked="f" o:allowincell="f" style="position:absolute;left:1247;top:15796;width:1090;height:236;mso-wrap-style:square;v-text-anchor:top;mso-position-horizontal-relative:page;mso-position-vertical-relative:page">
+              <v:group id="shape_0" style="position:absolute;left:1247;top:15796;width:2478;height:236">
+                <v:rect id="shape_0" ID="Rectangle 185" path="m0,0l-2147483645,0l-2147483645,-2147483646l0,-2147483646xe" stroked="f" o:allowincell="f" style="position:absolute;left:1247;top:15796;width:1089;height:235;mso-wrap-style:square;v-text-anchor:top;mso-position-horizontal-relative:page;mso-position-vertical-relative:page">
                   <v:fill o:detectmouseclick="t" on="false"/>
                   <v:stroke color="#3465a4" joinstyle="round" endcap="flat"/>
                   <v:textbox>
@@ -19019,7 +19030,7 @@
                   </v:textbox>
                   <w10:wrap type="none"/>
                 </v:rect>
-                <v:rect id="shape_0" ID="Rectangle 186" path="m0,0l-2147483645,0l-2147483645,-2147483646l0,-2147483646xe" stroked="f" o:allowincell="f" style="position:absolute;left:2403;top:15796;width:1322;height:236;mso-wrap-style:none;v-text-anchor:middle;mso-position-horizontal-relative:page;mso-position-vertical-relative:page">
+                <v:rect id="shape_0" ID="Rectangle 186" path="m0,0l-2147483645,0l-2147483645,-2147483646l0,-2147483646xe" stroked="f" o:allowincell="f" style="position:absolute;left:2403;top:15796;width:1321;height:235;mso-wrap-style:none;v-text-anchor:middle;mso-position-horizontal-relative:page;mso-position-vertical-relative:page">
                   <v:fill o:detectmouseclick="t" on="false"/>
                   <v:stroke color="#3465a4" joinstyle="round" endcap="flat"/>
                   <v:textbox>
@@ -19038,8 +19049,8 @@
                   <w10:wrap type="none"/>
                 </v:rect>
               </v:group>
-              <v:group id="shape_0" style="position:absolute;left:1247;top:16073;width:2479;height:236">
-                <v:rect id="shape_0" ID="Rectangle 188" path="m0,0l-2147483645,0l-2147483645,-2147483646l0,-2147483646xe" stroked="f" o:allowincell="f" style="position:absolute;left:1247;top:16073;width:1090;height:235;mso-wrap-style:square;v-text-anchor:top;mso-position-horizontal-relative:page;mso-position-vertical-relative:page">
+              <v:group id="shape_0" style="position:absolute;left:1247;top:16073;width:2478;height:235">
+                <v:rect id="shape_0" ID="Rectangle 188" path="m0,0l-2147483645,0l-2147483645,-2147483646l0,-2147483646xe" stroked="f" o:allowincell="f" style="position:absolute;left:1247;top:16073;width:1089;height:234;mso-wrap-style:square;v-text-anchor:top;mso-position-horizontal-relative:page;mso-position-vertical-relative:page">
                   <v:fill o:detectmouseclick="t" on="false"/>
                   <v:stroke color="#3465a4" joinstyle="round" endcap="flat"/>
                   <v:textbox>
@@ -19078,7 +19089,7 @@
                   </v:textbox>
                   <w10:wrap type="none"/>
                 </v:rect>
-                <v:rect id="shape_0" ID="Rectangle 189" path="m0,0l-2147483645,0l-2147483645,-2147483646l0,-2147483646xe" stroked="f" o:allowincell="f" style="position:absolute;left:2403;top:16073;width:1322;height:235;mso-wrap-style:none;v-text-anchor:middle;mso-position-horizontal-relative:page;mso-position-vertical-relative:page">
+                <v:rect id="shape_0" ID="Rectangle 189" path="m0,0l-2147483645,0l-2147483645,-2147483646l0,-2147483646xe" stroked="f" o:allowincell="f" style="position:absolute;left:2403;top:16073;width:1321;height:234;mso-wrap-style:none;v-text-anchor:middle;mso-position-horizontal-relative:page;mso-position-vertical-relative:page">
                   <v:fill o:detectmouseclick="t" on="false"/>
                   <v:stroke color="#3465a4" joinstyle="round" endcap="flat"/>
                   <v:textbox>
@@ -19102,7 +19113,7 @@
                 <v:fill o:detectmouseclick="t" on="false"/>
                 <w10:wrap type="none"/>
               </v:line>
-              <v:rect id="shape_0" ID="Rectangle 191" path="m0,0l-2147483645,0l-2147483645,-2147483646l0,-2147483646xe" stroked="f" o:allowincell="f" style="position:absolute;left:5267;top:14993;width:3251;height:1278;mso-wrap-style:square;v-text-anchor:middle;mso-position-horizontal-relative:page;mso-position-vertical-relative:page">
+              <v:rect id="shape_0" ID="Rectangle 191" path="m0,0l-2147483645,0l-2147483645,-2147483646l0,-2147483646xe" stroked="f" o:allowincell="f" style="position:absolute;left:5267;top:14993;width:3250;height:1277;mso-wrap-style:square;v-text-anchor:middle;mso-position-horizontal-relative:page;mso-position-vertical-relative:page">
                 <v:fill o:detectmouseclick="t" on="false"/>
                 <v:stroke color="#3465a4" joinstyle="round" endcap="flat"/>
                 <v:textbox>
@@ -19161,7 +19172,7 @@
                 <v:fill o:detectmouseclick="t" on="false"/>
                 <w10:wrap type="none"/>
               </v:line>
-              <v:rect id="shape_0" ID="Rectangle 195" path="m0,0l-2147483645,0l-2147483645,-2147483646l0,-2147483646xe" stroked="f" o:allowincell="f" style="position:absolute;left:8643;top:14948;width:752;height:235;mso-wrap-style:square;v-text-anchor:top;mso-position-horizontal-relative:page;mso-position-vertical-relative:page">
+              <v:rect id="shape_0" ID="Rectangle 195" path="m0,0l-2147483645,0l-2147483645,-2147483646l0,-2147483646xe" stroked="f" o:allowincell="f" style="position:absolute;left:8643;top:14948;width:751;height:234;mso-wrap-style:square;v-text-anchor:top;mso-position-horizontal-relative:page;mso-position-vertical-relative:page">
                 <v:fill o:detectmouseclick="t" on="false"/>
                 <v:stroke color="#3465a4" joinstyle="round" endcap="flat"/>
                 <v:textbox>
@@ -19192,7 +19203,7 @@
                 </v:textbox>
                 <w10:wrap type="none"/>
               </v:rect>
-              <v:rect id="shape_0" ID="Rectangle 196" path="m0,0l-2147483645,0l-2147483645,-2147483646l0,-2147483646xe" stroked="f" o:allowincell="f" style="position:absolute;left:10346;top:14948;width:1194;height:235;mso-wrap-style:square;v-text-anchor:top;mso-position-horizontal-relative:page;mso-position-vertical-relative:page">
+              <v:rect id="shape_0" ID="Rectangle 196" path="m0,0l-2147483645,0l-2147483645,-2147483646l0,-2147483646xe" stroked="f" o:allowincell="f" style="position:absolute;left:10346;top:14948;width:1193;height:234;mso-wrap-style:square;v-text-anchor:top;mso-position-horizontal-relative:page;mso-position-vertical-relative:page">
                 <v:fill o:detectmouseclick="t" on="false"/>
                 <v:stroke color="#3465a4" joinstyle="round" endcap="flat"/>
                 <v:textbox>
@@ -19216,7 +19227,7 @@
                 </v:textbox>
                 <w10:wrap type="none"/>
               </v:rect>
-              <v:rect id="shape_0" ID="Rectangle 197" path="m0,0l-2147483645,0l-2147483645,-2147483646l0,-2147483646xe" stroked="f" o:allowincell="f" style="position:absolute;left:10353;top:15233;width:1194;height:235;mso-wrap-style:square;v-text-anchor:top;mso-position-horizontal-relative:page;mso-position-vertical-relative:page">
+              <v:rect id="shape_0" ID="Rectangle 197" path="m0,0l-2147483645,0l-2147483645,-2147483646l0,-2147483646xe" stroked="f" o:allowincell="f" style="position:absolute;left:10353;top:15233;width:1193;height:234;mso-wrap-style:square;v-text-anchor:top;mso-position-horizontal-relative:page;mso-position-vertical-relative:page">
                 <v:fill o:detectmouseclick="t" on="false"/>
                 <v:stroke color="#3465a4" joinstyle="round" endcap="flat"/>
                 <v:textbox>
@@ -19259,7 +19270,7 @@
                 <v:fill o:detectmouseclick="t" on="false"/>
                 <w10:wrap type="none"/>
               </v:line>
-              <v:rect id="shape_0" ID="Rectangle 200" path="m0,0l-2147483645,0l-2147483645,-2147483646l0,-2147483646xe" stroked="f" o:allowincell="f" style="position:absolute;left:8643;top:15721;width:2897;height:340;mso-wrap-style:square;v-text-anchor:middle;mso-position-horizontal-relative:page;mso-position-vertical-relative:page">
+              <v:rect id="shape_0" ID="Rectangle 200" path="m0,0l-2147483645,0l-2147483645,-2147483646l0,-2147483646xe" stroked="f" o:allowincell="f" style="position:absolute;left:8643;top:15721;width:2896;height:339;mso-wrap-style:square;v-text-anchor:middle;mso-position-horizontal-relative:page;mso-position-vertical-relative:page">
                 <v:fill o:detectmouseclick="t" on="false"/>
                 <v:stroke color="#3465a4" joinstyle="round" endcap="flat"/>
                 <v:textbox>
@@ -19345,7 +19356,7 @@
                       <wps:spPr>
                         <a:xfrm>
                           <a:off x="0" y="0"/>
-                          <a:ext cx="6581160" cy="10181520"/>
+                          <a:ext cx="6580440" cy="10180800"/>
                         </a:xfrm>
                         <a:prstGeom prst="rect">
                           <a:avLst/>
@@ -19597,7 +19608,7 @@
                       <wps:spPr>
                         <a:xfrm>
                           <a:off x="17640" y="9125640"/>
-                          <a:ext cx="283320" cy="149760"/>
+                          <a:ext cx="282600" cy="149400"/>
                         </a:xfrm>
                         <a:prstGeom prst="rect">
                           <a:avLst/>
@@ -19651,7 +19662,7 @@
                       <wps:spPr>
                         <a:xfrm>
                           <a:off x="345960" y="9125640"/>
-                          <a:ext cx="354960" cy="149760"/>
+                          <a:ext cx="354240" cy="149400"/>
                         </a:xfrm>
                         <a:prstGeom prst="rect">
                           <a:avLst/>
@@ -19699,7 +19710,7 @@
                       <wps:spPr>
                         <a:xfrm>
                           <a:off x="746640" y="9125640"/>
-                          <a:ext cx="840240" cy="149760"/>
+                          <a:ext cx="839520" cy="149400"/>
                         </a:xfrm>
                         <a:prstGeom prst="rect">
                           <a:avLst/>
@@ -19760,7 +19771,7 @@
                       <wps:spPr>
                         <a:xfrm>
                           <a:off x="1641600" y="9125640"/>
-                          <a:ext cx="497880" cy="149760"/>
+                          <a:ext cx="497160" cy="149400"/>
                         </a:xfrm>
                         <a:prstGeom prst="rect">
                           <a:avLst/>
@@ -19812,7 +19823,7 @@
                       <wps:spPr>
                         <a:xfrm>
                           <a:off x="2175480" y="9125640"/>
-                          <a:ext cx="321840" cy="149760"/>
+                          <a:ext cx="321480" cy="149400"/>
                         </a:xfrm>
                         <a:prstGeom prst="rect">
                           <a:avLst/>
@@ -19864,7 +19875,7 @@
                       <wps:spPr>
                         <a:xfrm>
                           <a:off x="5247720" y="9301320"/>
-                          <a:ext cx="478080" cy="149760"/>
+                          <a:ext cx="477360" cy="149400"/>
                         </a:xfrm>
                         <a:prstGeom prst="rect">
                           <a:avLst/>
@@ -19916,7 +19927,7 @@
                       <wps:spPr>
                         <a:xfrm>
                           <a:off x="5247720" y="9487440"/>
-                          <a:ext cx="478080" cy="150480"/>
+                          <a:ext cx="477360" cy="149760"/>
                         </a:xfrm>
                         <a:prstGeom prst="rect">
                           <a:avLst/>
@@ -19993,7 +20004,7 @@
                       <wps:spPr>
                         <a:xfrm>
                           <a:off x="2556360" y="8906040"/>
-                          <a:ext cx="3997800" cy="235440"/>
+                          <a:ext cx="3997440" cy="235080"/>
                         </a:xfrm>
                         <a:prstGeom prst="rect">
                           <a:avLst/>
@@ -20197,7 +20208,7 @@
                       <wpg:grpSpPr>
                         <a:xfrm>
                           <a:off x="12600" y="9306720"/>
-                          <a:ext cx="1656000" cy="203040"/>
+                          <a:ext cx="1655280" cy="202680"/>
                         </a:xfrm>
                       </wpg:grpSpPr>
                       <wps:wsp>
@@ -20206,7 +20217,7 @@
                         <wps:spPr>
                           <a:xfrm>
                             <a:off x="0" y="0"/>
-                            <a:ext cx="692640" cy="150480"/>
+                            <a:ext cx="692280" cy="149760"/>
                           </a:xfrm>
                           <a:prstGeom prst="rect">
                             <a:avLst/>
@@ -20266,7 +20277,7 @@
                         <wps:spPr>
                           <a:xfrm>
                             <a:off x="734040" y="0"/>
-                            <a:ext cx="921960" cy="203040"/>
+                            <a:ext cx="921240" cy="202680"/>
                           </a:xfrm>
                           <a:prstGeom prst="rect">
                             <a:avLst/>
@@ -20322,7 +20333,7 @@
                       <wpg:grpSpPr>
                         <a:xfrm>
                           <a:off x="12600" y="9483120"/>
-                          <a:ext cx="1574280" cy="149760"/>
+                          <a:ext cx="1573560" cy="149400"/>
                         </a:xfrm>
                       </wpg:grpSpPr>
                       <wps:wsp>
@@ -20331,7 +20342,7 @@
                         <wps:spPr>
                           <a:xfrm>
                             <a:off x="0" y="0"/>
-                            <a:ext cx="692640" cy="149760"/>
+                            <a:ext cx="692280" cy="149400"/>
                           </a:xfrm>
                           <a:prstGeom prst="rect">
                             <a:avLst/>
@@ -20391,7 +20402,7 @@
                         <wps:spPr>
                           <a:xfrm>
                             <a:off x="734040" y="0"/>
-                            <a:ext cx="840240" cy="149760"/>
+                            <a:ext cx="839520" cy="149400"/>
                           </a:xfrm>
                           <a:prstGeom prst="rect">
                             <a:avLst/>
@@ -20466,7 +20477,7 @@
                       <wpg:grpSpPr>
                         <a:xfrm>
                           <a:off x="12600" y="9664200"/>
-                          <a:ext cx="1574280" cy="149760"/>
+                          <a:ext cx="1573560" cy="149400"/>
                         </a:xfrm>
                       </wpg:grpSpPr>
                       <wps:wsp>
@@ -20475,7 +20486,7 @@
                         <wps:spPr>
                           <a:xfrm>
                             <a:off x="0" y="0"/>
-                            <a:ext cx="692640" cy="149760"/>
+                            <a:ext cx="692280" cy="149400"/>
                           </a:xfrm>
                           <a:prstGeom prst="rect">
                             <a:avLst/>
@@ -20535,7 +20546,7 @@
                         <wps:spPr>
                           <a:xfrm>
                             <a:off x="734040" y="0"/>
-                            <a:ext cx="840240" cy="149760"/>
+                            <a:ext cx="839520" cy="149400"/>
                           </a:xfrm>
                           <a:prstGeom prst="rect">
                             <a:avLst/>
@@ -20574,7 +20585,7 @@
                       <wpg:grpSpPr>
                         <a:xfrm>
                           <a:off x="12600" y="9839880"/>
-                          <a:ext cx="1574280" cy="150480"/>
+                          <a:ext cx="1573560" cy="149760"/>
                         </a:xfrm>
                       </wpg:grpSpPr>
                       <wps:wsp>
@@ -20583,7 +20594,7 @@
                         <wps:spPr>
                           <a:xfrm>
                             <a:off x="0" y="0"/>
-                            <a:ext cx="692640" cy="150480"/>
+                            <a:ext cx="692280" cy="149760"/>
                           </a:xfrm>
                           <a:prstGeom prst="rect">
                             <a:avLst/>
@@ -20643,7 +20654,7 @@
                         <wps:spPr>
                           <a:xfrm>
                             <a:off x="734040" y="0"/>
-                            <a:ext cx="840240" cy="150480"/>
+                            <a:ext cx="839520" cy="149760"/>
                           </a:xfrm>
                           <a:prstGeom prst="rect">
                             <a:avLst/>
@@ -20682,7 +20693,7 @@
                       <wpg:grpSpPr>
                         <a:xfrm>
                           <a:off x="12600" y="10015920"/>
-                          <a:ext cx="1574280" cy="149760"/>
+                          <a:ext cx="1573560" cy="149400"/>
                         </a:xfrm>
                       </wpg:grpSpPr>
                       <wps:wsp>
@@ -20691,7 +20702,7 @@
                         <wps:spPr>
                           <a:xfrm>
                             <a:off x="0" y="0"/>
-                            <a:ext cx="692640" cy="149760"/>
+                            <a:ext cx="692280" cy="149400"/>
                           </a:xfrm>
                           <a:prstGeom prst="rect">
                             <a:avLst/>
@@ -20751,7 +20762,7 @@
                         <wps:spPr>
                           <a:xfrm>
                             <a:off x="734040" y="0"/>
-                            <a:ext cx="840240" cy="149760"/>
+                            <a:ext cx="839520" cy="149400"/>
                           </a:xfrm>
                           <a:prstGeom prst="rect">
                             <a:avLst/>
@@ -20816,7 +20827,7 @@
                       <wps:spPr>
                         <a:xfrm>
                           <a:off x="2565360" y="9330120"/>
-                          <a:ext cx="2064960" cy="812160"/>
+                          <a:ext cx="2064240" cy="811440"/>
                         </a:xfrm>
                         <a:prstGeom prst="rect">
                           <a:avLst/>
@@ -20956,7 +20967,7 @@
                       <wps:spPr>
                         <a:xfrm>
                           <a:off x="4709160" y="9301320"/>
-                          <a:ext cx="478080" cy="149760"/>
+                          <a:ext cx="477360" cy="149400"/>
                         </a:xfrm>
                         <a:prstGeom prst="rect">
                           <a:avLst/>
@@ -21008,7 +21019,7 @@
                       <wps:spPr>
                         <a:xfrm>
                           <a:off x="5790600" y="9301320"/>
-                          <a:ext cx="758880" cy="149760"/>
+                          <a:ext cx="758160" cy="149400"/>
                         </a:xfrm>
                         <a:prstGeom prst="rect">
                           <a:avLst/>
@@ -21053,7 +21064,7 @@
                       <wps:spPr>
                         <a:xfrm>
                           <a:off x="5794920" y="9482400"/>
-                          <a:ext cx="758880" cy="149760"/>
+                          <a:ext cx="758160" cy="149400"/>
                         </a:xfrm>
                         <a:prstGeom prst="rect">
                           <a:avLst/>
@@ -21157,7 +21168,7 @@
                       <wps:spPr>
                         <a:xfrm>
                           <a:off x="4709160" y="9792360"/>
-                          <a:ext cx="1840320" cy="216360"/>
+                          <a:ext cx="1839600" cy="216000"/>
                         </a:xfrm>
                         <a:prstGeom prst="rect">
                           <a:avLst/>
@@ -21216,7 +21227,7 @@
         <mc:Fallback>
           <w:pict>
             <v:group id="shape_0" alt="Группа 201" style="position:absolute;margin-left:61.35pt;margin-top:15pt;width:518.45pt;height:801.8pt" coordorigin="1227,300" coordsize="10369,16036">
-              <v:rect id="shape_0" ID="Rectangle 152" path="m0,0l-2147483645,0l-2147483645,-2147483646l0,-2147483646xe" stroked="t" o:allowincell="f" style="position:absolute;left:1227;top:300;width:10363;height:16033;mso-wrap-style:none;v-text-anchor:middle;mso-position-horizontal-relative:page;mso-position-vertical-relative:page">
+              <v:rect id="shape_0" ID="Rectangle 152" path="m0,0l-2147483645,0l-2147483645,-2147483646l0,-2147483646xe" stroked="t" o:allowincell="f" style="position:absolute;left:1227;top:300;width:10362;height:16032;mso-wrap-style:none;v-text-anchor:middle;mso-position-horizontal-relative:page;mso-position-vertical-relative:page">
                 <v:fill o:detectmouseclick="t" on="false"/>
                 <v:stroke color="black" weight="25560" joinstyle="miter" endcap="flat"/>
                 <w10:wrap type="none"/>
@@ -21266,7 +21277,7 @@
                 <v:fill o:detectmouseclick="t" on="false"/>
                 <w10:wrap type="none"/>
               </v:line>
-              <v:rect id="shape_0" ID="Rectangle 162" path="m0,0l-2147483645,0l-2147483645,-2147483646l0,-2147483646xe" stroked="f" o:allowincell="f" style="position:absolute;left:1255;top:14671;width:445;height:235;mso-wrap-style:square;v-text-anchor:top;mso-position-horizontal-relative:page;mso-position-vertical-relative:page">
+              <v:rect id="shape_0" ID="Rectangle 162" path="m0,0l-2147483645,0l-2147483645,-2147483646l0,-2147483646xe" stroked="f" o:allowincell="f" style="position:absolute;left:1255;top:14671;width:444;height:234;mso-wrap-style:square;v-text-anchor:top;mso-position-horizontal-relative:page;mso-position-vertical-relative:page">
                 <v:fill o:detectmouseclick="t" on="false"/>
                 <v:stroke color="#3465a4" joinstyle="round" endcap="flat"/>
                 <v:textbox>
@@ -21299,7 +21310,7 @@
                 </v:textbox>
                 <w10:wrap type="none"/>
               </v:rect>
-              <v:rect id="shape_0" ID="Rectangle 163" path="m0,0l-2147483645,0l-2147483645,-2147483646l0,-2147483646xe" stroked="f" o:allowincell="f" style="position:absolute;left:1772;top:14671;width:558;height:235;mso-wrap-style:square;v-text-anchor:top;mso-position-horizontal-relative:page;mso-position-vertical-relative:page">
+              <v:rect id="shape_0" ID="Rectangle 163" path="m0,0l-2147483645,0l-2147483645,-2147483646l0,-2147483646xe" stroked="f" o:allowincell="f" style="position:absolute;left:1772;top:14671;width:557;height:234;mso-wrap-style:square;v-text-anchor:top;mso-position-horizontal-relative:page;mso-position-vertical-relative:page">
                 <v:fill o:detectmouseclick="t" on="false"/>
                 <v:stroke color="#3465a4" joinstyle="round" endcap="flat"/>
                 <v:textbox>
@@ -21326,7 +21337,7 @@
                 </v:textbox>
                 <w10:wrap type="none"/>
               </v:rect>
-              <v:rect id="shape_0" ID="Rectangle 164" path="m0,0l-2147483645,0l-2147483645,-2147483646l0,-2147483646xe" stroked="f" o:allowincell="f" style="position:absolute;left:2403;top:14671;width:1322;height:235;mso-wrap-style:square;v-text-anchor:top;mso-position-horizontal-relative:page;mso-position-vertical-relative:page">
+              <v:rect id="shape_0" ID="Rectangle 164" path="m0,0l-2147483645,0l-2147483645,-2147483646l0,-2147483646xe" stroked="f" o:allowincell="f" style="position:absolute;left:2403;top:14671;width:1321;height:234;mso-wrap-style:square;v-text-anchor:top;mso-position-horizontal-relative:page;mso-position-vertical-relative:page">
                 <v:fill o:detectmouseclick="t" on="false"/>
                 <v:stroke color="#3465a4" joinstyle="round" endcap="flat"/>
                 <v:textbox>
@@ -21366,7 +21377,7 @@
                 </v:textbox>
                 <w10:wrap type="none"/>
               </v:rect>
-              <v:rect id="shape_0" ID="Rectangle 165" path="m0,0l-2147483645,0l-2147483645,-2147483646l0,-2147483646xe" stroked="f" o:allowincell="f" style="position:absolute;left:3812;top:14671;width:783;height:235;mso-wrap-style:square;v-text-anchor:top;mso-position-horizontal-relative:page;mso-position-vertical-relative:page">
+              <v:rect id="shape_0" ID="Rectangle 165" path="m0,0l-2147483645,0l-2147483645,-2147483646l0,-2147483646xe" stroked="f" o:allowincell="f" style="position:absolute;left:3812;top:14671;width:782;height:234;mso-wrap-style:square;v-text-anchor:top;mso-position-horizontal-relative:page;mso-position-vertical-relative:page">
                 <v:fill o:detectmouseclick="t" on="false"/>
                 <v:stroke color="#3465a4" joinstyle="round" endcap="flat"/>
                 <v:textbox>
@@ -21397,7 +21408,7 @@
                 </v:textbox>
                 <w10:wrap type="none"/>
               </v:rect>
-              <v:rect id="shape_0" ID="Rectangle 166" path="m0,0l-2147483645,0l-2147483645,-2147483646l0,-2147483646xe" stroked="f" o:allowincell="f" style="position:absolute;left:4653;top:14671;width:506;height:235;mso-wrap-style:square;v-text-anchor:top;mso-position-horizontal-relative:page;mso-position-vertical-relative:page">
+              <v:rect id="shape_0" ID="Rectangle 166" path="m0,0l-2147483645,0l-2147483645,-2147483646l0,-2147483646xe" stroked="f" o:allowincell="f" style="position:absolute;left:4653;top:14671;width:505;height:234;mso-wrap-style:square;v-text-anchor:top;mso-position-horizontal-relative:page;mso-position-vertical-relative:page">
                 <v:fill o:detectmouseclick="t" on="false"/>
                 <v:stroke color="#3465a4" joinstyle="round" endcap="flat"/>
                 <v:textbox>
@@ -21428,7 +21439,7 @@
                 </v:textbox>
                 <w10:wrap type="none"/>
               </v:rect>
-              <v:rect id="shape_0" ID="Rectangle 167" path="m0,0l-2147483645,0l-2147483645,-2147483646l0,-2147483646xe" stroked="f" o:allowincell="f" style="position:absolute;left:9491;top:14948;width:752;height:235;mso-wrap-style:square;v-text-anchor:top;mso-position-horizontal-relative:page;mso-position-vertical-relative:page">
+              <v:rect id="shape_0" ID="Rectangle 167" path="m0,0l-2147483645,0l-2147483645,-2147483646l0,-2147483646xe" stroked="f" o:allowincell="f" style="position:absolute;left:9491;top:14948;width:751;height:234;mso-wrap-style:square;v-text-anchor:top;mso-position-horizontal-relative:page;mso-position-vertical-relative:page">
                 <v:fill o:detectmouseclick="t" on="false"/>
                 <v:stroke color="#3465a4" joinstyle="round" endcap="flat"/>
                 <v:textbox>
@@ -21459,7 +21470,7 @@
                 </v:textbox>
                 <w10:wrap type="none"/>
               </v:rect>
-              <v:rect id="shape_0" ID="Rectangle 168" path="m0,0l-2147483645,0l-2147483645,-2147483646l0,-2147483646xe" stroked="f" o:allowincell="f" style="position:absolute;left:9491;top:15241;width:752;height:236;mso-wrap-style:square;v-text-anchor:top;mso-position-horizontal-relative:page;mso-position-vertical-relative:page">
+              <v:rect id="shape_0" ID="Rectangle 168" path="m0,0l-2147483645,0l-2147483645,-2147483646l0,-2147483646xe" stroked="f" o:allowincell="f" style="position:absolute;left:9491;top:15241;width:751;height:235;mso-wrap-style:square;v-text-anchor:top;mso-position-horizontal-relative:page;mso-position-vertical-relative:page">
                 <v:fill o:detectmouseclick="t" on="false"/>
                 <v:stroke color="#3465a4" joinstyle="round" endcap="flat"/>
                 <v:textbox>
@@ -21515,7 +21526,7 @@
                 </v:textbox>
                 <w10:wrap type="none"/>
               </v:rect>
-              <v:rect id="shape_0" ID="Rectangle 169" path="m0,0l-2147483645,0l-2147483645,-2147483646l0,-2147483646xe" stroked="f" o:allowincell="f" style="position:absolute;left:5253;top:14325;width:6295;height:370;mso-wrap-style:square;v-text-anchor:middle;mso-position-horizontal-relative:page;mso-position-vertical-relative:page">
+              <v:rect id="shape_0" ID="Rectangle 169" path="m0,0l-2147483645,0l-2147483645,-2147483646l0,-2147483646xe" stroked="f" o:allowincell="f" style="position:absolute;left:5253;top:14325;width:6294;height:369;mso-wrap-style:square;v-text-anchor:middle;mso-position-horizontal-relative:page;mso-position-vertical-relative:page">
                 <v:fill o:detectmouseclick="t" on="false"/>
                 <v:stroke color="#3465a4" joinstyle="round" endcap="flat"/>
                 <v:textbox>
@@ -21599,8 +21610,8 @@
                 <v:fill o:detectmouseclick="t" on="false"/>
                 <w10:wrap type="none"/>
               </v:line>
-              <v:group id="shape_0" style="position:absolute;left:1247;top:14956;width:2608;height:320">
-                <v:rect id="shape_0" ID="Rectangle 176" path="m0,0l-2147483645,0l-2147483645,-2147483646l0,-2147483646xe" stroked="f" o:allowincell="f" style="position:absolute;left:1247;top:14956;width:1090;height:236;mso-wrap-style:square;v-text-anchor:top;mso-position-horizontal-relative:page;mso-position-vertical-relative:page">
+              <v:group id="shape_0" style="position:absolute;left:1247;top:14956;width:2607;height:319">
+                <v:rect id="shape_0" ID="Rectangle 176" path="m0,0l-2147483645,0l-2147483645,-2147483646l0,-2147483646xe" stroked="f" o:allowincell="f" style="position:absolute;left:1247;top:14956;width:1089;height:235;mso-wrap-style:square;v-text-anchor:top;mso-position-horizontal-relative:page;mso-position-vertical-relative:page">
                   <v:fill o:detectmouseclick="t" on="false"/>
                   <v:stroke color="#3465a4" joinstyle="round" endcap="flat"/>
                   <v:textbox>
@@ -21639,7 +21650,7 @@
                   </v:textbox>
                   <w10:wrap type="none"/>
                 </v:rect>
-                <v:rect id="shape_0" ID="Rectangle 177" path="m0,0l-2147483645,0l-2147483645,-2147483646l0,-2147483646xe" stroked="f" o:allowincell="f" style="position:absolute;left:2403;top:14956;width:1451;height:319;mso-wrap-style:square;v-text-anchor:top;mso-position-horizontal-relative:page;mso-position-vertical-relative:page">
+                <v:rect id="shape_0" ID="Rectangle 177" path="m0,0l-2147483645,0l-2147483645,-2147483646l0,-2147483646xe" stroked="f" o:allowincell="f" style="position:absolute;left:2403;top:14956;width:1450;height:318;mso-wrap-style:square;v-text-anchor:top;mso-position-horizontal-relative:page;mso-position-vertical-relative:page">
                   <v:fill o:detectmouseclick="t" on="false"/>
                   <v:stroke color="#3465a4" joinstyle="round" endcap="flat"/>
                   <v:textbox>
@@ -21675,8 +21686,8 @@
                   <w10:wrap type="none"/>
                 </v:rect>
               </v:group>
-              <v:group id="shape_0" style="position:absolute;left:1247;top:15234;width:2479;height:236">
-                <v:rect id="shape_0" ID="Rectangle 179" path="m0,0l-2147483645,0l-2147483645,-2147483646l0,-2147483646xe" stroked="f" o:allowincell="f" style="position:absolute;left:1247;top:15234;width:1090;height:235;mso-wrap-style:square;v-text-anchor:top;mso-position-horizontal-relative:page;mso-position-vertical-relative:page">
+              <v:group id="shape_0" style="position:absolute;left:1247;top:15234;width:2478;height:235">
+                <v:rect id="shape_0" ID="Rectangle 179" path="m0,0l-2147483645,0l-2147483645,-2147483646l0,-2147483646xe" stroked="f" o:allowincell="f" style="position:absolute;left:1247;top:15234;width:1089;height:234;mso-wrap-style:square;v-text-anchor:top;mso-position-horizontal-relative:page;mso-position-vertical-relative:page">
                   <v:fill o:detectmouseclick="t" on="false"/>
                   <v:stroke color="#3465a4" joinstyle="round" endcap="flat"/>
                   <v:textbox>
@@ -21715,7 +21726,7 @@
                   </v:textbox>
                   <w10:wrap type="none"/>
                 </v:rect>
-                <v:rect id="shape_0" ID="Rectangle 180" path="m0,0l-2147483645,0l-2147483645,-2147483646l0,-2147483646xe" stroked="f" o:allowincell="f" style="position:absolute;left:2403;top:15234;width:1322;height:235;mso-wrap-style:square;v-text-anchor:top;mso-position-horizontal-relative:page;mso-position-vertical-relative:page">
+                <v:rect id="shape_0" ID="Rectangle 180" path="m0,0l-2147483645,0l-2147483645,-2147483646l0,-2147483646xe" stroked="f" o:allowincell="f" style="position:absolute;left:2403;top:15234;width:1321;height:234;mso-wrap-style:square;v-text-anchor:top;mso-position-horizontal-relative:page;mso-position-vertical-relative:page">
                   <v:fill o:detectmouseclick="t" on="false"/>
                   <v:stroke color="#3465a4" joinstyle="round" endcap="flat"/>
                   <v:textbox>
@@ -21770,8 +21781,8 @@
                   <w10:wrap type="none"/>
                 </v:rect>
               </v:group>
-              <v:group id="shape_0" style="position:absolute;left:1247;top:15519;width:2479;height:236">
-                <v:rect id="shape_0" ID="Rectangle 182" path="m0,0l-2147483645,0l-2147483645,-2147483646l0,-2147483646xe" stroked="f" o:allowincell="f" style="position:absolute;left:1247;top:15519;width:1090;height:235;mso-wrap-style:square;v-text-anchor:top;mso-position-horizontal-relative:page;mso-position-vertical-relative:page">
+              <v:group id="shape_0" style="position:absolute;left:1247;top:15519;width:2478;height:235">
+                <v:rect id="shape_0" ID="Rectangle 182" path="m0,0l-2147483645,0l-2147483645,-2147483646l0,-2147483646xe" stroked="f" o:allowincell="f" style="position:absolute;left:1247;top:15519;width:1089;height:234;mso-wrap-style:square;v-text-anchor:top;mso-position-horizontal-relative:page;mso-position-vertical-relative:page">
                   <v:fill o:detectmouseclick="t" on="false"/>
                   <v:stroke color="#3465a4" joinstyle="round" endcap="flat"/>
                   <v:textbox>
@@ -21810,7 +21821,7 @@
                   </v:textbox>
                   <w10:wrap type="none"/>
                 </v:rect>
-                <v:rect id="shape_0" ID="Rectangle 183" path="m0,0l-2147483645,0l-2147483645,-2147483646l0,-2147483646xe" stroked="f" o:allowincell="f" style="position:absolute;left:2403;top:15519;width:1322;height:235;mso-wrap-style:none;v-text-anchor:middle;mso-position-horizontal-relative:page;mso-position-vertical-relative:page">
+                <v:rect id="shape_0" ID="Rectangle 183" path="m0,0l-2147483645,0l-2147483645,-2147483646l0,-2147483646xe" stroked="f" o:allowincell="f" style="position:absolute;left:2403;top:15519;width:1321;height:234;mso-wrap-style:none;v-text-anchor:middle;mso-position-horizontal-relative:page;mso-position-vertical-relative:page">
                   <v:fill o:detectmouseclick="t" on="false"/>
                   <v:stroke color="#3465a4" joinstyle="round" endcap="flat"/>
                   <v:textbox>
@@ -21829,8 +21840,8 @@
                   <w10:wrap type="none"/>
                 </v:rect>
               </v:group>
-              <v:group id="shape_0" style="position:absolute;left:1247;top:15796;width:2479;height:237">
-                <v:rect id="shape_0" ID="Rectangle 185" path="m0,0l-2147483645,0l-2147483645,-2147483646l0,-2147483646xe" stroked="f" o:allowincell="f" style="position:absolute;left:1247;top:15796;width:1090;height:236;mso-wrap-style:square;v-text-anchor:top;mso-position-horizontal-relative:page;mso-position-vertical-relative:page">
+              <v:group id="shape_0" style="position:absolute;left:1247;top:15796;width:2478;height:236">
+                <v:rect id="shape_0" ID="Rectangle 185" path="m0,0l-2147483645,0l-2147483645,-2147483646l0,-2147483646xe" stroked="f" o:allowincell="f" style="position:absolute;left:1247;top:15796;width:1089;height:235;mso-wrap-style:square;v-text-anchor:top;mso-position-horizontal-relative:page;mso-position-vertical-relative:page">
                   <v:fill o:detectmouseclick="t" on="false"/>
                   <v:stroke color="#3465a4" joinstyle="round" endcap="flat"/>
                   <v:textbox>
@@ -21869,7 +21880,7 @@
                   </v:textbox>
                   <w10:wrap type="none"/>
                 </v:rect>
-                <v:rect id="shape_0" ID="Rectangle 186" path="m0,0l-2147483645,0l-2147483645,-2147483646l0,-2147483646xe" stroked="f" o:allowincell="f" style="position:absolute;left:2403;top:15796;width:1322;height:236;mso-wrap-style:none;v-text-anchor:middle;mso-position-horizontal-relative:page;mso-position-vertical-relative:page">
+                <v:rect id="shape_0" ID="Rectangle 186" path="m0,0l-2147483645,0l-2147483645,-2147483646l0,-2147483646xe" stroked="f" o:allowincell="f" style="position:absolute;left:2403;top:15796;width:1321;height:235;mso-wrap-style:none;v-text-anchor:middle;mso-position-horizontal-relative:page;mso-position-vertical-relative:page">
                   <v:fill o:detectmouseclick="t" on="false"/>
                   <v:stroke color="#3465a4" joinstyle="round" endcap="flat"/>
                   <v:textbox>
@@ -21888,8 +21899,8 @@
                   <w10:wrap type="none"/>
                 </v:rect>
               </v:group>
-              <v:group id="shape_0" style="position:absolute;left:1247;top:16073;width:2479;height:236">
-                <v:rect id="shape_0" ID="Rectangle 188" path="m0,0l-2147483645,0l-2147483645,-2147483646l0,-2147483646xe" stroked="f" o:allowincell="f" style="position:absolute;left:1247;top:16073;width:1090;height:235;mso-wrap-style:square;v-text-anchor:top;mso-position-horizontal-relative:page;mso-position-vertical-relative:page">
+              <v:group id="shape_0" style="position:absolute;left:1247;top:16073;width:2478;height:235">
+                <v:rect id="shape_0" ID="Rectangle 188" path="m0,0l-2147483645,0l-2147483645,-2147483646l0,-2147483646xe" stroked="f" o:allowincell="f" style="position:absolute;left:1247;top:16073;width:1089;height:234;mso-wrap-style:square;v-text-anchor:top;mso-position-horizontal-relative:page;mso-position-vertical-relative:page">
                   <v:fill o:detectmouseclick="t" on="false"/>
                   <v:stroke color="#3465a4" joinstyle="round" endcap="flat"/>
                   <v:textbox>
@@ -21928,7 +21939,7 @@
                   </v:textbox>
                   <w10:wrap type="none"/>
                 </v:rect>
-                <v:rect id="shape_0" ID="Rectangle 189" path="m0,0l-2147483645,0l-2147483645,-2147483646l0,-2147483646xe" stroked="f" o:allowincell="f" style="position:absolute;left:2403;top:16073;width:1322;height:235;mso-wrap-style:none;v-text-anchor:middle;mso-position-horizontal-relative:page;mso-position-vertical-relative:page">
+                <v:rect id="shape_0" ID="Rectangle 189" path="m0,0l-2147483645,0l-2147483645,-2147483646l0,-2147483646xe" stroked="f" o:allowincell="f" style="position:absolute;left:2403;top:16073;width:1321;height:234;mso-wrap-style:none;v-text-anchor:middle;mso-position-horizontal-relative:page;mso-position-vertical-relative:page">
                   <v:fill o:detectmouseclick="t" on="false"/>
                   <v:stroke color="#3465a4" joinstyle="round" endcap="flat"/>
                   <v:textbox>
@@ -21952,7 +21963,7 @@
                 <v:fill o:detectmouseclick="t" on="false"/>
                 <w10:wrap type="none"/>
               </v:line>
-              <v:rect id="shape_0" ID="Rectangle 191" path="m0,0l-2147483645,0l-2147483645,-2147483646l0,-2147483646xe" stroked="f" o:allowincell="f" style="position:absolute;left:5267;top:14993;width:3251;height:1278;mso-wrap-style:square;v-text-anchor:middle;mso-position-horizontal-relative:page;mso-position-vertical-relative:page">
+              <v:rect id="shape_0" ID="Rectangle 191" path="m0,0l-2147483645,0l-2147483645,-2147483646l0,-2147483646xe" stroked="f" o:allowincell="f" style="position:absolute;left:5267;top:14993;width:3250;height:1277;mso-wrap-style:square;v-text-anchor:middle;mso-position-horizontal-relative:page;mso-position-vertical-relative:page">
                 <v:fill o:detectmouseclick="t" on="false"/>
                 <v:stroke color="#3465a4" joinstyle="round" endcap="flat"/>
                 <v:textbox>
@@ -22011,7 +22022,7 @@
                 <v:fill o:detectmouseclick="t" on="false"/>
                 <w10:wrap type="none"/>
               </v:line>
-              <v:rect id="shape_0" ID="Rectangle 195" path="m0,0l-2147483645,0l-2147483645,-2147483646l0,-2147483646xe" stroked="f" o:allowincell="f" style="position:absolute;left:8643;top:14948;width:752;height:235;mso-wrap-style:square;v-text-anchor:top;mso-position-horizontal-relative:page;mso-position-vertical-relative:page">
+              <v:rect id="shape_0" ID="Rectangle 195" path="m0,0l-2147483645,0l-2147483645,-2147483646l0,-2147483646xe" stroked="f" o:allowincell="f" style="position:absolute;left:8643;top:14948;width:751;height:234;mso-wrap-style:square;v-text-anchor:top;mso-position-horizontal-relative:page;mso-position-vertical-relative:page">
                 <v:fill o:detectmouseclick="t" on="false"/>
                 <v:stroke color="#3465a4" joinstyle="round" endcap="flat"/>
                 <v:textbox>
@@ -22042,7 +22053,7 @@
                 </v:textbox>
                 <w10:wrap type="none"/>
               </v:rect>
-              <v:rect id="shape_0" ID="Rectangle 196" path="m0,0l-2147483645,0l-2147483645,-2147483646l0,-2147483646xe" stroked="f" o:allowincell="f" style="position:absolute;left:10346;top:14948;width:1194;height:235;mso-wrap-style:square;v-text-anchor:top;mso-position-horizontal-relative:page;mso-position-vertical-relative:page">
+              <v:rect id="shape_0" ID="Rectangle 196" path="m0,0l-2147483645,0l-2147483645,-2147483646l0,-2147483646xe" stroked="f" o:allowincell="f" style="position:absolute;left:10346;top:14948;width:1193;height:234;mso-wrap-style:square;v-text-anchor:top;mso-position-horizontal-relative:page;mso-position-vertical-relative:page">
                 <v:fill o:detectmouseclick="t" on="false"/>
                 <v:stroke color="#3465a4" joinstyle="round" endcap="flat"/>
                 <v:textbox>
@@ -22066,7 +22077,7 @@
                 </v:textbox>
                 <w10:wrap type="none"/>
               </v:rect>
-              <v:rect id="shape_0" ID="Rectangle 197" path="m0,0l-2147483645,0l-2147483645,-2147483646l0,-2147483646xe" stroked="f" o:allowincell="f" style="position:absolute;left:10353;top:15233;width:1194;height:235;mso-wrap-style:square;v-text-anchor:top;mso-position-horizontal-relative:page;mso-position-vertical-relative:page">
+              <v:rect id="shape_0" ID="Rectangle 197" path="m0,0l-2147483645,0l-2147483645,-2147483646l0,-2147483646xe" stroked="f" o:allowincell="f" style="position:absolute;left:10353;top:15233;width:1193;height:234;mso-wrap-style:square;v-text-anchor:top;mso-position-horizontal-relative:page;mso-position-vertical-relative:page">
                 <v:fill o:detectmouseclick="t" on="false"/>
                 <v:stroke color="#3465a4" joinstyle="round" endcap="flat"/>
                 <v:textbox>
@@ -22109,7 +22120,7 @@
                 <v:fill o:detectmouseclick="t" on="false"/>
                 <w10:wrap type="none"/>
               </v:line>
-              <v:rect id="shape_0" ID="Rectangle 200" path="m0,0l-2147483645,0l-2147483645,-2147483646l0,-2147483646xe" stroked="f" o:allowincell="f" style="position:absolute;left:8643;top:15721;width:2897;height:340;mso-wrap-style:square;v-text-anchor:middle;mso-position-horizontal-relative:page;mso-position-vertical-relative:page">
+              <v:rect id="shape_0" ID="Rectangle 200" path="m0,0l-2147483645,0l-2147483645,-2147483646l0,-2147483646xe" stroked="f" o:allowincell="f" style="position:absolute;left:8643;top:15721;width:2896;height:339;mso-wrap-style:square;v-text-anchor:middle;mso-position-horizontal-relative:page;mso-position-vertical-relative:page">
                 <v:fill o:detectmouseclick="t" on="false"/>
                 <v:stroke color="#3465a4" joinstyle="round" endcap="flat"/>
                 <v:textbox>
@@ -22209,7 +22220,7 @@
                       <wps:spPr>
                         <a:xfrm>
                           <a:off x="0" y="0"/>
-                          <a:ext cx="6581160" cy="10256040"/>
+                          <a:ext cx="6580440" cy="10255320"/>
                         </a:xfrm>
                         <a:prstGeom prst="rect">
                           <a:avLst/>
@@ -22486,7 +22497,7 @@
                       <wps:spPr>
                         <a:xfrm>
                           <a:off x="17640" y="10089000"/>
-                          <a:ext cx="321840" cy="151200"/>
+                          <a:ext cx="321480" cy="150480"/>
                         </a:xfrm>
                         <a:prstGeom prst="rect">
                           <a:avLst/>
@@ -22540,7 +22551,7 @@
                       <wps:spPr>
                         <a:xfrm>
                           <a:off x="375120" y="10089000"/>
-                          <a:ext cx="321840" cy="151200"/>
+                          <a:ext cx="321480" cy="150480"/>
                         </a:xfrm>
                         <a:prstGeom prst="rect">
                           <a:avLst/>
@@ -22594,7 +22605,7 @@
                       <wps:spPr>
                         <a:xfrm>
                           <a:off x="746640" y="10089000"/>
-                          <a:ext cx="840240" cy="151200"/>
+                          <a:ext cx="839520" cy="150480"/>
                         </a:xfrm>
                         <a:prstGeom prst="rect">
                           <a:avLst/>
@@ -22658,7 +22669,7 @@
                       <wps:spPr>
                         <a:xfrm>
                           <a:off x="1641600" y="10089000"/>
-                          <a:ext cx="497880" cy="151200"/>
+                          <a:ext cx="497160" cy="150480"/>
                         </a:xfrm>
                         <a:prstGeom prst="rect">
                           <a:avLst/>
@@ -22712,7 +22723,7 @@
                       <wps:spPr>
                         <a:xfrm>
                           <a:off x="2175480" y="10089000"/>
-                          <a:ext cx="321840" cy="151200"/>
+                          <a:ext cx="321480" cy="150480"/>
                         </a:xfrm>
                         <a:prstGeom prst="rect">
                           <a:avLst/>
@@ -22766,7 +22777,7 @@
                       <wps:spPr>
                         <a:xfrm>
                           <a:off x="6242760" y="9738360"/>
-                          <a:ext cx="321840" cy="151200"/>
+                          <a:ext cx="321480" cy="150480"/>
                         </a:xfrm>
                         <a:prstGeom prst="rect">
                           <a:avLst/>
@@ -22818,7 +22829,7 @@
                       <wps:spPr>
                         <a:xfrm>
                           <a:off x="6242760" y="9973440"/>
-                          <a:ext cx="321840" cy="209520"/>
+                          <a:ext cx="321480" cy="208800"/>
                         </a:xfrm>
                         <a:prstGeom prst="rect">
                           <a:avLst/>
@@ -22875,7 +22886,7 @@
                                 <w:szCs w:val="24"/>
                                 <w:lang w:val="ru-RU"/>
                               </w:rPr>
-                              <w:t>34</w:t>
+                              <w:t>37</w:t>
                             </w:r>
                             <w:r>
                               <w:rPr>
@@ -22898,7 +22909,7 @@
                       <wps:spPr>
                         <a:xfrm>
                           <a:off x="2551320" y="9863280"/>
-                          <a:ext cx="3641040" cy="236880"/>
+                          <a:ext cx="3640320" cy="236160"/>
                         </a:xfrm>
                         <a:prstGeom prst="rect">
                           <a:avLst/>
@@ -22981,7 +22992,7 @@
         <mc:Fallback>
           <w:pict>
             <v:group id="shape_0" alt="Group 1" style="position:absolute;margin-left:60.45pt;margin-top:14.6pt;width:518.55pt;height:807.7pt" coordorigin="1209,292" coordsize="10371,16154">
-              <v:rect id="shape_0" ID="Rectangle 2" path="m0,0l-2147483645,0l-2147483645,-2147483646l0,-2147483646xe" stroked="t" o:allowincell="f" style="position:absolute;left:1209;top:292;width:10363;height:16150;mso-wrap-style:none;v-text-anchor:middle;mso-position-horizontal-relative:page;mso-position-vertical-relative:page">
+              <v:rect id="shape_0" ID="Rectangle 2" path="m0,0l-2147483645,0l-2147483645,-2147483646l0,-2147483646xe" stroked="t" o:allowincell="f" style="position:absolute;left:1209;top:292;width:10362;height:16149;mso-wrap-style:none;v-text-anchor:middle;mso-position-horizontal-relative:page;mso-position-vertical-relative:page">
                 <v:fill o:detectmouseclick="t" on="false"/>
                 <v:stroke color="black" weight="25560" joinstyle="miter" endcap="flat"/>
                 <w10:wrap type="none"/>
@@ -23036,7 +23047,7 @@
                 <v:fill o:detectmouseclick="t" on="false"/>
                 <w10:wrap type="none"/>
               </v:line>
-              <v:rect id="shape_0" ID="Rectangle 13" path="m0,0l-2147483645,0l-2147483645,-2147483646l0,-2147483646xe" stroked="f" o:allowincell="f" style="position:absolute;left:1237;top:16180;width:506;height:237;mso-wrap-style:square;v-text-anchor:top;mso-position-horizontal-relative:page;mso-position-vertical-relative:page">
+              <v:rect id="shape_0" ID="Rectangle 13" path="m0,0l-2147483645,0l-2147483645,-2147483646l0,-2147483646xe" stroked="f" o:allowincell="f" style="position:absolute;left:1237;top:16180;width:505;height:236;mso-wrap-style:square;v-text-anchor:top;mso-position-horizontal-relative:page;mso-position-vertical-relative:page">
                 <v:fill o:detectmouseclick="t" on="false"/>
                 <v:stroke color="#3465a4" joinstyle="round" endcap="flat"/>
                 <v:textbox>
@@ -23069,7 +23080,7 @@
                 </v:textbox>
                 <w10:wrap type="none"/>
               </v:rect>
-              <v:rect id="shape_0" ID="Rectangle 14" path="m0,0l-2147483645,0l-2147483645,-2147483646l0,-2147483646xe" stroked="f" o:allowincell="f" style="position:absolute;left:1800;top:16180;width:506;height:237;mso-wrap-style:square;v-text-anchor:top;mso-position-horizontal-relative:page;mso-position-vertical-relative:page">
+              <v:rect id="shape_0" ID="Rectangle 14" path="m0,0l-2147483645,0l-2147483645,-2147483646l0,-2147483646xe" stroked="f" o:allowincell="f" style="position:absolute;left:1800;top:16180;width:505;height:236;mso-wrap-style:square;v-text-anchor:top;mso-position-horizontal-relative:page;mso-position-vertical-relative:page">
                 <v:fill o:detectmouseclick="t" on="false"/>
                 <v:stroke color="#3465a4" joinstyle="round" endcap="flat"/>
                 <v:textbox>
@@ -23102,7 +23113,7 @@
                 </v:textbox>
                 <w10:wrap type="none"/>
               </v:rect>
-              <v:rect id="shape_0" ID="Rectangle 15" path="m0,0l-2147483645,0l-2147483645,-2147483646l0,-2147483646xe" stroked="f" o:allowincell="f" style="position:absolute;left:2385;top:16180;width:1322;height:237;mso-wrap-style:square;v-text-anchor:top;mso-position-horizontal-relative:page;mso-position-vertical-relative:page">
+              <v:rect id="shape_0" ID="Rectangle 15" path="m0,0l-2147483645,0l-2147483645,-2147483646l0,-2147483646xe" stroked="f" o:allowincell="f" style="position:absolute;left:2385;top:16180;width:1321;height:236;mso-wrap-style:square;v-text-anchor:top;mso-position-horizontal-relative:page;mso-position-vertical-relative:page">
                 <v:fill o:detectmouseclick="t" on="false"/>
                 <v:stroke color="#3465a4" joinstyle="round" endcap="flat"/>
                 <v:textbox>
@@ -23145,7 +23156,7 @@
                 </v:textbox>
                 <w10:wrap type="none"/>
               </v:rect>
-              <v:rect id="shape_0" ID="Rectangle 16" path="m0,0l-2147483645,0l-2147483645,-2147483646l0,-2147483646xe" stroked="f" o:allowincell="f" style="position:absolute;left:3794;top:16180;width:783;height:237;mso-wrap-style:square;v-text-anchor:top;mso-position-horizontal-relative:page;mso-position-vertical-relative:page">
+              <v:rect id="shape_0" ID="Rectangle 16" path="m0,0l-2147483645,0l-2147483645,-2147483646l0,-2147483646xe" stroked="f" o:allowincell="f" style="position:absolute;left:3794;top:16180;width:782;height:236;mso-wrap-style:square;v-text-anchor:top;mso-position-horizontal-relative:page;mso-position-vertical-relative:page">
                 <v:fill o:detectmouseclick="t" on="false"/>
                 <v:stroke color="#3465a4" joinstyle="round" endcap="flat"/>
                 <v:textbox>
@@ -23178,7 +23189,7 @@
                 </v:textbox>
                 <w10:wrap type="none"/>
               </v:rect>
-              <v:rect id="shape_0" ID="Rectangle 17" path="m0,0l-2147483645,0l-2147483645,-2147483646l0,-2147483646xe" stroked="f" o:allowincell="f" style="position:absolute;left:4635;top:16180;width:506;height:237;mso-wrap-style:square;v-text-anchor:top;mso-position-horizontal-relative:page;mso-position-vertical-relative:page">
+              <v:rect id="shape_0" ID="Rectangle 17" path="m0,0l-2147483645,0l-2147483645,-2147483646l0,-2147483646xe" stroked="f" o:allowincell="f" style="position:absolute;left:4635;top:16180;width:505;height:236;mso-wrap-style:square;v-text-anchor:top;mso-position-horizontal-relative:page;mso-position-vertical-relative:page">
                 <v:fill o:detectmouseclick="t" on="false"/>
                 <v:stroke color="#3465a4" joinstyle="round" endcap="flat"/>
                 <v:textbox>
@@ -23211,7 +23222,7 @@
                 </v:textbox>
                 <w10:wrap type="none"/>
               </v:rect>
-              <v:rect id="shape_0" ID="Rectangle 18" path="m0,0l-2147483645,0l-2147483645,-2147483646l0,-2147483646xe" stroked="f" o:allowincell="f" style="position:absolute;left:11040;top:15628;width:506;height:237;mso-wrap-style:square;v-text-anchor:top;mso-position-horizontal-relative:page;mso-position-vertical-relative:page">
+              <v:rect id="shape_0" ID="Rectangle 18" path="m0,0l-2147483645,0l-2147483645,-2147483646l0,-2147483646xe" stroked="f" o:allowincell="f" style="position:absolute;left:11040;top:15628;width:505;height:236;mso-wrap-style:square;v-text-anchor:top;mso-position-horizontal-relative:page;mso-position-vertical-relative:page">
                 <v:fill o:detectmouseclick="t" on="false"/>
                 <v:stroke color="#3465a4" joinstyle="round" endcap="flat"/>
                 <v:textbox>
@@ -23242,7 +23253,7 @@
                 </v:textbox>
                 <w10:wrap type="none"/>
               </v:rect>
-              <v:rect id="shape_0" ID="Rectangle 19" path="m0,0l-2147483645,0l-2147483645,-2147483646l0,-2147483646xe" stroked="f" o:allowincell="f" style="position:absolute;left:11040;top:15998;width:506;height:329;mso-wrap-style:square;v-text-anchor:middle;mso-position-horizontal-relative:page;mso-position-vertical-relative:page">
+              <v:rect id="shape_0" ID="Rectangle 19" path="m0,0l-2147483645,0l-2147483645,-2147483646l0,-2147483646xe" stroked="f" o:allowincell="f" style="position:absolute;left:11040;top:15998;width:505;height:328;mso-wrap-style:square;v-text-anchor:middle;mso-position-horizontal-relative:page;mso-position-vertical-relative:page">
                 <v:fill o:detectmouseclick="t" on="false"/>
                 <v:stroke color="#3465a4" joinstyle="round" endcap="flat"/>
                 <v:textbox>
@@ -23286,7 +23297,7 @@
                           <w:szCs w:val="24"/>
                           <w:lang w:val="ru-RU"/>
                         </w:rPr>
-                        <w:t>34</w:t>
+                        <w:t>37</w:t>
                       </w:r>
                       <w:r>
                         <w:rPr>
@@ -23301,7 +23312,7 @@
                 </v:textbox>
                 <w10:wrap type="none"/>
               </v:rect>
-              <v:rect id="shape_0" ID="Rectangle 20" path="m0,0l-2147483645,0l-2147483645,-2147483646l0,-2147483646xe" stroked="f" o:allowincell="f" style="position:absolute;left:5227;top:15825;width:5733;height:372;mso-wrap-style:square;v-text-anchor:middle;mso-position-horizontal-relative:page;mso-position-vertical-relative:page">
+              <v:rect id="shape_0" ID="Rectangle 20" path="m0,0l-2147483645,0l-2147483645,-2147483646l0,-2147483646xe" stroked="f" o:allowincell="f" style="position:absolute;left:5227;top:15825;width:5732;height:371;mso-wrap-style:square;v-text-anchor:middle;mso-position-horizontal-relative:page;mso-position-vertical-relative:page">
                 <v:fill o:detectmouseclick="t" on="false"/>
                 <v:stroke color="#3465a4" joinstyle="round" endcap="flat"/>
                 <v:textbox>
@@ -23411,7 +23422,7 @@
                       <wps:spPr>
                         <a:xfrm>
                           <a:off x="0" y="0"/>
-                          <a:ext cx="6581160" cy="10256040"/>
+                          <a:ext cx="6580440" cy="10255320"/>
                         </a:xfrm>
                         <a:prstGeom prst="rect">
                           <a:avLst/>
@@ -23688,7 +23699,7 @@
                       <wps:spPr>
                         <a:xfrm>
                           <a:off x="17640" y="10089000"/>
-                          <a:ext cx="321840" cy="151200"/>
+                          <a:ext cx="321480" cy="150480"/>
                         </a:xfrm>
                         <a:prstGeom prst="rect">
                           <a:avLst/>
@@ -23742,7 +23753,7 @@
                       <wps:spPr>
                         <a:xfrm>
                           <a:off x="375120" y="10089000"/>
-                          <a:ext cx="321840" cy="151200"/>
+                          <a:ext cx="321480" cy="150480"/>
                         </a:xfrm>
                         <a:prstGeom prst="rect">
                           <a:avLst/>
@@ -23796,7 +23807,7 @@
                       <wps:spPr>
                         <a:xfrm>
                           <a:off x="746640" y="10089000"/>
-                          <a:ext cx="840240" cy="151200"/>
+                          <a:ext cx="839520" cy="150480"/>
                         </a:xfrm>
                         <a:prstGeom prst="rect">
                           <a:avLst/>
@@ -23860,7 +23871,7 @@
                       <wps:spPr>
                         <a:xfrm>
                           <a:off x="1641600" y="10089000"/>
-                          <a:ext cx="497880" cy="151200"/>
+                          <a:ext cx="497160" cy="150480"/>
                         </a:xfrm>
                         <a:prstGeom prst="rect">
                           <a:avLst/>
@@ -23914,7 +23925,7 @@
                       <wps:spPr>
                         <a:xfrm>
                           <a:off x="2175480" y="10089000"/>
-                          <a:ext cx="321840" cy="151200"/>
+                          <a:ext cx="321480" cy="150480"/>
                         </a:xfrm>
                         <a:prstGeom prst="rect">
                           <a:avLst/>
@@ -23968,7 +23979,7 @@
                       <wps:spPr>
                         <a:xfrm>
                           <a:off x="6242760" y="9738360"/>
-                          <a:ext cx="321840" cy="151200"/>
+                          <a:ext cx="321480" cy="150480"/>
                         </a:xfrm>
                         <a:prstGeom prst="rect">
                           <a:avLst/>
@@ -24020,7 +24031,7 @@
                       <wps:spPr>
                         <a:xfrm>
                           <a:off x="6242760" y="9973440"/>
-                          <a:ext cx="321840" cy="209520"/>
+                          <a:ext cx="321480" cy="208800"/>
                         </a:xfrm>
                         <a:prstGeom prst="rect">
                           <a:avLst/>
@@ -24077,7 +24088,7 @@
                                 <w:szCs w:val="24"/>
                                 <w:lang w:val="ru-RU"/>
                               </w:rPr>
-                              <w:t>34</w:t>
+                              <w:t>37</w:t>
                             </w:r>
                             <w:r>
                               <w:rPr>
@@ -24100,7 +24111,7 @@
                       <wps:spPr>
                         <a:xfrm>
                           <a:off x="2551320" y="9863280"/>
-                          <a:ext cx="3641040" cy="236880"/>
+                          <a:ext cx="3640320" cy="236160"/>
                         </a:xfrm>
                         <a:prstGeom prst="rect">
                           <a:avLst/>
@@ -24183,7 +24194,7 @@
         <mc:Fallback>
           <w:pict>
             <v:group id="shape_0" alt="Group 1" style="position:absolute;margin-left:60.45pt;margin-top:14.6pt;width:518.55pt;height:807.7pt" coordorigin="1209,292" coordsize="10371,16154">
-              <v:rect id="shape_0" ID="Rectangle 2" path="m0,0l-2147483645,0l-2147483645,-2147483646l0,-2147483646xe" stroked="t" o:allowincell="f" style="position:absolute;left:1209;top:292;width:10363;height:16150;mso-wrap-style:none;v-text-anchor:middle;mso-position-horizontal-relative:page;mso-position-vertical-relative:page">
+              <v:rect id="shape_0" ID="Rectangle 2" path="m0,0l-2147483645,0l-2147483645,-2147483646l0,-2147483646xe" stroked="t" o:allowincell="f" style="position:absolute;left:1209;top:292;width:10362;height:16149;mso-wrap-style:none;v-text-anchor:middle;mso-position-horizontal-relative:page;mso-position-vertical-relative:page">
                 <v:fill o:detectmouseclick="t" on="false"/>
                 <v:stroke color="black" weight="25560" joinstyle="miter" endcap="flat"/>
                 <w10:wrap type="none"/>
@@ -24238,7 +24249,7 @@
                 <v:fill o:detectmouseclick="t" on="false"/>
                 <w10:wrap type="none"/>
               </v:line>
-              <v:rect id="shape_0" ID="Rectangle 13" path="m0,0l-2147483645,0l-2147483645,-2147483646l0,-2147483646xe" stroked="f" o:allowincell="f" style="position:absolute;left:1237;top:16180;width:506;height:237;mso-wrap-style:square;v-text-anchor:top;mso-position-horizontal-relative:page;mso-position-vertical-relative:page">
+              <v:rect id="shape_0" ID="Rectangle 13" path="m0,0l-2147483645,0l-2147483645,-2147483646l0,-2147483646xe" stroked="f" o:allowincell="f" style="position:absolute;left:1237;top:16180;width:505;height:236;mso-wrap-style:square;v-text-anchor:top;mso-position-horizontal-relative:page;mso-position-vertical-relative:page">
                 <v:fill o:detectmouseclick="t" on="false"/>
                 <v:stroke color="#3465a4" joinstyle="round" endcap="flat"/>
                 <v:textbox>
@@ -24271,7 +24282,7 @@
                 </v:textbox>
                 <w10:wrap type="none"/>
               </v:rect>
-              <v:rect id="shape_0" ID="Rectangle 14" path="m0,0l-2147483645,0l-2147483645,-2147483646l0,-2147483646xe" stroked="f" o:allowincell="f" style="position:absolute;left:1800;top:16180;width:506;height:237;mso-wrap-style:square;v-text-anchor:top;mso-position-horizontal-relative:page;mso-position-vertical-relative:page">
+              <v:rect id="shape_0" ID="Rectangle 14" path="m0,0l-2147483645,0l-2147483645,-2147483646l0,-2147483646xe" stroked="f" o:allowincell="f" style="position:absolute;left:1800;top:16180;width:505;height:236;mso-wrap-style:square;v-text-anchor:top;mso-position-horizontal-relative:page;mso-position-vertical-relative:page">
                 <v:fill o:detectmouseclick="t" on="false"/>
                 <v:stroke color="#3465a4" joinstyle="round" endcap="flat"/>
                 <v:textbox>
@@ -24304,7 +24315,7 @@
                 </v:textbox>
                 <w10:wrap type="none"/>
               </v:rect>
-              <v:rect id="shape_0" ID="Rectangle 15" path="m0,0l-2147483645,0l-2147483645,-2147483646l0,-2147483646xe" stroked="f" o:allowincell="f" style="position:absolute;left:2385;top:16180;width:1322;height:237;mso-wrap-style:square;v-text-anchor:top;mso-position-horizontal-relative:page;mso-position-vertical-relative:page">
+              <v:rect id="shape_0" ID="Rectangle 15" path="m0,0l-2147483645,0l-2147483645,-2147483646l0,-2147483646xe" stroked="f" o:allowincell="f" style="position:absolute;left:2385;top:16180;width:1321;height:236;mso-wrap-style:square;v-text-anchor:top;mso-position-horizontal-relative:page;mso-position-vertical-relative:page">
                 <v:fill o:detectmouseclick="t" on="false"/>
                 <v:stroke color="#3465a4" joinstyle="round" endcap="flat"/>
                 <v:textbox>
@@ -24347,7 +24358,7 @@
                 </v:textbox>
                 <w10:wrap type="none"/>
               </v:rect>
-              <v:rect id="shape_0" ID="Rectangle 16" path="m0,0l-2147483645,0l-2147483645,-2147483646l0,-2147483646xe" stroked="f" o:allowincell="f" style="position:absolute;left:3794;top:16180;width:783;height:237;mso-wrap-style:square;v-text-anchor:top;mso-position-horizontal-relative:page;mso-position-vertical-relative:page">
+              <v:rect id="shape_0" ID="Rectangle 16" path="m0,0l-2147483645,0l-2147483645,-2147483646l0,-2147483646xe" stroked="f" o:allowincell="f" style="position:absolute;left:3794;top:16180;width:782;height:236;mso-wrap-style:square;v-text-anchor:top;mso-position-horizontal-relative:page;mso-position-vertical-relative:page">
                 <v:fill o:detectmouseclick="t" on="false"/>
                 <v:stroke color="#3465a4" joinstyle="round" endcap="flat"/>
                 <v:textbox>
@@ -24380,7 +24391,7 @@
                 </v:textbox>
                 <w10:wrap type="none"/>
               </v:rect>
-              <v:rect id="shape_0" ID="Rectangle 17" path="m0,0l-2147483645,0l-2147483645,-2147483646l0,-2147483646xe" stroked="f" o:allowincell="f" style="position:absolute;left:4635;top:16180;width:506;height:237;mso-wrap-style:square;v-text-anchor:top;mso-position-horizontal-relative:page;mso-position-vertical-relative:page">
+              <v:rect id="shape_0" ID="Rectangle 17" path="m0,0l-2147483645,0l-2147483645,-2147483646l0,-2147483646xe" stroked="f" o:allowincell="f" style="position:absolute;left:4635;top:16180;width:505;height:236;mso-wrap-style:square;v-text-anchor:top;mso-position-horizontal-relative:page;mso-position-vertical-relative:page">
                 <v:fill o:detectmouseclick="t" on="false"/>
                 <v:stroke color="#3465a4" joinstyle="round" endcap="flat"/>
                 <v:textbox>
@@ -24413,7 +24424,7 @@
                 </v:textbox>
                 <w10:wrap type="none"/>
               </v:rect>
-              <v:rect id="shape_0" ID="Rectangle 18" path="m0,0l-2147483645,0l-2147483645,-2147483646l0,-2147483646xe" stroked="f" o:allowincell="f" style="position:absolute;left:11040;top:15628;width:506;height:237;mso-wrap-style:square;v-text-anchor:top;mso-position-horizontal-relative:page;mso-position-vertical-relative:page">
+              <v:rect id="shape_0" ID="Rectangle 18" path="m0,0l-2147483645,0l-2147483645,-2147483646l0,-2147483646xe" stroked="f" o:allowincell="f" style="position:absolute;left:11040;top:15628;width:505;height:236;mso-wrap-style:square;v-text-anchor:top;mso-position-horizontal-relative:page;mso-position-vertical-relative:page">
                 <v:fill o:detectmouseclick="t" on="false"/>
                 <v:stroke color="#3465a4" joinstyle="round" endcap="flat"/>
                 <v:textbox>
@@ -24444,7 +24455,7 @@
                 </v:textbox>
                 <w10:wrap type="none"/>
               </v:rect>
-              <v:rect id="shape_0" ID="Rectangle 19" path="m0,0l-2147483645,0l-2147483645,-2147483646l0,-2147483646xe" stroked="f" o:allowincell="f" style="position:absolute;left:11040;top:15998;width:506;height:329;mso-wrap-style:square;v-text-anchor:middle;mso-position-horizontal-relative:page;mso-position-vertical-relative:page">
+              <v:rect id="shape_0" ID="Rectangle 19" path="m0,0l-2147483645,0l-2147483645,-2147483646l0,-2147483646xe" stroked="f" o:allowincell="f" style="position:absolute;left:11040;top:15998;width:505;height:328;mso-wrap-style:square;v-text-anchor:middle;mso-position-horizontal-relative:page;mso-position-vertical-relative:page">
                 <v:fill o:detectmouseclick="t" on="false"/>
                 <v:stroke color="#3465a4" joinstyle="round" endcap="flat"/>
                 <v:textbox>
@@ -24488,7 +24499,7 @@
                           <w:szCs w:val="24"/>
                           <w:lang w:val="ru-RU"/>
                         </w:rPr>
-                        <w:t>34</w:t>
+                        <w:t>37</w:t>
                       </w:r>
                       <w:r>
                         <w:rPr>
@@ -24503,7 +24514,7 @@
                 </v:textbox>
                 <w10:wrap type="none"/>
               </v:rect>
-              <v:rect id="shape_0" ID="Rectangle 20" path="m0,0l-2147483645,0l-2147483645,-2147483646l0,-2147483646xe" stroked="f" o:allowincell="f" style="position:absolute;left:5227;top:15825;width:5733;height:372;mso-wrap-style:square;v-text-anchor:middle;mso-position-horizontal-relative:page;mso-position-vertical-relative:page">
+              <v:rect id="shape_0" ID="Rectangle 20" path="m0,0l-2147483645,0l-2147483645,-2147483646l0,-2147483646xe" stroked="f" o:allowincell="f" style="position:absolute;left:5227;top:15825;width:5732;height:371;mso-wrap-style:square;v-text-anchor:middle;mso-position-horizontal-relative:page;mso-position-vertical-relative:page">
                 <v:fill o:detectmouseclick="t" on="false"/>
                 <v:stroke color="#3465a4" joinstyle="round" endcap="flat"/>
                 <v:textbox>
@@ -26564,6 +26575,13 @@
   </w:style>
   <w:style w:type="character" w:styleId="FootnoteCharacters11111111111">
     <w:name w:val="Footnote Characters11111111111"/>
+    <w:qFormat/>
+    <w:rPr>
+      <w:vertAlign w:val="superscript"/>
+    </w:rPr>
+  </w:style>
+  <w:style w:type="character" w:styleId="FootnoteCharacters111111111111">
+    <w:name w:val="Footnote Characters111111111111"/>
     <w:basedOn w:val="DefaultParagraphFont"/>
     <w:semiHidden/>
     <w:unhideWhenUsed/>
@@ -26757,6 +26775,14 @@
   </w:style>
   <w:style w:type="character" w:styleId="InternetLink11">
     <w:name w:val="Internet Link11"/>
+    <w:qFormat/>
+    <w:rPr>
+      <w:color w:val="000080"/>
+      <w:u w:val="single"/>
+    </w:rPr>
+  </w:style>
+  <w:style w:type="character" w:styleId="InternetLink12">
+    <w:name w:val="Internet Link12"/>
     <w:qFormat/>
     <w:rPr>
       <w:color w:val="000080"/>
